--- a/DocsSource/UiPathOrch Manual.docx
+++ b/DocsSource/UiPathOrch Manual.docx
@@ -1,6 +1,6 @@
 
 <file path=word/document.xml><?xml version="1.0" encoding="utf-8"?>
-<w:document xmlns:wpc="http://schemas.microsoft.com/office/word/2010/wordprocessingCanvas" xmlns:cx="http://schemas.microsoft.com/office/drawing/2014/chartex" xmlns:cx1="http://schemas.microsoft.com/office/drawing/2015/9/8/chartex" xmlns:cx2="http://schemas.microsoft.com/office/drawing/2015/10/21/chartex" xmlns:cx3="http://schemas.microsoft.com/office/drawing/2016/5/9/chartex" xmlns:cx4="http://schemas.microsoft.com/office/drawing/2016/5/10/chartex" xmlns:cx5="http://schemas.microsoft.com/office/drawing/2016/5/11/chartex" xmlns:cx6="http://schemas.microsoft.com/office/drawing/2016/5/12/chartex" xmlns:cx7="http://schemas.microsoft.com/office/drawing/2016/5/13/chartex" xmlns:cx8="http://schemas.microsoft.com/office/drawing/2016/5/14/chartex" xmlns:mc="http://schemas.openxmlformats.org/markup-compatibility/2006" xmlns:aink="http://schemas.microsoft.com/office/drawing/2016/ink" xmlns:am3d="http://schemas.microsoft.com/office/drawing/2017/model3d" xmlns:o="urn:schemas-microsoft-com:office:office" xmlns:oel="http://schemas.microsoft.com/office/2019/extlst" xmlns:r="http://schemas.openxmlformats.org/officeDocument/2006/relationships" xmlns:m="http://schemas.openxmlformats.org/officeDocument/2006/math" xmlns:v="urn:schemas-microsoft-com:vml" xmlns:wp14="http://schemas.microsoft.com/office/word/2010/wordprocessingDrawing" xmlns:wp="http://schemas.openxmlformats.org/drawingml/2006/wordprocessingDrawing" xmlns:w10="urn:schemas-microsoft-com:office:word" xmlns:w="http://schemas.openxmlformats.org/wordprocessingml/2006/main" xmlns:w14="http://schemas.microsoft.com/office/word/2010/wordml" xmlns:w15="http://schemas.microsoft.com/office/word/2012/wordml" xmlns:w16cex="http://schemas.microsoft.com/office/word/2018/wordml/cex" xmlns:w16cid="http://schemas.microsoft.com/office/word/2016/wordml/cid" xmlns:w16="http://schemas.microsoft.com/office/word/2018/wordml" xmlns:w16du="http://schemas.microsoft.com/office/word/2023/wordml/word16du" xmlns:w16sdtdh="http://schemas.microsoft.com/office/word/2020/wordml/sdtdatahash" xmlns:w16se="http://schemas.microsoft.com/office/word/2015/wordml/symex" xmlns:wpg="http://schemas.microsoft.com/office/word/2010/wordprocessingGroup" xmlns:wpi="http://schemas.microsoft.com/office/word/2010/wordprocessingInk" xmlns:wne="http://schemas.microsoft.com/office/word/2006/wordml" xmlns:wps="http://schemas.microsoft.com/office/word/2010/wordprocessingShape" mc:Ignorable="w14 w15 w16se w16cid w16 w16cex w16sdtdh w16du wp14">
+<w:document xmlns:wpc="http://schemas.microsoft.com/office/word/2010/wordprocessingCanvas" xmlns:cx="http://schemas.microsoft.com/office/drawing/2014/chartex" xmlns:cx1="http://schemas.microsoft.com/office/drawing/2015/9/8/chartex" xmlns:cx2="http://schemas.microsoft.com/office/drawing/2015/10/21/chartex" xmlns:cx3="http://schemas.microsoft.com/office/drawing/2016/5/9/chartex" xmlns:cx4="http://schemas.microsoft.com/office/drawing/2016/5/10/chartex" xmlns:cx5="http://schemas.microsoft.com/office/drawing/2016/5/11/chartex" xmlns:cx6="http://schemas.microsoft.com/office/drawing/2016/5/12/chartex" xmlns:cx7="http://schemas.microsoft.com/office/drawing/2016/5/13/chartex" xmlns:cx8="http://schemas.microsoft.com/office/drawing/2016/5/14/chartex" xmlns:mc="http://schemas.openxmlformats.org/markup-compatibility/2006" xmlns:aink="http://schemas.microsoft.com/office/drawing/2016/ink" xmlns:am3d="http://schemas.microsoft.com/office/drawing/2017/model3d" xmlns:o="urn:schemas-microsoft-com:office:office" xmlns:oel="http://schemas.microsoft.com/office/2019/extlst" xmlns:r="http://schemas.openxmlformats.org/officeDocument/2006/relationships" xmlns:m="http://schemas.openxmlformats.org/officeDocument/2006/math" xmlns:v="urn:schemas-microsoft-com:vml" xmlns:wp14="http://schemas.microsoft.com/office/word/2010/wordprocessingDrawing" xmlns:wp="http://schemas.openxmlformats.org/drawingml/2006/wordprocessingDrawing" xmlns:w10="urn:schemas-microsoft-com:office:word" xmlns:w="http://schemas.openxmlformats.org/wordprocessingml/2006/main" xmlns:w14="http://schemas.microsoft.com/office/word/2010/wordml" xmlns:w15="http://schemas.microsoft.com/office/word/2012/wordml" xmlns:w16cex="http://schemas.microsoft.com/office/word/2018/wordml/cex" xmlns:w16cid="http://schemas.microsoft.com/office/word/2016/wordml/cid" xmlns:w16="http://schemas.microsoft.com/office/word/2018/wordml" xmlns:w16du="http://schemas.microsoft.com/office/word/2023/wordml/word16du" xmlns:w16sdtdh="http://schemas.microsoft.com/office/word/2020/wordml/sdtdatahash" xmlns:w16sdtfl="http://schemas.microsoft.com/office/word/2024/wordml/sdtformatlock" xmlns:w16se="http://schemas.microsoft.com/office/word/2015/wordml/symex" xmlns:wpg="http://schemas.microsoft.com/office/word/2010/wordprocessingGroup" xmlns:wpi="http://schemas.microsoft.com/office/word/2010/wordprocessingInk" xmlns:wne="http://schemas.microsoft.com/office/word/2006/wordml" xmlns:wps="http://schemas.microsoft.com/office/word/2010/wordprocessingShape" mc:Ignorable="w14 w15 w16se w16cid w16 w16cex w16sdtdh w16sdtfl w16du wp14">
   <w:body>
     <w:p>
       <w:pPr>
@@ -635,7 +635,7 @@
                 <w:noProof/>
                 <w:webHidden/>
               </w:rPr>
-              <w:t>10</w:t>
+              <w:t>9</w:t>
             </w:r>
             <w:r>
               <w:rPr>
@@ -13430,19 +13430,6 @@
     </w:p>
     <w:p>
       <w:pPr>
-        <w:rPr>
-          <w:lang w:val="en-US"/>
-        </w:rPr>
-      </w:pPr>
-      <w:r>
-        <w:rPr>
-          <w:lang w:val="en-US"/>
-        </w:rPr>
-        <w:t>Note that the operation of copying a folder does not copy the contents of the folder.</w:t>
-      </w:r>
-    </w:p>
-    <w:p>
-      <w:pPr>
         <w:pStyle w:val="Heading2"/>
       </w:pPr>
       <w:bookmarkStart w:id="5" w:name="_Toc173450939"/>
@@ -13763,7 +13750,6 @@
         <w:rPr>
           <w:rFonts w:hint="eastAsia"/>
         </w:rPr>
-        <w:lastRenderedPageBreak/>
         <w:t>P</w:t>
       </w:r>
       <w:r>
@@ -13805,6 +13791,7 @@
         </w:numPr>
       </w:pPr>
       <w:r>
+        <w:lastRenderedPageBreak/>
         <w:t>Update and reset process versions</w:t>
       </w:r>
     </w:p>
@@ -14265,7 +14252,6 @@
         </w:numPr>
       </w:pPr>
       <w:r>
-        <w:lastRenderedPageBreak/>
         <w:t xml:space="preserve">Save </w:t>
       </w:r>
       <w:r>
@@ -14317,6 +14303,7 @@
         <w:rPr>
           <w:rFonts w:hint="eastAsia"/>
         </w:rPr>
+        <w:lastRenderedPageBreak/>
         <w:t>Machines</w:t>
       </w:r>
       <w:bookmarkEnd w:id="13"/>
@@ -14946,7 +14933,6 @@
         </w:numPr>
       </w:pPr>
       <w:r>
-        <w:lastRenderedPageBreak/>
         <w:t>Add</w:t>
       </w:r>
       <w:r>
@@ -15019,6 +15005,7 @@
         </w:numPr>
       </w:pPr>
       <w:r>
+        <w:lastRenderedPageBreak/>
         <w:t xml:space="preserve">Importing/exporting </w:t>
       </w:r>
       <w:r>
@@ -17623,13 +17610,37 @@
         <w:rPr>
           <w:lang w:val="en-US"/>
         </w:rPr>
-        <w:t>4-1. On the PS console, enter the following command to import the UiPathOrch module:</w:t>
+        <w:t>4-1. On the PS console, enter the following command to import the UiPathOrch module</w:t>
+      </w:r>
+      <w:r>
+        <w:rPr>
+          <w:rFonts w:hint="eastAsia"/>
+          <w:lang w:val="en-US"/>
+        </w:rPr>
+        <w:t>.</w:t>
+      </w:r>
+      <w:r>
+        <w:rPr>
+          <w:rFonts w:ascii="ＭＳ Ｐゴシック" w:eastAsia="ＭＳ Ｐゴシック" w:hAnsi="ＭＳ Ｐゴシック" w:cs="ＭＳ Ｐゴシック"/>
+          <w:kern w:val="0"/>
+          <w:sz w:val="24"/>
+          <w:szCs w:val="24"/>
+          <w:lang w:val="en-US"/>
+        </w:rPr>
+        <w:t xml:space="preserve"> </w:t>
+      </w:r>
+      <w:r>
+        <w:rPr>
+          <w:lang w:val="en-US"/>
+        </w:rPr>
+        <w:t>The PSReadLine module is required for enabling the auto-completion functionality when pressing Ctrl+Space or Tab.</w:t>
       </w:r>
     </w:p>
     <w:p>
       <w:pPr>
         <w:ind w:leftChars="500" w:left="1050"/>
         <w:rPr>
+          <w:rFonts w:hint="eastAsia"/>
           <w:b/>
           <w:bCs/>
           <w:i/>
@@ -17646,6 +17657,17 @@
           <w:lang w:val="en-US"/>
         </w:rPr>
         <w:t>Import-Module UiPathOrch</w:t>
+      </w:r>
+      <w:r>
+        <w:rPr>
+          <w:rFonts w:hint="eastAsia"/>
+          <w:b/>
+          <w:bCs/>
+          <w:i/>
+          <w:iCs/>
+          <w:lang w:val="en-US"/>
+        </w:rPr>
+        <w:t>,PSReadLine</w:t>
       </w:r>
     </w:p>
     <w:p>
@@ -17791,7 +17813,6 @@
         <w:rPr>
           <w:rFonts w:hint="eastAsia"/>
         </w:rPr>
-        <w:lastRenderedPageBreak/>
         <w:t>4-3. Save and close the configuration file.</w:t>
       </w:r>
     </w:p>
@@ -18173,6 +18194,7 @@
               <w:rPr>
                 <w:lang w:val="en-US"/>
               </w:rPr>
+              <w:lastRenderedPageBreak/>
               <w:t>PS Orch1:\&gt; Get-OrchAsset -Recurse</w:t>
             </w:r>
           </w:p>
@@ -18483,14 +18505,14 @@
         <w:rPr>
           <w:lang w:val="en-US"/>
         </w:rPr>
-        <w:t xml:space="preserve">The OR.Folders.Write permission is required to execute the above command. Additionally, the user with administrative privileges must connect via a non-confidential application. In the </w:t>
+        <w:t xml:space="preserve">The OR.Folders.Write permission is required to execute the above command. Additionally, </w:t>
       </w:r>
       <w:r>
         <w:rPr>
           <w:lang w:val="en-US"/>
         </w:rPr>
         <w:lastRenderedPageBreak/>
-        <w:t>example above, the 'Folder Administrator' role is granted, but please select the appropriate role as needed.</w:t>
+        <w:t>the user with administrative privileges must connect via a non-confidential application. In the example above, the 'Folder Administrator' role is granted, but please select the appropriate role as needed.</w:t>
       </w:r>
     </w:p>
     <w:p>
@@ -26262,7 +26284,15 @@
                 <w:i/>
                 <w:lang w:val="en-US"/>
               </w:rPr>
-              <w:t>Add-OrchProcess</w:t>
+              <w:t>New</w:t>
+            </w:r>
+            <w:r>
+              <w:rPr>
+                <w:rFonts w:hint="eastAsia"/>
+                <w:i/>
+                <w:lang w:val="en-US"/>
+              </w:rPr>
+              <w:t>-OrchProcess</w:t>
             </w:r>
           </w:p>
         </w:tc>
@@ -26276,7 +26306,13 @@
               <w:rPr>
                 <w:rFonts w:hint="eastAsia"/>
               </w:rPr>
-              <w:t>Add Processes to Folders</w:t>
+              <w:t>Create</w:t>
+            </w:r>
+            <w:r>
+              <w:rPr>
+                <w:rFonts w:hint="eastAsia"/>
+              </w:rPr>
+              <w:t xml:space="preserve"> Processes to Folders</w:t>
             </w:r>
           </w:p>
         </w:tc>
@@ -26447,7 +26483,19 @@
               <w:rPr>
                 <w:rFonts w:hint="eastAsia"/>
               </w:rPr>
-              <w:t>Edit Process in the browser</w:t>
+              <w:t>Edit Proce</w:t>
+            </w:r>
+            <w:r>
+              <w:rPr>
+                <w:rFonts w:hint="eastAsia"/>
+              </w:rPr>
+              <w:t>⑤ｖ</w:t>
+            </w:r>
+            <w:r>
+              <w:rPr>
+                <w:rFonts w:hint="eastAsia"/>
+              </w:rPr>
+              <w:t>ss in the browser</w:t>
             </w:r>
           </w:p>
         </w:tc>
@@ -26776,6 +26824,128 @@
           <w:p>
             <w:pPr>
               <w:rPr>
+                <w:rFonts w:hint="eastAsia"/>
+                <w:i/>
+                <w:lang w:val="en-US"/>
+              </w:rPr>
+            </w:pPr>
+            <w:r>
+              <w:rPr>
+                <w:i/>
+                <w:lang w:val="en-US"/>
+              </w:rPr>
+              <w:t>Add-OrchCalendarDate</w:t>
+            </w:r>
+          </w:p>
+        </w:tc>
+        <w:tc>
+          <w:tcPr>
+            <w:tcW w:w="4488" w:type="dxa"/>
+            <w:vAlign w:val="center"/>
+          </w:tcPr>
+          <w:p>
+            <w:pPr>
+              <w:rPr>
+                <w:rFonts w:hint="eastAsia"/>
+              </w:rPr>
+            </w:pPr>
+            <w:r>
+              <w:rPr>
+                <w:rFonts w:hint="eastAsia"/>
+              </w:rPr>
+              <w:t>Add dates to Calendars</w:t>
+            </w:r>
+          </w:p>
+        </w:tc>
+      </w:tr>
+      <w:tr>
+        <w:trPr>
+          <w:cantSplit/>
+          <w:trHeight w:val="379"/>
+        </w:trPr>
+        <w:tc>
+          <w:tcPr>
+            <w:tcW w:w="1271" w:type="dxa"/>
+            <w:vMerge/>
+          </w:tcPr>
+          <w:p>
+            <w:pPr>
+              <w:rPr>
+                <w:b/>
+                <w:bCs/>
+              </w:rPr>
+            </w:pPr>
+          </w:p>
+        </w:tc>
+        <w:tc>
+          <w:tcPr>
+            <w:tcW w:w="3090" w:type="dxa"/>
+            <w:vAlign w:val="center"/>
+          </w:tcPr>
+          <w:p>
+            <w:pPr>
+              <w:rPr>
+                <w:rFonts w:hint="eastAsia"/>
+                <w:i/>
+                <w:lang w:val="en-US"/>
+              </w:rPr>
+            </w:pPr>
+            <w:r>
+              <w:rPr>
+                <w:i/>
+                <w:lang w:val="en-US"/>
+              </w:rPr>
+              <w:t>Remove-OrchCalendarDate</w:t>
+            </w:r>
+          </w:p>
+        </w:tc>
+        <w:tc>
+          <w:tcPr>
+            <w:tcW w:w="4488" w:type="dxa"/>
+            <w:vAlign w:val="center"/>
+          </w:tcPr>
+          <w:p>
+            <w:pPr>
+              <w:rPr>
+                <w:rFonts w:hint="eastAsia"/>
+              </w:rPr>
+            </w:pPr>
+            <w:r>
+              <w:rPr>
+                <w:rFonts w:hint="eastAsia"/>
+              </w:rPr>
+              <w:t>Remove dates from Calendars</w:t>
+            </w:r>
+          </w:p>
+        </w:tc>
+      </w:tr>
+      <w:tr>
+        <w:trPr>
+          <w:cantSplit/>
+          <w:trHeight w:val="379"/>
+        </w:trPr>
+        <w:tc>
+          <w:tcPr>
+            <w:tcW w:w="1271" w:type="dxa"/>
+            <w:vMerge/>
+          </w:tcPr>
+          <w:p>
+            <w:pPr>
+              <w:rPr>
+                <w:b/>
+                <w:bCs/>
+              </w:rPr>
+            </w:pPr>
+          </w:p>
+        </w:tc>
+        <w:tc>
+          <w:tcPr>
+            <w:tcW w:w="3090" w:type="dxa"/>
+            <w:vAlign w:val="center"/>
+          </w:tcPr>
+          <w:p>
+            <w:pPr>
+              <w:rPr>
                 <w:i/>
                 <w:lang w:val="en-US"/>
               </w:rPr>
@@ -28073,7 +28243,16 @@
                 <w:iCs/>
                 <w:lang w:val="en-US"/>
               </w:rPr>
-              <w:t>Add-OrchMachine</w:t>
+              <w:t>New</w:t>
+            </w:r>
+            <w:r>
+              <w:rPr>
+                <w:rFonts w:hint="eastAsia"/>
+                <w:i/>
+                <w:iCs/>
+                <w:lang w:val="en-US"/>
+              </w:rPr>
+              <w:t>-OrchMachine</w:t>
             </w:r>
           </w:p>
         </w:tc>
@@ -28087,7 +28266,13 @@
               <w:rPr>
                 <w:rFonts w:hint="eastAsia"/>
               </w:rPr>
-              <w:t>Add Machines</w:t>
+              <w:t>Create</w:t>
+            </w:r>
+            <w:r>
+              <w:rPr>
+                <w:rFonts w:hint="eastAsia"/>
+              </w:rPr>
+              <w:t xml:space="preserve"> Machines</w:t>
             </w:r>
           </w:p>
         </w:tc>
@@ -28333,7 +28518,23 @@
                 <w:i/>
                 <w:lang w:val="en-US"/>
               </w:rPr>
-              <w:t>Add-OrchFoderMachine</w:t>
+              <w:t>Add-OrchFo</w:t>
+            </w:r>
+            <w:r>
+              <w:rPr>
+                <w:rFonts w:hint="eastAsia"/>
+                <w:i/>
+                <w:lang w:val="en-US"/>
+              </w:rPr>
+              <w:t>l</w:t>
+            </w:r>
+            <w:r>
+              <w:rPr>
+                <w:rFonts w:hint="eastAsia"/>
+                <w:i/>
+                <w:lang w:val="en-US"/>
+              </w:rPr>
+              <w:t>derMachine</w:t>
             </w:r>
           </w:p>
         </w:tc>
@@ -28700,6 +28901,7 @@
               <w:t xml:space="preserve">redential </w:t>
             </w:r>
             <w:r>
+              <w:lastRenderedPageBreak/>
               <w:t>A</w:t>
             </w:r>
             <w:r>
@@ -29326,7 +29528,16 @@
                 <w:iCs/>
                 <w:lang w:val="en-US"/>
               </w:rPr>
-              <w:t>Add-OrchQueue</w:t>
+              <w:t>New</w:t>
+            </w:r>
+            <w:r>
+              <w:rPr>
+                <w:rFonts w:hint="eastAsia"/>
+                <w:i/>
+                <w:iCs/>
+                <w:lang w:val="en-US"/>
+              </w:rPr>
+              <w:t>-OrchQueue</w:t>
             </w:r>
           </w:p>
         </w:tc>
@@ -29340,7 +29551,13 @@
               <w:rPr>
                 <w:rFonts w:hint="eastAsia"/>
               </w:rPr>
-              <w:t>Add Queues</w:t>
+              <w:t>Create</w:t>
+            </w:r>
+            <w:r>
+              <w:rPr>
+                <w:rFonts w:hint="eastAsia"/>
+              </w:rPr>
+              <w:t xml:space="preserve"> Queues</w:t>
             </w:r>
           </w:p>
         </w:tc>
@@ -30849,6 +31066,7 @@
                 <w:b/>
                 <w:bCs/>
               </w:rPr>
+              <w:lastRenderedPageBreak/>
               <w:t>Test Set Execution</w:t>
             </w:r>
           </w:p>
@@ -31001,7 +31219,6 @@
                 <w:b/>
                 <w:bCs/>
               </w:rPr>
-              <w:lastRenderedPageBreak/>
               <w:t>Test Schedule</w:t>
             </w:r>
           </w:p>
@@ -32373,7 +32590,15 @@
                 <w:i/>
                 <w:lang w:val="en-US"/>
               </w:rPr>
-              <w:t>Add-OrchPmGroup</w:t>
+              <w:t>New</w:t>
+            </w:r>
+            <w:r>
+              <w:rPr>
+                <w:rFonts w:hint="eastAsia"/>
+                <w:i/>
+                <w:lang w:val="en-US"/>
+              </w:rPr>
+              <w:t>-OrchPmGroup</w:t>
             </w:r>
           </w:p>
         </w:tc>
@@ -32387,7 +32612,13 @@
               <w:rPr>
                 <w:rFonts w:hint="eastAsia"/>
               </w:rPr>
-              <w:t>Add Groups</w:t>
+              <w:t>Create</w:t>
+            </w:r>
+            <w:r>
+              <w:rPr>
+                <w:rFonts w:hint="eastAsia"/>
+              </w:rPr>
+              <w:t xml:space="preserve"> Groups</w:t>
             </w:r>
           </w:p>
         </w:tc>
@@ -32510,25 +32741,18 @@
             </w:r>
             <w:r>
               <w:rPr>
-                <w:i/>
-                <w:lang w:val="en-US"/>
-              </w:rPr>
-              <w:t>MemberTo</w:t>
-            </w:r>
-            <w:r>
-              <w:rPr>
                 <w:rFonts w:hint="eastAsia"/>
                 <w:i/>
                 <w:lang w:val="en-US"/>
               </w:rPr>
-              <w:t>Pm</w:t>
+              <w:t>Group</w:t>
             </w:r>
             <w:r>
               <w:rPr>
                 <w:i/>
                 <w:lang w:val="en-US"/>
               </w:rPr>
-              <w:t>Group</w:t>
+              <w:t>Member</w:t>
             </w:r>
           </w:p>
         </w:tc>
@@ -32605,7 +32829,7 @@
                 <w:i/>
                 <w:lang w:val="en-US"/>
               </w:rPr>
-              <w:t>MemberToFrom</w:t>
+              <w:t>Group</w:t>
             </w:r>
             <w:r>
               <w:rPr>
@@ -32613,15 +32837,7 @@
                 <w:i/>
                 <w:lang w:val="en-US"/>
               </w:rPr>
-              <w:t>Pm</w:t>
-            </w:r>
-            <w:r>
-              <w:rPr>
-                <w:rFonts w:hint="eastAsia"/>
-                <w:i/>
-                <w:lang w:val="en-US"/>
-              </w:rPr>
-              <w:t>Group</w:t>
+              <w:t>Member</w:t>
             </w:r>
           </w:p>
         </w:tc>
@@ -33423,7 +33639,23 @@
                 <w:sz w:val="18"/>
                 <w:szCs w:val="20"/>
               </w:rPr>
-              <w:t>Import-Csv &lt;file&gt; | Add-OrchMachine</w:t>
+              <w:t xml:space="preserve">Import-Csv &lt;file&gt; | </w:t>
+            </w:r>
+            <w:r>
+              <w:rPr>
+                <w:rFonts w:hint="eastAsia"/>
+                <w:sz w:val="18"/>
+                <w:szCs w:val="20"/>
+              </w:rPr>
+              <w:t>New</w:t>
+            </w:r>
+            <w:r>
+              <w:rPr>
+                <w:rFonts w:hint="eastAsia"/>
+                <w:sz w:val="18"/>
+                <w:szCs w:val="20"/>
+              </w:rPr>
+              <w:t>-OrchMachine</w:t>
             </w:r>
           </w:p>
         </w:tc>
@@ -33473,7 +33705,25 @@
                 <w:szCs w:val="18"/>
                 <w:lang w:val="en-US"/>
               </w:rPr>
-              <w:t>Import-Csv &lt;file&gt; | Add-OrchProcess</w:t>
+              <w:t xml:space="preserve">Import-Csv &lt;file&gt; | </w:t>
+            </w:r>
+            <w:r>
+              <w:rPr>
+                <w:rFonts w:hint="eastAsia"/>
+                <w:sz w:val="18"/>
+                <w:szCs w:val="18"/>
+                <w:lang w:val="en-US"/>
+              </w:rPr>
+              <w:t>New</w:t>
+            </w:r>
+            <w:r>
+              <w:rPr>
+                <w:rFonts w:hint="eastAsia"/>
+                <w:sz w:val="18"/>
+                <w:szCs w:val="18"/>
+                <w:lang w:val="en-US"/>
+              </w:rPr>
+              <w:t>-OrchProcess</w:t>
             </w:r>
           </w:p>
           <w:p>
@@ -33637,7 +33887,25 @@
                 <w:szCs w:val="18"/>
                 <w:lang w:val="en-US"/>
               </w:rPr>
-              <w:t>Import-Csv &lt;file&gt; | Add-OrchQueue</w:t>
+              <w:t xml:space="preserve">Import-Csv &lt;file&gt; | </w:t>
+            </w:r>
+            <w:r>
+              <w:rPr>
+                <w:rFonts w:hint="eastAsia"/>
+                <w:sz w:val="18"/>
+                <w:szCs w:val="18"/>
+                <w:lang w:val="en-US"/>
+              </w:rPr>
+              <w:t>New</w:t>
+            </w:r>
+            <w:r>
+              <w:rPr>
+                <w:rFonts w:hint="eastAsia"/>
+                <w:sz w:val="18"/>
+                <w:szCs w:val="18"/>
+                <w:lang w:val="en-US"/>
+              </w:rPr>
+              <w:t>-OrchQueue</w:t>
             </w:r>
           </w:p>
           <w:p>
@@ -33705,7 +33973,43 @@
                 <w:szCs w:val="18"/>
                 <w:lang w:val="en-US"/>
               </w:rPr>
-              <w:t>Import-Csv &lt;file&gt; | Set-PmGroup</w:t>
+              <w:t xml:space="preserve">Import-Csv &lt;file&gt; | </w:t>
+            </w:r>
+            <w:r>
+              <w:rPr>
+                <w:rFonts w:hint="eastAsia"/>
+                <w:sz w:val="18"/>
+                <w:szCs w:val="18"/>
+                <w:lang w:val="en-US"/>
+              </w:rPr>
+              <w:t>New</w:t>
+            </w:r>
+            <w:r>
+              <w:rPr>
+                <w:rFonts w:hint="eastAsia"/>
+                <w:sz w:val="18"/>
+                <w:szCs w:val="18"/>
+                <w:lang w:val="en-US"/>
+              </w:rPr>
+              <w:t>-</w:t>
+            </w:r>
+            <w:r>
+              <w:rPr>
+                <w:rFonts w:hint="eastAsia"/>
+                <w:sz w:val="18"/>
+                <w:szCs w:val="18"/>
+                <w:lang w:val="en-US"/>
+              </w:rPr>
+              <w:t>Orch</w:t>
+            </w:r>
+            <w:r>
+              <w:rPr>
+                <w:rFonts w:hint="eastAsia"/>
+                <w:sz w:val="18"/>
+                <w:szCs w:val="18"/>
+                <w:lang w:val="en-US"/>
+              </w:rPr>
+              <w:t>PmGroup</w:t>
             </w:r>
           </w:p>
         </w:tc>
@@ -33780,17 +34084,6 @@
             </w:r>
             <w:r>
               <w:rPr>
-                <w:rFonts w:ascii="ＭＳ ゴシック" w:eastAsia="ＭＳ ゴシック" w:cs="ＭＳ ゴシック"/>
-                <w:color w:val="000000"/>
-                <w:kern w:val="0"/>
-                <w:sz w:val="18"/>
-                <w:szCs w:val="18"/>
-                <w:lang w:val="en-US"/>
-              </w:rPr>
-              <w:t xml:space="preserve"> </w:t>
-            </w:r>
-            <w:r>
-              <w:rPr>
                 <w:sz w:val="18"/>
                 <w:szCs w:val="18"/>
                 <w:lang w:val="en-US"/>
@@ -33803,11 +34096,6 @@
     </w:tbl>
     <w:p/>
     <w:p>
-      <w:pPr>
-        <w:rPr>
-          <w:rFonts w:hint="eastAsia"/>
-        </w:rPr>
-      </w:pPr>
       <w:r>
         <w:t>To output all entities of the tenant, please run each of the above Get cmdlets with the -Recurse parameter at the root folder.</w:t>
       </w:r>
@@ -62811,7 +63099,7 @@
 </file>
 
 <file path=word/endnotes.xml><?xml version="1.0" encoding="utf-8"?>
-<w:endnotes xmlns:wpc="http://schemas.microsoft.com/office/word/2010/wordprocessingCanvas" xmlns:cx="http://schemas.microsoft.com/office/drawing/2014/chartex" xmlns:cx1="http://schemas.microsoft.com/office/drawing/2015/9/8/chartex" xmlns:cx2="http://schemas.microsoft.com/office/drawing/2015/10/21/chartex" xmlns:cx3="http://schemas.microsoft.com/office/drawing/2016/5/9/chartex" xmlns:cx4="http://schemas.microsoft.com/office/drawing/2016/5/10/chartex" xmlns:cx5="http://schemas.microsoft.com/office/drawing/2016/5/11/chartex" xmlns:cx6="http://schemas.microsoft.com/office/drawing/2016/5/12/chartex" xmlns:cx7="http://schemas.microsoft.com/office/drawing/2016/5/13/chartex" xmlns:cx8="http://schemas.microsoft.com/office/drawing/2016/5/14/chartex" xmlns:mc="http://schemas.openxmlformats.org/markup-compatibility/2006" xmlns:aink="http://schemas.microsoft.com/office/drawing/2016/ink" xmlns:am3d="http://schemas.microsoft.com/office/drawing/2017/model3d" xmlns:o="urn:schemas-microsoft-com:office:office" xmlns:oel="http://schemas.microsoft.com/office/2019/extlst" xmlns:r="http://schemas.openxmlformats.org/officeDocument/2006/relationships" xmlns:m="http://schemas.openxmlformats.org/officeDocument/2006/math" xmlns:v="urn:schemas-microsoft-com:vml" xmlns:wp14="http://schemas.microsoft.com/office/word/2010/wordprocessingDrawing" xmlns:wp="http://schemas.openxmlformats.org/drawingml/2006/wordprocessingDrawing" xmlns:w10="urn:schemas-microsoft-com:office:word" xmlns:w="http://schemas.openxmlformats.org/wordprocessingml/2006/main" xmlns:w14="http://schemas.microsoft.com/office/word/2010/wordml" xmlns:w15="http://schemas.microsoft.com/office/word/2012/wordml" xmlns:w16cex="http://schemas.microsoft.com/office/word/2018/wordml/cex" xmlns:w16cid="http://schemas.microsoft.com/office/word/2016/wordml/cid" xmlns:w16="http://schemas.microsoft.com/office/word/2018/wordml" xmlns:w16du="http://schemas.microsoft.com/office/word/2023/wordml/word16du" xmlns:w16sdtdh="http://schemas.microsoft.com/office/word/2020/wordml/sdtdatahash" xmlns:w16se="http://schemas.microsoft.com/office/word/2015/wordml/symex" xmlns:wpg="http://schemas.microsoft.com/office/word/2010/wordprocessingGroup" xmlns:wpi="http://schemas.microsoft.com/office/word/2010/wordprocessingInk" xmlns:wne="http://schemas.microsoft.com/office/word/2006/wordml" xmlns:wps="http://schemas.microsoft.com/office/word/2010/wordprocessingShape" mc:Ignorable="w14 w15 w16se w16cid w16 w16cex w16sdtdh w16du wp14">
+<w:endnotes xmlns:wpc="http://schemas.microsoft.com/office/word/2010/wordprocessingCanvas" xmlns:cx="http://schemas.microsoft.com/office/drawing/2014/chartex" xmlns:cx1="http://schemas.microsoft.com/office/drawing/2015/9/8/chartex" xmlns:cx2="http://schemas.microsoft.com/office/drawing/2015/10/21/chartex" xmlns:cx3="http://schemas.microsoft.com/office/drawing/2016/5/9/chartex" xmlns:cx4="http://schemas.microsoft.com/office/drawing/2016/5/10/chartex" xmlns:cx5="http://schemas.microsoft.com/office/drawing/2016/5/11/chartex" xmlns:cx6="http://schemas.microsoft.com/office/drawing/2016/5/12/chartex" xmlns:cx7="http://schemas.microsoft.com/office/drawing/2016/5/13/chartex" xmlns:cx8="http://schemas.microsoft.com/office/drawing/2016/5/14/chartex" xmlns:mc="http://schemas.openxmlformats.org/markup-compatibility/2006" xmlns:aink="http://schemas.microsoft.com/office/drawing/2016/ink" xmlns:am3d="http://schemas.microsoft.com/office/drawing/2017/model3d" xmlns:o="urn:schemas-microsoft-com:office:office" xmlns:oel="http://schemas.microsoft.com/office/2019/extlst" xmlns:r="http://schemas.openxmlformats.org/officeDocument/2006/relationships" xmlns:m="http://schemas.openxmlformats.org/officeDocument/2006/math" xmlns:v="urn:schemas-microsoft-com:vml" xmlns:wp14="http://schemas.microsoft.com/office/word/2010/wordprocessingDrawing" xmlns:wp="http://schemas.openxmlformats.org/drawingml/2006/wordprocessingDrawing" xmlns:w10="urn:schemas-microsoft-com:office:word" xmlns:w="http://schemas.openxmlformats.org/wordprocessingml/2006/main" xmlns:w14="http://schemas.microsoft.com/office/word/2010/wordml" xmlns:w15="http://schemas.microsoft.com/office/word/2012/wordml" xmlns:w16cex="http://schemas.microsoft.com/office/word/2018/wordml/cex" xmlns:w16cid="http://schemas.microsoft.com/office/word/2016/wordml/cid" xmlns:w16="http://schemas.microsoft.com/office/word/2018/wordml" xmlns:w16du="http://schemas.microsoft.com/office/word/2023/wordml/word16du" xmlns:w16sdtdh="http://schemas.microsoft.com/office/word/2020/wordml/sdtdatahash" xmlns:w16sdtfl="http://schemas.microsoft.com/office/word/2024/wordml/sdtformatlock" xmlns:w16se="http://schemas.microsoft.com/office/word/2015/wordml/symex" xmlns:wpg="http://schemas.microsoft.com/office/word/2010/wordprocessingGroup" xmlns:wpi="http://schemas.microsoft.com/office/word/2010/wordprocessingInk" xmlns:wne="http://schemas.microsoft.com/office/word/2006/wordml" xmlns:wps="http://schemas.microsoft.com/office/word/2010/wordprocessingShape" mc:Ignorable="w14 w15 w16se w16cid w16 w16cex w16sdtdh w16sdtfl w16du wp14">
   <w:endnote w:type="separator" w:id="-1">
     <w:p>
       <w:r>
@@ -62833,7 +63121,7 @@
 </file>
 
 <file path=word/footnotes.xml><?xml version="1.0" encoding="utf-8"?>
-<w:footnotes xmlns:wpc="http://schemas.microsoft.com/office/word/2010/wordprocessingCanvas" xmlns:cx="http://schemas.microsoft.com/office/drawing/2014/chartex" xmlns:cx1="http://schemas.microsoft.com/office/drawing/2015/9/8/chartex" xmlns:cx2="http://schemas.microsoft.com/office/drawing/2015/10/21/chartex" xmlns:cx3="http://schemas.microsoft.com/office/drawing/2016/5/9/chartex" xmlns:cx4="http://schemas.microsoft.com/office/drawing/2016/5/10/chartex" xmlns:cx5="http://schemas.microsoft.com/office/drawing/2016/5/11/chartex" xmlns:cx6="http://schemas.microsoft.com/office/drawing/2016/5/12/chartex" xmlns:cx7="http://schemas.microsoft.com/office/drawing/2016/5/13/chartex" xmlns:cx8="http://schemas.microsoft.com/office/drawing/2016/5/14/chartex" xmlns:mc="http://schemas.openxmlformats.org/markup-compatibility/2006" xmlns:aink="http://schemas.microsoft.com/office/drawing/2016/ink" xmlns:am3d="http://schemas.microsoft.com/office/drawing/2017/model3d" xmlns:o="urn:schemas-microsoft-com:office:office" xmlns:oel="http://schemas.microsoft.com/office/2019/extlst" xmlns:r="http://schemas.openxmlformats.org/officeDocument/2006/relationships" xmlns:m="http://schemas.openxmlformats.org/officeDocument/2006/math" xmlns:v="urn:schemas-microsoft-com:vml" xmlns:wp14="http://schemas.microsoft.com/office/word/2010/wordprocessingDrawing" xmlns:wp="http://schemas.openxmlformats.org/drawingml/2006/wordprocessingDrawing" xmlns:w10="urn:schemas-microsoft-com:office:word" xmlns:w="http://schemas.openxmlformats.org/wordprocessingml/2006/main" xmlns:w14="http://schemas.microsoft.com/office/word/2010/wordml" xmlns:w15="http://schemas.microsoft.com/office/word/2012/wordml" xmlns:w16cex="http://schemas.microsoft.com/office/word/2018/wordml/cex" xmlns:w16cid="http://schemas.microsoft.com/office/word/2016/wordml/cid" xmlns:w16="http://schemas.microsoft.com/office/word/2018/wordml" xmlns:w16du="http://schemas.microsoft.com/office/word/2023/wordml/word16du" xmlns:w16sdtdh="http://schemas.microsoft.com/office/word/2020/wordml/sdtdatahash" xmlns:w16se="http://schemas.microsoft.com/office/word/2015/wordml/symex" xmlns:wpg="http://schemas.microsoft.com/office/word/2010/wordprocessingGroup" xmlns:wpi="http://schemas.microsoft.com/office/word/2010/wordprocessingInk" xmlns:wne="http://schemas.microsoft.com/office/word/2006/wordml" xmlns:wps="http://schemas.microsoft.com/office/word/2010/wordprocessingShape" mc:Ignorable="w14 w15 w16se w16cid w16 w16cex w16sdtdh w16du wp14">
+<w:footnotes xmlns:wpc="http://schemas.microsoft.com/office/word/2010/wordprocessingCanvas" xmlns:cx="http://schemas.microsoft.com/office/drawing/2014/chartex" xmlns:cx1="http://schemas.microsoft.com/office/drawing/2015/9/8/chartex" xmlns:cx2="http://schemas.microsoft.com/office/drawing/2015/10/21/chartex" xmlns:cx3="http://schemas.microsoft.com/office/drawing/2016/5/9/chartex" xmlns:cx4="http://schemas.microsoft.com/office/drawing/2016/5/10/chartex" xmlns:cx5="http://schemas.microsoft.com/office/drawing/2016/5/11/chartex" xmlns:cx6="http://schemas.microsoft.com/office/drawing/2016/5/12/chartex" xmlns:cx7="http://schemas.microsoft.com/office/drawing/2016/5/13/chartex" xmlns:cx8="http://schemas.microsoft.com/office/drawing/2016/5/14/chartex" xmlns:mc="http://schemas.openxmlformats.org/markup-compatibility/2006" xmlns:aink="http://schemas.microsoft.com/office/drawing/2016/ink" xmlns:am3d="http://schemas.microsoft.com/office/drawing/2017/model3d" xmlns:o="urn:schemas-microsoft-com:office:office" xmlns:oel="http://schemas.microsoft.com/office/2019/extlst" xmlns:r="http://schemas.openxmlformats.org/officeDocument/2006/relationships" xmlns:m="http://schemas.openxmlformats.org/officeDocument/2006/math" xmlns:v="urn:schemas-microsoft-com:vml" xmlns:wp14="http://schemas.microsoft.com/office/word/2010/wordprocessingDrawing" xmlns:wp="http://schemas.openxmlformats.org/drawingml/2006/wordprocessingDrawing" xmlns:w10="urn:schemas-microsoft-com:office:word" xmlns:w="http://schemas.openxmlformats.org/wordprocessingml/2006/main" xmlns:w14="http://schemas.microsoft.com/office/word/2010/wordml" xmlns:w15="http://schemas.microsoft.com/office/word/2012/wordml" xmlns:w16cex="http://schemas.microsoft.com/office/word/2018/wordml/cex" xmlns:w16cid="http://schemas.microsoft.com/office/word/2016/wordml/cid" xmlns:w16="http://schemas.microsoft.com/office/word/2018/wordml" xmlns:w16du="http://schemas.microsoft.com/office/word/2023/wordml/word16du" xmlns:w16sdtdh="http://schemas.microsoft.com/office/word/2020/wordml/sdtdatahash" xmlns:w16sdtfl="http://schemas.microsoft.com/office/word/2024/wordml/sdtformatlock" xmlns:w16se="http://schemas.microsoft.com/office/word/2015/wordml/symex" xmlns:wpg="http://schemas.microsoft.com/office/word/2010/wordprocessingGroup" xmlns:wpi="http://schemas.microsoft.com/office/word/2010/wordprocessingInk" xmlns:wne="http://schemas.microsoft.com/office/word/2006/wordml" xmlns:wps="http://schemas.microsoft.com/office/word/2010/wordprocessingShape" mc:Ignorable="w14 w15 w16se w16cid w16 w16cex w16sdtdh w16sdtfl w16du wp14">
   <w:footnote w:type="separator" w:id="-1">
     <w:p>
       <w:r>
@@ -62855,7 +63143,7 @@
 </file>
 
 <file path=word/numbering.xml><?xml version="1.0" encoding="utf-8"?>
-<w:numbering xmlns:wpc="http://schemas.microsoft.com/office/word/2010/wordprocessingCanvas" xmlns:cx="http://schemas.microsoft.com/office/drawing/2014/chartex" xmlns:cx1="http://schemas.microsoft.com/office/drawing/2015/9/8/chartex" xmlns:cx2="http://schemas.microsoft.com/office/drawing/2015/10/21/chartex" xmlns:cx3="http://schemas.microsoft.com/office/drawing/2016/5/9/chartex" xmlns:cx4="http://schemas.microsoft.com/office/drawing/2016/5/10/chartex" xmlns:cx5="http://schemas.microsoft.com/office/drawing/2016/5/11/chartex" xmlns:cx6="http://schemas.microsoft.com/office/drawing/2016/5/12/chartex" xmlns:cx7="http://schemas.microsoft.com/office/drawing/2016/5/13/chartex" xmlns:cx8="http://schemas.microsoft.com/office/drawing/2016/5/14/chartex" xmlns:mc="http://schemas.openxmlformats.org/markup-compatibility/2006" xmlns:aink="http://schemas.microsoft.com/office/drawing/2016/ink" xmlns:am3d="http://schemas.microsoft.com/office/drawing/2017/model3d" xmlns:o="urn:schemas-microsoft-com:office:office" xmlns:oel="http://schemas.microsoft.com/office/2019/extlst" xmlns:r="http://schemas.openxmlformats.org/officeDocument/2006/relationships" xmlns:m="http://schemas.openxmlformats.org/officeDocument/2006/math" xmlns:v="urn:schemas-microsoft-com:vml" xmlns:wp14="http://schemas.microsoft.com/office/word/2010/wordprocessingDrawing" xmlns:wp="http://schemas.openxmlformats.org/drawingml/2006/wordprocessingDrawing" xmlns:w10="urn:schemas-microsoft-com:office:word" xmlns:w="http://schemas.openxmlformats.org/wordprocessingml/2006/main" xmlns:w14="http://schemas.microsoft.com/office/word/2010/wordml" xmlns:w15="http://schemas.microsoft.com/office/word/2012/wordml" xmlns:w16cex="http://schemas.microsoft.com/office/word/2018/wordml/cex" xmlns:w16cid="http://schemas.microsoft.com/office/word/2016/wordml/cid" xmlns:w16="http://schemas.microsoft.com/office/word/2018/wordml" xmlns:w16du="http://schemas.microsoft.com/office/word/2023/wordml/word16du" xmlns:w16sdtdh="http://schemas.microsoft.com/office/word/2020/wordml/sdtdatahash" xmlns:w16se="http://schemas.microsoft.com/office/word/2015/wordml/symex" xmlns:wpg="http://schemas.microsoft.com/office/word/2010/wordprocessingGroup" xmlns:wpi="http://schemas.microsoft.com/office/word/2010/wordprocessingInk" xmlns:wne="http://schemas.microsoft.com/office/word/2006/wordml" xmlns:wps="http://schemas.microsoft.com/office/word/2010/wordprocessingShape" mc:Ignorable="w14 w15 w16se w16cid w16 w16cex w16sdtdh w16du wp14">
+<w:numbering xmlns:wpc="http://schemas.microsoft.com/office/word/2010/wordprocessingCanvas" xmlns:cx="http://schemas.microsoft.com/office/drawing/2014/chartex" xmlns:cx1="http://schemas.microsoft.com/office/drawing/2015/9/8/chartex" xmlns:cx2="http://schemas.microsoft.com/office/drawing/2015/10/21/chartex" xmlns:cx3="http://schemas.microsoft.com/office/drawing/2016/5/9/chartex" xmlns:cx4="http://schemas.microsoft.com/office/drawing/2016/5/10/chartex" xmlns:cx5="http://schemas.microsoft.com/office/drawing/2016/5/11/chartex" xmlns:cx6="http://schemas.microsoft.com/office/drawing/2016/5/12/chartex" xmlns:cx7="http://schemas.microsoft.com/office/drawing/2016/5/13/chartex" xmlns:cx8="http://schemas.microsoft.com/office/drawing/2016/5/14/chartex" xmlns:mc="http://schemas.openxmlformats.org/markup-compatibility/2006" xmlns:aink="http://schemas.microsoft.com/office/drawing/2016/ink" xmlns:am3d="http://schemas.microsoft.com/office/drawing/2017/model3d" xmlns:o="urn:schemas-microsoft-com:office:office" xmlns:oel="http://schemas.microsoft.com/office/2019/extlst" xmlns:r="http://schemas.openxmlformats.org/officeDocument/2006/relationships" xmlns:m="http://schemas.openxmlformats.org/officeDocument/2006/math" xmlns:v="urn:schemas-microsoft-com:vml" xmlns:wp14="http://schemas.microsoft.com/office/word/2010/wordprocessingDrawing" xmlns:wp="http://schemas.openxmlformats.org/drawingml/2006/wordprocessingDrawing" xmlns:w10="urn:schemas-microsoft-com:office:word" xmlns:w="http://schemas.openxmlformats.org/wordprocessingml/2006/main" xmlns:w14="http://schemas.microsoft.com/office/word/2010/wordml" xmlns:w15="http://schemas.microsoft.com/office/word/2012/wordml" xmlns:w16cex="http://schemas.microsoft.com/office/word/2018/wordml/cex" xmlns:w16cid="http://schemas.microsoft.com/office/word/2016/wordml/cid" xmlns:w16="http://schemas.microsoft.com/office/word/2018/wordml" xmlns:w16du="http://schemas.microsoft.com/office/word/2023/wordml/word16du" xmlns:w16sdtdh="http://schemas.microsoft.com/office/word/2020/wordml/sdtdatahash" xmlns:w16sdtfl="http://schemas.microsoft.com/office/word/2024/wordml/sdtformatlock" xmlns:w16se="http://schemas.microsoft.com/office/word/2015/wordml/symex" xmlns:wpg="http://schemas.microsoft.com/office/word/2010/wordprocessingGroup" xmlns:wpi="http://schemas.microsoft.com/office/word/2010/wordprocessingInk" xmlns:wne="http://schemas.microsoft.com/office/word/2006/wordml" xmlns:wps="http://schemas.microsoft.com/office/word/2010/wordprocessingShape" mc:Ignorable="w14 w15 w16se w16cid w16 w16cex w16sdtdh w16sdtfl w16du wp14">
   <w:abstractNum w:abstractNumId="0" w15:restartNumberingAfterBreak="0">
     <w:nsid w:val="00321C78"/>
     <w:multiLevelType w:val="multilevel"/>
@@ -67639,7 +67927,7 @@
 </file>
 
 <file path=word/styles.xml><?xml version="1.0" encoding="utf-8"?>
-<w:styles xmlns:mc="http://schemas.openxmlformats.org/markup-compatibility/2006" xmlns:r="http://schemas.openxmlformats.org/officeDocument/2006/relationships" xmlns:w="http://schemas.openxmlformats.org/wordprocessingml/2006/main" xmlns:w14="http://schemas.microsoft.com/office/word/2010/wordml" xmlns:w15="http://schemas.microsoft.com/office/word/2012/wordml" xmlns:w16cex="http://schemas.microsoft.com/office/word/2018/wordml/cex" xmlns:w16cid="http://schemas.microsoft.com/office/word/2016/wordml/cid" xmlns:w16="http://schemas.microsoft.com/office/word/2018/wordml" xmlns:w16du="http://schemas.microsoft.com/office/word/2023/wordml/word16du" xmlns:w16sdtdh="http://schemas.microsoft.com/office/word/2020/wordml/sdtdatahash" xmlns:w16se="http://schemas.microsoft.com/office/word/2015/wordml/symex" mc:Ignorable="w14 w15 w16se w16cid w16 w16cex w16sdtdh w16du">
+<w:styles xmlns:mc="http://schemas.openxmlformats.org/markup-compatibility/2006" xmlns:r="http://schemas.openxmlformats.org/officeDocument/2006/relationships" xmlns:w="http://schemas.openxmlformats.org/wordprocessingml/2006/main" xmlns:w14="http://schemas.microsoft.com/office/word/2010/wordml" xmlns:w15="http://schemas.microsoft.com/office/word/2012/wordml" xmlns:w16cex="http://schemas.microsoft.com/office/word/2018/wordml/cex" xmlns:w16cid="http://schemas.microsoft.com/office/word/2016/wordml/cid" xmlns:w16="http://schemas.microsoft.com/office/word/2018/wordml" xmlns:w16du="http://schemas.microsoft.com/office/word/2023/wordml/word16du" xmlns:w16sdtdh="http://schemas.microsoft.com/office/word/2020/wordml/sdtdatahash" xmlns:w16sdtfl="http://schemas.microsoft.com/office/word/2024/wordml/sdtformatlock" xmlns:w16se="http://schemas.microsoft.com/office/word/2015/wordml/symex" mc:Ignorable="w14 w15 w16se w16cid w16 w16cex w16sdtdh w16sdtfl w16du">
   <w:docDefaults>
     <w:rPrDefault>
       <w:rPr>
@@ -68233,7 +68521,6 @@
   <w:style w:type="character" w:default="1" w:styleId="DefaultParagraphFont">
     <w:name w:val="Default Paragraph Font"/>
     <w:uiPriority w:val="1"/>
-    <w:semiHidden/>
     <w:unhideWhenUsed/>
   </w:style>
   <w:style w:type="table" w:default="1" w:styleId="TableNormal">
@@ -68867,6 +69154,19 @@
       <w14:ligatures w14:val="standardContextual"/>
     </w:rPr>
   </w:style>
+  <w:style w:type="paragraph" w:styleId="NormalWeb">
+    <w:name w:val="Normal (Web)"/>
+    <w:basedOn w:val="Normal"/>
+    <w:uiPriority w:val="99"/>
+    <w:semiHidden/>
+    <w:unhideWhenUsed/>
+    <w:rsid w:val="00DB2425"/>
+    <w:rPr>
+      <w:rFonts w:ascii="Times New Roman" w:hAnsi="Times New Roman" w:cs="Times New Roman"/>
+      <w:sz w:val="24"/>
+      <w:szCs w:val="24"/>
+    </w:rPr>
+  </w:style>
 </w:styles>
 </file>
 
@@ -69429,6 +69729,19 @@
 </file>
 
 <file path=customXml/item2.xml><?xml version="1.0" encoding="utf-8"?>
+<?mso-contentType ?>
+<FormTemplates xmlns="http://schemas.microsoft.com/sharepoint/v3/contenttype/forms">
+  <Display>DocumentLibraryForm</Display>
+  <Edit>DocumentLibraryForm</Edit>
+  <New>DocumentLibraryForm</New>
+</FormTemplates>
+</file>
+
+<file path=customXml/item3.xml><?xml version="1.0" encoding="utf-8"?>
+<b:Sources xmlns:b="http://schemas.openxmlformats.org/officeDocument/2006/bibliography" xmlns="http://schemas.openxmlformats.org/officeDocument/2006/bibliography" SelectedStyle="\APASixthEditionOfficeOnline.xsl" StyleName="APA" Version="6"/>
+</file>
+
+<file path=customXml/item4.xml><?xml version="1.0" encoding="utf-8"?>
 <p:properties xmlns:p="http://schemas.microsoft.com/office/2006/metadata/properties" xmlns:xsi="http://www.w3.org/2001/XMLSchema-instance" xmlns:pc="http://schemas.microsoft.com/office/infopath/2007/PartnerControls">
   <documentManagement>
     <TaxCatchAll xmlns="582fed28-c72a-4a46-a4ee-2e913fce5b57" xsi:nil="true"/>
@@ -69439,19 +69752,6 @@
     <_Flow_SignoffStatus xmlns="b37a7ca1-d236-4e8e-b3c9-c16f93e968ba" xsi:nil="true"/>
   </documentManagement>
 </p:properties>
-</file>
-
-<file path=customXml/item3.xml><?xml version="1.0" encoding="utf-8"?>
-<b:Sources xmlns:b="http://schemas.openxmlformats.org/officeDocument/2006/bibliography" xmlns="http://schemas.openxmlformats.org/officeDocument/2006/bibliography" SelectedStyle="\APASixthEditionOfficeOnline.xsl" StyleName="APA" Version="6"/>
-</file>
-
-<file path=customXml/item4.xml><?xml version="1.0" encoding="utf-8"?>
-<?mso-contentType ?>
-<FormTemplates xmlns="http://schemas.microsoft.com/sharepoint/v3/contenttype/forms">
-  <Display>DocumentLibraryForm</Display>
-  <Edit>DocumentLibraryForm</Edit>
-  <New>DocumentLibraryForm</New>
-</FormTemplates>
 </file>
 
 <file path=customXml/itemProps1.xml><?xml version="1.0" encoding="utf-8"?>
@@ -69474,12 +69774,9 @@
 </file>
 
 <file path=customXml/itemProps2.xml><?xml version="1.0" encoding="utf-8"?>
-<ds:datastoreItem xmlns:ds="http://schemas.openxmlformats.org/officeDocument/2006/customXml" ds:itemID="{DED61E44-7A77-455A-875F-BE8278BBEF33}">
+<ds:datastoreItem xmlns:ds="http://schemas.openxmlformats.org/officeDocument/2006/customXml" ds:itemID="{EB868FD3-440B-4F0D-BBF0-051FFA09FB0B}">
   <ds:schemaRefs>
-    <ds:schemaRef ds:uri="http://schemas.microsoft.com/office/2006/metadata/properties"/>
-    <ds:schemaRef ds:uri="http://schemas.microsoft.com/office/infopath/2007/PartnerControls"/>
-    <ds:schemaRef ds:uri="582fed28-c72a-4a46-a4ee-2e913fce5b57"/>
-    <ds:schemaRef ds:uri="b37a7ca1-d236-4e8e-b3c9-c16f93e968ba"/>
+    <ds:schemaRef ds:uri="http://schemas.microsoft.com/sharepoint/v3/contenttype/forms"/>
   </ds:schemaRefs>
 </ds:datastoreItem>
 </file>
@@ -69493,9 +69790,12 @@
 </file>
 
 <file path=customXml/itemProps4.xml><?xml version="1.0" encoding="utf-8"?>
-<ds:datastoreItem xmlns:ds="http://schemas.openxmlformats.org/officeDocument/2006/customXml" ds:itemID="{EB868FD3-440B-4F0D-BBF0-051FFA09FB0B}">
+<ds:datastoreItem xmlns:ds="http://schemas.openxmlformats.org/officeDocument/2006/customXml" ds:itemID="{DED61E44-7A77-455A-875F-BE8278BBEF33}">
   <ds:schemaRefs>
-    <ds:schemaRef ds:uri="http://schemas.microsoft.com/sharepoint/v3/contenttype/forms"/>
+    <ds:schemaRef ds:uri="http://schemas.microsoft.com/office/2006/metadata/properties"/>
+    <ds:schemaRef ds:uri="http://schemas.microsoft.com/office/infopath/2007/PartnerControls"/>
+    <ds:schemaRef ds:uri="582fed28-c72a-4a46-a4ee-2e913fce5b57"/>
+    <ds:schemaRef ds:uri="b37a7ca1-d236-4e8e-b3c9-c16f93e968ba"/>
   </ds:schemaRefs>
 </ds:datastoreItem>
 </file>
--- a/DocsSource/UiPathOrch Manual.docx
+++ b/DocsSource/UiPathOrch Manual.docx
@@ -66,7 +66,6 @@
             </w:tabs>
             <w:rPr>
               <w:noProof/>
-              <w:sz w:val="22"/>
               <w:szCs w:val="24"/>
               <w:lang w:val="en-US"/>
               <w14:ligatures w14:val="standardContextual"/>
@@ -81,7 +80,7 @@
           <w:r>
             <w:fldChar w:fldCharType="separate"/>
           </w:r>
-          <w:hyperlink w:anchor="_Toc173450934" w:history="1">
+          <w:hyperlink w:anchor="_Toc189667015" w:history="1">
             <w:r>
               <w:rPr>
                 <w:rStyle w:val="Hyperlink"/>
@@ -108,7 +107,7 @@
                 <w:noProof/>
                 <w:webHidden/>
               </w:rPr>
-              <w:instrText xml:space="preserve"> PAGEREF _Toc173450934 \h </w:instrText>
+              <w:instrText xml:space="preserve"> PAGEREF _Toc189667015 \h </w:instrText>
             </w:r>
             <w:r>
               <w:rPr>
@@ -147,13 +146,12 @@
             </w:tabs>
             <w:rPr>
               <w:noProof/>
-              <w:sz w:val="22"/>
               <w:szCs w:val="24"/>
               <w:lang w:val="en-US"/>
               <w14:ligatures w14:val="standardContextual"/>
             </w:rPr>
           </w:pPr>
-          <w:hyperlink w:anchor="_Toc173450935" w:history="1">
+          <w:hyperlink w:anchor="_Toc189667016" w:history="1">
             <w:r>
               <w:rPr>
                 <w:rStyle w:val="Hyperlink"/>
@@ -181,7 +179,7 @@
                 <w:noProof/>
                 <w:webHidden/>
               </w:rPr>
-              <w:instrText xml:space="preserve"> PAGEREF _Toc173450935 \h </w:instrText>
+              <w:instrText xml:space="preserve"> PAGEREF _Toc189667016 \h </w:instrText>
             </w:r>
             <w:r>
               <w:rPr>
@@ -220,13 +218,12 @@
             </w:tabs>
             <w:rPr>
               <w:noProof/>
-              <w:sz w:val="22"/>
               <w:szCs w:val="24"/>
               <w:lang w:val="en-US"/>
               <w14:ligatures w14:val="standardContextual"/>
             </w:rPr>
           </w:pPr>
-          <w:hyperlink w:anchor="_Toc173450936" w:history="1">
+          <w:hyperlink w:anchor="_Toc189667017" w:history="1">
             <w:r>
               <w:rPr>
                 <w:rStyle w:val="Hyperlink"/>
@@ -254,7 +251,7 @@
                 <w:noProof/>
                 <w:webHidden/>
               </w:rPr>
-              <w:instrText xml:space="preserve"> PAGEREF _Toc173450936 \h </w:instrText>
+              <w:instrText xml:space="preserve"> PAGEREF _Toc189667017 \h </w:instrText>
             </w:r>
             <w:r>
               <w:rPr>
@@ -293,13 +290,12 @@
             </w:tabs>
             <w:rPr>
               <w:noProof/>
-              <w:sz w:val="22"/>
               <w:szCs w:val="24"/>
               <w:lang w:val="en-US"/>
               <w14:ligatures w14:val="standardContextual"/>
             </w:rPr>
           </w:pPr>
-          <w:hyperlink w:anchor="_Toc173450937" w:history="1">
+          <w:hyperlink w:anchor="_Toc189667018" w:history="1">
             <w:r>
               <w:rPr>
                 <w:rStyle w:val="Hyperlink"/>
@@ -327,7 +323,7 @@
                 <w:noProof/>
                 <w:webHidden/>
               </w:rPr>
-              <w:instrText xml:space="preserve"> PAGEREF _Toc173450937 \h </w:instrText>
+              <w:instrText xml:space="preserve"> PAGEREF _Toc189667018 \h </w:instrText>
             </w:r>
             <w:r>
               <w:rPr>
@@ -366,13 +362,12 @@
             </w:tabs>
             <w:rPr>
               <w:noProof/>
-              <w:sz w:val="22"/>
               <w:szCs w:val="24"/>
               <w:lang w:val="en-US"/>
               <w14:ligatures w14:val="standardContextual"/>
             </w:rPr>
           </w:pPr>
-          <w:hyperlink w:anchor="_Toc173450938" w:history="1">
+          <w:hyperlink w:anchor="_Toc189667019" w:history="1">
             <w:r>
               <w:rPr>
                 <w:rStyle w:val="Hyperlink"/>
@@ -399,7 +394,7 @@
                 <w:noProof/>
                 <w:webHidden/>
               </w:rPr>
-              <w:instrText xml:space="preserve"> PAGEREF _Toc173450938 \h </w:instrText>
+              <w:instrText xml:space="preserve"> PAGEREF _Toc189667019 \h </w:instrText>
             </w:r>
             <w:r>
               <w:rPr>
@@ -438,13 +433,12 @@
             </w:tabs>
             <w:rPr>
               <w:noProof/>
-              <w:sz w:val="22"/>
               <w:szCs w:val="24"/>
               <w:lang w:val="en-US"/>
               <w14:ligatures w14:val="standardContextual"/>
             </w:rPr>
           </w:pPr>
-          <w:hyperlink w:anchor="_Toc173450939" w:history="1">
+          <w:hyperlink w:anchor="_Toc189667020" w:history="1">
             <w:r>
               <w:rPr>
                 <w:rStyle w:val="Hyperlink"/>
@@ -471,7 +465,7 @@
                 <w:noProof/>
                 <w:webHidden/>
               </w:rPr>
-              <w:instrText xml:space="preserve"> PAGEREF _Toc173450939 \h </w:instrText>
+              <w:instrText xml:space="preserve"> PAGEREF _Toc189667020 \h </w:instrText>
             </w:r>
             <w:r>
               <w:rPr>
@@ -510,19 +504,18 @@
             </w:tabs>
             <w:rPr>
               <w:noProof/>
-              <w:sz w:val="22"/>
               <w:szCs w:val="24"/>
               <w:lang w:val="en-US"/>
               <w14:ligatures w14:val="standardContextual"/>
             </w:rPr>
           </w:pPr>
-          <w:hyperlink w:anchor="_Toc173450940" w:history="1">
+          <w:hyperlink w:anchor="_Toc189667021" w:history="1">
             <w:r>
               <w:rPr>
                 <w:rStyle w:val="Hyperlink"/>
                 <w:noProof/>
               </w:rPr>
-              <w:t>Process Packages</w:t>
+              <w:t>Packages</w:t>
             </w:r>
             <w:r>
               <w:rPr>
@@ -543,7 +536,7 @@
                 <w:noProof/>
                 <w:webHidden/>
               </w:rPr>
-              <w:instrText xml:space="preserve"> PAGEREF _Toc173450940 \h </w:instrText>
+              <w:instrText xml:space="preserve"> PAGEREF _Toc189667021 \h </w:instrText>
             </w:r>
             <w:r>
               <w:rPr>
@@ -582,13 +575,12 @@
             </w:tabs>
             <w:rPr>
               <w:noProof/>
-              <w:sz w:val="22"/>
               <w:szCs w:val="24"/>
               <w:lang w:val="en-US"/>
               <w14:ligatures w14:val="standardContextual"/>
             </w:rPr>
           </w:pPr>
-          <w:hyperlink w:anchor="_Toc173450941" w:history="1">
+          <w:hyperlink w:anchor="_Toc189667022" w:history="1">
             <w:r>
               <w:rPr>
                 <w:rStyle w:val="Hyperlink"/>
@@ -615,7 +607,7 @@
                 <w:noProof/>
                 <w:webHidden/>
               </w:rPr>
-              <w:instrText xml:space="preserve"> PAGEREF _Toc173450941 \h </w:instrText>
+              <w:instrText xml:space="preserve"> PAGEREF _Toc189667022 \h </w:instrText>
             </w:r>
             <w:r>
               <w:rPr>
@@ -654,13 +646,12 @@
             </w:tabs>
             <w:rPr>
               <w:noProof/>
-              <w:sz w:val="22"/>
               <w:szCs w:val="24"/>
               <w:lang w:val="en-US"/>
               <w14:ligatures w14:val="standardContextual"/>
             </w:rPr>
           </w:pPr>
-          <w:hyperlink w:anchor="_Toc173450942" w:history="1">
+          <w:hyperlink w:anchor="_Toc189667023" w:history="1">
             <w:r>
               <w:rPr>
                 <w:rStyle w:val="Hyperlink"/>
@@ -687,7 +678,7 @@
                 <w:noProof/>
                 <w:webHidden/>
               </w:rPr>
-              <w:instrText xml:space="preserve"> PAGEREF _Toc173450942 \h </w:instrText>
+              <w:instrText xml:space="preserve"> PAGEREF _Toc189667023 \h </w:instrText>
             </w:r>
             <w:r>
               <w:rPr>
@@ -726,13 +717,12 @@
             </w:tabs>
             <w:rPr>
               <w:noProof/>
-              <w:sz w:val="22"/>
               <w:szCs w:val="24"/>
               <w:lang w:val="en-US"/>
               <w14:ligatures w14:val="standardContextual"/>
             </w:rPr>
           </w:pPr>
-          <w:hyperlink w:anchor="_Toc173450943" w:history="1">
+          <w:hyperlink w:anchor="_Toc189667024" w:history="1">
             <w:r>
               <w:rPr>
                 <w:rStyle w:val="Hyperlink"/>
@@ -759,7 +749,7 @@
                 <w:noProof/>
                 <w:webHidden/>
               </w:rPr>
-              <w:instrText xml:space="preserve"> PAGEREF _Toc173450943 \h </w:instrText>
+              <w:instrText xml:space="preserve"> PAGEREF _Toc189667024 \h </w:instrText>
             </w:r>
             <w:r>
               <w:rPr>
@@ -798,13 +788,12 @@
             </w:tabs>
             <w:rPr>
               <w:noProof/>
-              <w:sz w:val="22"/>
               <w:szCs w:val="24"/>
               <w:lang w:val="en-US"/>
               <w14:ligatures w14:val="standardContextual"/>
             </w:rPr>
           </w:pPr>
-          <w:hyperlink w:anchor="_Toc173450944" w:history="1">
+          <w:hyperlink w:anchor="_Toc189667025" w:history="1">
             <w:r>
               <w:rPr>
                 <w:rStyle w:val="Hyperlink"/>
@@ -831,7 +820,7 @@
                 <w:noProof/>
                 <w:webHidden/>
               </w:rPr>
-              <w:instrText xml:space="preserve"> PAGEREF _Toc173450944 \h </w:instrText>
+              <w:instrText xml:space="preserve"> PAGEREF _Toc189667025 \h </w:instrText>
             </w:r>
             <w:r>
               <w:rPr>
@@ -870,13 +859,12 @@
             </w:tabs>
             <w:rPr>
               <w:noProof/>
-              <w:sz w:val="22"/>
               <w:szCs w:val="24"/>
               <w:lang w:val="en-US"/>
               <w14:ligatures w14:val="standardContextual"/>
             </w:rPr>
           </w:pPr>
-          <w:hyperlink w:anchor="_Toc173450945" w:history="1">
+          <w:hyperlink w:anchor="_Toc189667026" w:history="1">
             <w:r>
               <w:rPr>
                 <w:rStyle w:val="Hyperlink"/>
@@ -903,7 +891,7 @@
                 <w:noProof/>
                 <w:webHidden/>
               </w:rPr>
-              <w:instrText xml:space="preserve"> PAGEREF _Toc173450945 \h </w:instrText>
+              <w:instrText xml:space="preserve"> PAGEREF _Toc189667026 \h </w:instrText>
             </w:r>
             <w:r>
               <w:rPr>
@@ -942,13 +930,12 @@
             </w:tabs>
             <w:rPr>
               <w:noProof/>
-              <w:sz w:val="22"/>
               <w:szCs w:val="24"/>
               <w:lang w:val="en-US"/>
               <w14:ligatures w14:val="standardContextual"/>
             </w:rPr>
           </w:pPr>
-          <w:hyperlink w:anchor="_Toc173450946" w:history="1">
+          <w:hyperlink w:anchor="_Toc189667027" w:history="1">
             <w:r>
               <w:rPr>
                 <w:rStyle w:val="Hyperlink"/>
@@ -975,7 +962,7 @@
                 <w:noProof/>
                 <w:webHidden/>
               </w:rPr>
-              <w:instrText xml:space="preserve"> PAGEREF _Toc173450946 \h </w:instrText>
+              <w:instrText xml:space="preserve"> PAGEREF _Toc189667027 \h </w:instrText>
             </w:r>
             <w:r>
               <w:rPr>
@@ -1014,13 +1001,12 @@
             </w:tabs>
             <w:rPr>
               <w:noProof/>
-              <w:sz w:val="22"/>
               <w:szCs w:val="24"/>
               <w:lang w:val="en-US"/>
               <w14:ligatures w14:val="standardContextual"/>
             </w:rPr>
           </w:pPr>
-          <w:hyperlink w:anchor="_Toc173450947" w:history="1">
+          <w:hyperlink w:anchor="_Toc189667028" w:history="1">
             <w:r>
               <w:rPr>
                 <w:rStyle w:val="Hyperlink"/>
@@ -1047,7 +1033,7 @@
                 <w:noProof/>
                 <w:webHidden/>
               </w:rPr>
-              <w:instrText xml:space="preserve"> PAGEREF _Toc173450947 \h </w:instrText>
+              <w:instrText xml:space="preserve"> PAGEREF _Toc189667028 \h </w:instrText>
             </w:r>
             <w:r>
               <w:rPr>
@@ -1086,13 +1072,12 @@
             </w:tabs>
             <w:rPr>
               <w:noProof/>
-              <w:sz w:val="22"/>
               <w:szCs w:val="24"/>
               <w:lang w:val="en-US"/>
               <w14:ligatures w14:val="standardContextual"/>
             </w:rPr>
           </w:pPr>
-          <w:hyperlink w:anchor="_Toc173450948" w:history="1">
+          <w:hyperlink w:anchor="_Toc189667029" w:history="1">
             <w:r>
               <w:rPr>
                 <w:rStyle w:val="Hyperlink"/>
@@ -1119,7 +1104,7 @@
                 <w:noProof/>
                 <w:webHidden/>
               </w:rPr>
-              <w:instrText xml:space="preserve"> PAGEREF _Toc173450948 \h </w:instrText>
+              <w:instrText xml:space="preserve"> PAGEREF _Toc189667029 \h </w:instrText>
             </w:r>
             <w:r>
               <w:rPr>
@@ -1158,13 +1143,12 @@
             </w:tabs>
             <w:rPr>
               <w:noProof/>
-              <w:sz w:val="22"/>
               <w:szCs w:val="24"/>
               <w:lang w:val="en-US"/>
               <w14:ligatures w14:val="standardContextual"/>
             </w:rPr>
           </w:pPr>
-          <w:hyperlink w:anchor="_Toc173450949" w:history="1">
+          <w:hyperlink w:anchor="_Toc189667030" w:history="1">
             <w:r>
               <w:rPr>
                 <w:rStyle w:val="Hyperlink"/>
@@ -1191,7 +1175,7 @@
                 <w:noProof/>
                 <w:webHidden/>
               </w:rPr>
-              <w:instrText xml:space="preserve"> PAGEREF _Toc173450949 \h </w:instrText>
+              <w:instrText xml:space="preserve"> PAGEREF _Toc189667030 \h </w:instrText>
             </w:r>
             <w:r>
               <w:rPr>
@@ -1230,13 +1214,12 @@
             </w:tabs>
             <w:rPr>
               <w:noProof/>
-              <w:sz w:val="22"/>
               <w:szCs w:val="24"/>
               <w:lang w:val="en-US"/>
               <w14:ligatures w14:val="standardContextual"/>
             </w:rPr>
           </w:pPr>
-          <w:hyperlink w:anchor="_Toc173450950" w:history="1">
+          <w:hyperlink w:anchor="_Toc189667031" w:history="1">
             <w:r>
               <w:rPr>
                 <w:rStyle w:val="Hyperlink"/>
@@ -1263,7 +1246,7 @@
                 <w:noProof/>
                 <w:webHidden/>
               </w:rPr>
-              <w:instrText xml:space="preserve"> PAGEREF _Toc173450950 \h </w:instrText>
+              <w:instrText xml:space="preserve"> PAGEREF _Toc189667031 \h </w:instrText>
             </w:r>
             <w:r>
               <w:rPr>
@@ -1302,13 +1285,12 @@
             </w:tabs>
             <w:rPr>
               <w:noProof/>
-              <w:sz w:val="22"/>
               <w:szCs w:val="24"/>
               <w:lang w:val="en-US"/>
               <w14:ligatures w14:val="standardContextual"/>
             </w:rPr>
           </w:pPr>
-          <w:hyperlink w:anchor="_Toc173450951" w:history="1">
+          <w:hyperlink w:anchor="_Toc189667032" w:history="1">
             <w:r>
               <w:rPr>
                 <w:rStyle w:val="Hyperlink"/>
@@ -1335,7 +1317,7 @@
                 <w:noProof/>
                 <w:webHidden/>
               </w:rPr>
-              <w:instrText xml:space="preserve"> PAGEREF _Toc173450951 \h </w:instrText>
+              <w:instrText xml:space="preserve"> PAGEREF _Toc189667032 \h </w:instrText>
             </w:r>
             <w:r>
               <w:rPr>
@@ -1374,13 +1356,12 @@
             </w:tabs>
             <w:rPr>
               <w:noProof/>
-              <w:sz w:val="22"/>
               <w:szCs w:val="24"/>
               <w:lang w:val="en-US"/>
               <w14:ligatures w14:val="standardContextual"/>
             </w:rPr>
           </w:pPr>
-          <w:hyperlink w:anchor="_Toc173450952" w:history="1">
+          <w:hyperlink w:anchor="_Toc189667033" w:history="1">
             <w:r>
               <w:rPr>
                 <w:rStyle w:val="Hyperlink"/>
@@ -1407,7 +1388,7 @@
                 <w:noProof/>
                 <w:webHidden/>
               </w:rPr>
-              <w:instrText xml:space="preserve"> PAGEREF _Toc173450952 \h </w:instrText>
+              <w:instrText xml:space="preserve"> PAGEREF _Toc189667033 \h </w:instrText>
             </w:r>
             <w:r>
               <w:rPr>
@@ -1446,13 +1427,12 @@
             </w:tabs>
             <w:rPr>
               <w:noProof/>
-              <w:sz w:val="22"/>
               <w:szCs w:val="24"/>
               <w:lang w:val="en-US"/>
               <w14:ligatures w14:val="standardContextual"/>
             </w:rPr>
           </w:pPr>
-          <w:hyperlink w:anchor="_Toc173450953" w:history="1">
+          <w:hyperlink w:anchor="_Toc189667034" w:history="1">
             <w:r>
               <w:rPr>
                 <w:rStyle w:val="Hyperlink"/>
@@ -1479,7 +1459,7 @@
                 <w:noProof/>
                 <w:webHidden/>
               </w:rPr>
-              <w:instrText xml:space="preserve"> PAGEREF _Toc173450953 \h </w:instrText>
+              <w:instrText xml:space="preserve"> PAGEREF _Toc189667034 \h </w:instrText>
             </w:r>
             <w:r>
               <w:rPr>
@@ -1518,13 +1498,12 @@
             </w:tabs>
             <w:rPr>
               <w:noProof/>
-              <w:sz w:val="22"/>
               <w:szCs w:val="24"/>
               <w:lang w:val="en-US"/>
               <w14:ligatures w14:val="standardContextual"/>
             </w:rPr>
           </w:pPr>
-          <w:hyperlink w:anchor="_Toc173450954" w:history="1">
+          <w:hyperlink w:anchor="_Toc189667035" w:history="1">
             <w:r>
               <w:rPr>
                 <w:rStyle w:val="Hyperlink"/>
@@ -1551,7 +1530,7 @@
                 <w:noProof/>
                 <w:webHidden/>
               </w:rPr>
-              <w:instrText xml:space="preserve"> PAGEREF _Toc173450954 \h </w:instrText>
+              <w:instrText xml:space="preserve"> PAGEREF _Toc189667035 \h </w:instrText>
             </w:r>
             <w:r>
               <w:rPr>
@@ -1590,13 +1569,12 @@
             </w:tabs>
             <w:rPr>
               <w:noProof/>
-              <w:sz w:val="22"/>
               <w:szCs w:val="24"/>
               <w:lang w:val="en-US"/>
               <w14:ligatures w14:val="standardContextual"/>
             </w:rPr>
           </w:pPr>
-          <w:hyperlink w:anchor="_Toc173450955" w:history="1">
+          <w:hyperlink w:anchor="_Toc189667036" w:history="1">
             <w:r>
               <w:rPr>
                 <w:rStyle w:val="Hyperlink"/>
@@ -1623,7 +1601,7 @@
                 <w:noProof/>
                 <w:webHidden/>
               </w:rPr>
-              <w:instrText xml:space="preserve"> PAGEREF _Toc173450955 \h </w:instrText>
+              <w:instrText xml:space="preserve"> PAGEREF _Toc189667036 \h </w:instrText>
             </w:r>
             <w:r>
               <w:rPr>
@@ -1662,13 +1640,12 @@
             </w:tabs>
             <w:rPr>
               <w:noProof/>
-              <w:sz w:val="22"/>
               <w:szCs w:val="24"/>
               <w:lang w:val="en-US"/>
               <w14:ligatures w14:val="standardContextual"/>
             </w:rPr>
           </w:pPr>
-          <w:hyperlink w:anchor="_Toc173450956" w:history="1">
+          <w:hyperlink w:anchor="_Toc189667037" w:history="1">
             <w:r>
               <w:rPr>
                 <w:rStyle w:val="Hyperlink"/>
@@ -1695,7 +1672,7 @@
                 <w:noProof/>
                 <w:webHidden/>
               </w:rPr>
-              <w:instrText xml:space="preserve"> PAGEREF _Toc173450956 \h </w:instrText>
+              <w:instrText xml:space="preserve"> PAGEREF _Toc189667037 \h </w:instrText>
             </w:r>
             <w:r>
               <w:rPr>
@@ -1734,13 +1711,12 @@
             </w:tabs>
             <w:rPr>
               <w:noProof/>
-              <w:sz w:val="22"/>
               <w:szCs w:val="24"/>
               <w:lang w:val="en-US"/>
               <w14:ligatures w14:val="standardContextual"/>
             </w:rPr>
           </w:pPr>
-          <w:hyperlink w:anchor="_Toc173450957" w:history="1">
+          <w:hyperlink w:anchor="_Toc189667038" w:history="1">
             <w:r>
               <w:rPr>
                 <w:rStyle w:val="Hyperlink"/>
@@ -1767,7 +1743,7 @@
                 <w:noProof/>
                 <w:webHidden/>
               </w:rPr>
-              <w:instrText xml:space="preserve"> PAGEREF _Toc173450957 \h </w:instrText>
+              <w:instrText xml:space="preserve"> PAGEREF _Toc189667038 \h </w:instrText>
             </w:r>
             <w:r>
               <w:rPr>
@@ -1806,13 +1782,12 @@
             </w:tabs>
             <w:rPr>
               <w:noProof/>
-              <w:sz w:val="22"/>
               <w:szCs w:val="24"/>
               <w:lang w:val="en-US"/>
               <w14:ligatures w14:val="standardContextual"/>
             </w:rPr>
           </w:pPr>
-          <w:hyperlink w:anchor="_Toc173450958" w:history="1">
+          <w:hyperlink w:anchor="_Toc189667039" w:history="1">
             <w:r>
               <w:rPr>
                 <w:rStyle w:val="Hyperlink"/>
@@ -1839,7 +1814,7 @@
                 <w:noProof/>
                 <w:webHidden/>
               </w:rPr>
-              <w:instrText xml:space="preserve"> PAGEREF _Toc173450958 \h </w:instrText>
+              <w:instrText xml:space="preserve"> PAGEREF _Toc189667039 \h </w:instrText>
             </w:r>
             <w:r>
               <w:rPr>
@@ -1878,13 +1853,12 @@
             </w:tabs>
             <w:rPr>
               <w:noProof/>
-              <w:sz w:val="22"/>
               <w:szCs w:val="24"/>
               <w:lang w:val="en-US"/>
               <w14:ligatures w14:val="standardContextual"/>
             </w:rPr>
           </w:pPr>
-          <w:hyperlink w:anchor="_Toc173450959" w:history="1">
+          <w:hyperlink w:anchor="_Toc189667040" w:history="1">
             <w:r>
               <w:rPr>
                 <w:rStyle w:val="Hyperlink"/>
@@ -1911,7 +1885,7 @@
                 <w:noProof/>
                 <w:webHidden/>
               </w:rPr>
-              <w:instrText xml:space="preserve"> PAGEREF _Toc173450959 \h </w:instrText>
+              <w:instrText xml:space="preserve"> PAGEREF _Toc189667040 \h </w:instrText>
             </w:r>
             <w:r>
               <w:rPr>
@@ -1950,13 +1924,12 @@
             </w:tabs>
             <w:rPr>
               <w:noProof/>
-              <w:sz w:val="22"/>
               <w:szCs w:val="24"/>
               <w:lang w:val="en-US"/>
               <w14:ligatures w14:val="standardContextual"/>
             </w:rPr>
           </w:pPr>
-          <w:hyperlink w:anchor="_Toc173450960" w:history="1">
+          <w:hyperlink w:anchor="_Toc189667041" w:history="1">
             <w:r>
               <w:rPr>
                 <w:rStyle w:val="Hyperlink"/>
@@ -1983,7 +1956,7 @@
                 <w:noProof/>
                 <w:webHidden/>
               </w:rPr>
-              <w:instrText xml:space="preserve"> PAGEREF _Toc173450960 \h </w:instrText>
+              <w:instrText xml:space="preserve"> PAGEREF _Toc189667041 \h </w:instrText>
             </w:r>
             <w:r>
               <w:rPr>
@@ -2022,13 +1995,12 @@
             </w:tabs>
             <w:rPr>
               <w:noProof/>
-              <w:sz w:val="22"/>
               <w:szCs w:val="24"/>
               <w:lang w:val="en-US"/>
               <w14:ligatures w14:val="standardContextual"/>
             </w:rPr>
           </w:pPr>
-          <w:hyperlink w:anchor="_Toc173450961" w:history="1">
+          <w:hyperlink w:anchor="_Toc189667042" w:history="1">
             <w:r>
               <w:rPr>
                 <w:rStyle w:val="Hyperlink"/>
@@ -2055,7 +2027,7 @@
                 <w:noProof/>
                 <w:webHidden/>
               </w:rPr>
-              <w:instrText xml:space="preserve"> PAGEREF _Toc173450961 \h </w:instrText>
+              <w:instrText xml:space="preserve"> PAGEREF _Toc189667042 \h </w:instrText>
             </w:r>
             <w:r>
               <w:rPr>
@@ -2094,13 +2066,12 @@
             </w:tabs>
             <w:rPr>
               <w:noProof/>
-              <w:sz w:val="22"/>
               <w:szCs w:val="24"/>
               <w:lang w:val="en-US"/>
               <w14:ligatures w14:val="standardContextual"/>
             </w:rPr>
           </w:pPr>
-          <w:hyperlink w:anchor="_Toc173450962" w:history="1">
+          <w:hyperlink w:anchor="_Toc189667043" w:history="1">
             <w:r>
               <w:rPr>
                 <w:rStyle w:val="Hyperlink"/>
@@ -2128,7 +2099,7 @@
                 <w:noProof/>
                 <w:webHidden/>
               </w:rPr>
-              <w:instrText xml:space="preserve"> PAGEREF _Toc173450962 \h </w:instrText>
+              <w:instrText xml:space="preserve"> PAGEREF _Toc189667043 \h </w:instrText>
             </w:r>
             <w:r>
               <w:rPr>
@@ -2167,13 +2138,12 @@
             </w:tabs>
             <w:rPr>
               <w:noProof/>
-              <w:sz w:val="22"/>
               <w:szCs w:val="24"/>
               <w:lang w:val="en-US"/>
               <w14:ligatures w14:val="standardContextual"/>
             </w:rPr>
           </w:pPr>
-          <w:hyperlink w:anchor="_Toc173450963" w:history="1">
+          <w:hyperlink w:anchor="_Toc189667044" w:history="1">
             <w:r>
               <w:rPr>
                 <w:rStyle w:val="Hyperlink"/>
@@ -2201,7 +2171,7 @@
                 <w:noProof/>
                 <w:webHidden/>
               </w:rPr>
-              <w:instrText xml:space="preserve"> PAGEREF _Toc173450963 \h </w:instrText>
+              <w:instrText xml:space="preserve"> PAGEREF _Toc189667044 \h </w:instrText>
             </w:r>
             <w:r>
               <w:rPr>
@@ -2240,13 +2210,12 @@
             </w:tabs>
             <w:rPr>
               <w:noProof/>
-              <w:sz w:val="22"/>
               <w:szCs w:val="24"/>
               <w:lang w:val="en-US"/>
               <w14:ligatures w14:val="standardContextual"/>
             </w:rPr>
           </w:pPr>
-          <w:hyperlink w:anchor="_Toc173450964" w:history="1">
+          <w:hyperlink w:anchor="_Toc189667045" w:history="1">
             <w:r>
               <w:rPr>
                 <w:rStyle w:val="Hyperlink"/>
@@ -2273,7 +2242,7 @@
                 <w:noProof/>
                 <w:webHidden/>
               </w:rPr>
-              <w:instrText xml:space="preserve"> PAGEREF _Toc173450964 \h </w:instrText>
+              <w:instrText xml:space="preserve"> PAGEREF _Toc189667045 \h </w:instrText>
             </w:r>
             <w:r>
               <w:rPr>
@@ -2312,13 +2281,12 @@
             </w:tabs>
             <w:rPr>
               <w:noProof/>
-              <w:sz w:val="22"/>
               <w:szCs w:val="24"/>
               <w:lang w:val="en-US"/>
               <w14:ligatures w14:val="standardContextual"/>
             </w:rPr>
           </w:pPr>
-          <w:hyperlink w:anchor="_Toc173450965" w:history="1">
+          <w:hyperlink w:anchor="_Toc189667046" w:history="1">
             <w:r>
               <w:rPr>
                 <w:rStyle w:val="Hyperlink"/>
@@ -2345,7 +2313,7 @@
                 <w:noProof/>
                 <w:webHidden/>
               </w:rPr>
-              <w:instrText xml:space="preserve"> PAGEREF _Toc173450965 \h </w:instrText>
+              <w:instrText xml:space="preserve"> PAGEREF _Toc189667046 \h </w:instrText>
             </w:r>
             <w:r>
               <w:rPr>
@@ -2384,13 +2352,12 @@
             </w:tabs>
             <w:rPr>
               <w:noProof/>
-              <w:sz w:val="22"/>
               <w:szCs w:val="24"/>
               <w:lang w:val="en-US"/>
               <w14:ligatures w14:val="standardContextual"/>
             </w:rPr>
           </w:pPr>
-          <w:hyperlink w:anchor="_Toc173450966" w:history="1">
+          <w:hyperlink w:anchor="_Toc189667047" w:history="1">
             <w:r>
               <w:rPr>
                 <w:rStyle w:val="Hyperlink"/>
@@ -2418,7 +2385,7 @@
                 <w:noProof/>
                 <w:webHidden/>
               </w:rPr>
-              <w:instrText xml:space="preserve"> PAGEREF _Toc173450966 \h </w:instrText>
+              <w:instrText xml:space="preserve"> PAGEREF _Toc189667047 \h </w:instrText>
             </w:r>
             <w:r>
               <w:rPr>
@@ -2457,13 +2424,12 @@
             </w:tabs>
             <w:rPr>
               <w:noProof/>
-              <w:sz w:val="22"/>
               <w:szCs w:val="24"/>
               <w:lang w:val="en-US"/>
               <w14:ligatures w14:val="standardContextual"/>
             </w:rPr>
           </w:pPr>
-          <w:hyperlink w:anchor="_Toc173450967" w:history="1">
+          <w:hyperlink w:anchor="_Toc189667048" w:history="1">
             <w:r>
               <w:rPr>
                 <w:rStyle w:val="Hyperlink"/>
@@ -2490,7 +2456,7 @@
                 <w:noProof/>
                 <w:webHidden/>
               </w:rPr>
-              <w:instrText xml:space="preserve"> PAGEREF _Toc173450967 \h </w:instrText>
+              <w:instrText xml:space="preserve"> PAGEREF _Toc189667048 \h </w:instrText>
             </w:r>
             <w:r>
               <w:rPr>
@@ -2529,13 +2495,12 @@
             </w:tabs>
             <w:rPr>
               <w:noProof/>
-              <w:sz w:val="22"/>
               <w:szCs w:val="24"/>
               <w:lang w:val="en-US"/>
               <w14:ligatures w14:val="standardContextual"/>
             </w:rPr>
           </w:pPr>
-          <w:hyperlink w:anchor="_Toc173450968" w:history="1">
+          <w:hyperlink w:anchor="_Toc189667049" w:history="1">
             <w:r>
               <w:rPr>
                 <w:rStyle w:val="Hyperlink"/>
@@ -2562,7 +2527,7 @@
                 <w:noProof/>
                 <w:webHidden/>
               </w:rPr>
-              <w:instrText xml:space="preserve"> PAGEREF _Toc173450968 \h </w:instrText>
+              <w:instrText xml:space="preserve"> PAGEREF _Toc189667049 \h </w:instrText>
             </w:r>
             <w:r>
               <w:rPr>
@@ -2601,13 +2566,12 @@
             </w:tabs>
             <w:rPr>
               <w:noProof/>
-              <w:sz w:val="22"/>
               <w:szCs w:val="24"/>
               <w:lang w:val="en-US"/>
               <w14:ligatures w14:val="standardContextual"/>
             </w:rPr>
           </w:pPr>
-          <w:hyperlink w:anchor="_Toc173450969" w:history="1">
+          <w:hyperlink w:anchor="_Toc189667050" w:history="1">
             <w:r>
               <w:rPr>
                 <w:rStyle w:val="Hyperlink"/>
@@ -2634,7 +2598,7 @@
                 <w:noProof/>
                 <w:webHidden/>
               </w:rPr>
-              <w:instrText xml:space="preserve"> PAGEREF _Toc173450969 \h </w:instrText>
+              <w:instrText xml:space="preserve"> PAGEREF _Toc189667050 \h </w:instrText>
             </w:r>
             <w:r>
               <w:rPr>
@@ -2673,13 +2637,12 @@
             </w:tabs>
             <w:rPr>
               <w:noProof/>
-              <w:sz w:val="22"/>
               <w:szCs w:val="24"/>
               <w:lang w:val="en-US"/>
               <w14:ligatures w14:val="standardContextual"/>
             </w:rPr>
           </w:pPr>
-          <w:hyperlink w:anchor="_Toc173450970" w:history="1">
+          <w:hyperlink w:anchor="_Toc189667051" w:history="1">
             <w:r>
               <w:rPr>
                 <w:rStyle w:val="Hyperlink"/>
@@ -2706,7 +2669,7 @@
                 <w:noProof/>
                 <w:webHidden/>
               </w:rPr>
-              <w:instrText xml:space="preserve"> PAGEREF _Toc173450970 \h </w:instrText>
+              <w:instrText xml:space="preserve"> PAGEREF _Toc189667051 \h </w:instrText>
             </w:r>
             <w:r>
               <w:rPr>
@@ -2745,13 +2708,12 @@
             </w:tabs>
             <w:rPr>
               <w:noProof/>
-              <w:sz w:val="22"/>
               <w:szCs w:val="24"/>
               <w:lang w:val="en-US"/>
               <w14:ligatures w14:val="standardContextual"/>
             </w:rPr>
           </w:pPr>
-          <w:hyperlink w:anchor="_Toc173450971" w:history="1">
+          <w:hyperlink w:anchor="_Toc189667052" w:history="1">
             <w:r>
               <w:rPr>
                 <w:rStyle w:val="Hyperlink"/>
@@ -2778,7 +2740,7 @@
                 <w:noProof/>
                 <w:webHidden/>
               </w:rPr>
-              <w:instrText xml:space="preserve"> PAGEREF _Toc173450971 \h </w:instrText>
+              <w:instrText xml:space="preserve"> PAGEREF _Toc189667052 \h </w:instrText>
             </w:r>
             <w:r>
               <w:rPr>
@@ -2817,13 +2779,12 @@
             </w:tabs>
             <w:rPr>
               <w:noProof/>
-              <w:sz w:val="22"/>
               <w:szCs w:val="24"/>
               <w:lang w:val="en-US"/>
               <w14:ligatures w14:val="standardContextual"/>
             </w:rPr>
           </w:pPr>
-          <w:hyperlink w:anchor="_Toc173450972" w:history="1">
+          <w:hyperlink w:anchor="_Toc189667053" w:history="1">
             <w:r>
               <w:rPr>
                 <w:rStyle w:val="Hyperlink"/>
@@ -2850,7 +2811,7 @@
                 <w:noProof/>
                 <w:webHidden/>
               </w:rPr>
-              <w:instrText xml:space="preserve"> PAGEREF _Toc173450972 \h </w:instrText>
+              <w:instrText xml:space="preserve"> PAGEREF _Toc189667053 \h </w:instrText>
             </w:r>
             <w:r>
               <w:rPr>
@@ -2889,13 +2850,12 @@
             </w:tabs>
             <w:rPr>
               <w:noProof/>
-              <w:sz w:val="22"/>
               <w:szCs w:val="24"/>
               <w:lang w:val="en-US"/>
               <w14:ligatures w14:val="standardContextual"/>
             </w:rPr>
           </w:pPr>
-          <w:hyperlink w:anchor="_Toc173450973" w:history="1">
+          <w:hyperlink w:anchor="_Toc189667054" w:history="1">
             <w:r>
               <w:rPr>
                 <w:rStyle w:val="Hyperlink"/>
@@ -2922,7 +2882,7 @@
                 <w:noProof/>
                 <w:webHidden/>
               </w:rPr>
-              <w:instrText xml:space="preserve"> PAGEREF _Toc173450973 \h </w:instrText>
+              <w:instrText xml:space="preserve"> PAGEREF _Toc189667054 \h </w:instrText>
             </w:r>
             <w:r>
               <w:rPr>
@@ -2961,13 +2921,12 @@
             </w:tabs>
             <w:rPr>
               <w:noProof/>
-              <w:sz w:val="22"/>
               <w:szCs w:val="24"/>
               <w:lang w:val="en-US"/>
               <w14:ligatures w14:val="standardContextual"/>
             </w:rPr>
           </w:pPr>
-          <w:hyperlink w:anchor="_Toc173450974" w:history="1">
+          <w:hyperlink w:anchor="_Toc189667055" w:history="1">
             <w:r>
               <w:rPr>
                 <w:rStyle w:val="Hyperlink"/>
@@ -2994,7 +2953,7 @@
                 <w:noProof/>
                 <w:webHidden/>
               </w:rPr>
-              <w:instrText xml:space="preserve"> PAGEREF _Toc173450974 \h </w:instrText>
+              <w:instrText xml:space="preserve"> PAGEREF _Toc189667055 \h </w:instrText>
             </w:r>
             <w:r>
               <w:rPr>
@@ -3033,13 +2992,12 @@
             </w:tabs>
             <w:rPr>
               <w:noProof/>
-              <w:sz w:val="22"/>
               <w:szCs w:val="24"/>
               <w:lang w:val="en-US"/>
               <w14:ligatures w14:val="standardContextual"/>
             </w:rPr>
           </w:pPr>
-          <w:hyperlink w:anchor="_Toc173450975" w:history="1">
+          <w:hyperlink w:anchor="_Toc189667056" w:history="1">
             <w:r>
               <w:rPr>
                 <w:rStyle w:val="Hyperlink"/>
@@ -3066,7 +3024,7 @@
                 <w:noProof/>
                 <w:webHidden/>
               </w:rPr>
-              <w:instrText xml:space="preserve"> PAGEREF _Toc173450975 \h </w:instrText>
+              <w:instrText xml:space="preserve"> PAGEREF _Toc189667056 \h </w:instrText>
             </w:r>
             <w:r>
               <w:rPr>
@@ -3105,13 +3063,12 @@
             </w:tabs>
             <w:rPr>
               <w:noProof/>
-              <w:sz w:val="22"/>
               <w:szCs w:val="24"/>
               <w:lang w:val="en-US"/>
               <w14:ligatures w14:val="standardContextual"/>
             </w:rPr>
           </w:pPr>
-          <w:hyperlink w:anchor="_Toc173450976" w:history="1">
+          <w:hyperlink w:anchor="_Toc189667057" w:history="1">
             <w:r>
               <w:rPr>
                 <w:rStyle w:val="Hyperlink"/>
@@ -3138,7 +3095,7 @@
                 <w:noProof/>
                 <w:webHidden/>
               </w:rPr>
-              <w:instrText xml:space="preserve"> PAGEREF _Toc173450976 \h </w:instrText>
+              <w:instrText xml:space="preserve"> PAGEREF _Toc189667057 \h </w:instrText>
             </w:r>
             <w:r>
               <w:rPr>
@@ -3177,13 +3134,12 @@
             </w:tabs>
             <w:rPr>
               <w:noProof/>
-              <w:sz w:val="22"/>
               <w:szCs w:val="24"/>
               <w:lang w:val="en-US"/>
               <w14:ligatures w14:val="standardContextual"/>
             </w:rPr>
           </w:pPr>
-          <w:hyperlink w:anchor="_Toc173450977" w:history="1">
+          <w:hyperlink w:anchor="_Toc189667058" w:history="1">
             <w:r>
               <w:rPr>
                 <w:rStyle w:val="Hyperlink"/>
@@ -3210,7 +3166,7 @@
                 <w:noProof/>
                 <w:webHidden/>
               </w:rPr>
-              <w:instrText xml:space="preserve"> PAGEREF _Toc173450977 \h </w:instrText>
+              <w:instrText xml:space="preserve"> PAGEREF _Toc189667058 \h </w:instrText>
             </w:r>
             <w:r>
               <w:rPr>
@@ -3249,13 +3205,12 @@
             </w:tabs>
             <w:rPr>
               <w:noProof/>
-              <w:sz w:val="22"/>
               <w:szCs w:val="24"/>
               <w:lang w:val="en-US"/>
               <w14:ligatures w14:val="standardContextual"/>
             </w:rPr>
           </w:pPr>
-          <w:hyperlink w:anchor="_Toc173450978" w:history="1">
+          <w:hyperlink w:anchor="_Toc189667059" w:history="1">
             <w:r>
               <w:rPr>
                 <w:rStyle w:val="Hyperlink"/>
@@ -3282,7 +3237,7 @@
                 <w:noProof/>
                 <w:webHidden/>
               </w:rPr>
-              <w:instrText xml:space="preserve"> PAGEREF _Toc173450978 \h </w:instrText>
+              <w:instrText xml:space="preserve"> PAGEREF _Toc189667059 \h </w:instrText>
             </w:r>
             <w:r>
               <w:rPr>
@@ -3321,13 +3276,12 @@
             </w:tabs>
             <w:rPr>
               <w:noProof/>
-              <w:sz w:val="22"/>
               <w:szCs w:val="24"/>
               <w:lang w:val="en-US"/>
               <w14:ligatures w14:val="standardContextual"/>
             </w:rPr>
           </w:pPr>
-          <w:hyperlink w:anchor="_Toc173450979" w:history="1">
+          <w:hyperlink w:anchor="_Toc189667060" w:history="1">
             <w:r>
               <w:rPr>
                 <w:rStyle w:val="Hyperlink"/>
@@ -3354,7 +3308,7 @@
                 <w:noProof/>
                 <w:webHidden/>
               </w:rPr>
-              <w:instrText xml:space="preserve"> PAGEREF _Toc173450979 \h </w:instrText>
+              <w:instrText xml:space="preserve"> PAGEREF _Toc189667060 \h </w:instrText>
             </w:r>
             <w:r>
               <w:rPr>
@@ -3393,13 +3347,12 @@
             </w:tabs>
             <w:rPr>
               <w:noProof/>
-              <w:sz w:val="22"/>
               <w:szCs w:val="24"/>
               <w:lang w:val="en-US"/>
               <w14:ligatures w14:val="standardContextual"/>
             </w:rPr>
           </w:pPr>
-          <w:hyperlink w:anchor="_Toc173450980" w:history="1">
+          <w:hyperlink w:anchor="_Toc189667061" w:history="1">
             <w:r>
               <w:rPr>
                 <w:rStyle w:val="Hyperlink"/>
@@ -3426,7 +3379,7 @@
                 <w:noProof/>
                 <w:webHidden/>
               </w:rPr>
-              <w:instrText xml:space="preserve"> PAGEREF _Toc173450980 \h </w:instrText>
+              <w:instrText xml:space="preserve"> PAGEREF _Toc189667061 \h </w:instrText>
             </w:r>
             <w:r>
               <w:rPr>
@@ -3465,13 +3418,12 @@
             </w:tabs>
             <w:rPr>
               <w:noProof/>
-              <w:sz w:val="22"/>
               <w:szCs w:val="24"/>
               <w:lang w:val="en-US"/>
               <w14:ligatures w14:val="standardContextual"/>
             </w:rPr>
           </w:pPr>
-          <w:hyperlink w:anchor="_Toc173450981" w:history="1">
+          <w:hyperlink w:anchor="_Toc189667062" w:history="1">
             <w:r>
               <w:rPr>
                 <w:rStyle w:val="Hyperlink"/>
@@ -3498,7 +3450,7 @@
                 <w:noProof/>
                 <w:webHidden/>
               </w:rPr>
-              <w:instrText xml:space="preserve"> PAGEREF _Toc173450981 \h </w:instrText>
+              <w:instrText xml:space="preserve"> PAGEREF _Toc189667062 \h </w:instrText>
             </w:r>
             <w:r>
               <w:rPr>
@@ -3537,13 +3489,12 @@
             </w:tabs>
             <w:rPr>
               <w:noProof/>
-              <w:sz w:val="22"/>
               <w:szCs w:val="24"/>
               <w:lang w:val="en-US"/>
               <w14:ligatures w14:val="standardContextual"/>
             </w:rPr>
           </w:pPr>
-          <w:hyperlink w:anchor="_Toc173450982" w:history="1">
+          <w:hyperlink w:anchor="_Toc189667063" w:history="1">
             <w:r>
               <w:rPr>
                 <w:rStyle w:val="Hyperlink"/>
@@ -3570,7 +3521,7 @@
                 <w:noProof/>
                 <w:webHidden/>
               </w:rPr>
-              <w:instrText xml:space="preserve"> PAGEREF _Toc173450982 \h </w:instrText>
+              <w:instrText xml:space="preserve"> PAGEREF _Toc189667063 \h </w:instrText>
             </w:r>
             <w:r>
               <w:rPr>
@@ -3609,13 +3560,12 @@
             </w:tabs>
             <w:rPr>
               <w:noProof/>
-              <w:sz w:val="22"/>
               <w:szCs w:val="24"/>
               <w:lang w:val="en-US"/>
               <w14:ligatures w14:val="standardContextual"/>
             </w:rPr>
           </w:pPr>
-          <w:hyperlink w:anchor="_Toc173450983" w:history="1">
+          <w:hyperlink w:anchor="_Toc189667064" w:history="1">
             <w:r>
               <w:rPr>
                 <w:rStyle w:val="Hyperlink"/>
@@ -3643,7 +3593,7 @@
                 <w:noProof/>
                 <w:webHidden/>
               </w:rPr>
-              <w:instrText xml:space="preserve"> PAGEREF _Toc173450983 \h </w:instrText>
+              <w:instrText xml:space="preserve"> PAGEREF _Toc189667064 \h </w:instrText>
             </w:r>
             <w:r>
               <w:rPr>
@@ -3682,13 +3632,12 @@
             </w:tabs>
             <w:rPr>
               <w:noProof/>
-              <w:sz w:val="22"/>
               <w:szCs w:val="24"/>
               <w:lang w:val="en-US"/>
               <w14:ligatures w14:val="standardContextual"/>
             </w:rPr>
           </w:pPr>
-          <w:hyperlink w:anchor="_Toc173450984" w:history="1">
+          <w:hyperlink w:anchor="_Toc189667065" w:history="1">
             <w:r>
               <w:rPr>
                 <w:rStyle w:val="Hyperlink"/>
@@ -3715,7 +3664,7 @@
                 <w:noProof/>
                 <w:webHidden/>
               </w:rPr>
-              <w:instrText xml:space="preserve"> PAGEREF _Toc173450984 \h </w:instrText>
+              <w:instrText xml:space="preserve"> PAGEREF _Toc189667065 \h </w:instrText>
             </w:r>
             <w:r>
               <w:rPr>
@@ -3754,13 +3703,12 @@
             </w:tabs>
             <w:rPr>
               <w:noProof/>
-              <w:sz w:val="22"/>
               <w:szCs w:val="24"/>
               <w:lang w:val="en-US"/>
               <w14:ligatures w14:val="standardContextual"/>
             </w:rPr>
           </w:pPr>
-          <w:hyperlink w:anchor="_Toc173450985" w:history="1">
+          <w:hyperlink w:anchor="_Toc189667066" w:history="1">
             <w:r>
               <w:rPr>
                 <w:rStyle w:val="Hyperlink"/>
@@ -3788,7 +3736,7 @@
                 <w:noProof/>
                 <w:webHidden/>
               </w:rPr>
-              <w:instrText xml:space="preserve"> PAGEREF _Toc173450985 \h </w:instrText>
+              <w:instrText xml:space="preserve"> PAGEREF _Toc189667066 \h </w:instrText>
             </w:r>
             <w:r>
               <w:rPr>
@@ -3827,13 +3775,12 @@
             </w:tabs>
             <w:rPr>
               <w:noProof/>
-              <w:sz w:val="22"/>
               <w:szCs w:val="24"/>
               <w:lang w:val="en-US"/>
               <w14:ligatures w14:val="standardContextual"/>
             </w:rPr>
           </w:pPr>
-          <w:hyperlink w:anchor="_Toc173450986" w:history="1">
+          <w:hyperlink w:anchor="_Toc189667067" w:history="1">
             <w:r>
               <w:rPr>
                 <w:rStyle w:val="Hyperlink"/>
@@ -3861,7 +3808,7 @@
                 <w:noProof/>
                 <w:webHidden/>
               </w:rPr>
-              <w:instrText xml:space="preserve"> PAGEREF _Toc173450986 \h </w:instrText>
+              <w:instrText xml:space="preserve"> PAGEREF _Toc189667067 \h </w:instrText>
             </w:r>
             <w:r>
               <w:rPr>
@@ -3900,13 +3847,12 @@
             </w:tabs>
             <w:rPr>
               <w:noProof/>
-              <w:sz w:val="22"/>
               <w:szCs w:val="24"/>
               <w:lang w:val="en-US"/>
               <w14:ligatures w14:val="standardContextual"/>
             </w:rPr>
           </w:pPr>
-          <w:hyperlink w:anchor="_Toc173450987" w:history="1">
+          <w:hyperlink w:anchor="_Toc189667068" w:history="1">
             <w:r>
               <w:rPr>
                 <w:rStyle w:val="Hyperlink"/>
@@ -3933,7 +3879,7 @@
                 <w:noProof/>
                 <w:webHidden/>
               </w:rPr>
-              <w:instrText xml:space="preserve"> PAGEREF _Toc173450987 \h </w:instrText>
+              <w:instrText xml:space="preserve"> PAGEREF _Toc189667068 \h </w:instrText>
             </w:r>
             <w:r>
               <w:rPr>
@@ -3972,13 +3918,12 @@
             </w:tabs>
             <w:rPr>
               <w:noProof/>
-              <w:sz w:val="22"/>
               <w:szCs w:val="24"/>
               <w:lang w:val="en-US"/>
               <w14:ligatures w14:val="standardContextual"/>
             </w:rPr>
           </w:pPr>
-          <w:hyperlink w:anchor="_Toc173450988" w:history="1">
+          <w:hyperlink w:anchor="_Toc189667069" w:history="1">
             <w:r>
               <w:rPr>
                 <w:rStyle w:val="Hyperlink"/>
@@ -4005,7 +3950,7 @@
                 <w:noProof/>
                 <w:webHidden/>
               </w:rPr>
-              <w:instrText xml:space="preserve"> PAGEREF _Toc173450988 \h </w:instrText>
+              <w:instrText xml:space="preserve"> PAGEREF _Toc189667069 \h </w:instrText>
             </w:r>
             <w:r>
               <w:rPr>
@@ -4044,13 +3989,12 @@
             </w:tabs>
             <w:rPr>
               <w:noProof/>
-              <w:sz w:val="22"/>
               <w:szCs w:val="24"/>
               <w:lang w:val="en-US"/>
               <w14:ligatures w14:val="standardContextual"/>
             </w:rPr>
           </w:pPr>
-          <w:hyperlink w:anchor="_Toc173450989" w:history="1">
+          <w:hyperlink w:anchor="_Toc189667070" w:history="1">
             <w:r>
               <w:rPr>
                 <w:rStyle w:val="Hyperlink"/>
@@ -4078,7 +4022,7 @@
                 <w:noProof/>
                 <w:webHidden/>
               </w:rPr>
-              <w:instrText xml:space="preserve"> PAGEREF _Toc173450989 \h </w:instrText>
+              <w:instrText xml:space="preserve"> PAGEREF _Toc189667070 \h </w:instrText>
             </w:r>
             <w:r>
               <w:rPr>
@@ -4117,13 +4061,12 @@
             </w:tabs>
             <w:rPr>
               <w:noProof/>
-              <w:sz w:val="22"/>
               <w:szCs w:val="24"/>
               <w:lang w:val="en-US"/>
               <w14:ligatures w14:val="standardContextual"/>
             </w:rPr>
           </w:pPr>
-          <w:hyperlink w:anchor="_Toc173450990" w:history="1">
+          <w:hyperlink w:anchor="_Toc189667071" w:history="1">
             <w:r>
               <w:rPr>
                 <w:rStyle w:val="Hyperlink"/>
@@ -4151,7 +4094,7 @@
                 <w:noProof/>
                 <w:webHidden/>
               </w:rPr>
-              <w:instrText xml:space="preserve"> PAGEREF _Toc173450990 \h </w:instrText>
+              <w:instrText xml:space="preserve"> PAGEREF _Toc189667071 \h </w:instrText>
             </w:r>
             <w:r>
               <w:rPr>
@@ -4190,13 +4133,12 @@
             </w:tabs>
             <w:rPr>
               <w:noProof/>
-              <w:sz w:val="22"/>
               <w:szCs w:val="24"/>
               <w:lang w:val="en-US"/>
               <w14:ligatures w14:val="standardContextual"/>
             </w:rPr>
           </w:pPr>
-          <w:hyperlink w:anchor="_Toc173450991" w:history="1">
+          <w:hyperlink w:anchor="_Toc189667072" w:history="1">
             <w:r>
               <w:rPr>
                 <w:rStyle w:val="Hyperlink"/>
@@ -4224,7 +4166,7 @@
                 <w:noProof/>
                 <w:webHidden/>
               </w:rPr>
-              <w:instrText xml:space="preserve"> PAGEREF _Toc173450991 \h </w:instrText>
+              <w:instrText xml:space="preserve"> PAGEREF _Toc189667072 \h </w:instrText>
             </w:r>
             <w:r>
               <w:rPr>
@@ -4263,13 +4205,12 @@
             </w:tabs>
             <w:rPr>
               <w:noProof/>
-              <w:sz w:val="22"/>
               <w:szCs w:val="24"/>
               <w:lang w:val="en-US"/>
               <w14:ligatures w14:val="standardContextual"/>
             </w:rPr>
           </w:pPr>
-          <w:hyperlink w:anchor="_Toc173450992" w:history="1">
+          <w:hyperlink w:anchor="_Toc189667073" w:history="1">
             <w:r>
               <w:rPr>
                 <w:rStyle w:val="Hyperlink"/>
@@ -4297,7 +4238,7 @@
                 <w:noProof/>
                 <w:webHidden/>
               </w:rPr>
-              <w:instrText xml:space="preserve"> PAGEREF _Toc173450992 \h </w:instrText>
+              <w:instrText xml:space="preserve"> PAGEREF _Toc189667073 \h </w:instrText>
             </w:r>
             <w:r>
               <w:rPr>
@@ -4336,13 +4277,12 @@
             </w:tabs>
             <w:rPr>
               <w:noProof/>
-              <w:sz w:val="22"/>
               <w:szCs w:val="24"/>
               <w:lang w:val="en-US"/>
               <w14:ligatures w14:val="standardContextual"/>
             </w:rPr>
           </w:pPr>
-          <w:hyperlink w:anchor="_Toc173450993" w:history="1">
+          <w:hyperlink w:anchor="_Toc189667074" w:history="1">
             <w:r>
               <w:rPr>
                 <w:rStyle w:val="Hyperlink"/>
@@ -4370,7 +4310,7 @@
                 <w:noProof/>
                 <w:webHidden/>
               </w:rPr>
-              <w:instrText xml:space="preserve"> PAGEREF _Toc173450993 \h </w:instrText>
+              <w:instrText xml:space="preserve"> PAGEREF _Toc189667074 \h </w:instrText>
             </w:r>
             <w:r>
               <w:rPr>
@@ -4409,13 +4349,12 @@
             </w:tabs>
             <w:rPr>
               <w:noProof/>
-              <w:sz w:val="22"/>
               <w:szCs w:val="24"/>
               <w:lang w:val="en-US"/>
               <w14:ligatures w14:val="standardContextual"/>
             </w:rPr>
           </w:pPr>
-          <w:hyperlink w:anchor="_Toc173450994" w:history="1">
+          <w:hyperlink w:anchor="_Toc189667075" w:history="1">
             <w:r>
               <w:rPr>
                 <w:rStyle w:val="Hyperlink"/>
@@ -4443,7 +4382,7 @@
                 <w:noProof/>
                 <w:webHidden/>
               </w:rPr>
-              <w:instrText xml:space="preserve"> PAGEREF _Toc173450994 \h </w:instrText>
+              <w:instrText xml:space="preserve"> PAGEREF _Toc189667075 \h </w:instrText>
             </w:r>
             <w:r>
               <w:rPr>
@@ -4482,13 +4421,12 @@
             </w:tabs>
             <w:rPr>
               <w:noProof/>
-              <w:sz w:val="22"/>
               <w:szCs w:val="24"/>
               <w:lang w:val="en-US"/>
               <w14:ligatures w14:val="standardContextual"/>
             </w:rPr>
           </w:pPr>
-          <w:hyperlink w:anchor="_Toc173450995" w:history="1">
+          <w:hyperlink w:anchor="_Toc189667076" w:history="1">
             <w:r>
               <w:rPr>
                 <w:rStyle w:val="Hyperlink"/>
@@ -4516,7 +4454,7 @@
                 <w:noProof/>
                 <w:webHidden/>
               </w:rPr>
-              <w:instrText xml:space="preserve"> PAGEREF _Toc173450995 \h </w:instrText>
+              <w:instrText xml:space="preserve"> PAGEREF _Toc189667076 \h </w:instrText>
             </w:r>
             <w:r>
               <w:rPr>
@@ -4555,13 +4493,12 @@
             </w:tabs>
             <w:rPr>
               <w:noProof/>
-              <w:sz w:val="22"/>
               <w:szCs w:val="24"/>
               <w:lang w:val="en-US"/>
               <w14:ligatures w14:val="standardContextual"/>
             </w:rPr>
           </w:pPr>
-          <w:hyperlink w:anchor="_Toc173450996" w:history="1">
+          <w:hyperlink w:anchor="_Toc189667077" w:history="1">
             <w:r>
               <w:rPr>
                 <w:rStyle w:val="Hyperlink"/>
@@ -4588,7 +4525,7 @@
                 <w:noProof/>
                 <w:webHidden/>
               </w:rPr>
-              <w:instrText xml:space="preserve"> PAGEREF _Toc173450996 \h </w:instrText>
+              <w:instrText xml:space="preserve"> PAGEREF _Toc189667077 \h </w:instrText>
             </w:r>
             <w:r>
               <w:rPr>
@@ -4627,13 +4564,12 @@
             </w:tabs>
             <w:rPr>
               <w:noProof/>
-              <w:sz w:val="22"/>
               <w:szCs w:val="24"/>
               <w:lang w:val="en-US"/>
               <w14:ligatures w14:val="standardContextual"/>
             </w:rPr>
           </w:pPr>
-          <w:hyperlink w:anchor="_Toc173450997" w:history="1">
+          <w:hyperlink w:anchor="_Toc189667078" w:history="1">
             <w:r>
               <w:rPr>
                 <w:rStyle w:val="Hyperlink"/>
@@ -4660,7 +4596,7 @@
                 <w:noProof/>
                 <w:webHidden/>
               </w:rPr>
-              <w:instrText xml:space="preserve"> PAGEREF _Toc173450997 \h </w:instrText>
+              <w:instrText xml:space="preserve"> PAGEREF _Toc189667078 \h </w:instrText>
             </w:r>
             <w:r>
               <w:rPr>
@@ -4699,13 +4635,12 @@
             </w:tabs>
             <w:rPr>
               <w:noProof/>
-              <w:sz w:val="22"/>
               <w:szCs w:val="24"/>
               <w:lang w:val="en-US"/>
               <w14:ligatures w14:val="standardContextual"/>
             </w:rPr>
           </w:pPr>
-          <w:hyperlink w:anchor="_Toc173450998" w:history="1">
+          <w:hyperlink w:anchor="_Toc189667079" w:history="1">
             <w:r>
               <w:rPr>
                 <w:rStyle w:val="Hyperlink"/>
@@ -4732,7 +4667,7 @@
                 <w:noProof/>
                 <w:webHidden/>
               </w:rPr>
-              <w:instrText xml:space="preserve"> PAGEREF _Toc173450998 \h </w:instrText>
+              <w:instrText xml:space="preserve"> PAGEREF _Toc189667079 \h </w:instrText>
             </w:r>
             <w:r>
               <w:rPr>
@@ -4771,13 +4706,12 @@
             </w:tabs>
             <w:rPr>
               <w:noProof/>
-              <w:sz w:val="22"/>
               <w:szCs w:val="24"/>
               <w:lang w:val="en-US"/>
               <w14:ligatures w14:val="standardContextual"/>
             </w:rPr>
           </w:pPr>
-          <w:hyperlink w:anchor="_Toc173450999" w:history="1">
+          <w:hyperlink w:anchor="_Toc189667080" w:history="1">
             <w:r>
               <w:rPr>
                 <w:rStyle w:val="Hyperlink"/>
@@ -4804,7 +4738,7 @@
                 <w:noProof/>
                 <w:webHidden/>
               </w:rPr>
-              <w:instrText xml:space="preserve"> PAGEREF _Toc173450999 \h </w:instrText>
+              <w:instrText xml:space="preserve"> PAGEREF _Toc189667080 \h </w:instrText>
             </w:r>
             <w:r>
               <w:rPr>
@@ -4843,13 +4777,12 @@
             </w:tabs>
             <w:rPr>
               <w:noProof/>
-              <w:sz w:val="22"/>
               <w:szCs w:val="24"/>
               <w:lang w:val="en-US"/>
               <w14:ligatures w14:val="standardContextual"/>
             </w:rPr>
           </w:pPr>
-          <w:hyperlink w:anchor="_Toc173451000" w:history="1">
+          <w:hyperlink w:anchor="_Toc189667081" w:history="1">
             <w:r>
               <w:rPr>
                 <w:rStyle w:val="Hyperlink"/>
@@ -4876,7 +4809,7 @@
                 <w:noProof/>
                 <w:webHidden/>
               </w:rPr>
-              <w:instrText xml:space="preserve"> PAGEREF _Toc173451000 \h </w:instrText>
+              <w:instrText xml:space="preserve"> PAGEREF _Toc189667081 \h </w:instrText>
             </w:r>
             <w:r>
               <w:rPr>
@@ -4915,13 +4848,12 @@
             </w:tabs>
             <w:rPr>
               <w:noProof/>
-              <w:sz w:val="22"/>
               <w:szCs w:val="24"/>
               <w:lang w:val="en-US"/>
               <w14:ligatures w14:val="standardContextual"/>
             </w:rPr>
           </w:pPr>
-          <w:hyperlink w:anchor="_Toc173451001" w:history="1">
+          <w:hyperlink w:anchor="_Toc189667082" w:history="1">
             <w:r>
               <w:rPr>
                 <w:rStyle w:val="Hyperlink"/>
@@ -4948,7 +4880,7 @@
                 <w:noProof/>
                 <w:webHidden/>
               </w:rPr>
-              <w:instrText xml:space="preserve"> PAGEREF _Toc173451001 \h </w:instrText>
+              <w:instrText xml:space="preserve"> PAGEREF _Toc189667082 \h </w:instrText>
             </w:r>
             <w:r>
               <w:rPr>
@@ -4987,13 +4919,12 @@
             </w:tabs>
             <w:rPr>
               <w:noProof/>
-              <w:sz w:val="22"/>
               <w:szCs w:val="24"/>
               <w:lang w:val="en-US"/>
               <w14:ligatures w14:val="standardContextual"/>
             </w:rPr>
           </w:pPr>
-          <w:hyperlink w:anchor="_Toc173451002" w:history="1">
+          <w:hyperlink w:anchor="_Toc189667083" w:history="1">
             <w:r>
               <w:rPr>
                 <w:rStyle w:val="Hyperlink"/>
@@ -5020,7 +4951,7 @@
                 <w:noProof/>
                 <w:webHidden/>
               </w:rPr>
-              <w:instrText xml:space="preserve"> PAGEREF _Toc173451002 \h </w:instrText>
+              <w:instrText xml:space="preserve"> PAGEREF _Toc189667083 \h </w:instrText>
             </w:r>
             <w:r>
               <w:rPr>
@@ -5059,13 +4990,12 @@
             </w:tabs>
             <w:rPr>
               <w:noProof/>
-              <w:sz w:val="22"/>
               <w:szCs w:val="24"/>
               <w:lang w:val="en-US"/>
               <w14:ligatures w14:val="standardContextual"/>
             </w:rPr>
           </w:pPr>
-          <w:hyperlink w:anchor="_Toc173451003" w:history="1">
+          <w:hyperlink w:anchor="_Toc189667084" w:history="1">
             <w:r>
               <w:rPr>
                 <w:rStyle w:val="Hyperlink"/>
@@ -5092,7 +5022,7 @@
                 <w:noProof/>
                 <w:webHidden/>
               </w:rPr>
-              <w:instrText xml:space="preserve"> PAGEREF _Toc173451003 \h </w:instrText>
+              <w:instrText xml:space="preserve"> PAGEREF _Toc189667084 \h </w:instrText>
             </w:r>
             <w:r>
               <w:rPr>
@@ -5131,13 +5061,12 @@
             </w:tabs>
             <w:rPr>
               <w:noProof/>
-              <w:sz w:val="22"/>
               <w:szCs w:val="24"/>
               <w:lang w:val="en-US"/>
               <w14:ligatures w14:val="standardContextual"/>
             </w:rPr>
           </w:pPr>
-          <w:hyperlink w:anchor="_Toc173451004" w:history="1">
+          <w:hyperlink w:anchor="_Toc189667085" w:history="1">
             <w:r>
               <w:rPr>
                 <w:rStyle w:val="Hyperlink"/>
@@ -5164,7 +5093,7 @@
                 <w:noProof/>
                 <w:webHidden/>
               </w:rPr>
-              <w:instrText xml:space="preserve"> PAGEREF _Toc173451004 \h </w:instrText>
+              <w:instrText xml:space="preserve"> PAGEREF _Toc189667085 \h </w:instrText>
             </w:r>
             <w:r>
               <w:rPr>
@@ -5203,13 +5132,12 @@
             </w:tabs>
             <w:rPr>
               <w:noProof/>
-              <w:sz w:val="22"/>
               <w:szCs w:val="24"/>
               <w:lang w:val="en-US"/>
               <w14:ligatures w14:val="standardContextual"/>
             </w:rPr>
           </w:pPr>
-          <w:hyperlink w:anchor="_Toc173451005" w:history="1">
+          <w:hyperlink w:anchor="_Toc189667086" w:history="1">
             <w:r>
               <w:rPr>
                 <w:rStyle w:val="Hyperlink"/>
@@ -5236,7 +5164,7 @@
                 <w:noProof/>
                 <w:webHidden/>
               </w:rPr>
-              <w:instrText xml:space="preserve"> PAGEREF _Toc173451005 \h </w:instrText>
+              <w:instrText xml:space="preserve"> PAGEREF _Toc189667086 \h </w:instrText>
             </w:r>
             <w:r>
               <w:rPr>
@@ -5275,13 +5203,12 @@
             </w:tabs>
             <w:rPr>
               <w:noProof/>
-              <w:sz w:val="22"/>
               <w:szCs w:val="24"/>
               <w:lang w:val="en-US"/>
               <w14:ligatures w14:val="standardContextual"/>
             </w:rPr>
           </w:pPr>
-          <w:hyperlink w:anchor="_Toc173451006" w:history="1">
+          <w:hyperlink w:anchor="_Toc189667087" w:history="1">
             <w:r>
               <w:rPr>
                 <w:rStyle w:val="Hyperlink"/>
@@ -5308,7 +5235,7 @@
                 <w:noProof/>
                 <w:webHidden/>
               </w:rPr>
-              <w:instrText xml:space="preserve"> PAGEREF _Toc173451006 \h </w:instrText>
+              <w:instrText xml:space="preserve"> PAGEREF _Toc189667087 \h </w:instrText>
             </w:r>
             <w:r>
               <w:rPr>
@@ -5347,13 +5274,12 @@
             </w:tabs>
             <w:rPr>
               <w:noProof/>
-              <w:sz w:val="22"/>
               <w:szCs w:val="24"/>
               <w:lang w:val="en-US"/>
               <w14:ligatures w14:val="standardContextual"/>
             </w:rPr>
           </w:pPr>
-          <w:hyperlink w:anchor="_Toc173451007" w:history="1">
+          <w:hyperlink w:anchor="_Toc189667088" w:history="1">
             <w:r>
               <w:rPr>
                 <w:rStyle w:val="Hyperlink"/>
@@ -5380,7 +5306,7 @@
                 <w:noProof/>
                 <w:webHidden/>
               </w:rPr>
-              <w:instrText xml:space="preserve"> PAGEREF _Toc173451007 \h </w:instrText>
+              <w:instrText xml:space="preserve"> PAGEREF _Toc189667088 \h </w:instrText>
             </w:r>
             <w:r>
               <w:rPr>
@@ -5419,13 +5345,12 @@
             </w:tabs>
             <w:rPr>
               <w:noProof/>
-              <w:sz w:val="22"/>
               <w:szCs w:val="24"/>
               <w:lang w:val="en-US"/>
               <w14:ligatures w14:val="standardContextual"/>
             </w:rPr>
           </w:pPr>
-          <w:hyperlink w:anchor="_Toc173451008" w:history="1">
+          <w:hyperlink w:anchor="_Toc189667089" w:history="1">
             <w:r>
               <w:rPr>
                 <w:rStyle w:val="Hyperlink"/>
@@ -5452,7 +5377,7 @@
                 <w:noProof/>
                 <w:webHidden/>
               </w:rPr>
-              <w:instrText xml:space="preserve"> PAGEREF _Toc173451008 \h </w:instrText>
+              <w:instrText xml:space="preserve"> PAGEREF _Toc189667089 \h </w:instrText>
             </w:r>
             <w:r>
               <w:rPr>
@@ -5491,13 +5416,12 @@
             </w:tabs>
             <w:rPr>
               <w:noProof/>
-              <w:sz w:val="22"/>
               <w:szCs w:val="24"/>
               <w:lang w:val="en-US"/>
               <w14:ligatures w14:val="standardContextual"/>
             </w:rPr>
           </w:pPr>
-          <w:hyperlink w:anchor="_Toc173451009" w:history="1">
+          <w:hyperlink w:anchor="_Toc189667090" w:history="1">
             <w:r>
               <w:rPr>
                 <w:rStyle w:val="Hyperlink"/>
@@ -5524,7 +5448,7 @@
                 <w:noProof/>
                 <w:webHidden/>
               </w:rPr>
-              <w:instrText xml:space="preserve"> PAGEREF _Toc173451009 \h </w:instrText>
+              <w:instrText xml:space="preserve"> PAGEREF _Toc189667090 \h </w:instrText>
             </w:r>
             <w:r>
               <w:rPr>
@@ -5563,13 +5487,12 @@
             </w:tabs>
             <w:rPr>
               <w:noProof/>
-              <w:sz w:val="22"/>
               <w:szCs w:val="24"/>
               <w:lang w:val="en-US"/>
               <w14:ligatures w14:val="standardContextual"/>
             </w:rPr>
           </w:pPr>
-          <w:hyperlink w:anchor="_Toc173451010" w:history="1">
+          <w:hyperlink w:anchor="_Toc189667091" w:history="1">
             <w:r>
               <w:rPr>
                 <w:rStyle w:val="Hyperlink"/>
@@ -5596,7 +5519,7 @@
                 <w:noProof/>
                 <w:webHidden/>
               </w:rPr>
-              <w:instrText xml:space="preserve"> PAGEREF _Toc173451010 \h </w:instrText>
+              <w:instrText xml:space="preserve"> PAGEREF _Toc189667091 \h </w:instrText>
             </w:r>
             <w:r>
               <w:rPr>
@@ -5635,13 +5558,12 @@
             </w:tabs>
             <w:rPr>
               <w:noProof/>
-              <w:sz w:val="22"/>
               <w:szCs w:val="24"/>
               <w:lang w:val="en-US"/>
               <w14:ligatures w14:val="standardContextual"/>
             </w:rPr>
           </w:pPr>
-          <w:hyperlink w:anchor="_Toc173451011" w:history="1">
+          <w:hyperlink w:anchor="_Toc189667092" w:history="1">
             <w:r>
               <w:rPr>
                 <w:rStyle w:val="Hyperlink"/>
@@ -5668,7 +5590,7 @@
                 <w:noProof/>
                 <w:webHidden/>
               </w:rPr>
-              <w:instrText xml:space="preserve"> PAGEREF _Toc173451011 \h </w:instrText>
+              <w:instrText xml:space="preserve"> PAGEREF _Toc189667092 \h </w:instrText>
             </w:r>
             <w:r>
               <w:rPr>
@@ -5707,13 +5629,12 @@
             </w:tabs>
             <w:rPr>
               <w:noProof/>
-              <w:sz w:val="22"/>
               <w:szCs w:val="24"/>
               <w:lang w:val="en-US"/>
               <w14:ligatures w14:val="standardContextual"/>
             </w:rPr>
           </w:pPr>
-          <w:hyperlink w:anchor="_Toc173451012" w:history="1">
+          <w:hyperlink w:anchor="_Toc189667093" w:history="1">
             <w:r>
               <w:rPr>
                 <w:rStyle w:val="Hyperlink"/>
@@ -5740,7 +5661,7 @@
                 <w:noProof/>
                 <w:webHidden/>
               </w:rPr>
-              <w:instrText xml:space="preserve"> PAGEREF _Toc173451012 \h </w:instrText>
+              <w:instrText xml:space="preserve"> PAGEREF _Toc189667093 \h </w:instrText>
             </w:r>
             <w:r>
               <w:rPr>
@@ -5779,13 +5700,12 @@
             </w:tabs>
             <w:rPr>
               <w:noProof/>
-              <w:sz w:val="22"/>
               <w:szCs w:val="24"/>
               <w:lang w:val="en-US"/>
               <w14:ligatures w14:val="standardContextual"/>
             </w:rPr>
           </w:pPr>
-          <w:hyperlink w:anchor="_Toc173451013" w:history="1">
+          <w:hyperlink w:anchor="_Toc189667094" w:history="1">
             <w:r>
               <w:rPr>
                 <w:rStyle w:val="Hyperlink"/>
@@ -5812,7 +5732,7 @@
                 <w:noProof/>
                 <w:webHidden/>
               </w:rPr>
-              <w:instrText xml:space="preserve"> PAGEREF _Toc173451013 \h </w:instrText>
+              <w:instrText xml:space="preserve"> PAGEREF _Toc189667094 \h </w:instrText>
             </w:r>
             <w:r>
               <w:rPr>
@@ -5851,19 +5771,18 @@
             </w:tabs>
             <w:rPr>
               <w:noProof/>
-              <w:sz w:val="22"/>
               <w:szCs w:val="24"/>
               <w:lang w:val="en-US"/>
               <w14:ligatures w14:val="standardContextual"/>
             </w:rPr>
           </w:pPr>
-          <w:hyperlink w:anchor="_Toc173451014" w:history="1">
+          <w:hyperlink w:anchor="_Toc189667095" w:history="1">
             <w:r>
               <w:rPr>
                 <w:rStyle w:val="Hyperlink"/>
                 <w:noProof/>
               </w:rPr>
-              <w:t>Process Packages</w:t>
+              <w:t>Packages</w:t>
             </w:r>
             <w:r>
               <w:rPr>
@@ -5884,7 +5803,7 @@
                 <w:noProof/>
                 <w:webHidden/>
               </w:rPr>
-              <w:instrText xml:space="preserve"> PAGEREF _Toc173451014 \h </w:instrText>
+              <w:instrText xml:space="preserve"> PAGEREF _Toc189667095 \h </w:instrText>
             </w:r>
             <w:r>
               <w:rPr>
@@ -5923,13 +5842,12 @@
             </w:tabs>
             <w:rPr>
               <w:noProof/>
-              <w:sz w:val="22"/>
               <w:szCs w:val="24"/>
               <w:lang w:val="en-US"/>
               <w14:ligatures w14:val="standardContextual"/>
             </w:rPr>
           </w:pPr>
-          <w:hyperlink w:anchor="_Toc173451015" w:history="1">
+          <w:hyperlink w:anchor="_Toc189667096" w:history="1">
             <w:r>
               <w:rPr>
                 <w:rStyle w:val="Hyperlink"/>
@@ -5956,7 +5874,7 @@
                 <w:noProof/>
                 <w:webHidden/>
               </w:rPr>
-              <w:instrText xml:space="preserve"> PAGEREF _Toc173451015 \h </w:instrText>
+              <w:instrText xml:space="preserve"> PAGEREF _Toc189667096 \h </w:instrText>
             </w:r>
             <w:r>
               <w:rPr>
@@ -5995,13 +5913,12 @@
             </w:tabs>
             <w:rPr>
               <w:noProof/>
-              <w:sz w:val="22"/>
               <w:szCs w:val="24"/>
               <w:lang w:val="en-US"/>
               <w14:ligatures w14:val="standardContextual"/>
             </w:rPr>
           </w:pPr>
-          <w:hyperlink w:anchor="_Toc173451016" w:history="1">
+          <w:hyperlink w:anchor="_Toc189667097" w:history="1">
             <w:r>
               <w:rPr>
                 <w:rStyle w:val="Hyperlink"/>
@@ -6028,7 +5945,7 @@
                 <w:noProof/>
                 <w:webHidden/>
               </w:rPr>
-              <w:instrText xml:space="preserve"> PAGEREF _Toc173451016 \h </w:instrText>
+              <w:instrText xml:space="preserve"> PAGEREF _Toc189667097 \h </w:instrText>
             </w:r>
             <w:r>
               <w:rPr>
@@ -6067,13 +5984,12 @@
             </w:tabs>
             <w:rPr>
               <w:noProof/>
-              <w:sz w:val="22"/>
               <w:szCs w:val="24"/>
               <w:lang w:val="en-US"/>
               <w14:ligatures w14:val="standardContextual"/>
             </w:rPr>
           </w:pPr>
-          <w:hyperlink w:anchor="_Toc173451017" w:history="1">
+          <w:hyperlink w:anchor="_Toc189667098" w:history="1">
             <w:r>
               <w:rPr>
                 <w:rStyle w:val="Hyperlink"/>
@@ -6100,7 +6016,7 @@
                 <w:noProof/>
                 <w:webHidden/>
               </w:rPr>
-              <w:instrText xml:space="preserve"> PAGEREF _Toc173451017 \h </w:instrText>
+              <w:instrText xml:space="preserve"> PAGEREF _Toc189667098 \h </w:instrText>
             </w:r>
             <w:r>
               <w:rPr>
@@ -6139,13 +6055,12 @@
             </w:tabs>
             <w:rPr>
               <w:noProof/>
-              <w:sz w:val="22"/>
               <w:szCs w:val="24"/>
               <w:lang w:val="en-US"/>
               <w14:ligatures w14:val="standardContextual"/>
             </w:rPr>
           </w:pPr>
-          <w:hyperlink w:anchor="_Toc173451018" w:history="1">
+          <w:hyperlink w:anchor="_Toc189667099" w:history="1">
             <w:r>
               <w:rPr>
                 <w:rStyle w:val="Hyperlink"/>
@@ -6172,7 +6087,7 @@
                 <w:noProof/>
                 <w:webHidden/>
               </w:rPr>
-              <w:instrText xml:space="preserve"> PAGEREF _Toc173451018 \h </w:instrText>
+              <w:instrText xml:space="preserve"> PAGEREF _Toc189667099 \h </w:instrText>
             </w:r>
             <w:r>
               <w:rPr>
@@ -6211,13 +6126,12 @@
             </w:tabs>
             <w:rPr>
               <w:noProof/>
-              <w:sz w:val="22"/>
               <w:szCs w:val="24"/>
               <w:lang w:val="en-US"/>
               <w14:ligatures w14:val="standardContextual"/>
             </w:rPr>
           </w:pPr>
-          <w:hyperlink w:anchor="_Toc173451019" w:history="1">
+          <w:hyperlink w:anchor="_Toc189667100" w:history="1">
             <w:r>
               <w:rPr>
                 <w:rStyle w:val="Hyperlink"/>
@@ -6244,7 +6158,7 @@
                 <w:noProof/>
                 <w:webHidden/>
               </w:rPr>
-              <w:instrText xml:space="preserve"> PAGEREF _Toc173451019 \h </w:instrText>
+              <w:instrText xml:space="preserve"> PAGEREF _Toc189667100 \h </w:instrText>
             </w:r>
             <w:r>
               <w:rPr>
@@ -6283,13 +6197,12 @@
             </w:tabs>
             <w:rPr>
               <w:noProof/>
-              <w:sz w:val="22"/>
               <w:szCs w:val="24"/>
               <w:lang w:val="en-US"/>
               <w14:ligatures w14:val="standardContextual"/>
             </w:rPr>
           </w:pPr>
-          <w:hyperlink w:anchor="_Toc173451020" w:history="1">
+          <w:hyperlink w:anchor="_Toc189667101" w:history="1">
             <w:r>
               <w:rPr>
                 <w:rStyle w:val="Hyperlink"/>
@@ -6316,7 +6229,7 @@
                 <w:noProof/>
                 <w:webHidden/>
               </w:rPr>
-              <w:instrText xml:space="preserve"> PAGEREF _Toc173451020 \h </w:instrText>
+              <w:instrText xml:space="preserve"> PAGEREF _Toc189667101 \h </w:instrText>
             </w:r>
             <w:r>
               <w:rPr>
@@ -6355,13 +6268,12 @@
             </w:tabs>
             <w:rPr>
               <w:noProof/>
-              <w:sz w:val="22"/>
               <w:szCs w:val="24"/>
               <w:lang w:val="en-US"/>
               <w14:ligatures w14:val="standardContextual"/>
             </w:rPr>
           </w:pPr>
-          <w:hyperlink w:anchor="_Toc173451021" w:history="1">
+          <w:hyperlink w:anchor="_Toc189667102" w:history="1">
             <w:r>
               <w:rPr>
                 <w:rStyle w:val="Hyperlink"/>
@@ -6388,7 +6300,7 @@
                 <w:noProof/>
                 <w:webHidden/>
               </w:rPr>
-              <w:instrText xml:space="preserve"> PAGEREF _Toc173451021 \h </w:instrText>
+              <w:instrText xml:space="preserve"> PAGEREF _Toc189667102 \h </w:instrText>
             </w:r>
             <w:r>
               <w:rPr>
@@ -6427,13 +6339,12 @@
             </w:tabs>
             <w:rPr>
               <w:noProof/>
-              <w:sz w:val="22"/>
               <w:szCs w:val="24"/>
               <w:lang w:val="en-US"/>
               <w14:ligatures w14:val="standardContextual"/>
             </w:rPr>
           </w:pPr>
-          <w:hyperlink w:anchor="_Toc173451022" w:history="1">
+          <w:hyperlink w:anchor="_Toc189667103" w:history="1">
             <w:r>
               <w:rPr>
                 <w:rStyle w:val="Hyperlink"/>
@@ -6460,7 +6371,7 @@
                 <w:noProof/>
                 <w:webHidden/>
               </w:rPr>
-              <w:instrText xml:space="preserve"> PAGEREF _Toc173451022 \h </w:instrText>
+              <w:instrText xml:space="preserve"> PAGEREF _Toc189667103 \h </w:instrText>
             </w:r>
             <w:r>
               <w:rPr>
@@ -6499,13 +6410,12 @@
             </w:tabs>
             <w:rPr>
               <w:noProof/>
-              <w:sz w:val="22"/>
               <w:szCs w:val="24"/>
               <w:lang w:val="en-US"/>
               <w14:ligatures w14:val="standardContextual"/>
             </w:rPr>
           </w:pPr>
-          <w:hyperlink w:anchor="_Toc173451023" w:history="1">
+          <w:hyperlink w:anchor="_Toc189667104" w:history="1">
             <w:r>
               <w:rPr>
                 <w:rStyle w:val="Hyperlink"/>
@@ -6532,7 +6442,7 @@
                 <w:noProof/>
                 <w:webHidden/>
               </w:rPr>
-              <w:instrText xml:space="preserve"> PAGEREF _Toc173451023 \h </w:instrText>
+              <w:instrText xml:space="preserve"> PAGEREF _Toc189667104 \h </w:instrText>
             </w:r>
             <w:r>
               <w:rPr>
@@ -6571,13 +6481,12 @@
             </w:tabs>
             <w:rPr>
               <w:noProof/>
-              <w:sz w:val="22"/>
               <w:szCs w:val="24"/>
               <w:lang w:val="en-US"/>
               <w14:ligatures w14:val="standardContextual"/>
             </w:rPr>
           </w:pPr>
-          <w:hyperlink w:anchor="_Toc173451024" w:history="1">
+          <w:hyperlink w:anchor="_Toc189667105" w:history="1">
             <w:r>
               <w:rPr>
                 <w:rStyle w:val="Hyperlink"/>
@@ -6604,7 +6513,7 @@
                 <w:noProof/>
                 <w:webHidden/>
               </w:rPr>
-              <w:instrText xml:space="preserve"> PAGEREF _Toc173451024 \h </w:instrText>
+              <w:instrText xml:space="preserve"> PAGEREF _Toc189667105 \h </w:instrText>
             </w:r>
             <w:r>
               <w:rPr>
@@ -6643,13 +6552,12 @@
             </w:tabs>
             <w:rPr>
               <w:noProof/>
-              <w:sz w:val="22"/>
               <w:szCs w:val="24"/>
               <w:lang w:val="en-US"/>
               <w14:ligatures w14:val="standardContextual"/>
             </w:rPr>
           </w:pPr>
-          <w:hyperlink w:anchor="_Toc173451025" w:history="1">
+          <w:hyperlink w:anchor="_Toc189667106" w:history="1">
             <w:r>
               <w:rPr>
                 <w:rStyle w:val="Hyperlink"/>
@@ -6676,7 +6584,7 @@
                 <w:noProof/>
                 <w:webHidden/>
               </w:rPr>
-              <w:instrText xml:space="preserve"> PAGEREF _Toc173451025 \h </w:instrText>
+              <w:instrText xml:space="preserve"> PAGEREF _Toc189667106 \h </w:instrText>
             </w:r>
             <w:r>
               <w:rPr>
@@ -6715,13 +6623,12 @@
             </w:tabs>
             <w:rPr>
               <w:noProof/>
-              <w:sz w:val="22"/>
               <w:szCs w:val="24"/>
               <w:lang w:val="en-US"/>
               <w14:ligatures w14:val="standardContextual"/>
             </w:rPr>
           </w:pPr>
-          <w:hyperlink w:anchor="_Toc173451026" w:history="1">
+          <w:hyperlink w:anchor="_Toc189667107" w:history="1">
             <w:r>
               <w:rPr>
                 <w:rStyle w:val="Hyperlink"/>
@@ -6748,7 +6655,7 @@
                 <w:noProof/>
                 <w:webHidden/>
               </w:rPr>
-              <w:instrText xml:space="preserve"> PAGEREF _Toc173451026 \h </w:instrText>
+              <w:instrText xml:space="preserve"> PAGEREF _Toc189667107 \h </w:instrText>
             </w:r>
             <w:r>
               <w:rPr>
@@ -6787,13 +6694,12 @@
             </w:tabs>
             <w:rPr>
               <w:noProof/>
-              <w:sz w:val="22"/>
               <w:szCs w:val="24"/>
               <w:lang w:val="en-US"/>
               <w14:ligatures w14:val="standardContextual"/>
             </w:rPr>
           </w:pPr>
-          <w:hyperlink w:anchor="_Toc173451027" w:history="1">
+          <w:hyperlink w:anchor="_Toc189667108" w:history="1">
             <w:r>
               <w:rPr>
                 <w:rStyle w:val="Hyperlink"/>
@@ -6820,7 +6726,7 @@
                 <w:noProof/>
                 <w:webHidden/>
               </w:rPr>
-              <w:instrText xml:space="preserve"> PAGEREF _Toc173451027 \h </w:instrText>
+              <w:instrText xml:space="preserve"> PAGEREF _Toc189667108 \h </w:instrText>
             </w:r>
             <w:r>
               <w:rPr>
@@ -6859,13 +6765,12 @@
             </w:tabs>
             <w:rPr>
               <w:noProof/>
-              <w:sz w:val="22"/>
               <w:szCs w:val="24"/>
               <w:lang w:val="en-US"/>
               <w14:ligatures w14:val="standardContextual"/>
             </w:rPr>
           </w:pPr>
-          <w:hyperlink w:anchor="_Toc173451028" w:history="1">
+          <w:hyperlink w:anchor="_Toc189667109" w:history="1">
             <w:r>
               <w:rPr>
                 <w:rStyle w:val="Hyperlink"/>
@@ -6892,7 +6797,7 @@
                 <w:noProof/>
                 <w:webHidden/>
               </w:rPr>
-              <w:instrText xml:space="preserve"> PAGEREF _Toc173451028 \h </w:instrText>
+              <w:instrText xml:space="preserve"> PAGEREF _Toc189667109 \h </w:instrText>
             </w:r>
             <w:r>
               <w:rPr>
@@ -6931,13 +6836,12 @@
             </w:tabs>
             <w:rPr>
               <w:noProof/>
-              <w:sz w:val="22"/>
               <w:szCs w:val="24"/>
               <w:lang w:val="en-US"/>
               <w14:ligatures w14:val="standardContextual"/>
             </w:rPr>
           </w:pPr>
-          <w:hyperlink w:anchor="_Toc173451029" w:history="1">
+          <w:hyperlink w:anchor="_Toc189667110" w:history="1">
             <w:r>
               <w:rPr>
                 <w:rStyle w:val="Hyperlink"/>
@@ -6964,7 +6868,7 @@
                 <w:noProof/>
                 <w:webHidden/>
               </w:rPr>
-              <w:instrText xml:space="preserve"> PAGEREF _Toc173451029 \h </w:instrText>
+              <w:instrText xml:space="preserve"> PAGEREF _Toc189667110 \h </w:instrText>
             </w:r>
             <w:r>
               <w:rPr>
@@ -7003,13 +6907,12 @@
             </w:tabs>
             <w:rPr>
               <w:noProof/>
-              <w:sz w:val="22"/>
               <w:szCs w:val="24"/>
               <w:lang w:val="en-US"/>
               <w14:ligatures w14:val="standardContextual"/>
             </w:rPr>
           </w:pPr>
-          <w:hyperlink w:anchor="_Toc173451030" w:history="1">
+          <w:hyperlink w:anchor="_Toc189667111" w:history="1">
             <w:r>
               <w:rPr>
                 <w:rStyle w:val="Hyperlink"/>
@@ -7036,7 +6939,7 @@
                 <w:noProof/>
                 <w:webHidden/>
               </w:rPr>
-              <w:instrText xml:space="preserve"> PAGEREF _Toc173451030 \h </w:instrText>
+              <w:instrText xml:space="preserve"> PAGEREF _Toc189667111 \h </w:instrText>
             </w:r>
             <w:r>
               <w:rPr>
@@ -7075,13 +6978,12 @@
             </w:tabs>
             <w:rPr>
               <w:noProof/>
-              <w:sz w:val="22"/>
               <w:szCs w:val="24"/>
               <w:lang w:val="en-US"/>
               <w14:ligatures w14:val="standardContextual"/>
             </w:rPr>
           </w:pPr>
-          <w:hyperlink w:anchor="_Toc173451031" w:history="1">
+          <w:hyperlink w:anchor="_Toc189667112" w:history="1">
             <w:r>
               <w:rPr>
                 <w:rStyle w:val="Hyperlink"/>
@@ -7108,7 +7010,7 @@
                 <w:noProof/>
                 <w:webHidden/>
               </w:rPr>
-              <w:instrText xml:space="preserve"> PAGEREF _Toc173451031 \h </w:instrText>
+              <w:instrText xml:space="preserve"> PAGEREF _Toc189667112 \h </w:instrText>
             </w:r>
             <w:r>
               <w:rPr>
@@ -7147,13 +7049,12 @@
             </w:tabs>
             <w:rPr>
               <w:noProof/>
-              <w:sz w:val="22"/>
               <w:szCs w:val="24"/>
               <w:lang w:val="en-US"/>
               <w14:ligatures w14:val="standardContextual"/>
             </w:rPr>
           </w:pPr>
-          <w:hyperlink w:anchor="_Toc173451032" w:history="1">
+          <w:hyperlink w:anchor="_Toc189667113" w:history="1">
             <w:r>
               <w:rPr>
                 <w:rStyle w:val="Hyperlink"/>
@@ -7180,7 +7081,7 @@
                 <w:noProof/>
                 <w:webHidden/>
               </w:rPr>
-              <w:instrText xml:space="preserve"> PAGEREF _Toc173451032 \h </w:instrText>
+              <w:instrText xml:space="preserve"> PAGEREF _Toc189667113 \h </w:instrText>
             </w:r>
             <w:r>
               <w:rPr>
@@ -7219,13 +7120,12 @@
             </w:tabs>
             <w:rPr>
               <w:noProof/>
-              <w:sz w:val="22"/>
               <w:szCs w:val="24"/>
               <w:lang w:val="en-US"/>
               <w14:ligatures w14:val="standardContextual"/>
             </w:rPr>
           </w:pPr>
-          <w:hyperlink w:anchor="_Toc173451033" w:history="1">
+          <w:hyperlink w:anchor="_Toc189667114" w:history="1">
             <w:r>
               <w:rPr>
                 <w:rStyle w:val="Hyperlink"/>
@@ -7252,7 +7152,7 @@
                 <w:noProof/>
                 <w:webHidden/>
               </w:rPr>
-              <w:instrText xml:space="preserve"> PAGEREF _Toc173451033 \h </w:instrText>
+              <w:instrText xml:space="preserve"> PAGEREF _Toc189667114 \h </w:instrText>
             </w:r>
             <w:r>
               <w:rPr>
@@ -7291,13 +7191,12 @@
             </w:tabs>
             <w:rPr>
               <w:noProof/>
-              <w:sz w:val="22"/>
               <w:szCs w:val="24"/>
               <w:lang w:val="en-US"/>
               <w14:ligatures w14:val="standardContextual"/>
             </w:rPr>
           </w:pPr>
-          <w:hyperlink w:anchor="_Toc173451034" w:history="1">
+          <w:hyperlink w:anchor="_Toc189667115" w:history="1">
             <w:r>
               <w:rPr>
                 <w:rStyle w:val="Hyperlink"/>
@@ -7324,7 +7223,7 @@
                 <w:noProof/>
                 <w:webHidden/>
               </w:rPr>
-              <w:instrText xml:space="preserve"> PAGEREF _Toc173451034 \h </w:instrText>
+              <w:instrText xml:space="preserve"> PAGEREF _Toc189667115 \h </w:instrText>
             </w:r>
             <w:r>
               <w:rPr>
@@ -7363,13 +7262,12 @@
             </w:tabs>
             <w:rPr>
               <w:noProof/>
-              <w:sz w:val="22"/>
               <w:szCs w:val="24"/>
               <w:lang w:val="en-US"/>
               <w14:ligatures w14:val="standardContextual"/>
             </w:rPr>
           </w:pPr>
-          <w:hyperlink w:anchor="_Toc173451035" w:history="1">
+          <w:hyperlink w:anchor="_Toc189667116" w:history="1">
             <w:r>
               <w:rPr>
                 <w:rStyle w:val="Hyperlink"/>
@@ -7396,7 +7294,7 @@
                 <w:noProof/>
                 <w:webHidden/>
               </w:rPr>
-              <w:instrText xml:space="preserve"> PAGEREF _Toc173451035 \h </w:instrText>
+              <w:instrText xml:space="preserve"> PAGEREF _Toc189667116 \h </w:instrText>
             </w:r>
             <w:r>
               <w:rPr>
@@ -7435,13 +7333,12 @@
             </w:tabs>
             <w:rPr>
               <w:noProof/>
-              <w:sz w:val="22"/>
               <w:szCs w:val="24"/>
               <w:lang w:val="en-US"/>
               <w14:ligatures w14:val="standardContextual"/>
             </w:rPr>
           </w:pPr>
-          <w:hyperlink w:anchor="_Toc173451036" w:history="1">
+          <w:hyperlink w:anchor="_Toc189667117" w:history="1">
             <w:r>
               <w:rPr>
                 <w:rStyle w:val="Hyperlink"/>
@@ -7468,7 +7365,7 @@
                 <w:noProof/>
                 <w:webHidden/>
               </w:rPr>
-              <w:instrText xml:space="preserve"> PAGEREF _Toc173451036 \h </w:instrText>
+              <w:instrText xml:space="preserve"> PAGEREF _Toc189667117 \h </w:instrText>
             </w:r>
             <w:r>
               <w:rPr>
@@ -7507,13 +7404,12 @@
             </w:tabs>
             <w:rPr>
               <w:noProof/>
-              <w:sz w:val="22"/>
               <w:szCs w:val="24"/>
               <w:lang w:val="en-US"/>
               <w14:ligatures w14:val="standardContextual"/>
             </w:rPr>
           </w:pPr>
-          <w:hyperlink w:anchor="_Toc173451037" w:history="1">
+          <w:hyperlink w:anchor="_Toc189667118" w:history="1">
             <w:r>
               <w:rPr>
                 <w:rStyle w:val="Hyperlink"/>
@@ -7540,7 +7436,7 @@
                 <w:noProof/>
                 <w:webHidden/>
               </w:rPr>
-              <w:instrText xml:space="preserve"> PAGEREF _Toc173451037 \h </w:instrText>
+              <w:instrText xml:space="preserve"> PAGEREF _Toc189667118 \h </w:instrText>
             </w:r>
             <w:r>
               <w:rPr>
@@ -7579,13 +7475,12 @@
             </w:tabs>
             <w:rPr>
               <w:noProof/>
-              <w:sz w:val="22"/>
               <w:szCs w:val="24"/>
               <w:lang w:val="en-US"/>
               <w14:ligatures w14:val="standardContextual"/>
             </w:rPr>
           </w:pPr>
-          <w:hyperlink w:anchor="_Toc173451038" w:history="1">
+          <w:hyperlink w:anchor="_Toc189667119" w:history="1">
             <w:r>
               <w:rPr>
                 <w:rStyle w:val="Hyperlink"/>
@@ -7612,7 +7507,7 @@
                 <w:noProof/>
                 <w:webHidden/>
               </w:rPr>
-              <w:instrText xml:space="preserve"> PAGEREF _Toc173451038 \h </w:instrText>
+              <w:instrText xml:space="preserve"> PAGEREF _Toc189667119 \h </w:instrText>
             </w:r>
             <w:r>
               <w:rPr>
@@ -7651,13 +7546,12 @@
             </w:tabs>
             <w:rPr>
               <w:noProof/>
-              <w:sz w:val="22"/>
               <w:szCs w:val="24"/>
               <w:lang w:val="en-US"/>
               <w14:ligatures w14:val="standardContextual"/>
             </w:rPr>
           </w:pPr>
-          <w:hyperlink w:anchor="_Toc173451039" w:history="1">
+          <w:hyperlink w:anchor="_Toc189667120" w:history="1">
             <w:r>
               <w:rPr>
                 <w:rStyle w:val="Hyperlink"/>
@@ -7684,7 +7578,7 @@
                 <w:noProof/>
                 <w:webHidden/>
               </w:rPr>
-              <w:instrText xml:space="preserve"> PAGEREF _Toc173451039 \h </w:instrText>
+              <w:instrText xml:space="preserve"> PAGEREF _Toc189667120 \h </w:instrText>
             </w:r>
             <w:r>
               <w:rPr>
@@ -7723,13 +7617,12 @@
             </w:tabs>
             <w:rPr>
               <w:noProof/>
-              <w:sz w:val="22"/>
               <w:szCs w:val="24"/>
               <w:lang w:val="en-US"/>
               <w14:ligatures w14:val="standardContextual"/>
             </w:rPr>
           </w:pPr>
-          <w:hyperlink w:anchor="_Toc173451040" w:history="1">
+          <w:hyperlink w:anchor="_Toc189667121" w:history="1">
             <w:r>
               <w:rPr>
                 <w:rStyle w:val="Hyperlink"/>
@@ -7756,7 +7649,7 @@
                 <w:noProof/>
                 <w:webHidden/>
               </w:rPr>
-              <w:instrText xml:space="preserve"> PAGEREF _Toc173451040 \h </w:instrText>
+              <w:instrText xml:space="preserve"> PAGEREF _Toc189667121 \h </w:instrText>
             </w:r>
             <w:r>
               <w:rPr>
@@ -7795,13 +7688,12 @@
             </w:tabs>
             <w:rPr>
               <w:noProof/>
-              <w:sz w:val="22"/>
               <w:szCs w:val="24"/>
               <w:lang w:val="en-US"/>
               <w14:ligatures w14:val="standardContextual"/>
             </w:rPr>
           </w:pPr>
-          <w:hyperlink w:anchor="_Toc173451041" w:history="1">
+          <w:hyperlink w:anchor="_Toc189667122" w:history="1">
             <w:r>
               <w:rPr>
                 <w:rStyle w:val="Hyperlink"/>
@@ -7828,7 +7720,7 @@
                 <w:noProof/>
                 <w:webHidden/>
               </w:rPr>
-              <w:instrText xml:space="preserve"> PAGEREF _Toc173451041 \h </w:instrText>
+              <w:instrText xml:space="preserve"> PAGEREF _Toc189667122 \h </w:instrText>
             </w:r>
             <w:r>
               <w:rPr>
@@ -7867,13 +7759,12 @@
             </w:tabs>
             <w:rPr>
               <w:noProof/>
-              <w:sz w:val="22"/>
               <w:szCs w:val="24"/>
               <w:lang w:val="en-US"/>
               <w14:ligatures w14:val="standardContextual"/>
             </w:rPr>
           </w:pPr>
-          <w:hyperlink w:anchor="_Toc173451042" w:history="1">
+          <w:hyperlink w:anchor="_Toc189667123" w:history="1">
             <w:r>
               <w:rPr>
                 <w:rStyle w:val="Hyperlink"/>
@@ -7900,7 +7791,7 @@
                 <w:noProof/>
                 <w:webHidden/>
               </w:rPr>
-              <w:instrText xml:space="preserve"> PAGEREF _Toc173451042 \h </w:instrText>
+              <w:instrText xml:space="preserve"> PAGEREF _Toc189667123 \h </w:instrText>
             </w:r>
             <w:r>
               <w:rPr>
@@ -7939,13 +7830,12 @@
             </w:tabs>
             <w:rPr>
               <w:noProof/>
-              <w:sz w:val="22"/>
               <w:szCs w:val="24"/>
               <w:lang w:val="en-US"/>
               <w14:ligatures w14:val="standardContextual"/>
             </w:rPr>
           </w:pPr>
-          <w:hyperlink w:anchor="_Toc173451043" w:history="1">
+          <w:hyperlink w:anchor="_Toc189667124" w:history="1">
             <w:r>
               <w:rPr>
                 <w:rStyle w:val="Hyperlink"/>
@@ -7972,7 +7862,7 @@
                 <w:noProof/>
                 <w:webHidden/>
               </w:rPr>
-              <w:instrText xml:space="preserve"> PAGEREF _Toc173451043 \h </w:instrText>
+              <w:instrText xml:space="preserve"> PAGEREF _Toc189667124 \h </w:instrText>
             </w:r>
             <w:r>
               <w:rPr>
@@ -8011,13 +7901,12 @@
             </w:tabs>
             <w:rPr>
               <w:noProof/>
-              <w:sz w:val="22"/>
               <w:szCs w:val="24"/>
               <w:lang w:val="en-US"/>
               <w14:ligatures w14:val="standardContextual"/>
             </w:rPr>
           </w:pPr>
-          <w:hyperlink w:anchor="_Toc173451044" w:history="1">
+          <w:hyperlink w:anchor="_Toc189667125" w:history="1">
             <w:r>
               <w:rPr>
                 <w:rStyle w:val="Hyperlink"/>
@@ -8044,7 +7933,7 @@
                 <w:noProof/>
                 <w:webHidden/>
               </w:rPr>
-              <w:instrText xml:space="preserve"> PAGEREF _Toc173451044 \h </w:instrText>
+              <w:instrText xml:space="preserve"> PAGEREF _Toc189667125 \h </w:instrText>
             </w:r>
             <w:r>
               <w:rPr>
@@ -8083,13 +7972,12 @@
             </w:tabs>
             <w:rPr>
               <w:noProof/>
-              <w:sz w:val="22"/>
               <w:szCs w:val="24"/>
               <w:lang w:val="en-US"/>
               <w14:ligatures w14:val="standardContextual"/>
             </w:rPr>
           </w:pPr>
-          <w:hyperlink w:anchor="_Toc173451045" w:history="1">
+          <w:hyperlink w:anchor="_Toc189667126" w:history="1">
             <w:r>
               <w:rPr>
                 <w:rStyle w:val="Hyperlink"/>
@@ -8116,7 +8004,7 @@
                 <w:noProof/>
                 <w:webHidden/>
               </w:rPr>
-              <w:instrText xml:space="preserve"> PAGEREF _Toc173451045 \h </w:instrText>
+              <w:instrText xml:space="preserve"> PAGEREF _Toc189667126 \h </w:instrText>
             </w:r>
             <w:r>
               <w:rPr>
@@ -8155,13 +8043,12 @@
             </w:tabs>
             <w:rPr>
               <w:noProof/>
-              <w:sz w:val="22"/>
               <w:szCs w:val="24"/>
               <w:lang w:val="en-US"/>
               <w14:ligatures w14:val="standardContextual"/>
             </w:rPr>
           </w:pPr>
-          <w:hyperlink w:anchor="_Toc173451046" w:history="1">
+          <w:hyperlink w:anchor="_Toc189667127" w:history="1">
             <w:r>
               <w:rPr>
                 <w:rStyle w:val="Hyperlink"/>
@@ -8188,7 +8075,7 @@
                 <w:noProof/>
                 <w:webHidden/>
               </w:rPr>
-              <w:instrText xml:space="preserve"> PAGEREF _Toc173451046 \h </w:instrText>
+              <w:instrText xml:space="preserve"> PAGEREF _Toc189667127 \h </w:instrText>
             </w:r>
             <w:r>
               <w:rPr>
@@ -8227,13 +8114,12 @@
             </w:tabs>
             <w:rPr>
               <w:noProof/>
-              <w:sz w:val="22"/>
               <w:szCs w:val="24"/>
               <w:lang w:val="en-US"/>
               <w14:ligatures w14:val="standardContextual"/>
             </w:rPr>
           </w:pPr>
-          <w:hyperlink w:anchor="_Toc173451047" w:history="1">
+          <w:hyperlink w:anchor="_Toc189667128" w:history="1">
             <w:r>
               <w:rPr>
                 <w:rStyle w:val="Hyperlink"/>
@@ -8260,7 +8146,7 @@
                 <w:noProof/>
                 <w:webHidden/>
               </w:rPr>
-              <w:instrText xml:space="preserve"> PAGEREF _Toc173451047 \h </w:instrText>
+              <w:instrText xml:space="preserve"> PAGEREF _Toc189667128 \h </w:instrText>
             </w:r>
             <w:r>
               <w:rPr>
@@ -8299,13 +8185,12 @@
             </w:tabs>
             <w:rPr>
               <w:noProof/>
-              <w:sz w:val="22"/>
               <w:szCs w:val="24"/>
               <w:lang w:val="en-US"/>
               <w14:ligatures w14:val="standardContextual"/>
             </w:rPr>
           </w:pPr>
-          <w:hyperlink w:anchor="_Toc173451048" w:history="1">
+          <w:hyperlink w:anchor="_Toc189667129" w:history="1">
             <w:r>
               <w:rPr>
                 <w:rStyle w:val="Hyperlink"/>
@@ -8332,7 +8217,7 @@
                 <w:noProof/>
                 <w:webHidden/>
               </w:rPr>
-              <w:instrText xml:space="preserve"> PAGEREF _Toc173451048 \h </w:instrText>
+              <w:instrText xml:space="preserve"> PAGEREF _Toc189667129 \h </w:instrText>
             </w:r>
             <w:r>
               <w:rPr>
@@ -8371,13 +8256,12 @@
             </w:tabs>
             <w:rPr>
               <w:noProof/>
-              <w:sz w:val="22"/>
               <w:szCs w:val="24"/>
               <w:lang w:val="en-US"/>
               <w14:ligatures w14:val="standardContextual"/>
             </w:rPr>
           </w:pPr>
-          <w:hyperlink w:anchor="_Toc173451049" w:history="1">
+          <w:hyperlink w:anchor="_Toc189667130" w:history="1">
             <w:r>
               <w:rPr>
                 <w:rStyle w:val="Hyperlink"/>
@@ -8404,7 +8288,7 @@
                 <w:noProof/>
                 <w:webHidden/>
               </w:rPr>
-              <w:instrText xml:space="preserve"> PAGEREF _Toc173451049 \h </w:instrText>
+              <w:instrText xml:space="preserve"> PAGEREF _Toc189667130 \h </w:instrText>
             </w:r>
             <w:r>
               <w:rPr>
@@ -8443,13 +8327,12 @@
             </w:tabs>
             <w:rPr>
               <w:noProof/>
-              <w:sz w:val="22"/>
               <w:szCs w:val="24"/>
               <w:lang w:val="en-US"/>
               <w14:ligatures w14:val="standardContextual"/>
             </w:rPr>
           </w:pPr>
-          <w:hyperlink w:anchor="_Toc173451050" w:history="1">
+          <w:hyperlink w:anchor="_Toc189667131" w:history="1">
             <w:r>
               <w:rPr>
                 <w:rStyle w:val="Hyperlink"/>
@@ -8476,7 +8359,7 @@
                 <w:noProof/>
                 <w:webHidden/>
               </w:rPr>
-              <w:instrText xml:space="preserve"> PAGEREF _Toc173451050 \h </w:instrText>
+              <w:instrText xml:space="preserve"> PAGEREF _Toc189667131 \h </w:instrText>
             </w:r>
             <w:r>
               <w:rPr>
@@ -8515,13 +8398,12 @@
             </w:tabs>
             <w:rPr>
               <w:noProof/>
-              <w:sz w:val="22"/>
               <w:szCs w:val="24"/>
               <w:lang w:val="en-US"/>
               <w14:ligatures w14:val="standardContextual"/>
             </w:rPr>
           </w:pPr>
-          <w:hyperlink w:anchor="_Toc173451051" w:history="1">
+          <w:hyperlink w:anchor="_Toc189667132" w:history="1">
             <w:r>
               <w:rPr>
                 <w:rStyle w:val="Hyperlink"/>
@@ -8548,7 +8430,7 @@
                 <w:noProof/>
                 <w:webHidden/>
               </w:rPr>
-              <w:instrText xml:space="preserve"> PAGEREF _Toc173451051 \h </w:instrText>
+              <w:instrText xml:space="preserve"> PAGEREF _Toc189667132 \h </w:instrText>
             </w:r>
             <w:r>
               <w:rPr>
@@ -8587,13 +8469,12 @@
             </w:tabs>
             <w:rPr>
               <w:noProof/>
-              <w:sz w:val="22"/>
               <w:szCs w:val="24"/>
               <w:lang w:val="en-US"/>
               <w14:ligatures w14:val="standardContextual"/>
             </w:rPr>
           </w:pPr>
-          <w:hyperlink w:anchor="_Toc173451052" w:history="1">
+          <w:hyperlink w:anchor="_Toc189667133" w:history="1">
             <w:r>
               <w:rPr>
                 <w:rStyle w:val="Hyperlink"/>
@@ -8620,7 +8501,7 @@
                 <w:noProof/>
                 <w:webHidden/>
               </w:rPr>
-              <w:instrText xml:space="preserve"> PAGEREF _Toc173451052 \h </w:instrText>
+              <w:instrText xml:space="preserve"> PAGEREF _Toc189667133 \h </w:instrText>
             </w:r>
             <w:r>
               <w:rPr>
@@ -8659,13 +8540,12 @@
             </w:tabs>
             <w:rPr>
               <w:noProof/>
-              <w:sz w:val="22"/>
               <w:szCs w:val="24"/>
               <w:lang w:val="en-US"/>
               <w14:ligatures w14:val="standardContextual"/>
             </w:rPr>
           </w:pPr>
-          <w:hyperlink w:anchor="_Toc173451053" w:history="1">
+          <w:hyperlink w:anchor="_Toc189667134" w:history="1">
             <w:r>
               <w:rPr>
                 <w:rStyle w:val="Hyperlink"/>
@@ -8692,7 +8572,7 @@
                 <w:noProof/>
                 <w:webHidden/>
               </w:rPr>
-              <w:instrText xml:space="preserve"> PAGEREF _Toc173451053 \h </w:instrText>
+              <w:instrText xml:space="preserve"> PAGEREF _Toc189667134 \h </w:instrText>
             </w:r>
             <w:r>
               <w:rPr>
@@ -8731,13 +8611,12 @@
             </w:tabs>
             <w:rPr>
               <w:noProof/>
-              <w:sz w:val="22"/>
               <w:szCs w:val="24"/>
               <w:lang w:val="en-US"/>
               <w14:ligatures w14:val="standardContextual"/>
             </w:rPr>
           </w:pPr>
-          <w:hyperlink w:anchor="_Toc173451054" w:history="1">
+          <w:hyperlink w:anchor="_Toc189667135" w:history="1">
             <w:r>
               <w:rPr>
                 <w:rStyle w:val="Hyperlink"/>
@@ -8764,7 +8643,7 @@
                 <w:noProof/>
                 <w:webHidden/>
               </w:rPr>
-              <w:instrText xml:space="preserve"> PAGEREF _Toc173451054 \h </w:instrText>
+              <w:instrText xml:space="preserve"> PAGEREF _Toc189667135 \h </w:instrText>
             </w:r>
             <w:r>
               <w:rPr>
@@ -8803,13 +8682,12 @@
             </w:tabs>
             <w:rPr>
               <w:noProof/>
-              <w:sz w:val="22"/>
               <w:szCs w:val="24"/>
               <w:lang w:val="en-US"/>
               <w14:ligatures w14:val="standardContextual"/>
             </w:rPr>
           </w:pPr>
-          <w:hyperlink w:anchor="_Toc173451055" w:history="1">
+          <w:hyperlink w:anchor="_Toc189667136" w:history="1">
             <w:r>
               <w:rPr>
                 <w:rStyle w:val="Hyperlink"/>
@@ -8836,7 +8714,7 @@
                 <w:noProof/>
                 <w:webHidden/>
               </w:rPr>
-              <w:instrText xml:space="preserve"> PAGEREF _Toc173451055 \h </w:instrText>
+              <w:instrText xml:space="preserve"> PAGEREF _Toc189667136 \h </w:instrText>
             </w:r>
             <w:r>
               <w:rPr>
@@ -8875,13 +8753,12 @@
             </w:tabs>
             <w:rPr>
               <w:noProof/>
-              <w:sz w:val="22"/>
               <w:szCs w:val="24"/>
               <w:lang w:val="en-US"/>
               <w14:ligatures w14:val="standardContextual"/>
             </w:rPr>
           </w:pPr>
-          <w:hyperlink w:anchor="_Toc173451056" w:history="1">
+          <w:hyperlink w:anchor="_Toc189667137" w:history="1">
             <w:r>
               <w:rPr>
                 <w:rStyle w:val="Hyperlink"/>
@@ -8908,7 +8785,7 @@
                 <w:noProof/>
                 <w:webHidden/>
               </w:rPr>
-              <w:instrText xml:space="preserve"> PAGEREF _Toc173451056 \h </w:instrText>
+              <w:instrText xml:space="preserve"> PAGEREF _Toc189667137 \h </w:instrText>
             </w:r>
             <w:r>
               <w:rPr>
@@ -8947,13 +8824,12 @@
             </w:tabs>
             <w:rPr>
               <w:noProof/>
-              <w:sz w:val="22"/>
               <w:szCs w:val="24"/>
               <w:lang w:val="en-US"/>
               <w14:ligatures w14:val="standardContextual"/>
             </w:rPr>
           </w:pPr>
-          <w:hyperlink w:anchor="_Toc173451057" w:history="1">
+          <w:hyperlink w:anchor="_Toc189667138" w:history="1">
             <w:r>
               <w:rPr>
                 <w:rStyle w:val="Hyperlink"/>
@@ -8980,7 +8856,7 @@
                 <w:noProof/>
                 <w:webHidden/>
               </w:rPr>
-              <w:instrText xml:space="preserve"> PAGEREF _Toc173451057 \h </w:instrText>
+              <w:instrText xml:space="preserve"> PAGEREF _Toc189667138 \h </w:instrText>
             </w:r>
             <w:r>
               <w:rPr>
@@ -9019,13 +8895,12 @@
             </w:tabs>
             <w:rPr>
               <w:noProof/>
-              <w:sz w:val="22"/>
               <w:szCs w:val="24"/>
               <w:lang w:val="en-US"/>
               <w14:ligatures w14:val="standardContextual"/>
             </w:rPr>
           </w:pPr>
-          <w:hyperlink w:anchor="_Toc173451058" w:history="1">
+          <w:hyperlink w:anchor="_Toc189667139" w:history="1">
             <w:r>
               <w:rPr>
                 <w:rStyle w:val="Hyperlink"/>
@@ -9052,7 +8927,7 @@
                 <w:noProof/>
                 <w:webHidden/>
               </w:rPr>
-              <w:instrText xml:space="preserve"> PAGEREF _Toc173451058 \h </w:instrText>
+              <w:instrText xml:space="preserve"> PAGEREF _Toc189667139 \h </w:instrText>
             </w:r>
             <w:r>
               <w:rPr>
@@ -9091,13 +8966,12 @@
             </w:tabs>
             <w:rPr>
               <w:noProof/>
-              <w:sz w:val="22"/>
               <w:szCs w:val="24"/>
               <w:lang w:val="en-US"/>
               <w14:ligatures w14:val="standardContextual"/>
             </w:rPr>
           </w:pPr>
-          <w:hyperlink w:anchor="_Toc173451059" w:history="1">
+          <w:hyperlink w:anchor="_Toc189667140" w:history="1">
             <w:r>
               <w:rPr>
                 <w:rStyle w:val="Hyperlink"/>
@@ -9124,7 +8998,7 @@
                 <w:noProof/>
                 <w:webHidden/>
               </w:rPr>
-              <w:instrText xml:space="preserve"> PAGEREF _Toc173451059 \h </w:instrText>
+              <w:instrText xml:space="preserve"> PAGEREF _Toc189667140 \h </w:instrText>
             </w:r>
             <w:r>
               <w:rPr>
@@ -9163,13 +9037,12 @@
             </w:tabs>
             <w:rPr>
               <w:noProof/>
-              <w:sz w:val="22"/>
               <w:szCs w:val="24"/>
               <w:lang w:val="en-US"/>
               <w14:ligatures w14:val="standardContextual"/>
             </w:rPr>
           </w:pPr>
-          <w:hyperlink w:anchor="_Toc173451060" w:history="1">
+          <w:hyperlink w:anchor="_Toc189667141" w:history="1">
             <w:r>
               <w:rPr>
                 <w:rStyle w:val="Hyperlink"/>
@@ -9196,7 +9069,7 @@
                 <w:noProof/>
                 <w:webHidden/>
               </w:rPr>
-              <w:instrText xml:space="preserve"> PAGEREF _Toc173451060 \h </w:instrText>
+              <w:instrText xml:space="preserve"> PAGEREF _Toc189667141 \h </w:instrText>
             </w:r>
             <w:r>
               <w:rPr>
@@ -9235,13 +9108,12 @@
             </w:tabs>
             <w:rPr>
               <w:noProof/>
-              <w:sz w:val="22"/>
               <w:szCs w:val="24"/>
               <w:lang w:val="en-US"/>
               <w14:ligatures w14:val="standardContextual"/>
             </w:rPr>
           </w:pPr>
-          <w:hyperlink w:anchor="_Toc173451061" w:history="1">
+          <w:hyperlink w:anchor="_Toc189667142" w:history="1">
             <w:r>
               <w:rPr>
                 <w:rStyle w:val="Hyperlink"/>
@@ -9268,7 +9140,7 @@
                 <w:noProof/>
                 <w:webHidden/>
               </w:rPr>
-              <w:instrText xml:space="preserve"> PAGEREF _Toc173451061 \h </w:instrText>
+              <w:instrText xml:space="preserve"> PAGEREF _Toc189667142 \h </w:instrText>
             </w:r>
             <w:r>
               <w:rPr>
@@ -9307,13 +9179,12 @@
             </w:tabs>
             <w:rPr>
               <w:noProof/>
-              <w:sz w:val="22"/>
               <w:szCs w:val="24"/>
               <w:lang w:val="en-US"/>
               <w14:ligatures w14:val="standardContextual"/>
             </w:rPr>
           </w:pPr>
-          <w:hyperlink w:anchor="_Toc173451062" w:history="1">
+          <w:hyperlink w:anchor="_Toc189667143" w:history="1">
             <w:r>
               <w:rPr>
                 <w:rStyle w:val="Hyperlink"/>
@@ -9340,7 +9211,7 @@
                 <w:noProof/>
                 <w:webHidden/>
               </w:rPr>
-              <w:instrText xml:space="preserve"> PAGEREF _Toc173451062 \h </w:instrText>
+              <w:instrText xml:space="preserve"> PAGEREF _Toc189667143 \h </w:instrText>
             </w:r>
             <w:r>
               <w:rPr>
@@ -9379,13 +9250,12 @@
             </w:tabs>
             <w:rPr>
               <w:noProof/>
-              <w:sz w:val="22"/>
               <w:szCs w:val="24"/>
               <w:lang w:val="en-US"/>
               <w14:ligatures w14:val="standardContextual"/>
             </w:rPr>
           </w:pPr>
-          <w:hyperlink w:anchor="_Toc173451063" w:history="1">
+          <w:hyperlink w:anchor="_Toc189667144" w:history="1">
             <w:r>
               <w:rPr>
                 <w:rStyle w:val="Hyperlink"/>
@@ -9412,7 +9282,7 @@
                 <w:noProof/>
                 <w:webHidden/>
               </w:rPr>
-              <w:instrText xml:space="preserve"> PAGEREF _Toc173451063 \h </w:instrText>
+              <w:instrText xml:space="preserve"> PAGEREF _Toc189667144 \h </w:instrText>
             </w:r>
             <w:r>
               <w:rPr>
@@ -9451,13 +9321,12 @@
             </w:tabs>
             <w:rPr>
               <w:noProof/>
-              <w:sz w:val="22"/>
               <w:szCs w:val="24"/>
               <w:lang w:val="en-US"/>
               <w14:ligatures w14:val="standardContextual"/>
             </w:rPr>
           </w:pPr>
-          <w:hyperlink w:anchor="_Toc173451064" w:history="1">
+          <w:hyperlink w:anchor="_Toc189667145" w:history="1">
             <w:r>
               <w:rPr>
                 <w:rStyle w:val="Hyperlink"/>
@@ -9484,7 +9353,7 @@
                 <w:noProof/>
                 <w:webHidden/>
               </w:rPr>
-              <w:instrText xml:space="preserve"> PAGEREF _Toc173451064 \h </w:instrText>
+              <w:instrText xml:space="preserve"> PAGEREF _Toc189667145 \h </w:instrText>
             </w:r>
             <w:r>
               <w:rPr>
@@ -9523,13 +9392,12 @@
             </w:tabs>
             <w:rPr>
               <w:noProof/>
-              <w:sz w:val="22"/>
               <w:szCs w:val="24"/>
               <w:lang w:val="en-US"/>
               <w14:ligatures w14:val="standardContextual"/>
             </w:rPr>
           </w:pPr>
-          <w:hyperlink w:anchor="_Toc173451065" w:history="1">
+          <w:hyperlink w:anchor="_Toc189667146" w:history="1">
             <w:r>
               <w:rPr>
                 <w:rStyle w:val="Hyperlink"/>
@@ -9556,7 +9424,7 @@
                 <w:noProof/>
                 <w:webHidden/>
               </w:rPr>
-              <w:instrText xml:space="preserve"> PAGEREF _Toc173451065 \h </w:instrText>
+              <w:instrText xml:space="preserve"> PAGEREF _Toc189667146 \h </w:instrText>
             </w:r>
             <w:r>
               <w:rPr>
@@ -9595,13 +9463,12 @@
             </w:tabs>
             <w:rPr>
               <w:noProof/>
-              <w:sz w:val="22"/>
               <w:szCs w:val="24"/>
               <w:lang w:val="en-US"/>
               <w14:ligatures w14:val="standardContextual"/>
             </w:rPr>
           </w:pPr>
-          <w:hyperlink w:anchor="_Toc173451066" w:history="1">
+          <w:hyperlink w:anchor="_Toc189667147" w:history="1">
             <w:r>
               <w:rPr>
                 <w:rStyle w:val="Hyperlink"/>
@@ -9628,7 +9495,7 @@
                 <w:noProof/>
                 <w:webHidden/>
               </w:rPr>
-              <w:instrText xml:space="preserve"> PAGEREF _Toc173451066 \h </w:instrText>
+              <w:instrText xml:space="preserve"> PAGEREF _Toc189667147 \h </w:instrText>
             </w:r>
             <w:r>
               <w:rPr>
@@ -9667,13 +9534,12 @@
             </w:tabs>
             <w:rPr>
               <w:noProof/>
-              <w:sz w:val="22"/>
               <w:szCs w:val="24"/>
               <w:lang w:val="en-US"/>
               <w14:ligatures w14:val="standardContextual"/>
             </w:rPr>
           </w:pPr>
-          <w:hyperlink w:anchor="_Toc173451067" w:history="1">
+          <w:hyperlink w:anchor="_Toc189667148" w:history="1">
             <w:r>
               <w:rPr>
                 <w:rStyle w:val="Hyperlink"/>
@@ -9700,7 +9566,7 @@
                 <w:noProof/>
                 <w:webHidden/>
               </w:rPr>
-              <w:instrText xml:space="preserve"> PAGEREF _Toc173451067 \h </w:instrText>
+              <w:instrText xml:space="preserve"> PAGEREF _Toc189667148 \h </w:instrText>
             </w:r>
             <w:r>
               <w:rPr>
@@ -9739,13 +9605,12 @@
             </w:tabs>
             <w:rPr>
               <w:noProof/>
-              <w:sz w:val="22"/>
               <w:szCs w:val="24"/>
               <w:lang w:val="en-US"/>
               <w14:ligatures w14:val="standardContextual"/>
             </w:rPr>
           </w:pPr>
-          <w:hyperlink w:anchor="_Toc173451068" w:history="1">
+          <w:hyperlink w:anchor="_Toc189667149" w:history="1">
             <w:r>
               <w:rPr>
                 <w:rStyle w:val="Hyperlink"/>
@@ -9772,7 +9637,7 @@
                 <w:noProof/>
                 <w:webHidden/>
               </w:rPr>
-              <w:instrText xml:space="preserve"> PAGEREF _Toc173451068 \h </w:instrText>
+              <w:instrText xml:space="preserve"> PAGEREF _Toc189667149 \h </w:instrText>
             </w:r>
             <w:r>
               <w:rPr>
@@ -9811,13 +9676,12 @@
             </w:tabs>
             <w:rPr>
               <w:noProof/>
-              <w:sz w:val="22"/>
               <w:szCs w:val="24"/>
               <w:lang w:val="en-US"/>
               <w14:ligatures w14:val="standardContextual"/>
             </w:rPr>
           </w:pPr>
-          <w:hyperlink w:anchor="_Toc173451069" w:history="1">
+          <w:hyperlink w:anchor="_Toc189667150" w:history="1">
             <w:r>
               <w:rPr>
                 <w:rStyle w:val="Hyperlink"/>
@@ -9844,7 +9708,7 @@
                 <w:noProof/>
                 <w:webHidden/>
               </w:rPr>
-              <w:instrText xml:space="preserve"> PAGEREF _Toc173451069 \h </w:instrText>
+              <w:instrText xml:space="preserve"> PAGEREF _Toc189667150 \h </w:instrText>
             </w:r>
             <w:r>
               <w:rPr>
@@ -9883,13 +9747,12 @@
             </w:tabs>
             <w:rPr>
               <w:noProof/>
-              <w:sz w:val="22"/>
               <w:szCs w:val="24"/>
               <w:lang w:val="en-US"/>
               <w14:ligatures w14:val="standardContextual"/>
             </w:rPr>
           </w:pPr>
-          <w:hyperlink w:anchor="_Toc173451070" w:history="1">
+          <w:hyperlink w:anchor="_Toc189667151" w:history="1">
             <w:r>
               <w:rPr>
                 <w:rStyle w:val="Hyperlink"/>
@@ -9916,7 +9779,7 @@
                 <w:noProof/>
                 <w:webHidden/>
               </w:rPr>
-              <w:instrText xml:space="preserve"> PAGEREF _Toc173451070 \h </w:instrText>
+              <w:instrText xml:space="preserve"> PAGEREF _Toc189667151 \h </w:instrText>
             </w:r>
             <w:r>
               <w:rPr>
@@ -9955,13 +9818,12 @@
             </w:tabs>
             <w:rPr>
               <w:noProof/>
-              <w:sz w:val="22"/>
               <w:szCs w:val="24"/>
               <w:lang w:val="en-US"/>
               <w14:ligatures w14:val="standardContextual"/>
             </w:rPr>
           </w:pPr>
-          <w:hyperlink w:anchor="_Toc173451071" w:history="1">
+          <w:hyperlink w:anchor="_Toc189667152" w:history="1">
             <w:r>
               <w:rPr>
                 <w:rStyle w:val="Hyperlink"/>
@@ -9988,7 +9850,7 @@
                 <w:noProof/>
                 <w:webHidden/>
               </w:rPr>
-              <w:instrText xml:space="preserve"> PAGEREF _Toc173451071 \h </w:instrText>
+              <w:instrText xml:space="preserve"> PAGEREF _Toc189667152 \h </w:instrText>
             </w:r>
             <w:r>
               <w:rPr>
@@ -10027,13 +9889,12 @@
             </w:tabs>
             <w:rPr>
               <w:noProof/>
-              <w:sz w:val="22"/>
               <w:szCs w:val="24"/>
               <w:lang w:val="en-US"/>
               <w14:ligatures w14:val="standardContextual"/>
             </w:rPr>
           </w:pPr>
-          <w:hyperlink w:anchor="_Toc173451072" w:history="1">
+          <w:hyperlink w:anchor="_Toc189667153" w:history="1">
             <w:r>
               <w:rPr>
                 <w:rStyle w:val="Hyperlink"/>
@@ -10060,7 +9921,7 @@
                 <w:noProof/>
                 <w:webHidden/>
               </w:rPr>
-              <w:instrText xml:space="preserve"> PAGEREF _Toc173451072 \h </w:instrText>
+              <w:instrText xml:space="preserve"> PAGEREF _Toc189667153 \h </w:instrText>
             </w:r>
             <w:r>
               <w:rPr>
@@ -10099,13 +9960,12 @@
             </w:tabs>
             <w:rPr>
               <w:noProof/>
-              <w:sz w:val="22"/>
               <w:szCs w:val="24"/>
               <w:lang w:val="en-US"/>
               <w14:ligatures w14:val="standardContextual"/>
             </w:rPr>
           </w:pPr>
-          <w:hyperlink w:anchor="_Toc173451073" w:history="1">
+          <w:hyperlink w:anchor="_Toc189667154" w:history="1">
             <w:r>
               <w:rPr>
                 <w:rStyle w:val="Hyperlink"/>
@@ -10132,7 +9992,7 @@
                 <w:noProof/>
                 <w:webHidden/>
               </w:rPr>
-              <w:instrText xml:space="preserve"> PAGEREF _Toc173451073 \h </w:instrText>
+              <w:instrText xml:space="preserve"> PAGEREF _Toc189667154 \h </w:instrText>
             </w:r>
             <w:r>
               <w:rPr>
@@ -10171,13 +10031,12 @@
             </w:tabs>
             <w:rPr>
               <w:noProof/>
-              <w:sz w:val="22"/>
               <w:szCs w:val="24"/>
               <w:lang w:val="en-US"/>
               <w14:ligatures w14:val="standardContextual"/>
             </w:rPr>
           </w:pPr>
-          <w:hyperlink w:anchor="_Toc173451074" w:history="1">
+          <w:hyperlink w:anchor="_Toc189667155" w:history="1">
             <w:r>
               <w:rPr>
                 <w:rStyle w:val="Hyperlink"/>
@@ -10204,7 +10063,7 @@
                 <w:noProof/>
                 <w:webHidden/>
               </w:rPr>
-              <w:instrText xml:space="preserve"> PAGEREF _Toc173451074 \h </w:instrText>
+              <w:instrText xml:space="preserve"> PAGEREF _Toc189667155 \h </w:instrText>
             </w:r>
             <w:r>
               <w:rPr>
@@ -10243,13 +10102,12 @@
             </w:tabs>
             <w:rPr>
               <w:noProof/>
-              <w:sz w:val="22"/>
               <w:szCs w:val="24"/>
               <w:lang w:val="en-US"/>
               <w14:ligatures w14:val="standardContextual"/>
             </w:rPr>
           </w:pPr>
-          <w:hyperlink w:anchor="_Toc173451075" w:history="1">
+          <w:hyperlink w:anchor="_Toc189667156" w:history="1">
             <w:r>
               <w:rPr>
                 <w:rStyle w:val="Hyperlink"/>
@@ -10276,7 +10134,7 @@
                 <w:noProof/>
                 <w:webHidden/>
               </w:rPr>
-              <w:instrText xml:space="preserve"> PAGEREF _Toc173451075 \h </w:instrText>
+              <w:instrText xml:space="preserve"> PAGEREF _Toc189667156 \h </w:instrText>
             </w:r>
             <w:r>
               <w:rPr>
@@ -10315,13 +10173,12 @@
             </w:tabs>
             <w:rPr>
               <w:noProof/>
-              <w:sz w:val="22"/>
               <w:szCs w:val="24"/>
               <w:lang w:val="en-US"/>
               <w14:ligatures w14:val="standardContextual"/>
             </w:rPr>
           </w:pPr>
-          <w:hyperlink w:anchor="_Toc173451076" w:history="1">
+          <w:hyperlink w:anchor="_Toc189667157" w:history="1">
             <w:r>
               <w:rPr>
                 <w:rStyle w:val="Hyperlink"/>
@@ -10348,7 +10205,7 @@
                 <w:noProof/>
                 <w:webHidden/>
               </w:rPr>
-              <w:instrText xml:space="preserve"> PAGEREF _Toc173451076 \h </w:instrText>
+              <w:instrText xml:space="preserve"> PAGEREF _Toc189667157 \h </w:instrText>
             </w:r>
             <w:r>
               <w:rPr>
@@ -10387,13 +10244,12 @@
             </w:tabs>
             <w:rPr>
               <w:noProof/>
-              <w:sz w:val="22"/>
               <w:szCs w:val="24"/>
               <w:lang w:val="en-US"/>
               <w14:ligatures w14:val="standardContextual"/>
             </w:rPr>
           </w:pPr>
-          <w:hyperlink w:anchor="_Toc173451077" w:history="1">
+          <w:hyperlink w:anchor="_Toc189667158" w:history="1">
             <w:r>
               <w:rPr>
                 <w:rStyle w:val="Hyperlink"/>
@@ -10420,7 +10276,7 @@
                 <w:noProof/>
                 <w:webHidden/>
               </w:rPr>
-              <w:instrText xml:space="preserve"> PAGEREF _Toc173451077 \h </w:instrText>
+              <w:instrText xml:space="preserve"> PAGEREF _Toc189667158 \h </w:instrText>
             </w:r>
             <w:r>
               <w:rPr>
@@ -10459,13 +10315,12 @@
             </w:tabs>
             <w:rPr>
               <w:noProof/>
-              <w:sz w:val="22"/>
               <w:szCs w:val="24"/>
               <w:lang w:val="en-US"/>
               <w14:ligatures w14:val="standardContextual"/>
             </w:rPr>
           </w:pPr>
-          <w:hyperlink w:anchor="_Toc173451078" w:history="1">
+          <w:hyperlink w:anchor="_Toc189667159" w:history="1">
             <w:r>
               <w:rPr>
                 <w:rStyle w:val="Hyperlink"/>
@@ -10492,7 +10347,7 @@
                 <w:noProof/>
                 <w:webHidden/>
               </w:rPr>
-              <w:instrText xml:space="preserve"> PAGEREF _Toc173451078 \h </w:instrText>
+              <w:instrText xml:space="preserve"> PAGEREF _Toc189667159 \h </w:instrText>
             </w:r>
             <w:r>
               <w:rPr>
@@ -10531,13 +10386,12 @@
             </w:tabs>
             <w:rPr>
               <w:noProof/>
-              <w:sz w:val="22"/>
               <w:szCs w:val="24"/>
               <w:lang w:val="en-US"/>
               <w14:ligatures w14:val="standardContextual"/>
             </w:rPr>
           </w:pPr>
-          <w:hyperlink w:anchor="_Toc173451079" w:history="1">
+          <w:hyperlink w:anchor="_Toc189667160" w:history="1">
             <w:r>
               <w:rPr>
                 <w:rStyle w:val="Hyperlink"/>
@@ -10564,7 +10418,7 @@
                 <w:noProof/>
                 <w:webHidden/>
               </w:rPr>
-              <w:instrText xml:space="preserve"> PAGEREF _Toc173451079 \h </w:instrText>
+              <w:instrText xml:space="preserve"> PAGEREF _Toc189667160 \h </w:instrText>
             </w:r>
             <w:r>
               <w:rPr>
@@ -10603,13 +10457,12 @@
             </w:tabs>
             <w:rPr>
               <w:noProof/>
-              <w:sz w:val="22"/>
               <w:szCs w:val="24"/>
               <w:lang w:val="en-US"/>
               <w14:ligatures w14:val="standardContextual"/>
             </w:rPr>
           </w:pPr>
-          <w:hyperlink w:anchor="_Toc173451080" w:history="1">
+          <w:hyperlink w:anchor="_Toc189667161" w:history="1">
             <w:r>
               <w:rPr>
                 <w:rStyle w:val="Hyperlink"/>
@@ -10636,7 +10489,7 @@
                 <w:noProof/>
                 <w:webHidden/>
               </w:rPr>
-              <w:instrText xml:space="preserve"> PAGEREF _Toc173451080 \h </w:instrText>
+              <w:instrText xml:space="preserve"> PAGEREF _Toc189667161 \h </w:instrText>
             </w:r>
             <w:r>
               <w:rPr>
@@ -10675,13 +10528,12 @@
             </w:tabs>
             <w:rPr>
               <w:noProof/>
-              <w:sz w:val="22"/>
               <w:szCs w:val="24"/>
               <w:lang w:val="en-US"/>
               <w14:ligatures w14:val="standardContextual"/>
             </w:rPr>
           </w:pPr>
-          <w:hyperlink w:anchor="_Toc173451081" w:history="1">
+          <w:hyperlink w:anchor="_Toc189667162" w:history="1">
             <w:r>
               <w:rPr>
                 <w:rStyle w:val="Hyperlink"/>
@@ -10708,7 +10560,7 @@
                 <w:noProof/>
                 <w:webHidden/>
               </w:rPr>
-              <w:instrText xml:space="preserve"> PAGEREF _Toc173451081 \h </w:instrText>
+              <w:instrText xml:space="preserve"> PAGEREF _Toc189667162 \h </w:instrText>
             </w:r>
             <w:r>
               <w:rPr>
@@ -10747,13 +10599,12 @@
             </w:tabs>
             <w:rPr>
               <w:noProof/>
-              <w:sz w:val="22"/>
               <w:szCs w:val="24"/>
               <w:lang w:val="en-US"/>
               <w14:ligatures w14:val="standardContextual"/>
             </w:rPr>
           </w:pPr>
-          <w:hyperlink w:anchor="_Toc173451082" w:history="1">
+          <w:hyperlink w:anchor="_Toc189667163" w:history="1">
             <w:r>
               <w:rPr>
                 <w:rStyle w:val="Hyperlink"/>
@@ -10780,7 +10631,7 @@
                 <w:noProof/>
                 <w:webHidden/>
               </w:rPr>
-              <w:instrText xml:space="preserve"> PAGEREF _Toc173451082 \h </w:instrText>
+              <w:instrText xml:space="preserve"> PAGEREF _Toc189667163 \h </w:instrText>
             </w:r>
             <w:r>
               <w:rPr>
@@ -10819,13 +10670,12 @@
             </w:tabs>
             <w:rPr>
               <w:noProof/>
-              <w:sz w:val="22"/>
               <w:szCs w:val="24"/>
               <w:lang w:val="en-US"/>
               <w14:ligatures w14:val="standardContextual"/>
             </w:rPr>
           </w:pPr>
-          <w:hyperlink w:anchor="_Toc173451083" w:history="1">
+          <w:hyperlink w:anchor="_Toc189667164" w:history="1">
             <w:r>
               <w:rPr>
                 <w:rStyle w:val="Hyperlink"/>
@@ -10852,7 +10702,7 @@
                 <w:noProof/>
                 <w:webHidden/>
               </w:rPr>
-              <w:instrText xml:space="preserve"> PAGEREF _Toc173451083 \h </w:instrText>
+              <w:instrText xml:space="preserve"> PAGEREF _Toc189667164 \h </w:instrText>
             </w:r>
             <w:r>
               <w:rPr>
@@ -10891,13 +10741,12 @@
             </w:tabs>
             <w:rPr>
               <w:noProof/>
-              <w:sz w:val="22"/>
               <w:szCs w:val="24"/>
               <w:lang w:val="en-US"/>
               <w14:ligatures w14:val="standardContextual"/>
             </w:rPr>
           </w:pPr>
-          <w:hyperlink w:anchor="_Toc173451084" w:history="1">
+          <w:hyperlink w:anchor="_Toc189667165" w:history="1">
             <w:r>
               <w:rPr>
                 <w:rStyle w:val="Hyperlink"/>
@@ -10924,7 +10773,7 @@
                 <w:noProof/>
                 <w:webHidden/>
               </w:rPr>
-              <w:instrText xml:space="preserve"> PAGEREF _Toc173451084 \h </w:instrText>
+              <w:instrText xml:space="preserve"> PAGEREF _Toc189667165 \h </w:instrText>
             </w:r>
             <w:r>
               <w:rPr>
@@ -10963,13 +10812,12 @@
             </w:tabs>
             <w:rPr>
               <w:noProof/>
-              <w:sz w:val="22"/>
               <w:szCs w:val="24"/>
               <w:lang w:val="en-US"/>
               <w14:ligatures w14:val="standardContextual"/>
             </w:rPr>
           </w:pPr>
-          <w:hyperlink w:anchor="_Toc173451085" w:history="1">
+          <w:hyperlink w:anchor="_Toc189667166" w:history="1">
             <w:r>
               <w:rPr>
                 <w:rStyle w:val="Hyperlink"/>
@@ -10996,7 +10844,7 @@
                 <w:noProof/>
                 <w:webHidden/>
               </w:rPr>
-              <w:instrText xml:space="preserve"> PAGEREF _Toc173451085 \h </w:instrText>
+              <w:instrText xml:space="preserve"> PAGEREF _Toc189667166 \h </w:instrText>
             </w:r>
             <w:r>
               <w:rPr>
@@ -11035,13 +10883,12 @@
             </w:tabs>
             <w:rPr>
               <w:noProof/>
-              <w:sz w:val="22"/>
               <w:szCs w:val="24"/>
               <w:lang w:val="en-US"/>
               <w14:ligatures w14:val="standardContextual"/>
             </w:rPr>
           </w:pPr>
-          <w:hyperlink w:anchor="_Toc173451086" w:history="1">
+          <w:hyperlink w:anchor="_Toc189667167" w:history="1">
             <w:r>
               <w:rPr>
                 <w:rStyle w:val="Hyperlink"/>
@@ -11068,7 +10915,7 @@
                 <w:noProof/>
                 <w:webHidden/>
               </w:rPr>
-              <w:instrText xml:space="preserve"> PAGEREF _Toc173451086 \h </w:instrText>
+              <w:instrText xml:space="preserve"> PAGEREF _Toc189667167 \h </w:instrText>
             </w:r>
             <w:r>
               <w:rPr>
@@ -11107,13 +10954,12 @@
             </w:tabs>
             <w:rPr>
               <w:noProof/>
-              <w:sz w:val="22"/>
               <w:szCs w:val="24"/>
               <w:lang w:val="en-US"/>
               <w14:ligatures w14:val="standardContextual"/>
             </w:rPr>
           </w:pPr>
-          <w:hyperlink w:anchor="_Toc173451087" w:history="1">
+          <w:hyperlink w:anchor="_Toc189667168" w:history="1">
             <w:r>
               <w:rPr>
                 <w:rStyle w:val="Hyperlink"/>
@@ -11140,7 +10986,7 @@
                 <w:noProof/>
                 <w:webHidden/>
               </w:rPr>
-              <w:instrText xml:space="preserve"> PAGEREF _Toc173451087 \h </w:instrText>
+              <w:instrText xml:space="preserve"> PAGEREF _Toc189667168 \h </w:instrText>
             </w:r>
             <w:r>
               <w:rPr>
@@ -11179,13 +11025,12 @@
             </w:tabs>
             <w:rPr>
               <w:noProof/>
-              <w:sz w:val="22"/>
               <w:szCs w:val="24"/>
               <w:lang w:val="en-US"/>
               <w14:ligatures w14:val="standardContextual"/>
             </w:rPr>
           </w:pPr>
-          <w:hyperlink w:anchor="_Toc173451088" w:history="1">
+          <w:hyperlink w:anchor="_Toc189667169" w:history="1">
             <w:r>
               <w:rPr>
                 <w:rStyle w:val="Hyperlink"/>
@@ -11212,7 +11057,7 @@
                 <w:noProof/>
                 <w:webHidden/>
               </w:rPr>
-              <w:instrText xml:space="preserve"> PAGEREF _Toc173451088 \h </w:instrText>
+              <w:instrText xml:space="preserve"> PAGEREF _Toc189667169 \h </w:instrText>
             </w:r>
             <w:r>
               <w:rPr>
@@ -11251,13 +11096,12 @@
             </w:tabs>
             <w:rPr>
               <w:noProof/>
-              <w:sz w:val="22"/>
               <w:szCs w:val="24"/>
               <w:lang w:val="en-US"/>
               <w14:ligatures w14:val="standardContextual"/>
             </w:rPr>
           </w:pPr>
-          <w:hyperlink w:anchor="_Toc173451089" w:history="1">
+          <w:hyperlink w:anchor="_Toc189667170" w:history="1">
             <w:r>
               <w:rPr>
                 <w:rStyle w:val="Hyperlink"/>
@@ -11284,7 +11128,7 @@
                 <w:noProof/>
                 <w:webHidden/>
               </w:rPr>
-              <w:instrText xml:space="preserve"> PAGEREF _Toc173451089 \h </w:instrText>
+              <w:instrText xml:space="preserve"> PAGEREF _Toc189667170 \h </w:instrText>
             </w:r>
             <w:r>
               <w:rPr>
@@ -11323,13 +11167,12 @@
             </w:tabs>
             <w:rPr>
               <w:noProof/>
-              <w:sz w:val="22"/>
               <w:szCs w:val="24"/>
               <w:lang w:val="en-US"/>
               <w14:ligatures w14:val="standardContextual"/>
             </w:rPr>
           </w:pPr>
-          <w:hyperlink w:anchor="_Toc173451090" w:history="1">
+          <w:hyperlink w:anchor="_Toc189667171" w:history="1">
             <w:r>
               <w:rPr>
                 <w:rStyle w:val="Hyperlink"/>
@@ -11356,7 +11199,7 @@
                 <w:noProof/>
                 <w:webHidden/>
               </w:rPr>
-              <w:instrText xml:space="preserve"> PAGEREF _Toc173451090 \h </w:instrText>
+              <w:instrText xml:space="preserve"> PAGEREF _Toc189667171 \h </w:instrText>
             </w:r>
             <w:r>
               <w:rPr>
@@ -11395,13 +11238,12 @@
             </w:tabs>
             <w:rPr>
               <w:noProof/>
-              <w:sz w:val="22"/>
               <w:szCs w:val="24"/>
               <w:lang w:val="en-US"/>
               <w14:ligatures w14:val="standardContextual"/>
             </w:rPr>
           </w:pPr>
-          <w:hyperlink w:anchor="_Toc173451091" w:history="1">
+          <w:hyperlink w:anchor="_Toc189667172" w:history="1">
             <w:r>
               <w:rPr>
                 <w:rStyle w:val="Hyperlink"/>
@@ -11428,7 +11270,7 @@
                 <w:noProof/>
                 <w:webHidden/>
               </w:rPr>
-              <w:instrText xml:space="preserve"> PAGEREF _Toc173451091 \h </w:instrText>
+              <w:instrText xml:space="preserve"> PAGEREF _Toc189667172 \h </w:instrText>
             </w:r>
             <w:r>
               <w:rPr>
@@ -11467,13 +11309,12 @@
             </w:tabs>
             <w:rPr>
               <w:noProof/>
-              <w:sz w:val="22"/>
               <w:szCs w:val="24"/>
               <w:lang w:val="en-US"/>
               <w14:ligatures w14:val="standardContextual"/>
             </w:rPr>
           </w:pPr>
-          <w:hyperlink w:anchor="_Toc173451092" w:history="1">
+          <w:hyperlink w:anchor="_Toc189667173" w:history="1">
             <w:r>
               <w:rPr>
                 <w:rStyle w:val="Hyperlink"/>
@@ -11500,7 +11341,7 @@
                 <w:noProof/>
                 <w:webHidden/>
               </w:rPr>
-              <w:instrText xml:space="preserve"> PAGEREF _Toc173451092 \h </w:instrText>
+              <w:instrText xml:space="preserve"> PAGEREF _Toc189667173 \h </w:instrText>
             </w:r>
             <w:r>
               <w:rPr>
@@ -11539,13 +11380,12 @@
             </w:tabs>
             <w:rPr>
               <w:noProof/>
-              <w:sz w:val="22"/>
               <w:szCs w:val="24"/>
               <w:lang w:val="en-US"/>
               <w14:ligatures w14:val="standardContextual"/>
             </w:rPr>
           </w:pPr>
-          <w:hyperlink w:anchor="_Toc173451093" w:history="1">
+          <w:hyperlink w:anchor="_Toc189667174" w:history="1">
             <w:r>
               <w:rPr>
                 <w:rStyle w:val="Hyperlink"/>
@@ -11572,7 +11412,7 @@
                 <w:noProof/>
                 <w:webHidden/>
               </w:rPr>
-              <w:instrText xml:space="preserve"> PAGEREF _Toc173451093 \h </w:instrText>
+              <w:instrText xml:space="preserve"> PAGEREF _Toc189667174 \h </w:instrText>
             </w:r>
             <w:r>
               <w:rPr>
@@ -11611,13 +11451,12 @@
             </w:tabs>
             <w:rPr>
               <w:noProof/>
-              <w:sz w:val="22"/>
               <w:szCs w:val="24"/>
               <w:lang w:val="en-US"/>
               <w14:ligatures w14:val="standardContextual"/>
             </w:rPr>
           </w:pPr>
-          <w:hyperlink w:anchor="_Toc173451094" w:history="1">
+          <w:hyperlink w:anchor="_Toc189667175" w:history="1">
             <w:r>
               <w:rPr>
                 <w:rStyle w:val="Hyperlink"/>
@@ -11644,7 +11483,7 @@
                 <w:noProof/>
                 <w:webHidden/>
               </w:rPr>
-              <w:instrText xml:space="preserve"> PAGEREF _Toc173451094 \h </w:instrText>
+              <w:instrText xml:space="preserve"> PAGEREF _Toc189667175 \h </w:instrText>
             </w:r>
             <w:r>
               <w:rPr>
@@ -11683,13 +11522,12 @@
             </w:tabs>
             <w:rPr>
               <w:noProof/>
-              <w:sz w:val="22"/>
               <w:szCs w:val="24"/>
               <w:lang w:val="en-US"/>
               <w14:ligatures w14:val="standardContextual"/>
             </w:rPr>
           </w:pPr>
-          <w:hyperlink w:anchor="_Toc173451095" w:history="1">
+          <w:hyperlink w:anchor="_Toc189667176" w:history="1">
             <w:r>
               <w:rPr>
                 <w:rStyle w:val="Hyperlink"/>
@@ -11716,7 +11554,7 @@
                 <w:noProof/>
                 <w:webHidden/>
               </w:rPr>
-              <w:instrText xml:space="preserve"> PAGEREF _Toc173451095 \h </w:instrText>
+              <w:instrText xml:space="preserve"> PAGEREF _Toc189667176 \h </w:instrText>
             </w:r>
             <w:r>
               <w:rPr>
@@ -11755,13 +11593,12 @@
             </w:tabs>
             <w:rPr>
               <w:noProof/>
-              <w:sz w:val="22"/>
               <w:szCs w:val="24"/>
               <w:lang w:val="en-US"/>
               <w14:ligatures w14:val="standardContextual"/>
             </w:rPr>
           </w:pPr>
-          <w:hyperlink w:anchor="_Toc173451096" w:history="1">
+          <w:hyperlink w:anchor="_Toc189667177" w:history="1">
             <w:r>
               <w:rPr>
                 <w:rStyle w:val="Hyperlink"/>
@@ -11788,7 +11625,7 @@
                 <w:noProof/>
                 <w:webHidden/>
               </w:rPr>
-              <w:instrText xml:space="preserve"> PAGEREF _Toc173451096 \h </w:instrText>
+              <w:instrText xml:space="preserve"> PAGEREF _Toc189667177 \h </w:instrText>
             </w:r>
             <w:r>
               <w:rPr>
@@ -11827,13 +11664,12 @@
             </w:tabs>
             <w:rPr>
               <w:noProof/>
-              <w:sz w:val="22"/>
               <w:szCs w:val="24"/>
               <w:lang w:val="en-US"/>
               <w14:ligatures w14:val="standardContextual"/>
             </w:rPr>
           </w:pPr>
-          <w:hyperlink w:anchor="_Toc173451097" w:history="1">
+          <w:hyperlink w:anchor="_Toc189667178" w:history="1">
             <w:r>
               <w:rPr>
                 <w:rStyle w:val="Hyperlink"/>
@@ -11860,7 +11696,7 @@
                 <w:noProof/>
                 <w:webHidden/>
               </w:rPr>
-              <w:instrText xml:space="preserve"> PAGEREF _Toc173451097 \h </w:instrText>
+              <w:instrText xml:space="preserve"> PAGEREF _Toc189667178 \h </w:instrText>
             </w:r>
             <w:r>
               <w:rPr>
@@ -11899,13 +11735,12 @@
             </w:tabs>
             <w:rPr>
               <w:noProof/>
-              <w:sz w:val="22"/>
               <w:szCs w:val="24"/>
               <w:lang w:val="en-US"/>
               <w14:ligatures w14:val="standardContextual"/>
             </w:rPr>
           </w:pPr>
-          <w:hyperlink w:anchor="_Toc173451098" w:history="1">
+          <w:hyperlink w:anchor="_Toc189667179" w:history="1">
             <w:r>
               <w:rPr>
                 <w:rStyle w:val="Hyperlink"/>
@@ -11932,7 +11767,7 @@
                 <w:noProof/>
                 <w:webHidden/>
               </w:rPr>
-              <w:instrText xml:space="preserve"> PAGEREF _Toc173451098 \h </w:instrText>
+              <w:instrText xml:space="preserve"> PAGEREF _Toc189667179 \h </w:instrText>
             </w:r>
             <w:r>
               <w:rPr>
@@ -11971,13 +11806,12 @@
             </w:tabs>
             <w:rPr>
               <w:noProof/>
-              <w:sz w:val="22"/>
               <w:szCs w:val="24"/>
               <w:lang w:val="en-US"/>
               <w14:ligatures w14:val="standardContextual"/>
             </w:rPr>
           </w:pPr>
-          <w:hyperlink w:anchor="_Toc173451099" w:history="1">
+          <w:hyperlink w:anchor="_Toc189667180" w:history="1">
             <w:r>
               <w:rPr>
                 <w:rStyle w:val="Hyperlink"/>
@@ -12004,7 +11838,7 @@
                 <w:noProof/>
                 <w:webHidden/>
               </w:rPr>
-              <w:instrText xml:space="preserve"> PAGEREF _Toc173451099 \h </w:instrText>
+              <w:instrText xml:space="preserve"> PAGEREF _Toc189667180 \h </w:instrText>
             </w:r>
             <w:r>
               <w:rPr>
@@ -12043,13 +11877,12 @@
             </w:tabs>
             <w:rPr>
               <w:noProof/>
-              <w:sz w:val="22"/>
               <w:szCs w:val="24"/>
               <w:lang w:val="en-US"/>
               <w14:ligatures w14:val="standardContextual"/>
             </w:rPr>
           </w:pPr>
-          <w:hyperlink w:anchor="_Toc173451100" w:history="1">
+          <w:hyperlink w:anchor="_Toc189667181" w:history="1">
             <w:r>
               <w:rPr>
                 <w:rStyle w:val="Hyperlink"/>
@@ -12076,7 +11909,7 @@
                 <w:noProof/>
                 <w:webHidden/>
               </w:rPr>
-              <w:instrText xml:space="preserve"> PAGEREF _Toc173451100 \h </w:instrText>
+              <w:instrText xml:space="preserve"> PAGEREF _Toc189667181 \h </w:instrText>
             </w:r>
             <w:r>
               <w:rPr>
@@ -12115,13 +11948,12 @@
             </w:tabs>
             <w:rPr>
               <w:noProof/>
-              <w:sz w:val="22"/>
               <w:szCs w:val="24"/>
               <w:lang w:val="en-US"/>
               <w14:ligatures w14:val="standardContextual"/>
             </w:rPr>
           </w:pPr>
-          <w:hyperlink w:anchor="_Toc173451101" w:history="1">
+          <w:hyperlink w:anchor="_Toc189667182" w:history="1">
             <w:r>
               <w:rPr>
                 <w:rStyle w:val="Hyperlink"/>
@@ -12148,7 +11980,7 @@
                 <w:noProof/>
                 <w:webHidden/>
               </w:rPr>
-              <w:instrText xml:space="preserve"> PAGEREF _Toc173451101 \h </w:instrText>
+              <w:instrText xml:space="preserve"> PAGEREF _Toc189667182 \h </w:instrText>
             </w:r>
             <w:r>
               <w:rPr>
@@ -12187,13 +12019,12 @@
             </w:tabs>
             <w:rPr>
               <w:noProof/>
-              <w:sz w:val="22"/>
               <w:szCs w:val="24"/>
               <w:lang w:val="en-US"/>
               <w14:ligatures w14:val="standardContextual"/>
             </w:rPr>
           </w:pPr>
-          <w:hyperlink w:anchor="_Toc173451102" w:history="1">
+          <w:hyperlink w:anchor="_Toc189667183" w:history="1">
             <w:r>
               <w:rPr>
                 <w:rStyle w:val="Hyperlink"/>
@@ -12220,7 +12051,7 @@
                 <w:noProof/>
                 <w:webHidden/>
               </w:rPr>
-              <w:instrText xml:space="preserve"> PAGEREF _Toc173451102 \h </w:instrText>
+              <w:instrText xml:space="preserve"> PAGEREF _Toc189667183 \h </w:instrText>
             </w:r>
             <w:r>
               <w:rPr>
@@ -12259,13 +12090,12 @@
             </w:tabs>
             <w:rPr>
               <w:noProof/>
-              <w:sz w:val="22"/>
               <w:szCs w:val="24"/>
               <w:lang w:val="en-US"/>
               <w14:ligatures w14:val="standardContextual"/>
             </w:rPr>
           </w:pPr>
-          <w:hyperlink w:anchor="_Toc173451103" w:history="1">
+          <w:hyperlink w:anchor="_Toc189667184" w:history="1">
             <w:r>
               <w:rPr>
                 <w:rStyle w:val="Hyperlink"/>
@@ -12292,7 +12122,7 @@
                 <w:noProof/>
                 <w:webHidden/>
               </w:rPr>
-              <w:instrText xml:space="preserve"> PAGEREF _Toc173451103 \h </w:instrText>
+              <w:instrText xml:space="preserve"> PAGEREF _Toc189667184 \h </w:instrText>
             </w:r>
             <w:r>
               <w:rPr>
@@ -12331,13 +12161,12 @@
             </w:tabs>
             <w:rPr>
               <w:noProof/>
-              <w:sz w:val="22"/>
               <w:szCs w:val="24"/>
               <w:lang w:val="en-US"/>
               <w14:ligatures w14:val="standardContextual"/>
             </w:rPr>
           </w:pPr>
-          <w:hyperlink w:anchor="_Toc173451104" w:history="1">
+          <w:hyperlink w:anchor="_Toc189667185" w:history="1">
             <w:r>
               <w:rPr>
                 <w:rStyle w:val="Hyperlink"/>
@@ -12364,7 +12193,7 @@
                 <w:noProof/>
                 <w:webHidden/>
               </w:rPr>
-              <w:instrText xml:space="preserve"> PAGEREF _Toc173451104 \h </w:instrText>
+              <w:instrText xml:space="preserve"> PAGEREF _Toc189667185 \h </w:instrText>
             </w:r>
             <w:r>
               <w:rPr>
@@ -12403,13 +12232,12 @@
             </w:tabs>
             <w:rPr>
               <w:noProof/>
-              <w:sz w:val="22"/>
               <w:szCs w:val="24"/>
               <w:lang w:val="en-US"/>
               <w14:ligatures w14:val="standardContextual"/>
             </w:rPr>
           </w:pPr>
-          <w:hyperlink w:anchor="_Toc173451105" w:history="1">
+          <w:hyperlink w:anchor="_Toc189667186" w:history="1">
             <w:r>
               <w:rPr>
                 <w:rStyle w:val="Hyperlink"/>
@@ -12436,7 +12264,7 @@
                 <w:noProof/>
                 <w:webHidden/>
               </w:rPr>
-              <w:instrText xml:space="preserve"> PAGEREF _Toc173451105 \h </w:instrText>
+              <w:instrText xml:space="preserve"> PAGEREF _Toc189667186 \h </w:instrText>
             </w:r>
             <w:r>
               <w:rPr>
@@ -12475,13 +12303,12 @@
             </w:tabs>
             <w:rPr>
               <w:noProof/>
-              <w:sz w:val="22"/>
               <w:szCs w:val="24"/>
               <w:lang w:val="en-US"/>
               <w14:ligatures w14:val="standardContextual"/>
             </w:rPr>
           </w:pPr>
-          <w:hyperlink w:anchor="_Toc173451106" w:history="1">
+          <w:hyperlink w:anchor="_Toc189667187" w:history="1">
             <w:r>
               <w:rPr>
                 <w:rStyle w:val="Hyperlink"/>
@@ -12508,7 +12335,7 @@
                 <w:noProof/>
                 <w:webHidden/>
               </w:rPr>
-              <w:instrText xml:space="preserve"> PAGEREF _Toc173451106 \h </w:instrText>
+              <w:instrText xml:space="preserve"> PAGEREF _Toc189667187 \h </w:instrText>
             </w:r>
             <w:r>
               <w:rPr>
@@ -12547,13 +12374,12 @@
             </w:tabs>
             <w:rPr>
               <w:noProof/>
-              <w:sz w:val="22"/>
               <w:szCs w:val="24"/>
               <w:lang w:val="en-US"/>
               <w14:ligatures w14:val="standardContextual"/>
             </w:rPr>
           </w:pPr>
-          <w:hyperlink w:anchor="_Toc173451107" w:history="1">
+          <w:hyperlink w:anchor="_Toc189667188" w:history="1">
             <w:r>
               <w:rPr>
                 <w:rStyle w:val="Hyperlink"/>
@@ -12580,7 +12406,7 @@
                 <w:noProof/>
                 <w:webHidden/>
               </w:rPr>
-              <w:instrText xml:space="preserve"> PAGEREF _Toc173451107 \h </w:instrText>
+              <w:instrText xml:space="preserve"> PAGEREF _Toc189667188 \h </w:instrText>
             </w:r>
             <w:r>
               <w:rPr>
@@ -12619,13 +12445,12 @@
             </w:tabs>
             <w:rPr>
               <w:noProof/>
-              <w:sz w:val="22"/>
               <w:szCs w:val="24"/>
               <w:lang w:val="en-US"/>
               <w14:ligatures w14:val="standardContextual"/>
             </w:rPr>
           </w:pPr>
-          <w:hyperlink w:anchor="_Toc173451108" w:history="1">
+          <w:hyperlink w:anchor="_Toc189667189" w:history="1">
             <w:r>
               <w:rPr>
                 <w:rStyle w:val="Hyperlink"/>
@@ -12652,7 +12477,7 @@
                 <w:noProof/>
                 <w:webHidden/>
               </w:rPr>
-              <w:instrText xml:space="preserve"> PAGEREF _Toc173451108 \h </w:instrText>
+              <w:instrText xml:space="preserve"> PAGEREF _Toc189667189 \h </w:instrText>
             </w:r>
             <w:r>
               <w:rPr>
@@ -12708,7 +12533,7 @@
       <w:pPr>
         <w:pStyle w:val="Heading1"/>
       </w:pPr>
-      <w:bookmarkStart w:id="0" w:name="_Toc173450934"/>
+      <w:bookmarkStart w:id="0" w:name="_Toc189667015"/>
       <w:r>
         <w:rPr>
           <w:rFonts w:hint="eastAsia"/>
@@ -12776,7 +12601,7 @@
           <w:lang w:val="en-US"/>
         </w:rPr>
       </w:pPr>
-      <w:bookmarkStart w:id="1" w:name="_Toc173450935"/>
+      <w:bookmarkStart w:id="1" w:name="_Toc189667016"/>
       <w:r>
         <w:rPr>
           <w:lang w:val="en-US"/>
@@ -12942,7 +12767,7 @@
       <w:pPr>
         <w:pStyle w:val="Heading2"/>
       </w:pPr>
-      <w:bookmarkStart w:id="2" w:name="_Toc173450936"/>
+      <w:bookmarkStart w:id="2" w:name="_Toc189667017"/>
       <w:r>
         <w:rPr>
           <w:rFonts w:hint="eastAsia"/>
@@ -13284,7 +13109,7 @@
       <w:pPr>
         <w:pStyle w:val="Heading1"/>
       </w:pPr>
-      <w:bookmarkStart w:id="3" w:name="_Toc173450937"/>
+      <w:bookmarkStart w:id="3" w:name="_Toc189667018"/>
       <w:r>
         <w:rPr>
           <w:lang w:val="en-US"/>
@@ -13309,7 +13134,7 @@
       <w:pPr>
         <w:pStyle w:val="Heading2"/>
       </w:pPr>
-      <w:bookmarkStart w:id="4" w:name="_Toc173450938"/>
+      <w:bookmarkStart w:id="4" w:name="_Toc189667019"/>
       <w:r>
         <w:rPr>
           <w:rFonts w:hint="eastAsia"/>
@@ -13432,7 +13257,7 @@
       <w:pPr>
         <w:pStyle w:val="Heading2"/>
       </w:pPr>
-      <w:bookmarkStart w:id="5" w:name="_Toc173450939"/>
+      <w:bookmarkStart w:id="5" w:name="_Toc189667020"/>
       <w:r>
         <w:rPr>
           <w:rFonts w:hint="eastAsia"/>
@@ -13553,12 +13378,12 @@
       <w:pPr>
         <w:pStyle w:val="Heading2"/>
       </w:pPr>
-      <w:bookmarkStart w:id="6" w:name="_Toc173450940"/>
-      <w:r>
-        <w:rPr>
-          <w:rFonts w:hint="eastAsia"/>
-        </w:rPr>
-        <w:t>Process Packages</w:t>
+      <w:bookmarkStart w:id="6" w:name="_Toc189667021"/>
+      <w:r>
+        <w:rPr>
+          <w:rFonts w:hint="eastAsia"/>
+        </w:rPr>
+        <w:t>Packages</w:t>
       </w:r>
       <w:bookmarkEnd w:id="6"/>
     </w:p>
@@ -13577,7 +13402,7 @@
         <w:rPr>
           <w:rFonts w:hint="eastAsia"/>
         </w:rPr>
-        <w:t>the Tenant's Package Feed and the Process Package Names and Versions in the Folder with the Feeds</w:t>
+        <w:t>the Tenant's Package Feed and the Package Names and Versions in the Folder with the Feeds</w:t>
       </w:r>
     </w:p>
     <w:p>
@@ -13595,7 +13420,7 @@
         <w:rPr>
           <w:rFonts w:hint="eastAsia"/>
         </w:rPr>
-        <w:t xml:space="preserve"> Process Package</w:t>
+        <w:t xml:space="preserve"> Package</w:t>
       </w:r>
       <w:r>
         <w:t>s</w:t>
@@ -13610,7 +13435,7 @@
         </w:numPr>
       </w:pPr>
       <w:r>
-        <w:t>Directly copy process packages to any feed within the same tenant</w:t>
+        <w:t>Directly copy packages to any feed within the same tenant</w:t>
       </w:r>
     </w:p>
     <w:p>
@@ -13622,7 +13447,7 @@
         </w:numPr>
       </w:pPr>
       <w:r>
-        <w:t>Directly copy process packages to any feed in a different tenant</w:t>
+        <w:t>Directly copy packages to any feed in a different tenant</w:t>
       </w:r>
     </w:p>
     <w:p>
@@ -13637,7 +13462,7 @@
         <w:rPr>
           <w:rFonts w:hint="eastAsia"/>
         </w:rPr>
-        <w:t>Upload Process Packages</w:t>
+        <w:t>Upload Packages</w:t>
       </w:r>
     </w:p>
     <w:p>
@@ -13647,105 +13472,22 @@
           <w:ilvl w:val="0"/>
           <w:numId w:val="2"/>
         </w:numPr>
-      </w:pPr>
-      <w:r>
-        <w:rPr>
-          <w:rFonts w:hint="eastAsia"/>
-        </w:rPr>
-        <w:t>Download Process Packages</w:t>
-      </w:r>
-    </w:p>
-    <w:p>
-      <w:pPr>
-        <w:pStyle w:val="ListParagraph"/>
-        <w:numPr>
-          <w:ilvl w:val="0"/>
-          <w:numId w:val="2"/>
-        </w:numPr>
-      </w:pPr>
-      <w:r>
-        <w:rPr>
-          <w:rFonts w:hint="eastAsia"/>
-        </w:rPr>
-        <w:t>Update the process packages assigned to a folder to the latest version</w:t>
-      </w:r>
-    </w:p>
-    <w:p>
-      <w:pPr>
-        <w:pStyle w:val="ListParagraph"/>
-        <w:numPr>
-          <w:ilvl w:val="0"/>
-          <w:numId w:val="2"/>
-        </w:numPr>
-      </w:pPr>
-      <w:r>
-        <w:rPr>
-          <w:rFonts w:hint="eastAsia"/>
-        </w:rPr>
-        <w:t>Updat</w:t>
-      </w:r>
-      <w:r>
-        <w:t>e</w:t>
-      </w:r>
-      <w:r>
-        <w:rPr>
-          <w:rFonts w:hint="eastAsia"/>
-        </w:rPr>
-        <w:t xml:space="preserve"> Process Package</w:t>
-      </w:r>
-      <w:r>
-        <w:t>s</w:t>
-      </w:r>
-      <w:r>
-        <w:rPr>
-          <w:rFonts w:hint="eastAsia"/>
-        </w:rPr>
-        <w:t xml:space="preserve"> Assigned to a </w:t>
-      </w:r>
-      <w:r>
-        <w:t>f</w:t>
-      </w:r>
-      <w:r>
-        <w:rPr>
-          <w:rFonts w:hint="eastAsia"/>
-        </w:rPr>
-        <w:t>older to a Specific Version</w:t>
-      </w:r>
-    </w:p>
-    <w:p>
-      <w:pPr>
-        <w:pStyle w:val="ListParagraph"/>
-        <w:numPr>
-          <w:ilvl w:val="0"/>
-          <w:numId w:val="2"/>
-        </w:numPr>
-      </w:pPr>
-      <w:r>
-        <w:rPr>
-          <w:rFonts w:hint="eastAsia"/>
-          <w:lang w:val="en-US"/>
-        </w:rPr>
-        <w:t xml:space="preserve">Rollback a Process Package Assigned to a </w:t>
-      </w:r>
-      <w:r>
-        <w:rPr>
-          <w:lang w:val="en-US"/>
-        </w:rPr>
-        <w:t>f</w:t>
-      </w:r>
-      <w:r>
-        <w:rPr>
-          <w:rFonts w:hint="eastAsia"/>
-          <w:lang w:val="en-US"/>
-        </w:rPr>
-        <w:t>older to a Previous Version</w:t>
+        <w:rPr>
+          <w:rFonts w:hint="eastAsia"/>
+        </w:rPr>
+      </w:pPr>
+      <w:r>
+        <w:rPr>
+          <w:rFonts w:hint="eastAsia"/>
+        </w:rPr>
+        <w:t>Download Packages</w:t>
       </w:r>
     </w:p>
     <w:p>
       <w:pPr>
         <w:pStyle w:val="Heading2"/>
       </w:pPr>
-      <w:bookmarkStart w:id="7" w:name="_Toc173450941"/>
+      <w:bookmarkStart w:id="7" w:name="_Toc189667022"/>
       <w:r>
         <w:rPr>
           <w:rFonts w:hint="eastAsia"/>
@@ -13791,19 +13533,128 @@
         </w:numPr>
       </w:pPr>
       <w:r>
+        <w:rPr>
+          <w:rFonts w:hint="eastAsia"/>
+        </w:rPr>
+        <w:t xml:space="preserve">Update </w:t>
+      </w:r>
+      <w:r>
+        <w:rPr>
+          <w:rFonts w:hint="eastAsia"/>
+        </w:rPr>
+        <w:t>process</w:t>
+      </w:r>
+      <w:r>
+        <w:rPr>
+          <w:rFonts w:hint="eastAsia"/>
+        </w:rPr>
+        <w:t>es assigned to a folder to the latest version</w:t>
+      </w:r>
+    </w:p>
+    <w:p>
+      <w:pPr>
+        <w:pStyle w:val="ListParagraph"/>
+        <w:numPr>
+          <w:ilvl w:val="0"/>
+          <w:numId w:val="39"/>
+        </w:numPr>
+      </w:pPr>
+      <w:r>
+        <w:rPr>
+          <w:rFonts w:hint="eastAsia"/>
+        </w:rPr>
+        <w:t>Updat</w:t>
+      </w:r>
+      <w:r>
+        <w:t>e</w:t>
+      </w:r>
+      <w:r>
+        <w:rPr>
+          <w:rFonts w:hint="eastAsia"/>
+        </w:rPr>
+        <w:t xml:space="preserve"> processes</w:t>
+      </w:r>
+      <w:r>
+        <w:rPr>
+          <w:rFonts w:hint="eastAsia"/>
+        </w:rPr>
+        <w:t xml:space="preserve"> </w:t>
+      </w:r>
+      <w:r>
+        <w:rPr>
+          <w:rFonts w:hint="eastAsia"/>
+        </w:rPr>
+        <w:t>a</w:t>
+      </w:r>
+      <w:r>
+        <w:rPr>
+          <w:rFonts w:hint="eastAsia"/>
+        </w:rPr>
+        <w:t xml:space="preserve">ssigned to a </w:t>
+      </w:r>
+      <w:r>
+        <w:t>f</w:t>
+      </w:r>
+      <w:r>
+        <w:rPr>
+          <w:rFonts w:hint="eastAsia"/>
+        </w:rPr>
+        <w:t>older to a Specific Version</w:t>
+      </w:r>
+    </w:p>
+    <w:p>
+      <w:pPr>
+        <w:pStyle w:val="ListParagraph"/>
+        <w:numPr>
+          <w:ilvl w:val="0"/>
+          <w:numId w:val="39"/>
+        </w:numPr>
+      </w:pPr>
+      <w:r>
+        <w:rPr>
+          <w:rFonts w:hint="eastAsia"/>
+          <w:lang w:val="en-US"/>
+        </w:rPr>
+        <w:t xml:space="preserve">Rollback </w:t>
+      </w:r>
+      <w:r>
+        <w:rPr>
+          <w:rFonts w:hint="eastAsia"/>
+          <w:lang w:val="en-US"/>
+        </w:rPr>
+        <w:t>processes a</w:t>
+      </w:r>
+      <w:r>
+        <w:rPr>
+          <w:rFonts w:hint="eastAsia"/>
+          <w:lang w:val="en-US"/>
+        </w:rPr>
+        <w:t xml:space="preserve">ssigned to a </w:t>
+      </w:r>
+      <w:r>
+        <w:rPr>
+          <w:lang w:val="en-US"/>
+        </w:rPr>
+        <w:t>f</w:t>
+      </w:r>
+      <w:r>
+        <w:rPr>
+          <w:rFonts w:hint="eastAsia"/>
+          <w:lang w:val="en-US"/>
+        </w:rPr>
+        <w:t>older to a Previous Version</w:t>
+      </w:r>
+    </w:p>
+    <w:p>
+      <w:pPr>
+        <w:pStyle w:val="Heading2"/>
+      </w:pPr>
+      <w:bookmarkStart w:id="8" w:name="_Toc189667023"/>
+      <w:r>
+        <w:rPr>
+          <w:rFonts w:hint="eastAsia"/>
+        </w:rPr>
         <w:lastRenderedPageBreak/>
-        <w:t>Update and reset process versions</w:t>
-      </w:r>
-    </w:p>
-    <w:p>
-      <w:pPr>
-        <w:pStyle w:val="Heading2"/>
-      </w:pPr>
-      <w:bookmarkStart w:id="8" w:name="_Toc173450942"/>
-      <w:r>
-        <w:rPr>
-          <w:rFonts w:hint="eastAsia"/>
-        </w:rPr>
         <w:t>P</w:t>
       </w:r>
       <w:r>
@@ -13910,7 +13761,7 @@
       <w:pPr>
         <w:pStyle w:val="Heading2"/>
       </w:pPr>
-      <w:bookmarkStart w:id="9" w:name="_Toc173450943"/>
+      <w:bookmarkStart w:id="9" w:name="_Toc189667024"/>
       <w:r>
         <w:t>Licenses</w:t>
       </w:r>
@@ -13995,7 +13846,7 @@
       <w:pPr>
         <w:pStyle w:val="Heading2"/>
       </w:pPr>
-      <w:bookmarkStart w:id="10" w:name="_Toc173450944"/>
+      <w:bookmarkStart w:id="10" w:name="_Toc189667025"/>
       <w:r>
         <w:rPr>
           <w:rFonts w:hint="eastAsia"/>
@@ -14038,7 +13889,7 @@
       <w:pPr>
         <w:pStyle w:val="Heading2"/>
       </w:pPr>
-      <w:bookmarkStart w:id="11" w:name="_Toc173450945"/>
+      <w:bookmarkStart w:id="11" w:name="_Toc189667026"/>
       <w:r>
         <w:rPr>
           <w:rFonts w:hint="eastAsia"/>
@@ -14141,7 +13992,7 @@
       <w:pPr>
         <w:pStyle w:val="Heading2"/>
       </w:pPr>
-      <w:bookmarkStart w:id="12" w:name="_Toc173450946"/>
+      <w:bookmarkStart w:id="12" w:name="_Toc189667027"/>
       <w:r>
         <w:t>J</w:t>
       </w:r>
@@ -14298,7 +14149,7 @@
       <w:pPr>
         <w:pStyle w:val="Heading2"/>
       </w:pPr>
-      <w:bookmarkStart w:id="13" w:name="_Toc173450947"/>
+      <w:bookmarkStart w:id="13" w:name="_Toc189667028"/>
       <w:r>
         <w:rPr>
           <w:rFonts w:hint="eastAsia"/>
@@ -14441,7 +14292,7 @@
       <w:pPr>
         <w:pStyle w:val="Heading2"/>
       </w:pPr>
-      <w:bookmarkStart w:id="14" w:name="_Toc173450948"/>
+      <w:bookmarkStart w:id="14" w:name="_Toc189667029"/>
       <w:r>
         <w:rPr>
           <w:rFonts w:hint="eastAsia"/>
@@ -14505,7 +14356,7 @@
       <w:pPr>
         <w:pStyle w:val="Heading2"/>
       </w:pPr>
-      <w:bookmarkStart w:id="15" w:name="_Toc173450949"/>
+      <w:bookmarkStart w:id="15" w:name="_Toc189667030"/>
       <w:r>
         <w:rPr>
           <w:rFonts w:hint="eastAsia"/>
@@ -14786,7 +14637,7 @@
           <w:tab w:val="left" w:pos="1843"/>
         </w:tabs>
       </w:pPr>
-      <w:bookmarkStart w:id="16" w:name="_Toc173450950"/>
+      <w:bookmarkStart w:id="16" w:name="_Toc189667031"/>
       <w:r>
         <w:rPr>
           <w:rFonts w:hint="eastAsia"/>
@@ -15046,7 +14897,7 @@
       <w:pPr>
         <w:pStyle w:val="Heading2"/>
       </w:pPr>
-      <w:bookmarkStart w:id="17" w:name="_Toc173450951"/>
+      <w:bookmarkStart w:id="17" w:name="_Toc189667032"/>
       <w:r>
         <w:rPr>
           <w:rFonts w:hint="eastAsia"/>
@@ -15179,7 +15030,7 @@
       <w:pPr>
         <w:pStyle w:val="Heading2"/>
       </w:pPr>
-      <w:bookmarkStart w:id="18" w:name="_Toc173450952"/>
+      <w:bookmarkStart w:id="18" w:name="_Toc189667033"/>
       <w:r>
         <w:rPr>
           <w:rFonts w:hint="eastAsia"/>
@@ -15276,7 +15127,7 @@
       <w:pPr>
         <w:pStyle w:val="Heading2"/>
       </w:pPr>
-      <w:bookmarkStart w:id="19" w:name="_Toc173450953"/>
+      <w:bookmarkStart w:id="19" w:name="_Toc189667034"/>
       <w:r>
         <w:rPr>
           <w:rFonts w:hint="eastAsia"/>
@@ -15358,7 +15209,7 @@
       <w:pPr>
         <w:pStyle w:val="Heading2"/>
       </w:pPr>
-      <w:bookmarkStart w:id="20" w:name="_Toc173450954"/>
+      <w:bookmarkStart w:id="20" w:name="_Toc189667035"/>
       <w:r>
         <w:rPr>
           <w:rFonts w:hint="eastAsia"/>
@@ -15548,7 +15399,7 @@
       <w:pPr>
         <w:pStyle w:val="Heading2"/>
       </w:pPr>
-      <w:bookmarkStart w:id="21" w:name="_Toc173450955"/>
+      <w:bookmarkStart w:id="21" w:name="_Toc189667036"/>
       <w:r>
         <w:rPr>
           <w:rFonts w:hint="eastAsia"/>
@@ -15612,7 +15463,7 @@
       <w:pPr>
         <w:pStyle w:val="Heading2"/>
       </w:pPr>
-      <w:bookmarkStart w:id="22" w:name="_Toc173450956"/>
+      <w:bookmarkStart w:id="22" w:name="_Toc189667037"/>
       <w:r>
         <w:rPr>
           <w:rFonts w:hint="eastAsia"/>
@@ -15671,7 +15522,7 @@
       <w:pPr>
         <w:pStyle w:val="Heading2"/>
       </w:pPr>
-      <w:bookmarkStart w:id="23" w:name="_Toc173450957"/>
+      <w:bookmarkStart w:id="23" w:name="_Toc189667038"/>
       <w:r>
         <w:rPr>
           <w:rFonts w:hint="eastAsia"/>
@@ -15756,7 +15607,7 @@
       <w:pPr>
         <w:pStyle w:val="Heading2"/>
       </w:pPr>
-      <w:bookmarkStart w:id="24" w:name="_Toc173450958"/>
+      <w:bookmarkStart w:id="24" w:name="_Toc189667039"/>
       <w:r>
         <w:rPr>
           <w:rFonts w:hint="eastAsia"/>
@@ -15811,7 +15662,7 @@
       <w:pPr>
         <w:pStyle w:val="Heading2"/>
       </w:pPr>
-      <w:bookmarkStart w:id="25" w:name="_Toc173450959"/>
+      <w:bookmarkStart w:id="25" w:name="_Toc189667040"/>
       <w:r>
         <w:rPr>
           <w:rFonts w:hint="eastAsia"/>
@@ -15881,7 +15732,7 @@
       <w:pPr>
         <w:pStyle w:val="Heading2"/>
       </w:pPr>
-      <w:bookmarkStart w:id="26" w:name="_Toc173450960"/>
+      <w:bookmarkStart w:id="26" w:name="_Toc189667041"/>
       <w:r>
         <w:rPr>
           <w:rFonts w:hint="eastAsia"/>
@@ -16081,7 +15932,7 @@
       <w:pPr>
         <w:pStyle w:val="Heading2"/>
       </w:pPr>
-      <w:bookmarkStart w:id="27" w:name="_Toc173450961"/>
+      <w:bookmarkStart w:id="27" w:name="_Toc189667042"/>
       <w:r>
         <w:rPr>
           <w:rFonts w:hint="eastAsia"/>
@@ -16124,7 +15975,7 @@
       <w:pPr>
         <w:pStyle w:val="Heading2"/>
       </w:pPr>
-      <w:bookmarkStart w:id="28" w:name="_Toc173450962"/>
+      <w:bookmarkStart w:id="28" w:name="_Toc189667043"/>
       <w:r>
         <w:rPr>
           <w:lang w:val="en-US"/>
@@ -16209,7 +16060,7 @@
       <w:pPr>
         <w:pStyle w:val="Heading1"/>
       </w:pPr>
-      <w:bookmarkStart w:id="29" w:name="_Toc173450963"/>
+      <w:bookmarkStart w:id="29" w:name="_Toc189667044"/>
       <w:r>
         <w:rPr>
           <w:lang w:val="en-US"/>
@@ -16222,7 +16073,7 @@
       <w:pPr>
         <w:pStyle w:val="Heading2"/>
       </w:pPr>
-      <w:bookmarkStart w:id="30" w:name="_Toc173450964"/>
+      <w:bookmarkStart w:id="30" w:name="_Toc189667045"/>
       <w:r>
         <w:rPr>
           <w:rFonts w:hint="eastAsia"/>
@@ -16903,7 +16754,7 @@
       <w:pPr>
         <w:pStyle w:val="Heading2"/>
       </w:pPr>
-      <w:bookmarkStart w:id="31" w:name="_Toc173450965"/>
+      <w:bookmarkStart w:id="31" w:name="_Toc189667046"/>
       <w:r>
         <w:rPr>
           <w:rFonts w:hint="eastAsia"/>
@@ -17640,7 +17491,6 @@
       <w:pPr>
         <w:ind w:leftChars="500" w:left="1050"/>
         <w:rPr>
-          <w:rFonts w:hint="eastAsia"/>
           <w:b/>
           <w:bCs/>
           <w:i/>
@@ -18045,7 +17895,7 @@
       <w:pPr>
         <w:pStyle w:val="Heading2"/>
       </w:pPr>
-      <w:bookmarkStart w:id="32" w:name="_Toc173450966"/>
+      <w:bookmarkStart w:id="32" w:name="_Toc189667047"/>
       <w:r>
         <w:rPr>
           <w:lang w:val="en-US"/>
@@ -18148,7 +17998,7 @@
       <w:pPr>
         <w:pStyle w:val="Heading2"/>
       </w:pPr>
-      <w:bookmarkStart w:id="33" w:name="_Toc173450967"/>
+      <w:bookmarkStart w:id="33" w:name="_Toc189667048"/>
       <w:r>
         <w:t>Setting Permissions</w:t>
       </w:r>
@@ -18267,7 +18117,7 @@
       <w:pPr>
         <w:pStyle w:val="Heading3"/>
       </w:pPr>
-      <w:bookmarkStart w:id="34" w:name="_Toc173450968"/>
+      <w:bookmarkStart w:id="34" w:name="_Toc189667049"/>
       <w:r>
         <w:t>Setting Scopes</w:t>
       </w:r>
@@ -18434,7 +18284,7 @@
       <w:pPr>
         <w:pStyle w:val="Heading3"/>
       </w:pPr>
-      <w:bookmarkStart w:id="35" w:name="_Toc173450969"/>
+      <w:bookmarkStart w:id="35" w:name="_Toc189667050"/>
       <w:r>
         <w:t>Adding User Accounts to Folders</w:t>
       </w:r>
@@ -18561,7 +18411,7 @@
       <w:pPr>
         <w:pStyle w:val="Heading2"/>
       </w:pPr>
-      <w:bookmarkStart w:id="36" w:name="_Toc173450970"/>
+      <w:bookmarkStart w:id="36" w:name="_Toc189667051"/>
       <w:r>
         <w:rPr>
           <w:rFonts w:hint="eastAsia"/>
@@ -19449,7 +19299,7 @@
       <w:pPr>
         <w:pStyle w:val="Heading1"/>
       </w:pPr>
-      <w:bookmarkStart w:id="37" w:name="_Toc173450971"/>
+      <w:bookmarkStart w:id="37" w:name="_Toc189667052"/>
       <w:r>
         <w:rPr>
           <w:rFonts w:hint="eastAsia"/>
@@ -19476,7 +19326,7 @@
       <w:pPr>
         <w:pStyle w:val="Heading2"/>
       </w:pPr>
-      <w:bookmarkStart w:id="38" w:name="_Toc173450972"/>
+      <w:bookmarkStart w:id="38" w:name="_Toc189667053"/>
       <w:r>
         <w:rPr>
           <w:rFonts w:hint="eastAsia"/>
@@ -19653,7 +19503,7 @@
       <w:pPr>
         <w:pStyle w:val="Heading3"/>
       </w:pPr>
-      <w:bookmarkStart w:id="39" w:name="_Toc173450973"/>
+      <w:bookmarkStart w:id="39" w:name="_Toc189667054"/>
       <w:r>
         <w:rPr>
           <w:rFonts w:hint="eastAsia"/>
@@ -19770,7 +19620,7 @@
       <w:pPr>
         <w:pStyle w:val="Heading3"/>
       </w:pPr>
-      <w:bookmarkStart w:id="40" w:name="_Toc173450974"/>
+      <w:bookmarkStart w:id="40" w:name="_Toc189667055"/>
       <w:r>
         <w:rPr>
           <w:rFonts w:hint="eastAsia"/>
@@ -19900,7 +19750,7 @@
       <w:pPr>
         <w:pStyle w:val="Heading3"/>
       </w:pPr>
-      <w:bookmarkStart w:id="41" w:name="_Toc173450975"/>
+      <w:bookmarkStart w:id="41" w:name="_Toc189667056"/>
       <w:r>
         <w:rPr>
           <w:rFonts w:hint="eastAsia"/>
@@ -19993,7 +19843,7 @@
       <w:pPr>
         <w:pStyle w:val="Heading3"/>
       </w:pPr>
-      <w:bookmarkStart w:id="42" w:name="_Toc173450976"/>
+      <w:bookmarkStart w:id="42" w:name="_Toc189667057"/>
       <w:r>
         <w:rPr>
           <w:rFonts w:hint="eastAsia"/>
@@ -20085,7 +19935,7 @@
       <w:pPr>
         <w:pStyle w:val="Heading3"/>
       </w:pPr>
-      <w:bookmarkStart w:id="43" w:name="_Toc173450977"/>
+      <w:bookmarkStart w:id="43" w:name="_Toc189667058"/>
       <w:r>
         <w:rPr>
           <w:rFonts w:hint="eastAsia"/>
@@ -20107,7 +19957,7 @@
       <w:pPr>
         <w:pStyle w:val="Heading3"/>
       </w:pPr>
-      <w:bookmarkStart w:id="44" w:name="_Toc173450978"/>
+      <w:bookmarkStart w:id="44" w:name="_Toc189667059"/>
       <w:r>
         <w:rPr>
           <w:rFonts w:hint="eastAsia"/>
@@ -20278,7 +20128,7 @@
       <w:pPr>
         <w:pStyle w:val="Heading3"/>
       </w:pPr>
-      <w:bookmarkStart w:id="45" w:name="_Toc173450979"/>
+      <w:bookmarkStart w:id="45" w:name="_Toc189667060"/>
       <w:r>
         <w:rPr>
           <w:rFonts w:hint="eastAsia"/>
@@ -20317,7 +20167,7 @@
       <w:pPr>
         <w:pStyle w:val="Heading3"/>
       </w:pPr>
-      <w:bookmarkStart w:id="46" w:name="_Toc173450980"/>
+      <w:bookmarkStart w:id="46" w:name="_Toc189667061"/>
       <w:r>
         <w:rPr>
           <w:rFonts w:hint="eastAsia"/>
@@ -20789,7 +20639,7 @@
         <w:pStyle w:val="Heading3"/>
       </w:pPr>
       <w:bookmarkStart w:id="47" w:name="_Ref173446584"/>
-      <w:bookmarkStart w:id="48" w:name="_Toc173450981"/>
+      <w:bookmarkStart w:id="48" w:name="_Toc189667062"/>
       <w:r>
         <w:rPr>
           <w:rFonts w:hint="eastAsia"/>
@@ -21642,7 +21492,7 @@
       <w:pPr>
         <w:pStyle w:val="Heading2"/>
       </w:pPr>
-      <w:bookmarkStart w:id="49" w:name="_Toc173450982"/>
+      <w:bookmarkStart w:id="49" w:name="_Toc189667063"/>
       <w:r>
         <w:rPr>
           <w:rFonts w:hint="eastAsia"/>
@@ -21815,7 +21665,7 @@
       <w:pPr>
         <w:pStyle w:val="Heading3"/>
       </w:pPr>
-      <w:bookmarkStart w:id="50" w:name="_Toc173450983"/>
+      <w:bookmarkStart w:id="50" w:name="_Toc189667064"/>
       <w:r>
         <w:rPr>
           <w:lang w:val="en-US"/>
@@ -22007,7 +21857,7 @@
       <w:pPr>
         <w:pStyle w:val="Heading3"/>
       </w:pPr>
-      <w:bookmarkStart w:id="51" w:name="_Toc173450984"/>
+      <w:bookmarkStart w:id="51" w:name="_Toc189667065"/>
       <w:r>
         <w:rPr>
           <w:rFonts w:hint="eastAsia"/>
@@ -23163,7 +23013,7 @@
       <w:pPr>
         <w:pStyle w:val="Heading3"/>
       </w:pPr>
-      <w:bookmarkStart w:id="52" w:name="_Toc173450985"/>
+      <w:bookmarkStart w:id="52" w:name="_Toc189667066"/>
       <w:r>
         <w:rPr>
           <w:lang w:val="en-US"/>
@@ -23336,7 +23186,7 @@
       <w:pPr>
         <w:pStyle w:val="Heading1"/>
       </w:pPr>
-      <w:bookmarkStart w:id="53" w:name="_Toc173450986"/>
+      <w:bookmarkStart w:id="53" w:name="_Toc189667067"/>
       <w:r>
         <w:rPr>
           <w:lang w:val="en-US"/>
@@ -23661,7 +23511,7 @@
       <w:pPr>
         <w:pStyle w:val="Heading2"/>
       </w:pPr>
-      <w:bookmarkStart w:id="54" w:name="_Toc173450987"/>
+      <w:bookmarkStart w:id="54" w:name="_Toc189667068"/>
       <w:r>
         <w:rPr>
           <w:rFonts w:hint="eastAsia"/>
@@ -24714,7 +24564,7 @@
               <w:rPr>
                 <w:rFonts w:hint="eastAsia"/>
               </w:rPr>
-              <w:t>Get the latest process packages</w:t>
+              <w:t>Get the latest packages</w:t>
             </w:r>
           </w:p>
         </w:tc>
@@ -24769,7 +24619,7 @@
               <w:rPr>
                 <w:rFonts w:hint="eastAsia"/>
               </w:rPr>
-              <w:t>Get Process Package Version</w:t>
+              <w:t>Get Package Version</w:t>
             </w:r>
             <w:r>
               <w:t>s</w:t>
@@ -24829,7 +24679,7 @@
               <w:rPr>
                 <w:rFonts w:hint="eastAsia"/>
               </w:rPr>
-              <w:t>Copy Process Packages</w:t>
+              <w:t>Copy Packages</w:t>
             </w:r>
           </w:p>
         </w:tc>
@@ -24885,7 +24735,7 @@
               <w:rPr>
                 <w:rFonts w:hint="eastAsia"/>
               </w:rPr>
-              <w:t>Remove Process Package</w:t>
+              <w:t>Remove Package</w:t>
             </w:r>
             <w:r>
               <w:t>s</w:t>
@@ -24944,7 +24794,7 @@
               <w:rPr>
                 <w:rFonts w:hint="eastAsia"/>
               </w:rPr>
-              <w:t>Upload Process Packages</w:t>
+              <w:t>Upload Packages</w:t>
             </w:r>
           </w:p>
         </w:tc>
@@ -25000,7 +24850,7 @@
               <w:rPr>
                 <w:rFonts w:hint="eastAsia"/>
               </w:rPr>
-              <w:t>Download Process Package</w:t>
+              <w:t>Download Package</w:t>
             </w:r>
             <w:r>
               <w:t>s</w:t>
@@ -26824,7 +26674,6 @@
           <w:p>
             <w:pPr>
               <w:rPr>
-                <w:rFonts w:hint="eastAsia"/>
                 <w:i/>
                 <w:lang w:val="en-US"/>
               </w:rPr>
@@ -26844,11 +26693,6 @@
             <w:vAlign w:val="center"/>
           </w:tcPr>
           <w:p>
-            <w:pPr>
-              <w:rPr>
-                <w:rFonts w:hint="eastAsia"/>
-              </w:rPr>
-            </w:pPr>
             <w:r>
               <w:rPr>
                 <w:rFonts w:hint="eastAsia"/>
@@ -26885,7 +26729,6 @@
           <w:p>
             <w:pPr>
               <w:rPr>
-                <w:rFonts w:hint="eastAsia"/>
                 <w:i/>
                 <w:lang w:val="en-US"/>
               </w:rPr>
@@ -26905,11 +26748,6 @@
             <w:vAlign w:val="center"/>
           </w:tcPr>
           <w:p>
-            <w:pPr>
-              <w:rPr>
-                <w:rFonts w:hint="eastAsia"/>
-              </w:rPr>
-            </w:pPr>
             <w:r>
               <w:rPr>
                 <w:rFonts w:hint="eastAsia"/>
@@ -33360,7 +33198,7 @@
       <w:pPr>
         <w:pStyle w:val="Heading2"/>
       </w:pPr>
-      <w:bookmarkStart w:id="55" w:name="_Toc173450988"/>
+      <w:bookmarkStart w:id="55" w:name="_Toc189667069"/>
       <w:r>
         <w:t xml:space="preserve">Exporting </w:t>
       </w:r>
@@ -34120,7 +33958,7 @@
           <w:lang w:val="en-US"/>
         </w:rPr>
       </w:pPr>
-      <w:bookmarkStart w:id="56" w:name="_Toc173450989"/>
+      <w:bookmarkStart w:id="56" w:name="_Toc189667070"/>
       <w:r>
         <w:rPr>
           <w:lang w:val="en-US"/>
@@ -34524,7 +34362,7 @@
           <w:lang w:val="en-US"/>
         </w:rPr>
       </w:pPr>
-      <w:bookmarkStart w:id="57" w:name="_Toc173450990"/>
+      <w:bookmarkStart w:id="57" w:name="_Toc189667071"/>
       <w:r>
         <w:rPr>
           <w:lang w:val="en-US"/>
@@ -34737,7 +34575,7 @@
           <w:lang w:val="en-US"/>
         </w:rPr>
       </w:pPr>
-      <w:bookmarkStart w:id="58" w:name="_Toc173450991"/>
+      <w:bookmarkStart w:id="58" w:name="_Toc189667072"/>
       <w:r>
         <w:rPr>
           <w:lang w:val="en-US"/>
@@ -34869,7 +34707,7 @@
           <w:lang w:val="en-US"/>
         </w:rPr>
       </w:pPr>
-      <w:bookmarkStart w:id="59" w:name="_Toc173450992"/>
+      <w:bookmarkStart w:id="59" w:name="_Toc189667073"/>
       <w:r>
         <w:rPr>
           <w:lang w:val="en-US"/>
@@ -34976,7 +34814,7 @@
           <w:lang w:val="en-US"/>
         </w:rPr>
       </w:pPr>
-      <w:bookmarkStart w:id="60" w:name="_Toc173450993"/>
+      <w:bookmarkStart w:id="60" w:name="_Toc189667074"/>
       <w:r>
         <w:rPr>
           <w:lang w:val="en-US"/>
@@ -35018,7 +34856,7 @@
           <w:lang w:val="en-US"/>
         </w:rPr>
       </w:pPr>
-      <w:bookmarkStart w:id="61" w:name="_Toc173450994"/>
+      <w:bookmarkStart w:id="61" w:name="_Toc189667075"/>
       <w:r>
         <w:rPr>
           <w:lang w:val="en-US"/>
@@ -35067,7 +34905,7 @@
           <w:lang w:val="en-US"/>
         </w:rPr>
       </w:pPr>
-      <w:bookmarkStart w:id="62" w:name="_Toc173450995"/>
+      <w:bookmarkStart w:id="62" w:name="_Toc189667076"/>
       <w:r>
         <w:rPr>
           <w:lang w:val="en-US"/>
@@ -35188,7 +35026,7 @@
       <w:pPr>
         <w:pStyle w:val="Heading3"/>
       </w:pPr>
-      <w:bookmarkStart w:id="63" w:name="_Toc173450996"/>
+      <w:bookmarkStart w:id="63" w:name="_Toc189667077"/>
       <w:r>
         <w:t>Important Considerations for Tenant Migration</w:t>
       </w:r>
@@ -35206,7 +35044,7 @@
       <w:pPr>
         <w:pStyle w:val="Heading1"/>
       </w:pPr>
-      <w:bookmarkStart w:id="64" w:name="_Toc173450997"/>
+      <w:bookmarkStart w:id="64" w:name="_Toc189667078"/>
       <w:r>
         <w:rPr>
           <w:rFonts w:hint="eastAsia"/>
@@ -35459,7 +35297,7 @@
       <w:pPr>
         <w:pStyle w:val="Heading2"/>
       </w:pPr>
-      <w:bookmarkStart w:id="65" w:name="_Toc173450998"/>
+      <w:bookmarkStart w:id="65" w:name="_Toc189667079"/>
       <w:r>
         <w:rPr>
           <w:rFonts w:hint="eastAsia"/>
@@ -36196,7 +36034,7 @@
       <w:pPr>
         <w:pStyle w:val="Heading3"/>
       </w:pPr>
-      <w:bookmarkStart w:id="67" w:name="_Toc173450999"/>
+      <w:bookmarkStart w:id="67" w:name="_Toc189667080"/>
       <w:r>
         <w:rPr>
           <w:rFonts w:hint="eastAsia"/>
@@ -36654,7 +36492,7 @@
       <w:pPr>
         <w:pStyle w:val="Heading3"/>
       </w:pPr>
-      <w:bookmarkStart w:id="68" w:name="_Toc173451000"/>
+      <w:bookmarkStart w:id="68" w:name="_Toc189667081"/>
       <w:r>
         <w:rPr>
           <w:rFonts w:hint="eastAsia"/>
@@ -37115,7 +36953,7 @@
       <w:pPr>
         <w:pStyle w:val="Heading3"/>
       </w:pPr>
-      <w:bookmarkStart w:id="69" w:name="_Toc173451001"/>
+      <w:bookmarkStart w:id="69" w:name="_Toc189667082"/>
       <w:r>
         <w:rPr>
           <w:rFonts w:hint="eastAsia"/>
@@ -37301,7 +37139,7 @@
       <w:pPr>
         <w:pStyle w:val="Heading3"/>
       </w:pPr>
-      <w:bookmarkStart w:id="70" w:name="_Toc173451002"/>
+      <w:bookmarkStart w:id="70" w:name="_Toc189667083"/>
       <w:r>
         <w:rPr>
           <w:rFonts w:hint="eastAsia"/>
@@ -37556,7 +37394,7 @@
       <w:pPr>
         <w:pStyle w:val="Heading3"/>
       </w:pPr>
-      <w:bookmarkStart w:id="71" w:name="_Toc173451003"/>
+      <w:bookmarkStart w:id="71" w:name="_Toc189667084"/>
       <w:r>
         <w:rPr>
           <w:rFonts w:hint="eastAsia"/>
@@ -37755,7 +37593,7 @@
       <w:pPr>
         <w:pStyle w:val="Heading3"/>
       </w:pPr>
-      <w:bookmarkStart w:id="72" w:name="_Toc173451004"/>
+      <w:bookmarkStart w:id="72" w:name="_Toc189667085"/>
       <w:r>
         <w:rPr>
           <w:rFonts w:hint="eastAsia"/>
@@ -38206,7 +38044,7 @@
       <w:pPr>
         <w:pStyle w:val="Heading3"/>
       </w:pPr>
-      <w:bookmarkStart w:id="73" w:name="_Toc173451005"/>
+      <w:bookmarkStart w:id="73" w:name="_Toc189667086"/>
       <w:r>
         <w:rPr>
           <w:rFonts w:hint="eastAsia"/>
@@ -38267,7 +38105,7 @@
       <w:pPr>
         <w:pStyle w:val="Heading3"/>
       </w:pPr>
-      <w:bookmarkStart w:id="74" w:name="_Toc173451006"/>
+      <w:bookmarkStart w:id="74" w:name="_Toc189667087"/>
       <w:r>
         <w:rPr>
           <w:rFonts w:hint="eastAsia"/>
@@ -38528,7 +38366,7 @@
       <w:pPr>
         <w:pStyle w:val="Heading3"/>
       </w:pPr>
-      <w:bookmarkStart w:id="75" w:name="_Toc173451007"/>
+      <w:bookmarkStart w:id="75" w:name="_Toc189667088"/>
       <w:r>
         <w:rPr>
           <w:rFonts w:hint="eastAsia"/>
@@ -38844,7 +38682,7 @@
       <w:pPr>
         <w:pStyle w:val="Heading2"/>
       </w:pPr>
-      <w:bookmarkStart w:id="76" w:name="_Toc173451008"/>
+      <w:bookmarkStart w:id="76" w:name="_Toc189667089"/>
       <w:r>
         <w:rPr>
           <w:rFonts w:hint="eastAsia"/>
@@ -39346,7 +39184,7 @@
       <w:pPr>
         <w:pStyle w:val="Heading3"/>
       </w:pPr>
-      <w:bookmarkStart w:id="77" w:name="_Toc173451009"/>
+      <w:bookmarkStart w:id="77" w:name="_Toc189667090"/>
       <w:r>
         <w:rPr>
           <w:rFonts w:hint="eastAsia"/>
@@ -39495,7 +39333,7 @@
       <w:pPr>
         <w:pStyle w:val="Heading3"/>
       </w:pPr>
-      <w:bookmarkStart w:id="78" w:name="_Toc173451010"/>
+      <w:bookmarkStart w:id="78" w:name="_Toc189667091"/>
       <w:r>
         <w:rPr>
           <w:rFonts w:hint="eastAsia"/>
@@ -39676,7 +39514,7 @@
       <w:pPr>
         <w:pStyle w:val="Heading3"/>
       </w:pPr>
-      <w:bookmarkStart w:id="79" w:name="_Toc173451011"/>
+      <w:bookmarkStart w:id="79" w:name="_Toc189667092"/>
       <w:r>
         <w:rPr>
           <w:rFonts w:hint="eastAsia"/>
@@ -39900,7 +39738,7 @@
       <w:pPr>
         <w:pStyle w:val="Heading3"/>
       </w:pPr>
-      <w:bookmarkStart w:id="80" w:name="_Toc173451012"/>
+      <w:bookmarkStart w:id="80" w:name="_Toc189667093"/>
       <w:r>
         <w:rPr>
           <w:rFonts w:hint="eastAsia"/>
@@ -40049,7 +39887,7 @@
       <w:pPr>
         <w:pStyle w:val="Heading3"/>
       </w:pPr>
-      <w:bookmarkStart w:id="81" w:name="_Toc173451013"/>
+      <w:bookmarkStart w:id="81" w:name="_Toc189667094"/>
       <w:r>
         <w:rPr>
           <w:rFonts w:hint="eastAsia"/>
@@ -40331,12 +40169,12 @@
       <w:pPr>
         <w:pStyle w:val="Heading2"/>
       </w:pPr>
-      <w:bookmarkStart w:id="82" w:name="_Toc173451014"/>
-      <w:r>
-        <w:rPr>
-          <w:rFonts w:hint="eastAsia"/>
-        </w:rPr>
-        <w:t>Process Packages</w:t>
+      <w:bookmarkStart w:id="82" w:name="_Toc189667095"/>
+      <w:r>
+        <w:rPr>
+          <w:rFonts w:hint="eastAsia"/>
+        </w:rPr>
+        <w:t>Packages</w:t>
       </w:r>
       <w:bookmarkEnd w:id="82"/>
     </w:p>
@@ -40346,7 +40184,14 @@
           <w:rFonts w:hint="eastAsia"/>
           <w:lang w:val="en-US"/>
         </w:rPr>
-        <w:t>Process packages are located in the tenant's process feed, as well as in folders with feeds. If you run Get-OrchPackage in a folder with a feed (and its subfolders), you will see the packages in that folder feed. If you run Get-OrchPackage in a folder that does not have a feed or in the root folder, it displays the packages in the tenant's process feed.</w:t>
+        <w:t>P</w:t>
+      </w:r>
+      <w:r>
+        <w:rPr>
+          <w:rFonts w:hint="eastAsia"/>
+          <w:lang w:val="en-US"/>
+        </w:rPr>
+        <w:t>ackages are located in the tenant's process feed, as well as in folders with feeds. If you run Get-OrchPackage in a folder with a feed (and its subfolders), you will see the packages in that folder feed. If you run Get-OrchPackage in a folder that does not have a feed or in the root folder, it displays the packages in the tenant's process feed.</w:t>
       </w:r>
     </w:p>
     <w:p/>
@@ -40397,7 +40242,7 @@
         <w:rPr>
           <w:rFonts w:hint="eastAsia"/>
         </w:rPr>
-        <w:t>Get the latest version of the process package.</w:t>
+        <w:t>Get the latest version of the package.</w:t>
       </w:r>
     </w:p>
     <w:p/>
@@ -40448,7 +40293,19 @@
         <w:rPr>
           <w:rFonts w:hint="eastAsia"/>
         </w:rPr>
-        <w:t>Retrieves all versions of a process package.</w:t>
+        <w:t>Retrieves all versions of package</w:t>
+      </w:r>
+      <w:r>
+        <w:rPr>
+          <w:rFonts w:hint="eastAsia"/>
+        </w:rPr>
+        <w:t>s</w:t>
+      </w:r>
+      <w:r>
+        <w:rPr>
+          <w:rFonts w:hint="eastAsia"/>
+        </w:rPr>
+        <w:t>.</w:t>
       </w:r>
     </w:p>
     <w:p/>
@@ -40506,7 +40363,31 @@
         <w:rPr>
           <w:rFonts w:hint="eastAsia"/>
         </w:rPr>
-        <w:t xml:space="preserve"> a specified version of a process package.</w:t>
+        <w:t xml:space="preserve"> specified version</w:t>
+      </w:r>
+      <w:r>
+        <w:rPr>
+          <w:rFonts w:hint="eastAsia"/>
+        </w:rPr>
+        <w:t>s</w:t>
+      </w:r>
+      <w:r>
+        <w:rPr>
+          <w:rFonts w:hint="eastAsia"/>
+        </w:rPr>
+        <w:t xml:space="preserve"> of package</w:t>
+      </w:r>
+      <w:r>
+        <w:rPr>
+          <w:rFonts w:hint="eastAsia"/>
+        </w:rPr>
+        <w:t>s</w:t>
+      </w:r>
+      <w:r>
+        <w:rPr>
+          <w:rFonts w:hint="eastAsia"/>
+        </w:rPr>
+        <w:t>.</w:t>
       </w:r>
     </w:p>
     <w:p>
@@ -40559,7 +40440,7 @@
         <w:ind w:left="440"/>
       </w:pPr>
       <w:r>
-        <w:t>Downloads the specified version of the process package</w:t>
+        <w:t>Downloads the specified version of package</w:t>
       </w:r>
       <w:r>
         <w:rPr>
@@ -40581,7 +40462,7 @@
       <w:pPr>
         <w:pStyle w:val="Heading3"/>
       </w:pPr>
-      <w:bookmarkStart w:id="83" w:name="_Toc173451015"/>
+      <w:bookmarkStart w:id="83" w:name="_Toc189667096"/>
       <w:r>
         <w:rPr>
           <w:rFonts w:hint="eastAsia"/>
@@ -40757,7 +40638,7 @@
       <w:pPr>
         <w:pStyle w:val="Heading3"/>
       </w:pPr>
-      <w:bookmarkStart w:id="84" w:name="_Toc173451016"/>
+      <w:bookmarkStart w:id="84" w:name="_Toc189667097"/>
       <w:r>
         <w:rPr>
           <w:rFonts w:hint="eastAsia"/>
@@ -40808,7 +40689,7 @@
       <w:pPr>
         <w:pStyle w:val="Heading3"/>
       </w:pPr>
-      <w:bookmarkStart w:id="85" w:name="_Toc173451017"/>
+      <w:bookmarkStart w:id="85" w:name="_Toc189667098"/>
       <w:r>
         <w:rPr>
           <w:rFonts w:hint="eastAsia"/>
@@ -40927,14 +40808,28 @@
           <w:rFonts w:hint="eastAsia"/>
           <w:lang w:val="en-US"/>
         </w:rPr>
-        <w:t>If you specify a package name with -Recurse, you can search for a folder feed that contains a process package with this name. If you fill in after -Recurse, the suggestions will show the package names in all feeds.</w:t>
+        <w:t>If you specify a package name with -Recurse, you can search for a folder feed that contains package</w:t>
+      </w:r>
+      <w:r>
+        <w:rPr>
+          <w:rFonts w:hint="eastAsia"/>
+          <w:lang w:val="en-US"/>
+        </w:rPr>
+        <w:t>s</w:t>
+      </w:r>
+      <w:r>
+        <w:rPr>
+          <w:rFonts w:hint="eastAsia"/>
+          <w:lang w:val="en-US"/>
+        </w:rPr>
+        <w:t xml:space="preserve"> with this name. If you fill in after -Recurse, the suggestions will show the package names in all feeds.</w:t>
       </w:r>
     </w:p>
     <w:p>
       <w:pPr>
         <w:pStyle w:val="Heading3"/>
       </w:pPr>
-      <w:bookmarkStart w:id="86" w:name="_Toc173451018"/>
+      <w:bookmarkStart w:id="86" w:name="_Toc189667099"/>
       <w:r>
         <w:rPr>
           <w:rFonts w:hint="eastAsia"/>
@@ -41103,7 +40998,7 @@
       <w:pPr>
         <w:pStyle w:val="Heading3"/>
       </w:pPr>
-      <w:bookmarkStart w:id="87" w:name="_Toc173451019"/>
+      <w:bookmarkStart w:id="87" w:name="_Toc189667100"/>
       <w:r>
         <w:rPr>
           <w:rFonts w:hint="eastAsia"/>
@@ -41301,7 +41196,7 @@
       <w:pPr>
         <w:pStyle w:val="Heading3"/>
       </w:pPr>
-      <w:bookmarkStart w:id="88" w:name="_Toc173451020"/>
+      <w:bookmarkStart w:id="88" w:name="_Toc189667101"/>
       <w:r>
         <w:rPr>
           <w:rFonts w:hint="eastAsia"/>
@@ -41563,7 +41458,7 @@
       <w:pPr>
         <w:pStyle w:val="Heading3"/>
       </w:pPr>
-      <w:bookmarkStart w:id="89" w:name="_Toc173451021"/>
+      <w:bookmarkStart w:id="89" w:name="_Toc189667102"/>
       <w:r>
         <w:rPr>
           <w:rFonts w:hint="eastAsia"/>
@@ -41619,7 +41514,7 @@
         <w:rPr>
           <w:lang w:val="en-US"/>
         </w:rPr>
-        <w:t xml:space="preserve">Downloads all process packages from the feed of the current folder and saves them to the current location on the C: drive. To open the current location on the C: drive in File Explorer, </w:t>
+        <w:t xml:space="preserve">Downloads all packages from the feed of the current folder and saves them to the current location on the C: drive. To open the current location on the C: drive in File Explorer, </w:t>
       </w:r>
       <w:r>
         <w:rPr>
@@ -41693,7 +41588,7 @@
         <w:ind w:left="440"/>
       </w:pPr>
       <w:r>
-        <w:t>When executed in the root folder, it downloads all process packages from the tenant feed and all process packages from every folder with a feed.</w:t>
+        <w:t>When executed in the root folder, it downloads all packages from the tenant feed and all packages from every folder with a feed.</w:t>
       </w:r>
     </w:p>
     <w:p>
@@ -41822,7 +41717,7 @@
       <w:pPr>
         <w:pStyle w:val="Heading2"/>
       </w:pPr>
-      <w:bookmarkStart w:id="90" w:name="_Toc173451022"/>
+      <w:bookmarkStart w:id="90" w:name="_Toc189667103"/>
       <w:r>
         <w:rPr>
           <w:rFonts w:hint="eastAsia"/>
@@ -42066,7 +41961,7 @@
       <w:pPr>
         <w:pStyle w:val="Heading3"/>
       </w:pPr>
-      <w:bookmarkStart w:id="91" w:name="_Toc173451023"/>
+      <w:bookmarkStart w:id="91" w:name="_Toc189667104"/>
       <w:r>
         <w:rPr>
           <w:rFonts w:hint="eastAsia"/>
@@ -42195,7 +42090,7 @@
       <w:pPr>
         <w:pStyle w:val="Heading3"/>
       </w:pPr>
-      <w:bookmarkStart w:id="92" w:name="_Toc173451024"/>
+      <w:bookmarkStart w:id="92" w:name="_Toc189667105"/>
       <w:r>
         <w:rPr>
           <w:rFonts w:hint="eastAsia"/>
@@ -42471,7 +42366,7 @@
       <w:pPr>
         <w:pStyle w:val="Heading3"/>
       </w:pPr>
-      <w:bookmarkStart w:id="93" w:name="_Toc173451025"/>
+      <w:bookmarkStart w:id="93" w:name="_Toc189667106"/>
       <w:r>
         <w:rPr>
           <w:rFonts w:hint="eastAsia"/>
@@ -42527,7 +42422,7 @@
       <w:pPr>
         <w:pStyle w:val="Heading3"/>
       </w:pPr>
-      <w:bookmarkStart w:id="94" w:name="_Toc173451026"/>
+      <w:bookmarkStart w:id="94" w:name="_Toc189667107"/>
       <w:r>
         <w:rPr>
           <w:rFonts w:hint="eastAsia"/>
@@ -43025,7 +42920,7 @@
       <w:pPr>
         <w:pStyle w:val="Heading2"/>
       </w:pPr>
-      <w:bookmarkStart w:id="95" w:name="_Toc173451027"/>
+      <w:bookmarkStart w:id="95" w:name="_Toc189667108"/>
       <w:r>
         <w:rPr>
           <w:rFonts w:hint="eastAsia"/>
@@ -43282,7 +43177,7 @@
       <w:pPr>
         <w:pStyle w:val="Heading3"/>
       </w:pPr>
-      <w:bookmarkStart w:id="96" w:name="_Toc173451028"/>
+      <w:bookmarkStart w:id="96" w:name="_Toc189667109"/>
       <w:r>
         <w:rPr>
           <w:rFonts w:hint="eastAsia"/>
@@ -43388,7 +43283,7 @@
       <w:pPr>
         <w:pStyle w:val="Heading2"/>
       </w:pPr>
-      <w:bookmarkStart w:id="97" w:name="_Toc173451029"/>
+      <w:bookmarkStart w:id="97" w:name="_Toc189667110"/>
       <w:r>
         <w:rPr>
           <w:rFonts w:hint="eastAsia"/>
@@ -43787,7 +43682,7 @@
       <w:pPr>
         <w:pStyle w:val="Heading3"/>
       </w:pPr>
-      <w:bookmarkStart w:id="98" w:name="_Toc173451030"/>
+      <w:bookmarkStart w:id="98" w:name="_Toc189667111"/>
       <w:r>
         <w:lastRenderedPageBreak/>
         <w:t xml:space="preserve">View </w:t>
@@ -44333,7 +44228,7 @@
       <w:pPr>
         <w:pStyle w:val="Heading3"/>
       </w:pPr>
-      <w:bookmarkStart w:id="99" w:name="_Toc173451031"/>
+      <w:bookmarkStart w:id="99" w:name="_Toc189667112"/>
       <w:r>
         <w:t>View Runtime Licenses</w:t>
       </w:r>
@@ -44796,7 +44691,7 @@
       <w:pPr>
         <w:pStyle w:val="Heading3"/>
       </w:pPr>
-      <w:bookmarkStart w:id="100" w:name="_Toc173451032"/>
+      <w:bookmarkStart w:id="100" w:name="_Toc189667113"/>
       <w:r>
         <w:t xml:space="preserve">Enable </w:t>
       </w:r>
@@ -44940,7 +44835,7 @@
       <w:pPr>
         <w:pStyle w:val="Heading3"/>
       </w:pPr>
-      <w:bookmarkStart w:id="101" w:name="_Toc173451033"/>
+      <w:bookmarkStart w:id="101" w:name="_Toc189667114"/>
       <w:r>
         <w:t xml:space="preserve">Disable </w:t>
       </w:r>
@@ -45059,7 +44954,7 @@
       <w:pPr>
         <w:pStyle w:val="Heading2"/>
       </w:pPr>
-      <w:bookmarkStart w:id="102" w:name="_Toc173451034"/>
+      <w:bookmarkStart w:id="102" w:name="_Toc189667115"/>
       <w:r>
         <w:rPr>
           <w:rFonts w:hint="eastAsia"/>
@@ -45305,7 +45200,7 @@
       <w:pPr>
         <w:pStyle w:val="Heading3"/>
       </w:pPr>
-      <w:bookmarkStart w:id="103" w:name="_Toc173451035"/>
+      <w:bookmarkStart w:id="103" w:name="_Toc189667116"/>
       <w:r>
         <w:rPr>
           <w:rFonts w:hint="eastAsia"/>
@@ -45908,7 +45803,7 @@
       <w:pPr>
         <w:pStyle w:val="Heading3"/>
       </w:pPr>
-      <w:bookmarkStart w:id="104" w:name="_Toc173451036"/>
+      <w:bookmarkStart w:id="104" w:name="_Toc189667117"/>
       <w:r>
         <w:rPr>
           <w:rFonts w:hint="eastAsia"/>
@@ -46314,7 +46209,7 @@
       <w:pPr>
         <w:pStyle w:val="Heading3"/>
       </w:pPr>
-      <w:bookmarkStart w:id="105" w:name="_Toc173451037"/>
+      <w:bookmarkStart w:id="105" w:name="_Toc189667118"/>
       <w:r>
         <w:rPr>
           <w:rFonts w:hint="eastAsia"/>
@@ -46464,7 +46359,7 @@
       <w:pPr>
         <w:pStyle w:val="Heading3"/>
       </w:pPr>
-      <w:bookmarkStart w:id="106" w:name="_Toc173451038"/>
+      <w:bookmarkStart w:id="106" w:name="_Toc189667119"/>
       <w:r>
         <w:rPr>
           <w:rFonts w:hint="eastAsia"/>
@@ -46790,7 +46685,7 @@
       <w:pPr>
         <w:pStyle w:val="Heading3"/>
       </w:pPr>
-      <w:bookmarkStart w:id="107" w:name="_Toc173451039"/>
+      <w:bookmarkStart w:id="107" w:name="_Toc189667120"/>
       <w:r>
         <w:rPr>
           <w:rFonts w:hint="eastAsia"/>
@@ -47128,7 +47023,7 @@
       <w:pPr>
         <w:pStyle w:val="Heading3"/>
       </w:pPr>
-      <w:bookmarkStart w:id="108" w:name="_Toc173451040"/>
+      <w:bookmarkStart w:id="108" w:name="_Toc189667121"/>
       <w:r>
         <w:rPr>
           <w:rFonts w:hint="eastAsia"/>
@@ -47207,7 +47102,7 @@
       <w:pPr>
         <w:pStyle w:val="Heading2"/>
       </w:pPr>
-      <w:bookmarkStart w:id="109" w:name="_Toc173451041"/>
+      <w:bookmarkStart w:id="109" w:name="_Toc189667122"/>
       <w:r>
         <w:t>Job Recordings</w:t>
       </w:r>
@@ -47588,7 +47483,7 @@
       <w:pPr>
         <w:pStyle w:val="Heading3"/>
       </w:pPr>
-      <w:bookmarkStart w:id="110" w:name="_Toc173451042"/>
+      <w:bookmarkStart w:id="110" w:name="_Toc189667123"/>
       <w:r>
         <w:t>Get Jobs that have video attached</w:t>
       </w:r>
@@ -47745,7 +47640,7 @@
       <w:pPr>
         <w:pStyle w:val="Heading3"/>
       </w:pPr>
-      <w:bookmarkStart w:id="111" w:name="_Toc173451043"/>
+      <w:bookmarkStart w:id="111" w:name="_Toc189667124"/>
       <w:r>
         <w:t>Get Jobs that have screenshots attached</w:t>
       </w:r>
@@ -47968,7 +47863,7 @@
       <w:pPr>
         <w:pStyle w:val="Heading3"/>
       </w:pPr>
-      <w:bookmarkStart w:id="112" w:name="_Toc173451044"/>
+      <w:bookmarkStart w:id="112" w:name="_Toc189667125"/>
       <w:r>
         <w:t>Save screenshots to file</w:t>
       </w:r>
@@ -48238,7 +48133,7 @@
       <w:pPr>
         <w:pStyle w:val="Heading3"/>
       </w:pPr>
-      <w:bookmarkStart w:id="113" w:name="_Toc173451045"/>
+      <w:bookmarkStart w:id="113" w:name="_Toc189667126"/>
       <w:r>
         <w:t>Remove screenshots from Jobs</w:t>
       </w:r>
@@ -48511,7 +48406,7 @@
       <w:pPr>
         <w:pStyle w:val="Heading2"/>
       </w:pPr>
-      <w:bookmarkStart w:id="114" w:name="_Toc173451046"/>
+      <w:bookmarkStart w:id="114" w:name="_Toc189667127"/>
       <w:r>
         <w:rPr>
           <w:rFonts w:hint="eastAsia"/>
@@ -48575,7 +48470,7 @@
       <w:pPr>
         <w:pStyle w:val="Heading3"/>
       </w:pPr>
-      <w:bookmarkStart w:id="115" w:name="_Toc173451047"/>
+      <w:bookmarkStart w:id="115" w:name="_Toc189667128"/>
       <w:r>
         <w:rPr>
           <w:rFonts w:hint="eastAsia"/>
@@ -48924,7 +48819,7 @@
       <w:pPr>
         <w:pStyle w:val="Heading2"/>
       </w:pPr>
-      <w:bookmarkStart w:id="116" w:name="_Toc173451048"/>
+      <w:bookmarkStart w:id="116" w:name="_Toc189667129"/>
       <w:r>
         <w:rPr>
           <w:rFonts w:hint="eastAsia"/>
@@ -49084,7 +48979,7 @@
       <w:pPr>
         <w:pStyle w:val="Heading3"/>
       </w:pPr>
-      <w:bookmarkStart w:id="117" w:name="_Toc173451049"/>
+      <w:bookmarkStart w:id="117" w:name="_Toc189667130"/>
       <w:r>
         <w:rPr>
           <w:rFonts w:hint="eastAsia"/>
@@ -49330,7 +49225,7 @@
       <w:pPr>
         <w:pStyle w:val="Heading2"/>
       </w:pPr>
-      <w:bookmarkStart w:id="118" w:name="_Toc173451050"/>
+      <w:bookmarkStart w:id="118" w:name="_Toc189667131"/>
       <w:r>
         <w:rPr>
           <w:rFonts w:hint="eastAsia"/>
@@ -49443,7 +49338,7 @@
       <w:pPr>
         <w:pStyle w:val="Heading3"/>
       </w:pPr>
-      <w:bookmarkStart w:id="119" w:name="_Toc173451051"/>
+      <w:bookmarkStart w:id="119" w:name="_Toc189667132"/>
       <w:r>
         <w:rPr>
           <w:rFonts w:hint="eastAsia"/>
@@ -49557,7 +49452,7 @@
       <w:pPr>
         <w:pStyle w:val="Heading3"/>
       </w:pPr>
-      <w:bookmarkStart w:id="120" w:name="_Toc173451052"/>
+      <w:bookmarkStart w:id="120" w:name="_Toc189667133"/>
       <w:r>
         <w:rPr>
           <w:rFonts w:hint="eastAsia"/>
@@ -49705,7 +49600,7 @@
       <w:pPr>
         <w:pStyle w:val="Heading2"/>
       </w:pPr>
-      <w:bookmarkStart w:id="121" w:name="_Toc173451053"/>
+      <w:bookmarkStart w:id="121" w:name="_Toc189667134"/>
       <w:r>
         <w:rPr>
           <w:rFonts w:hint="eastAsia"/>
@@ -50010,7 +49905,7 @@
       <w:pPr>
         <w:pStyle w:val="Heading3"/>
       </w:pPr>
-      <w:bookmarkStart w:id="122" w:name="_Toc173451054"/>
+      <w:bookmarkStart w:id="122" w:name="_Toc189667135"/>
       <w:r>
         <w:rPr>
           <w:rFonts w:hint="eastAsia"/>
@@ -50226,7 +50121,7 @@
       <w:pPr>
         <w:pStyle w:val="Heading3"/>
       </w:pPr>
-      <w:bookmarkStart w:id="123" w:name="_Toc173451055"/>
+      <w:bookmarkStart w:id="123" w:name="_Toc189667136"/>
       <w:r>
         <w:rPr>
           <w:rFonts w:hint="eastAsia"/>
@@ -50559,7 +50454,7 @@
       <w:pPr>
         <w:pStyle w:val="Heading3"/>
       </w:pPr>
-      <w:bookmarkStart w:id="124" w:name="_Toc173451056"/>
+      <w:bookmarkStart w:id="124" w:name="_Toc189667137"/>
       <w:r>
         <w:rPr>
           <w:rFonts w:hint="eastAsia"/>
@@ -50687,7 +50582,7 @@
       <w:pPr>
         <w:pStyle w:val="Heading3"/>
       </w:pPr>
-      <w:bookmarkStart w:id="125" w:name="_Toc173451057"/>
+      <w:bookmarkStart w:id="125" w:name="_Toc189667138"/>
       <w:r>
         <w:rPr>
           <w:rFonts w:hint="eastAsia"/>
@@ -50823,7 +50718,7 @@
       <w:pPr>
         <w:pStyle w:val="Heading2"/>
       </w:pPr>
-      <w:bookmarkStart w:id="126" w:name="_Toc173451058"/>
+      <w:bookmarkStart w:id="126" w:name="_Toc189667139"/>
       <w:r>
         <w:rPr>
           <w:rFonts w:hint="eastAsia"/>
@@ -51056,7 +50951,7 @@
       <w:pPr>
         <w:pStyle w:val="Heading3"/>
       </w:pPr>
-      <w:bookmarkStart w:id="127" w:name="_Toc173451059"/>
+      <w:bookmarkStart w:id="127" w:name="_Toc189667140"/>
       <w:r>
         <w:rPr>
           <w:rFonts w:hint="eastAsia"/>
@@ -51281,7 +51176,7 @@
       <w:pPr>
         <w:pStyle w:val="Heading3"/>
       </w:pPr>
-      <w:bookmarkStart w:id="128" w:name="_Toc173451060"/>
+      <w:bookmarkStart w:id="128" w:name="_Toc189667141"/>
       <w:r>
         <w:rPr>
           <w:rFonts w:hint="eastAsia"/>
@@ -51531,7 +51426,7 @@
       <w:pPr>
         <w:pStyle w:val="Heading3"/>
       </w:pPr>
-      <w:bookmarkStart w:id="129" w:name="_Toc173451061"/>
+      <w:bookmarkStart w:id="129" w:name="_Toc189667142"/>
       <w:r>
         <w:rPr>
           <w:rFonts w:hint="eastAsia"/>
@@ -51688,7 +51583,7 @@
       <w:pPr>
         <w:pStyle w:val="Heading2"/>
       </w:pPr>
-      <w:bookmarkStart w:id="130" w:name="_Toc173451062"/>
+      <w:bookmarkStart w:id="130" w:name="_Toc189667143"/>
       <w:r>
         <w:rPr>
           <w:rFonts w:hint="eastAsia"/>
@@ -51949,7 +51844,7 @@
       <w:pPr>
         <w:pStyle w:val="Heading3"/>
       </w:pPr>
-      <w:bookmarkStart w:id="131" w:name="_Toc173451063"/>
+      <w:bookmarkStart w:id="131" w:name="_Toc189667144"/>
       <w:r>
         <w:rPr>
           <w:rFonts w:hint="eastAsia"/>
@@ -52266,7 +52161,7 @@
       <w:pPr>
         <w:pStyle w:val="Heading3"/>
       </w:pPr>
-      <w:bookmarkStart w:id="132" w:name="_Toc173451064"/>
+      <w:bookmarkStart w:id="132" w:name="_Toc189667145"/>
       <w:r>
         <w:rPr>
           <w:rFonts w:hint="eastAsia"/>
@@ -52496,7 +52391,7 @@
       <w:pPr>
         <w:pStyle w:val="Heading3"/>
       </w:pPr>
-      <w:bookmarkStart w:id="133" w:name="_Toc173451065"/>
+      <w:bookmarkStart w:id="133" w:name="_Toc189667146"/>
       <w:r>
         <w:rPr>
           <w:rFonts w:hint="eastAsia"/>
@@ -52733,7 +52628,7 @@
       <w:pPr>
         <w:pStyle w:val="Heading3"/>
       </w:pPr>
-      <w:bookmarkStart w:id="134" w:name="_Toc173451066"/>
+      <w:bookmarkStart w:id="134" w:name="_Toc189667147"/>
       <w:r>
         <w:rPr>
           <w:rFonts w:hint="eastAsia"/>
@@ -52859,7 +52754,7 @@
       <w:pPr>
         <w:pStyle w:val="Heading2"/>
       </w:pPr>
-      <w:bookmarkStart w:id="135" w:name="_Toc173451067"/>
+      <w:bookmarkStart w:id="135" w:name="_Toc189667148"/>
       <w:r>
         <w:rPr>
           <w:rFonts w:hint="eastAsia"/>
@@ -53059,7 +52954,7 @@
       <w:pPr>
         <w:pStyle w:val="Heading3"/>
       </w:pPr>
-      <w:bookmarkStart w:id="136" w:name="_Toc173451068"/>
+      <w:bookmarkStart w:id="136" w:name="_Toc189667149"/>
       <w:r>
         <w:rPr>
           <w:rFonts w:hint="eastAsia"/>
@@ -53266,7 +53161,7 @@
       <w:pPr>
         <w:pStyle w:val="Heading3"/>
       </w:pPr>
-      <w:bookmarkStart w:id="137" w:name="_Toc173451069"/>
+      <w:bookmarkStart w:id="137" w:name="_Toc189667150"/>
       <w:r>
         <w:rPr>
           <w:rFonts w:hint="eastAsia"/>
@@ -53387,7 +53282,7 @@
       <w:pPr>
         <w:pStyle w:val="Heading3"/>
       </w:pPr>
-      <w:bookmarkStart w:id="138" w:name="_Toc173451070"/>
+      <w:bookmarkStart w:id="138" w:name="_Toc189667151"/>
       <w:r>
         <w:rPr>
           <w:rFonts w:hint="eastAsia"/>
@@ -53563,7 +53458,7 @@
       <w:pPr>
         <w:pStyle w:val="Heading2"/>
       </w:pPr>
-      <w:bookmarkStart w:id="139" w:name="_Toc173451071"/>
+      <w:bookmarkStart w:id="139" w:name="_Toc189667152"/>
       <w:r>
         <w:rPr>
           <w:rFonts w:hint="eastAsia"/>
@@ -53733,7 +53628,7 @@
       <w:pPr>
         <w:pStyle w:val="Heading3"/>
       </w:pPr>
-      <w:bookmarkStart w:id="140" w:name="_Toc173451072"/>
+      <w:bookmarkStart w:id="140" w:name="_Toc189667153"/>
       <w:r>
         <w:rPr>
           <w:rFonts w:hint="eastAsia"/>
@@ -53923,7 +53818,7 @@
       <w:pPr>
         <w:pStyle w:val="Heading3"/>
       </w:pPr>
-      <w:bookmarkStart w:id="141" w:name="_Toc173451073"/>
+      <w:bookmarkStart w:id="141" w:name="_Toc189667154"/>
       <w:r>
         <w:rPr>
           <w:rFonts w:hint="eastAsia"/>
@@ -54109,7 +54004,7 @@
       <w:pPr>
         <w:pStyle w:val="Heading3"/>
       </w:pPr>
-      <w:bookmarkStart w:id="142" w:name="_Toc173451074"/>
+      <w:bookmarkStart w:id="142" w:name="_Toc189667155"/>
       <w:r>
         <w:rPr>
           <w:rFonts w:hint="eastAsia"/>
@@ -54333,7 +54228,7 @@
       <w:pPr>
         <w:pStyle w:val="Heading2"/>
       </w:pPr>
-      <w:bookmarkStart w:id="143" w:name="_Toc173451075"/>
+      <w:bookmarkStart w:id="143" w:name="_Toc189667156"/>
       <w:r>
         <w:rPr>
           <w:rFonts w:hint="eastAsia"/>
@@ -54764,7 +54659,7 @@
       <w:pPr>
         <w:pStyle w:val="Heading3"/>
       </w:pPr>
-      <w:bookmarkStart w:id="144" w:name="_Toc173451076"/>
+      <w:bookmarkStart w:id="144" w:name="_Toc189667157"/>
       <w:r>
         <w:rPr>
           <w:rFonts w:hint="eastAsia"/>
@@ -55063,7 +54958,7 @@
       <w:pPr>
         <w:pStyle w:val="Heading3"/>
       </w:pPr>
-      <w:bookmarkStart w:id="145" w:name="_Toc173451077"/>
+      <w:bookmarkStart w:id="145" w:name="_Toc189667158"/>
       <w:r>
         <w:rPr>
           <w:rFonts w:hint="eastAsia"/>
@@ -55938,7 +55833,7 @@
       <w:pPr>
         <w:pStyle w:val="Heading3"/>
       </w:pPr>
-      <w:bookmarkStart w:id="146" w:name="_Toc173451078"/>
+      <w:bookmarkStart w:id="146" w:name="_Toc189667159"/>
       <w:r>
         <w:rPr>
           <w:rFonts w:hint="eastAsia"/>
@@ -56578,7 +56473,7 @@
       <w:pPr>
         <w:pStyle w:val="Heading3"/>
       </w:pPr>
-      <w:bookmarkStart w:id="147" w:name="_Toc173451079"/>
+      <w:bookmarkStart w:id="147" w:name="_Toc189667160"/>
       <w:r>
         <w:rPr>
           <w:rFonts w:hint="eastAsia"/>
@@ -56804,7 +56699,7 @@
       <w:pPr>
         <w:pStyle w:val="Heading3"/>
       </w:pPr>
-      <w:bookmarkStart w:id="148" w:name="_Toc173451080"/>
+      <w:bookmarkStart w:id="148" w:name="_Toc189667161"/>
       <w:r>
         <w:rPr>
           <w:rFonts w:hint="eastAsia"/>
@@ -57003,7 +56898,7 @@
       <w:pPr>
         <w:pStyle w:val="Heading2"/>
       </w:pPr>
-      <w:bookmarkStart w:id="149" w:name="_Toc173451081"/>
+      <w:bookmarkStart w:id="149" w:name="_Toc189667162"/>
       <w:r>
         <w:rPr>
           <w:rFonts w:hint="eastAsia"/>
@@ -57163,7 +57058,7 @@
       <w:pPr>
         <w:pStyle w:val="Heading3"/>
       </w:pPr>
-      <w:bookmarkStart w:id="150" w:name="_Toc173451082"/>
+      <w:bookmarkStart w:id="150" w:name="_Toc189667163"/>
       <w:r>
         <w:rPr>
           <w:rFonts w:hint="eastAsia"/>
@@ -57211,7 +57106,7 @@
       <w:pPr>
         <w:pStyle w:val="Heading3"/>
       </w:pPr>
-      <w:bookmarkStart w:id="151" w:name="_Toc173451083"/>
+      <w:bookmarkStart w:id="151" w:name="_Toc189667164"/>
       <w:r>
         <w:rPr>
           <w:rFonts w:hint="eastAsia"/>
@@ -58179,7 +58074,7 @@
       <w:pPr>
         <w:pStyle w:val="Heading3"/>
       </w:pPr>
-      <w:bookmarkStart w:id="152" w:name="_Toc173451084"/>
+      <w:bookmarkStart w:id="152" w:name="_Toc189667165"/>
       <w:r>
         <w:rPr>
           <w:rFonts w:hint="eastAsia"/>
@@ -58300,7 +58195,7 @@
       <w:pPr>
         <w:pStyle w:val="Heading3"/>
       </w:pPr>
-      <w:bookmarkStart w:id="153" w:name="_Toc173451085"/>
+      <w:bookmarkStart w:id="153" w:name="_Toc189667166"/>
       <w:r>
         <w:rPr>
           <w:rFonts w:hint="eastAsia"/>
@@ -58358,7 +58253,7 @@
       <w:pPr>
         <w:pStyle w:val="Heading3"/>
       </w:pPr>
-      <w:bookmarkStart w:id="154" w:name="_Toc173451086"/>
+      <w:bookmarkStart w:id="154" w:name="_Toc189667167"/>
       <w:r>
         <w:rPr>
           <w:rFonts w:hint="eastAsia"/>
@@ -58597,7 +58492,7 @@
       <w:pPr>
         <w:pStyle w:val="Heading2"/>
       </w:pPr>
-      <w:bookmarkStart w:id="155" w:name="_Toc173451087"/>
+      <w:bookmarkStart w:id="155" w:name="_Toc189667168"/>
       <w:r>
         <w:t>Credential Stores</w:t>
       </w:r>
@@ -58723,7 +58618,7 @@
       <w:pPr>
         <w:pStyle w:val="Heading3"/>
       </w:pPr>
-      <w:bookmarkStart w:id="156" w:name="_Toc173451088"/>
+      <w:bookmarkStart w:id="156" w:name="_Toc189667169"/>
       <w:r>
         <w:rPr>
           <w:rFonts w:hint="eastAsia"/>
@@ -58943,7 +58838,7 @@
       <w:pPr>
         <w:pStyle w:val="Heading3"/>
       </w:pPr>
-      <w:bookmarkStart w:id="157" w:name="_Toc173451089"/>
+      <w:bookmarkStart w:id="157" w:name="_Toc189667170"/>
       <w:r>
         <w:rPr>
           <w:rFonts w:hint="eastAsia"/>
@@ -59227,7 +59122,7 @@
       <w:pPr>
         <w:pStyle w:val="Heading2"/>
       </w:pPr>
-      <w:bookmarkStart w:id="158" w:name="_Toc173451090"/>
+      <w:bookmarkStart w:id="158" w:name="_Toc189667171"/>
       <w:r>
         <w:rPr>
           <w:rFonts w:hint="eastAsia"/>
@@ -59485,7 +59380,7 @@
       <w:pPr>
         <w:pStyle w:val="Heading3"/>
       </w:pPr>
-      <w:bookmarkStart w:id="159" w:name="_Toc173451091"/>
+      <w:bookmarkStart w:id="159" w:name="_Toc189667172"/>
       <w:r>
         <w:rPr>
           <w:rFonts w:hint="eastAsia"/>
@@ -59724,7 +59619,7 @@
       <w:pPr>
         <w:pStyle w:val="Heading3"/>
       </w:pPr>
-      <w:bookmarkStart w:id="160" w:name="_Toc173451092"/>
+      <w:bookmarkStart w:id="160" w:name="_Toc189667173"/>
       <w:r>
         <w:rPr>
           <w:rFonts w:hint="eastAsia"/>
@@ -60017,7 +59912,7 @@
       <w:pPr>
         <w:pStyle w:val="Heading3"/>
       </w:pPr>
-      <w:bookmarkStart w:id="161" w:name="_Toc173451093"/>
+      <w:bookmarkStart w:id="161" w:name="_Toc189667174"/>
       <w:r>
         <w:rPr>
           <w:rFonts w:hint="eastAsia"/>
@@ -60290,7 +60185,7 @@
       <w:pPr>
         <w:pStyle w:val="Heading3"/>
       </w:pPr>
-      <w:bookmarkStart w:id="162" w:name="_Toc173451094"/>
+      <w:bookmarkStart w:id="162" w:name="_Toc189667175"/>
       <w:r>
         <w:t>Upload CSV files and bulk add queue items</w:t>
       </w:r>
@@ -60474,7 +60369,7 @@
       <w:pPr>
         <w:pStyle w:val="Heading2"/>
       </w:pPr>
-      <w:bookmarkStart w:id="163" w:name="_Toc173451095"/>
+      <w:bookmarkStart w:id="163" w:name="_Toc189667176"/>
       <w:r>
         <w:rPr>
           <w:rFonts w:hint="eastAsia"/>
@@ -60708,7 +60603,7 @@
       <w:pPr>
         <w:pStyle w:val="Heading3"/>
       </w:pPr>
-      <w:bookmarkStart w:id="164" w:name="_Toc173451096"/>
+      <w:bookmarkStart w:id="164" w:name="_Toc189667177"/>
       <w:r>
         <w:rPr>
           <w:rFonts w:hint="eastAsia"/>
@@ -61078,7 +60973,7 @@
       <w:pPr>
         <w:pStyle w:val="Heading3"/>
       </w:pPr>
-      <w:bookmarkStart w:id="165" w:name="_Toc173451097"/>
+      <w:bookmarkStart w:id="165" w:name="_Toc189667178"/>
       <w:r>
         <w:rPr>
           <w:rFonts w:hint="eastAsia"/>
@@ -61302,7 +61197,7 @@
       <w:pPr>
         <w:pStyle w:val="Heading3"/>
       </w:pPr>
-      <w:bookmarkStart w:id="166" w:name="_Toc173451098"/>
+      <w:bookmarkStart w:id="166" w:name="_Toc189667179"/>
       <w:r>
         <w:rPr>
           <w:rFonts w:hint="eastAsia"/>
@@ -61488,7 +61383,7 @@
       <w:pPr>
         <w:pStyle w:val="Heading3"/>
       </w:pPr>
-      <w:bookmarkStart w:id="167" w:name="_Toc173451099"/>
+      <w:bookmarkStart w:id="167" w:name="_Toc189667180"/>
       <w:r>
         <w:rPr>
           <w:rFonts w:hint="eastAsia"/>
@@ -61687,7 +61582,7 @@
       <w:pPr>
         <w:pStyle w:val="Heading2"/>
       </w:pPr>
-      <w:bookmarkStart w:id="168" w:name="_Toc173451100"/>
+      <w:bookmarkStart w:id="168" w:name="_Toc189667181"/>
       <w:r>
         <w:rPr>
           <w:rFonts w:hint="eastAsia"/>
@@ -61872,7 +61767,7 @@
       <w:pPr>
         <w:pStyle w:val="Heading3"/>
       </w:pPr>
-      <w:bookmarkStart w:id="169" w:name="_Toc173451101"/>
+      <w:bookmarkStart w:id="169" w:name="_Toc189667182"/>
       <w:r>
         <w:rPr>
           <w:rFonts w:hint="eastAsia"/>
@@ -62038,7 +61933,7 @@
       <w:pPr>
         <w:pStyle w:val="Heading3"/>
       </w:pPr>
-      <w:bookmarkStart w:id="170" w:name="_Toc173451102"/>
+      <w:bookmarkStart w:id="170" w:name="_Toc189667183"/>
       <w:r>
         <w:rPr>
           <w:rFonts w:hint="eastAsia"/>
@@ -62246,7 +62141,7 @@
       <w:pPr>
         <w:pStyle w:val="Heading3"/>
       </w:pPr>
-      <w:bookmarkStart w:id="171" w:name="_Toc173451103"/>
+      <w:bookmarkStart w:id="171" w:name="_Toc189667184"/>
       <w:r>
         <w:rPr>
           <w:rFonts w:hint="eastAsia"/>
@@ -62493,7 +62388,7 @@
       <w:pPr>
         <w:pStyle w:val="Heading3"/>
       </w:pPr>
-      <w:bookmarkStart w:id="172" w:name="_Toc173451104"/>
+      <w:bookmarkStart w:id="172" w:name="_Toc189667185"/>
       <w:r>
         <w:rPr>
           <w:rFonts w:hint="eastAsia"/>
@@ -62702,7 +62597,7 @@
       <w:pPr>
         <w:pStyle w:val="Heading3"/>
       </w:pPr>
-      <w:bookmarkStart w:id="173" w:name="_Toc173451105"/>
+      <w:bookmarkStart w:id="173" w:name="_Toc189667186"/>
       <w:r>
         <w:rPr>
           <w:rFonts w:hint="eastAsia"/>
@@ -62772,7 +62667,7 @@
       <w:pPr>
         <w:pStyle w:val="Heading2"/>
       </w:pPr>
-      <w:bookmarkStart w:id="174" w:name="_Toc173451106"/>
+      <w:bookmarkStart w:id="174" w:name="_Toc189667187"/>
       <w:r>
         <w:rPr>
           <w:rFonts w:hint="eastAsia"/>
@@ -62845,7 +62740,7 @@
       <w:pPr>
         <w:pStyle w:val="Heading3"/>
       </w:pPr>
-      <w:bookmarkStart w:id="175" w:name="_Toc173451107"/>
+      <w:bookmarkStart w:id="175" w:name="_Toc189667188"/>
       <w:r>
         <w:rPr>
           <w:rFonts w:hint="eastAsia"/>
@@ -62952,7 +62847,7 @@
       <w:pPr>
         <w:pStyle w:val="Heading2"/>
       </w:pPr>
-      <w:bookmarkStart w:id="176" w:name="_Toc173451108"/>
+      <w:bookmarkStart w:id="176" w:name="_Toc189667189"/>
       <w:r>
         <w:rPr>
           <w:rFonts w:hint="eastAsia"/>
@@ -68521,6 +68416,7 @@
   <w:style w:type="character" w:default="1" w:styleId="DefaultParagraphFont">
     <w:name w:val="Default Paragraph Font"/>
     <w:uiPriority w:val="1"/>
+    <w:semiHidden/>
     <w:unhideWhenUsed/>
   </w:style>
   <w:style w:type="table" w:default="1" w:styleId="TableNormal">
@@ -69466,6 +69362,15 @@
 </file>
 
 <file path=customXml/item1.xml><?xml version="1.0" encoding="utf-8"?>
+<?mso-contentType ?>
+<FormTemplates xmlns="http://schemas.microsoft.com/sharepoint/v3/contenttype/forms">
+  <Display>DocumentLibraryForm</Display>
+  <Edit>DocumentLibraryForm</Edit>
+  <New>DocumentLibraryForm</New>
+</FormTemplates>
+</file>
+
+<file path=customXml/item2.xml><?xml version="1.0" encoding="utf-8"?>
 <ct:contentTypeSchema xmlns:ct="http://schemas.microsoft.com/office/2006/metadata/contentType" xmlns:ma="http://schemas.microsoft.com/office/2006/metadata/properties/metaAttributes" ct:_="" ma:_="" ma:contentTypeName="Document" ma:contentTypeID="0x010100CD687BE8F0A16742BF5C026227B65CDC" ma:contentTypeVersion="20" ma:contentTypeDescription="Create a new document." ma:contentTypeScope="" ma:versionID="bedea81ee1878d20e6f374524a7cd3fd">
   <xsd:schema xmlns:xsd="http://www.w3.org/2001/XMLSchema" xmlns:xs="http://www.w3.org/2001/XMLSchema" xmlns:p="http://schemas.microsoft.com/office/2006/metadata/properties" xmlns:ns2="b37a7ca1-d236-4e8e-b3c9-c16f93e968ba" xmlns:ns3="582fed28-c72a-4a46-a4ee-2e913fce5b57" targetNamespace="http://schemas.microsoft.com/office/2006/metadata/properties" ma:root="true" ma:fieldsID="cf44f0f65c2cf8e51bece22650e6b95b" ns2:_="" ns3:_="">
     <xsd:import namespace="b37a7ca1-d236-4e8e-b3c9-c16f93e968ba"/>
@@ -69728,20 +69633,7 @@
 </ct:contentTypeSchema>
 </file>
 
-<file path=customXml/item2.xml><?xml version="1.0" encoding="utf-8"?>
-<?mso-contentType ?>
-<FormTemplates xmlns="http://schemas.microsoft.com/sharepoint/v3/contenttype/forms">
-  <Display>DocumentLibraryForm</Display>
-  <Edit>DocumentLibraryForm</Edit>
-  <New>DocumentLibraryForm</New>
-</FormTemplates>
-</file>
-
 <file path=customXml/item3.xml><?xml version="1.0" encoding="utf-8"?>
-<b:Sources xmlns:b="http://schemas.openxmlformats.org/officeDocument/2006/bibliography" xmlns="http://schemas.openxmlformats.org/officeDocument/2006/bibliography" SelectedStyle="\APASixthEditionOfficeOnline.xsl" StyleName="APA" Version="6"/>
-</file>
-
-<file path=customXml/item4.xml><?xml version="1.0" encoding="utf-8"?>
 <p:properties xmlns:p="http://schemas.microsoft.com/office/2006/metadata/properties" xmlns:xsi="http://www.w3.org/2001/XMLSchema-instance" xmlns:pc="http://schemas.microsoft.com/office/infopath/2007/PartnerControls">
   <documentManagement>
     <TaxCatchAll xmlns="582fed28-c72a-4a46-a4ee-2e913fce5b57" xsi:nil="true"/>
@@ -69754,7 +69646,19 @@
 </p:properties>
 </file>
 
+<file path=customXml/item4.xml><?xml version="1.0" encoding="utf-8"?>
+<b:Sources xmlns:b="http://schemas.openxmlformats.org/officeDocument/2006/bibliography" xmlns="http://schemas.openxmlformats.org/officeDocument/2006/bibliography" SelectedStyle="\APASixthEditionOfficeOnline.xsl" StyleName="APA" Version="6"/>
+</file>
+
 <file path=customXml/itemProps1.xml><?xml version="1.0" encoding="utf-8"?>
+<ds:datastoreItem xmlns:ds="http://schemas.openxmlformats.org/officeDocument/2006/customXml" ds:itemID="{EB868FD3-440B-4F0D-BBF0-051FFA09FB0B}">
+  <ds:schemaRefs>
+    <ds:schemaRef ds:uri="http://schemas.microsoft.com/sharepoint/v3/contenttype/forms"/>
+  </ds:schemaRefs>
+</ds:datastoreItem>
+</file>
+
+<file path=customXml/itemProps2.xml><?xml version="1.0" encoding="utf-8"?>
 <ds:datastoreItem xmlns:ds="http://schemas.openxmlformats.org/officeDocument/2006/customXml" ds:itemID="{B24346CE-B025-4BAC-83D2-C40B151F566D}">
   <ds:schemaRefs>
     <ds:schemaRef ds:uri="http://schemas.microsoft.com/office/2006/metadata/contentType"/>
@@ -69773,23 +69677,7 @@
 </ds:datastoreItem>
 </file>
 
-<file path=customXml/itemProps2.xml><?xml version="1.0" encoding="utf-8"?>
-<ds:datastoreItem xmlns:ds="http://schemas.openxmlformats.org/officeDocument/2006/customXml" ds:itemID="{EB868FD3-440B-4F0D-BBF0-051FFA09FB0B}">
-  <ds:schemaRefs>
-    <ds:schemaRef ds:uri="http://schemas.microsoft.com/sharepoint/v3/contenttype/forms"/>
-  </ds:schemaRefs>
-</ds:datastoreItem>
-</file>
-
 <file path=customXml/itemProps3.xml><?xml version="1.0" encoding="utf-8"?>
-<ds:datastoreItem xmlns:ds="http://schemas.openxmlformats.org/officeDocument/2006/customXml" ds:itemID="{4113CBFA-7744-4F3F-8750-FF574604A4C6}">
-  <ds:schemaRefs>
-    <ds:schemaRef ds:uri="http://schemas.openxmlformats.org/officeDocument/2006/bibliography"/>
-  </ds:schemaRefs>
-</ds:datastoreItem>
-</file>
-
-<file path=customXml/itemProps4.xml><?xml version="1.0" encoding="utf-8"?>
 <ds:datastoreItem xmlns:ds="http://schemas.openxmlformats.org/officeDocument/2006/customXml" ds:itemID="{DED61E44-7A77-455A-875F-BE8278BBEF33}">
   <ds:schemaRefs>
     <ds:schemaRef ds:uri="http://schemas.microsoft.com/office/2006/metadata/properties"/>
@@ -69798,4 +69686,12 @@
     <ds:schemaRef ds:uri="b37a7ca1-d236-4e8e-b3c9-c16f93e968ba"/>
   </ds:schemaRefs>
 </ds:datastoreItem>
+</file>
+
+<file path=customXml/itemProps4.xml><?xml version="1.0" encoding="utf-8"?>
+<ds:datastoreItem xmlns:ds="http://schemas.openxmlformats.org/officeDocument/2006/customXml" ds:itemID="{4113CBFA-7744-4F3F-8750-FF574604A4C6}">
+  <ds:schemaRefs>
+    <ds:schemaRef ds:uri="http://schemas.openxmlformats.org/officeDocument/2006/bibliography"/>
+  </ds:schemaRefs>
+</ds:datastoreItem>
 </file>
--- a/DocsSource/UiPathOrch Manual.docx
+++ b/DocsSource/UiPathOrch Manual.docx
@@ -4545,7 +4545,7 @@
                 <w:noProof/>
                 <w:webHidden/>
               </w:rPr>
-              <w:t>43</w:t>
+              <w:t>45</w:t>
             </w:r>
             <w:r>
               <w:rPr>
@@ -4616,7 +4616,7 @@
                 <w:noProof/>
                 <w:webHidden/>
               </w:rPr>
-              <w:t>43</w:t>
+              <w:t>45</w:t>
             </w:r>
             <w:r>
               <w:rPr>
@@ -4687,7 +4687,7 @@
                 <w:noProof/>
                 <w:webHidden/>
               </w:rPr>
-              <w:t>44</w:t>
+              <w:t>46</w:t>
             </w:r>
             <w:r>
               <w:rPr>
@@ -4758,7 +4758,7 @@
                 <w:noProof/>
                 <w:webHidden/>
               </w:rPr>
-              <w:t>45</w:t>
+              <w:t>47</w:t>
             </w:r>
             <w:r>
               <w:rPr>
@@ -4829,7 +4829,7 @@
                 <w:noProof/>
                 <w:webHidden/>
               </w:rPr>
-              <w:t>46</w:t>
+              <w:t>48</w:t>
             </w:r>
             <w:r>
               <w:rPr>
@@ -4900,7 +4900,7 @@
                 <w:noProof/>
                 <w:webHidden/>
               </w:rPr>
-              <w:t>46</w:t>
+              <w:t>48</w:t>
             </w:r>
             <w:r>
               <w:rPr>
@@ -4971,7 +4971,7 @@
                 <w:noProof/>
                 <w:webHidden/>
               </w:rPr>
-              <w:t>46</w:t>
+              <w:t>49</w:t>
             </w:r>
             <w:r>
               <w:rPr>
@@ -5042,7 +5042,7 @@
                 <w:noProof/>
                 <w:webHidden/>
               </w:rPr>
-              <w:t>47</w:t>
+              <w:t>49</w:t>
             </w:r>
             <w:r>
               <w:rPr>
@@ -5113,7 +5113,7 @@
                 <w:noProof/>
                 <w:webHidden/>
               </w:rPr>
-              <w:t>47</w:t>
+              <w:t>50</w:t>
             </w:r>
             <w:r>
               <w:rPr>
@@ -5184,7 +5184,7 @@
                 <w:noProof/>
                 <w:webHidden/>
               </w:rPr>
-              <w:t>48</w:t>
+              <w:t>50</w:t>
             </w:r>
             <w:r>
               <w:rPr>
@@ -5255,7 +5255,7 @@
                 <w:noProof/>
                 <w:webHidden/>
               </w:rPr>
-              <w:t>48</w:t>
+              <w:t>50</w:t>
             </w:r>
             <w:r>
               <w:rPr>
@@ -5326,7 +5326,7 @@
                 <w:noProof/>
                 <w:webHidden/>
               </w:rPr>
-              <w:t>48</w:t>
+              <w:t>51</w:t>
             </w:r>
             <w:r>
               <w:rPr>
@@ -5397,7 +5397,7 @@
                 <w:noProof/>
                 <w:webHidden/>
               </w:rPr>
-              <w:t>49</w:t>
+              <w:t>51</w:t>
             </w:r>
             <w:r>
               <w:rPr>
@@ -5468,7 +5468,7 @@
                 <w:noProof/>
                 <w:webHidden/>
               </w:rPr>
-              <w:t>50</w:t>
+              <w:t>52</w:t>
             </w:r>
             <w:r>
               <w:rPr>
@@ -5539,7 +5539,7 @@
                 <w:noProof/>
                 <w:webHidden/>
               </w:rPr>
-              <w:t>50</w:t>
+              <w:t>52</w:t>
             </w:r>
             <w:r>
               <w:rPr>
@@ -5610,7 +5610,7 @@
                 <w:noProof/>
                 <w:webHidden/>
               </w:rPr>
-              <w:t>51</w:t>
+              <w:t>53</w:t>
             </w:r>
             <w:r>
               <w:rPr>
@@ -5681,7 +5681,7 @@
                 <w:noProof/>
                 <w:webHidden/>
               </w:rPr>
-              <w:t>51</w:t>
+              <w:t>53</w:t>
             </w:r>
             <w:r>
               <w:rPr>
@@ -5752,7 +5752,7 @@
                 <w:noProof/>
                 <w:webHidden/>
               </w:rPr>
-              <w:t>51</w:t>
+              <w:t>53</w:t>
             </w:r>
             <w:r>
               <w:rPr>
@@ -5823,7 +5823,7 @@
                 <w:noProof/>
                 <w:webHidden/>
               </w:rPr>
-              <w:t>52</w:t>
+              <w:t>54</w:t>
             </w:r>
             <w:r>
               <w:rPr>
@@ -5894,7 +5894,7 @@
                 <w:noProof/>
                 <w:webHidden/>
               </w:rPr>
-              <w:t>52</w:t>
+              <w:t>54</w:t>
             </w:r>
             <w:r>
               <w:rPr>
@@ -5965,7 +5965,7 @@
                 <w:noProof/>
                 <w:webHidden/>
               </w:rPr>
-              <w:t>53</w:t>
+              <w:t>55</w:t>
             </w:r>
             <w:r>
               <w:rPr>
@@ -6036,7 +6036,7 @@
                 <w:noProof/>
                 <w:webHidden/>
               </w:rPr>
-              <w:t>53</w:t>
+              <w:t>55</w:t>
             </w:r>
             <w:r>
               <w:rPr>
@@ -6107,7 +6107,7 @@
                 <w:noProof/>
                 <w:webHidden/>
               </w:rPr>
-              <w:t>53</w:t>
+              <w:t>55</w:t>
             </w:r>
             <w:r>
               <w:rPr>
@@ -6178,7 +6178,7 @@
                 <w:noProof/>
                 <w:webHidden/>
               </w:rPr>
-              <w:t>54</w:t>
+              <w:t>56</w:t>
             </w:r>
             <w:r>
               <w:rPr>
@@ -6249,7 +6249,7 @@
                 <w:noProof/>
                 <w:webHidden/>
               </w:rPr>
-              <w:t>54</w:t>
+              <w:t>56</w:t>
             </w:r>
             <w:r>
               <w:rPr>
@@ -6320,7 +6320,7 @@
                 <w:noProof/>
                 <w:webHidden/>
               </w:rPr>
-              <w:t>55</w:t>
+              <w:t>57</w:t>
             </w:r>
             <w:r>
               <w:rPr>
@@ -6391,7 +6391,7 @@
                 <w:noProof/>
                 <w:webHidden/>
               </w:rPr>
-              <w:t>55</w:t>
+              <w:t>57</w:t>
             </w:r>
             <w:r>
               <w:rPr>
@@ -6462,7 +6462,7 @@
                 <w:noProof/>
                 <w:webHidden/>
               </w:rPr>
-              <w:t>56</w:t>
+              <w:t>58</w:t>
             </w:r>
             <w:r>
               <w:rPr>
@@ -6533,7 +6533,7 @@
                 <w:noProof/>
                 <w:webHidden/>
               </w:rPr>
-              <w:t>56</w:t>
+              <w:t>58</w:t>
             </w:r>
             <w:r>
               <w:rPr>
@@ -6604,7 +6604,7 @@
                 <w:noProof/>
                 <w:webHidden/>
               </w:rPr>
-              <w:t>56</w:t>
+              <w:t>58</w:t>
             </w:r>
             <w:r>
               <w:rPr>
@@ -6675,7 +6675,7 @@
                 <w:noProof/>
                 <w:webHidden/>
               </w:rPr>
-              <w:t>57</w:t>
+              <w:t>59</w:t>
             </w:r>
             <w:r>
               <w:rPr>
@@ -6746,7 +6746,7 @@
                 <w:noProof/>
                 <w:webHidden/>
               </w:rPr>
-              <w:t>57</w:t>
+              <w:t>59</w:t>
             </w:r>
             <w:r>
               <w:rPr>
@@ -6817,7 +6817,7 @@
                 <w:noProof/>
                 <w:webHidden/>
               </w:rPr>
-              <w:t>58</w:t>
+              <w:t>60</w:t>
             </w:r>
             <w:r>
               <w:rPr>
@@ -6888,7 +6888,7 @@
                 <w:noProof/>
                 <w:webHidden/>
               </w:rPr>
-              <w:t>58</w:t>
+              <w:t>60</w:t>
             </w:r>
             <w:r>
               <w:rPr>
@@ -6959,7 +6959,7 @@
                 <w:noProof/>
                 <w:webHidden/>
               </w:rPr>
-              <w:t>59</w:t>
+              <w:t>61</w:t>
             </w:r>
             <w:r>
               <w:rPr>
@@ -7030,7 +7030,7 @@
                 <w:noProof/>
                 <w:webHidden/>
               </w:rPr>
-              <w:t>59</w:t>
+              <w:t>61</w:t>
             </w:r>
             <w:r>
               <w:rPr>
@@ -7101,7 +7101,7 @@
                 <w:noProof/>
                 <w:webHidden/>
               </w:rPr>
-              <w:t>59</w:t>
+              <w:t>61</w:t>
             </w:r>
             <w:r>
               <w:rPr>
@@ -7172,7 +7172,7 @@
                 <w:noProof/>
                 <w:webHidden/>
               </w:rPr>
-              <w:t>60</w:t>
+              <w:t>62</w:t>
             </w:r>
             <w:r>
               <w:rPr>
@@ -7243,7 +7243,7 @@
                 <w:noProof/>
                 <w:webHidden/>
               </w:rPr>
-              <w:t>60</w:t>
+              <w:t>62</w:t>
             </w:r>
             <w:r>
               <w:rPr>
@@ -7314,7 +7314,7 @@
                 <w:noProof/>
                 <w:webHidden/>
               </w:rPr>
-              <w:t>61</w:t>
+              <w:t>63</w:t>
             </w:r>
             <w:r>
               <w:rPr>
@@ -7385,7 +7385,7 @@
                 <w:noProof/>
                 <w:webHidden/>
               </w:rPr>
-              <w:t>62</w:t>
+              <w:t>64</w:t>
             </w:r>
             <w:r>
               <w:rPr>
@@ -7456,7 +7456,7 @@
                 <w:noProof/>
                 <w:webHidden/>
               </w:rPr>
-              <w:t>63</w:t>
+              <w:t>65</w:t>
             </w:r>
             <w:r>
               <w:rPr>
@@ -7527,7 +7527,7 @@
                 <w:noProof/>
                 <w:webHidden/>
               </w:rPr>
-              <w:t>63</w:t>
+              <w:t>65</w:t>
             </w:r>
             <w:r>
               <w:rPr>
@@ -7598,7 +7598,7 @@
                 <w:noProof/>
                 <w:webHidden/>
               </w:rPr>
-              <w:t>64</w:t>
+              <w:t>66</w:t>
             </w:r>
             <w:r>
               <w:rPr>
@@ -7669,7 +7669,7 @@
                 <w:noProof/>
                 <w:webHidden/>
               </w:rPr>
-              <w:t>64</w:t>
+              <w:t>66</w:t>
             </w:r>
             <w:r>
               <w:rPr>
@@ -7740,7 +7740,7 @@
                 <w:noProof/>
                 <w:webHidden/>
               </w:rPr>
-              <w:t>64</w:t>
+              <w:t>66</w:t>
             </w:r>
             <w:r>
               <w:rPr>
@@ -7811,7 +7811,7 @@
                 <w:noProof/>
                 <w:webHidden/>
               </w:rPr>
-              <w:t>65</w:t>
+              <w:t>67</w:t>
             </w:r>
             <w:r>
               <w:rPr>
@@ -7882,7 +7882,7 @@
                 <w:noProof/>
                 <w:webHidden/>
               </w:rPr>
-              <w:t>65</w:t>
+              <w:t>67</w:t>
             </w:r>
             <w:r>
               <w:rPr>
@@ -7953,7 +7953,7 @@
                 <w:noProof/>
                 <w:webHidden/>
               </w:rPr>
-              <w:t>66</w:t>
+              <w:t>68</w:t>
             </w:r>
             <w:r>
               <w:rPr>
@@ -8024,7 +8024,7 @@
                 <w:noProof/>
                 <w:webHidden/>
               </w:rPr>
-              <w:t>66</w:t>
+              <w:t>68</w:t>
             </w:r>
             <w:r>
               <w:rPr>
@@ -8095,7 +8095,7 @@
                 <w:noProof/>
                 <w:webHidden/>
               </w:rPr>
-              <w:t>66</w:t>
+              <w:t>68</w:t>
             </w:r>
             <w:r>
               <w:rPr>
@@ -8166,7 +8166,7 @@
                 <w:noProof/>
                 <w:webHidden/>
               </w:rPr>
-              <w:t>67</w:t>
+              <w:t>69</w:t>
             </w:r>
             <w:r>
               <w:rPr>
@@ -8237,7 +8237,7 @@
                 <w:noProof/>
                 <w:webHidden/>
               </w:rPr>
-              <w:t>67</w:t>
+              <w:t>69</w:t>
             </w:r>
             <w:r>
               <w:rPr>
@@ -8308,7 +8308,7 @@
                 <w:noProof/>
                 <w:webHidden/>
               </w:rPr>
-              <w:t>68</w:t>
+              <w:t>70</w:t>
             </w:r>
             <w:r>
               <w:rPr>
@@ -8379,7 +8379,7 @@
                 <w:noProof/>
                 <w:webHidden/>
               </w:rPr>
-              <w:t>68</w:t>
+              <w:t>70</w:t>
             </w:r>
             <w:r>
               <w:rPr>
@@ -8450,7 +8450,7 @@
                 <w:noProof/>
                 <w:webHidden/>
               </w:rPr>
-              <w:t>69</w:t>
+              <w:t>71</w:t>
             </w:r>
             <w:r>
               <w:rPr>
@@ -8521,7 +8521,7 @@
                 <w:noProof/>
                 <w:webHidden/>
               </w:rPr>
-              <w:t>69</w:t>
+              <w:t>71</w:t>
             </w:r>
             <w:r>
               <w:rPr>
@@ -8592,7 +8592,7 @@
                 <w:noProof/>
                 <w:webHidden/>
               </w:rPr>
-              <w:t>69</w:t>
+              <w:t>71</w:t>
             </w:r>
             <w:r>
               <w:rPr>
@@ -8663,7 +8663,7 @@
                 <w:noProof/>
                 <w:webHidden/>
               </w:rPr>
-              <w:t>70</w:t>
+              <w:t>72</w:t>
             </w:r>
             <w:r>
               <w:rPr>
@@ -8734,7 +8734,7 @@
                 <w:noProof/>
                 <w:webHidden/>
               </w:rPr>
-              <w:t>70</w:t>
+              <w:t>72</w:t>
             </w:r>
             <w:r>
               <w:rPr>
@@ -8805,7 +8805,7 @@
                 <w:noProof/>
                 <w:webHidden/>
               </w:rPr>
-              <w:t>71</w:t>
+              <w:t>73</w:t>
             </w:r>
             <w:r>
               <w:rPr>
@@ -8876,7 +8876,7 @@
                 <w:noProof/>
                 <w:webHidden/>
               </w:rPr>
-              <w:t>71</w:t>
+              <w:t>73</w:t>
             </w:r>
             <w:r>
               <w:rPr>
@@ -8947,7 +8947,7 @@
                 <w:noProof/>
                 <w:webHidden/>
               </w:rPr>
-              <w:t>72</w:t>
+              <w:t>74</w:t>
             </w:r>
             <w:r>
               <w:rPr>
@@ -9018,7 +9018,7 @@
                 <w:noProof/>
                 <w:webHidden/>
               </w:rPr>
-              <w:t>72</w:t>
+              <w:t>74</w:t>
             </w:r>
             <w:r>
               <w:rPr>
@@ -9089,7 +9089,7 @@
                 <w:noProof/>
                 <w:webHidden/>
               </w:rPr>
-              <w:t>73</w:t>
+              <w:t>75</w:t>
             </w:r>
             <w:r>
               <w:rPr>
@@ -9160,7 +9160,7 @@
                 <w:noProof/>
                 <w:webHidden/>
               </w:rPr>
-              <w:t>73</w:t>
+              <w:t>75</w:t>
             </w:r>
             <w:r>
               <w:rPr>
@@ -9231,7 +9231,7 @@
                 <w:noProof/>
                 <w:webHidden/>
               </w:rPr>
-              <w:t>73</w:t>
+              <w:t>75</w:t>
             </w:r>
             <w:r>
               <w:rPr>
@@ -9302,7 +9302,7 @@
                 <w:noProof/>
                 <w:webHidden/>
               </w:rPr>
-              <w:t>74</w:t>
+              <w:t>76</w:t>
             </w:r>
             <w:r>
               <w:rPr>
@@ -9373,7 +9373,7 @@
                 <w:noProof/>
                 <w:webHidden/>
               </w:rPr>
-              <w:t>75</w:t>
+              <w:t>77</w:t>
             </w:r>
             <w:r>
               <w:rPr>
@@ -9444,7 +9444,7 @@
                 <w:noProof/>
                 <w:webHidden/>
               </w:rPr>
-              <w:t>75</w:t>
+              <w:t>77</w:t>
             </w:r>
             <w:r>
               <w:rPr>
@@ -9515,7 +9515,7 @@
                 <w:noProof/>
                 <w:webHidden/>
               </w:rPr>
-              <w:t>76</w:t>
+              <w:t>78</w:t>
             </w:r>
             <w:r>
               <w:rPr>
@@ -9586,7 +9586,7 @@
                 <w:noProof/>
                 <w:webHidden/>
               </w:rPr>
-              <w:t>76</w:t>
+              <w:t>78</w:t>
             </w:r>
             <w:r>
               <w:rPr>
@@ -9657,7 +9657,7 @@
                 <w:noProof/>
                 <w:webHidden/>
               </w:rPr>
-              <w:t>77</w:t>
+              <w:t>79</w:t>
             </w:r>
             <w:r>
               <w:rPr>
@@ -9728,7 +9728,7 @@
                 <w:noProof/>
                 <w:webHidden/>
               </w:rPr>
-              <w:t>77</w:t>
+              <w:t>79</w:t>
             </w:r>
             <w:r>
               <w:rPr>
@@ -9799,7 +9799,7 @@
                 <w:noProof/>
                 <w:webHidden/>
               </w:rPr>
-              <w:t>77</w:t>
+              <w:t>79</w:t>
             </w:r>
             <w:r>
               <w:rPr>
@@ -9870,7 +9870,7 @@
                 <w:noProof/>
                 <w:webHidden/>
               </w:rPr>
-              <w:t>77</w:t>
+              <w:t>79</w:t>
             </w:r>
             <w:r>
               <w:rPr>
@@ -9941,7 +9941,7 @@
                 <w:noProof/>
                 <w:webHidden/>
               </w:rPr>
-              <w:t>78</w:t>
+              <w:t>80</w:t>
             </w:r>
             <w:r>
               <w:rPr>
@@ -10012,7 +10012,7 @@
                 <w:noProof/>
                 <w:webHidden/>
               </w:rPr>
-              <w:t>78</w:t>
+              <w:t>80</w:t>
             </w:r>
             <w:r>
               <w:rPr>
@@ -10083,7 +10083,7 @@
                 <w:noProof/>
                 <w:webHidden/>
               </w:rPr>
-              <w:t>78</w:t>
+              <w:t>80</w:t>
             </w:r>
             <w:r>
               <w:rPr>
@@ -10154,7 +10154,7 @@
                 <w:noProof/>
                 <w:webHidden/>
               </w:rPr>
-              <w:t>79</w:t>
+              <w:t>81</w:t>
             </w:r>
             <w:r>
               <w:rPr>
@@ -10225,7 +10225,7 @@
                 <w:noProof/>
                 <w:webHidden/>
               </w:rPr>
-              <w:t>80</w:t>
+              <w:t>82</w:t>
             </w:r>
             <w:r>
               <w:rPr>
@@ -10296,7 +10296,7 @@
                 <w:noProof/>
                 <w:webHidden/>
               </w:rPr>
-              <w:t>80</w:t>
+              <w:t>82</w:t>
             </w:r>
             <w:r>
               <w:rPr>
@@ -10367,7 +10367,7 @@
                 <w:noProof/>
                 <w:webHidden/>
               </w:rPr>
-              <w:t>81</w:t>
+              <w:t>83</w:t>
             </w:r>
             <w:r>
               <w:rPr>
@@ -10438,7 +10438,7 @@
                 <w:noProof/>
                 <w:webHidden/>
               </w:rPr>
-              <w:t>82</w:t>
+              <w:t>84</w:t>
             </w:r>
             <w:r>
               <w:rPr>
@@ -10509,7 +10509,7 @@
                 <w:noProof/>
                 <w:webHidden/>
               </w:rPr>
-              <w:t>83</w:t>
+              <w:t>85</w:t>
             </w:r>
             <w:r>
               <w:rPr>
@@ -10580,7 +10580,7 @@
                 <w:noProof/>
                 <w:webHidden/>
               </w:rPr>
-              <w:t>83</w:t>
+              <w:t>85</w:t>
             </w:r>
             <w:r>
               <w:rPr>
@@ -10651,7 +10651,7 @@
                 <w:noProof/>
                 <w:webHidden/>
               </w:rPr>
-              <w:t>84</w:t>
+              <w:t>86</w:t>
             </w:r>
             <w:r>
               <w:rPr>
@@ -10722,7 +10722,7 @@
                 <w:noProof/>
                 <w:webHidden/>
               </w:rPr>
-              <w:t>84</w:t>
+              <w:t>86</w:t>
             </w:r>
             <w:r>
               <w:rPr>
@@ -10793,7 +10793,7 @@
                 <w:noProof/>
                 <w:webHidden/>
               </w:rPr>
-              <w:t>85</w:t>
+              <w:t>87</w:t>
             </w:r>
             <w:r>
               <w:rPr>
@@ -10864,7 +10864,7 @@
                 <w:noProof/>
                 <w:webHidden/>
               </w:rPr>
-              <w:t>86</w:t>
+              <w:t>88</w:t>
             </w:r>
             <w:r>
               <w:rPr>
@@ -10935,7 +10935,7 @@
                 <w:noProof/>
                 <w:webHidden/>
               </w:rPr>
-              <w:t>86</w:t>
+              <w:t>88</w:t>
             </w:r>
             <w:r>
               <w:rPr>
@@ -11006,7 +11006,7 @@
                 <w:noProof/>
                 <w:webHidden/>
               </w:rPr>
-              <w:t>87</w:t>
+              <w:t>89</w:t>
             </w:r>
             <w:r>
               <w:rPr>
@@ -11077,7 +11077,7 @@
                 <w:noProof/>
                 <w:webHidden/>
               </w:rPr>
-              <w:t>87</w:t>
+              <w:t>89</w:t>
             </w:r>
             <w:r>
               <w:rPr>
@@ -11148,7 +11148,7 @@
                 <w:noProof/>
                 <w:webHidden/>
               </w:rPr>
-              <w:t>87</w:t>
+              <w:t>89</w:t>
             </w:r>
             <w:r>
               <w:rPr>
@@ -11219,7 +11219,7 @@
                 <w:noProof/>
                 <w:webHidden/>
               </w:rPr>
-              <w:t>88</w:t>
+              <w:t>90</w:t>
             </w:r>
             <w:r>
               <w:rPr>
@@ -11290,7 +11290,7 @@
                 <w:noProof/>
                 <w:webHidden/>
               </w:rPr>
-              <w:t>88</w:t>
+              <w:t>90</w:t>
             </w:r>
             <w:r>
               <w:rPr>
@@ -11361,7 +11361,7 @@
                 <w:noProof/>
                 <w:webHidden/>
               </w:rPr>
-              <w:t>89</w:t>
+              <w:t>91</w:t>
             </w:r>
             <w:r>
               <w:rPr>
@@ -11432,7 +11432,7 @@
                 <w:noProof/>
                 <w:webHidden/>
               </w:rPr>
-              <w:t>89</w:t>
+              <w:t>91</w:t>
             </w:r>
             <w:r>
               <w:rPr>
@@ -11503,7 +11503,7 @@
                 <w:noProof/>
                 <w:webHidden/>
               </w:rPr>
-              <w:t>89</w:t>
+              <w:t>91</w:t>
             </w:r>
             <w:r>
               <w:rPr>
@@ -11574,7 +11574,7 @@
                 <w:noProof/>
                 <w:webHidden/>
               </w:rPr>
-              <w:t>90</w:t>
+              <w:t>92</w:t>
             </w:r>
             <w:r>
               <w:rPr>
@@ -11645,7 +11645,7 @@
                 <w:noProof/>
                 <w:webHidden/>
               </w:rPr>
-              <w:t>90</w:t>
+              <w:t>92</w:t>
             </w:r>
             <w:r>
               <w:rPr>
@@ -11716,7 +11716,7 @@
                 <w:noProof/>
                 <w:webHidden/>
               </w:rPr>
-              <w:t>91</w:t>
+              <w:t>93</w:t>
             </w:r>
             <w:r>
               <w:rPr>
@@ -11787,7 +11787,7 @@
                 <w:noProof/>
                 <w:webHidden/>
               </w:rPr>
-              <w:t>91</w:t>
+              <w:t>93</w:t>
             </w:r>
             <w:r>
               <w:rPr>
@@ -11858,7 +11858,7 @@
                 <w:noProof/>
                 <w:webHidden/>
               </w:rPr>
-              <w:t>91</w:t>
+              <w:t>93</w:t>
             </w:r>
             <w:r>
               <w:rPr>
@@ -11929,7 +11929,7 @@
                 <w:noProof/>
                 <w:webHidden/>
               </w:rPr>
-              <w:t>92</w:t>
+              <w:t>94</w:t>
             </w:r>
             <w:r>
               <w:rPr>
@@ -12000,7 +12000,7 @@
                 <w:noProof/>
                 <w:webHidden/>
               </w:rPr>
-              <w:t>92</w:t>
+              <w:t>94</w:t>
             </w:r>
             <w:r>
               <w:rPr>
@@ -12071,7 +12071,7 @@
                 <w:noProof/>
                 <w:webHidden/>
               </w:rPr>
-              <w:t>92</w:t>
+              <w:t>94</w:t>
             </w:r>
             <w:r>
               <w:rPr>
@@ -12142,7 +12142,7 @@
                 <w:noProof/>
                 <w:webHidden/>
               </w:rPr>
-              <w:t>93</w:t>
+              <w:t>95</w:t>
             </w:r>
             <w:r>
               <w:rPr>
@@ -12213,7 +12213,7 @@
                 <w:noProof/>
                 <w:webHidden/>
               </w:rPr>
-              <w:t>93</w:t>
+              <w:t>95</w:t>
             </w:r>
             <w:r>
               <w:rPr>
@@ -12284,7 +12284,7 @@
                 <w:noProof/>
                 <w:webHidden/>
               </w:rPr>
-              <w:t>94</w:t>
+              <w:t>96</w:t>
             </w:r>
             <w:r>
               <w:rPr>
@@ -12355,7 +12355,7 @@
                 <w:noProof/>
                 <w:webHidden/>
               </w:rPr>
-              <w:t>94</w:t>
+              <w:t>96</w:t>
             </w:r>
             <w:r>
               <w:rPr>
@@ -12426,7 +12426,7 @@
                 <w:noProof/>
                 <w:webHidden/>
               </w:rPr>
-              <w:t>94</w:t>
+              <w:t>96</w:t>
             </w:r>
             <w:r>
               <w:rPr>
@@ -12497,7 +12497,7 @@
                 <w:noProof/>
                 <w:webHidden/>
               </w:rPr>
-              <w:t>94</w:t>
+              <w:t>96</w:t>
             </w:r>
             <w:r>
               <w:rPr>
@@ -13472,9 +13472,6 @@
           <w:ilvl w:val="0"/>
           <w:numId w:val="2"/>
         </w:numPr>
-        <w:rPr>
-          <w:rFonts w:hint="eastAsia"/>
-        </w:rPr>
       </w:pPr>
       <w:r>
         <w:rPr>
@@ -13536,19 +13533,7 @@
         <w:rPr>
           <w:rFonts w:hint="eastAsia"/>
         </w:rPr>
-        <w:t xml:space="preserve">Update </w:t>
-      </w:r>
-      <w:r>
-        <w:rPr>
-          <w:rFonts w:hint="eastAsia"/>
-        </w:rPr>
-        <w:t>process</w:t>
-      </w:r>
-      <w:r>
-        <w:rPr>
-          <w:rFonts w:hint="eastAsia"/>
-        </w:rPr>
-        <w:t>es assigned to a folder to the latest version</w:t>
+        <w:t>Update processes assigned to a folder to the latest version</w:t>
       </w:r>
     </w:p>
     <w:p>
@@ -13572,25 +13557,7 @@
         <w:rPr>
           <w:rFonts w:hint="eastAsia"/>
         </w:rPr>
-        <w:t xml:space="preserve"> processes</w:t>
-      </w:r>
-      <w:r>
-        <w:rPr>
-          <w:rFonts w:hint="eastAsia"/>
-        </w:rPr>
-        <w:t xml:space="preserve"> </w:t>
-      </w:r>
-      <w:r>
-        <w:rPr>
-          <w:rFonts w:hint="eastAsia"/>
-        </w:rPr>
-        <w:t>a</w:t>
-      </w:r>
-      <w:r>
-        <w:rPr>
-          <w:rFonts w:hint="eastAsia"/>
-        </w:rPr>
-        <w:t xml:space="preserve">ssigned to a </w:t>
+        <w:t xml:space="preserve"> processes assigned to a </w:t>
       </w:r>
       <w:r>
         <w:t>f</w:t>
@@ -34924,150 +34891,226 @@
         <w:rPr>
           <w:lang w:val="en-US"/>
         </w:rPr>
-        <w:t>When migrating a tenant, it is important to copy each entity in the proper order. For example, copy packages before copying processes, as the process copy will fail if the package does not exist. You should copy all tenant entities before copying folders. It is recommended to execute each cmdlet in the following order.</w:t>
-      </w:r>
-    </w:p>
-    <w:p>
-      <w:pPr>
-        <w:rPr>
-          <w:lang w:val="en-US"/>
-        </w:rPr>
-      </w:pPr>
-    </w:p>
-    <w:p>
-      <w:r>
-        <w:rPr>
-          <w:lang w:val="en-US"/>
-        </w:rPr>
-        <w:t>PS Src:\&gt; Copy-OrchLibrary * * Dst:\</w:t>
-      </w:r>
-    </w:p>
-    <w:p>
-      <w:r>
-        <w:rPr>
-          <w:lang w:val="en-US"/>
-        </w:rPr>
-        <w:t>PS Src:\&gt; Copy-OrchPackage * * Dst:\</w:t>
-      </w:r>
-    </w:p>
-    <w:p>
-      <w:r>
-        <w:rPr>
-          <w:lang w:val="en-US"/>
-        </w:rPr>
-        <w:t>PS Src:\&gt; Copy-OrchCredentialStore * Dst:\</w:t>
-      </w:r>
-    </w:p>
-    <w:p>
+        <w:t>To migrate a tenant, the following two steps are required:</w:t>
+      </w:r>
+    </w:p>
+    <w:p>
+      <w:pPr>
+        <w:rPr>
+          <w:lang w:val="en-US"/>
+        </w:rPr>
+      </w:pPr>
+      <w:r>
+        <w:rPr>
+          <w:rFonts w:hint="eastAsia"/>
+          <w:lang w:val="en-US"/>
+        </w:rPr>
+        <w:t xml:space="preserve">1. </w:t>
+      </w:r>
+      <w:r>
+        <w:rPr>
+          <w:lang w:val="en-US"/>
+        </w:rPr>
+        <w:t>Migrate organization-level entities</w:t>
+      </w:r>
+    </w:p>
+    <w:p>
+      <w:pPr>
+        <w:rPr>
+          <w:lang w:val="en-US"/>
+        </w:rPr>
+      </w:pPr>
+      <w:r>
+        <w:rPr>
+          <w:lang w:val="en-US"/>
+        </w:rPr>
+        <w:t>2. Migrate tenant-level and folder-level entities</w:t>
+      </w:r>
+    </w:p>
+    <w:p>
+      <w:pPr>
+        <w:rPr>
+          <w:lang w:val="en-US"/>
+        </w:rPr>
+      </w:pPr>
+    </w:p>
+    <w:p>
+      <w:pPr>
+        <w:pStyle w:val="ListParagraph"/>
+        <w:numPr>
+          <w:ilvl w:val="0"/>
+          <w:numId w:val="34"/>
+        </w:numPr>
+        <w:rPr>
+          <w:lang w:val="en-US"/>
+        </w:rPr>
+      </w:pPr>
+      <w:r>
+        <w:rPr>
+          <w:lang w:val="en-US"/>
+        </w:rPr>
+        <w:t>Organization-level entities include:</w:t>
+      </w:r>
+    </w:p>
+    <w:p>
+      <w:pPr>
+        <w:pStyle w:val="ListParagraph"/>
+        <w:numPr>
+          <w:ilvl w:val="1"/>
+          <w:numId w:val="34"/>
+        </w:numPr>
+        <w:rPr>
+          <w:lang w:val="en-US"/>
+        </w:rPr>
+      </w:pPr>
+      <w:r>
+        <w:rPr>
+          <w:lang w:val="en-US"/>
+        </w:rPr>
+        <w:t>Local users, local groups, and robot accounts</w:t>
+      </w:r>
+    </w:p>
+    <w:p>
+      <w:pPr>
+        <w:rPr>
+          <w:lang w:val="en-US"/>
+        </w:rPr>
+      </w:pPr>
+    </w:p>
+    <w:p>
+      <w:pPr>
+        <w:pStyle w:val="ListParagraph"/>
+        <w:numPr>
+          <w:ilvl w:val="0"/>
+          <w:numId w:val="34"/>
+        </w:numPr>
+        <w:rPr>
+          <w:lang w:val="en-US"/>
+        </w:rPr>
+      </w:pPr>
+      <w:r>
+        <w:rPr>
+          <w:lang w:val="en-US"/>
+        </w:rPr>
+        <w:t>Tenant-level entities include:</w:t>
+      </w:r>
+    </w:p>
+    <w:p>
+      <w:pPr>
+        <w:pStyle w:val="ListParagraph"/>
+        <w:numPr>
+          <w:ilvl w:val="1"/>
+          <w:numId w:val="34"/>
+        </w:numPr>
+        <w:rPr>
+          <w:lang w:val="en-US"/>
+        </w:rPr>
+      </w:pPr>
       <w:r>
         <w:rPr>
           <w:lang w:val="en-US"/>
         </w:rPr>
         <w:lastRenderedPageBreak/>
-        <w:t>PS Src:\&gt; Copy-OrchRole * Dst:\</w:t>
-      </w:r>
-    </w:p>
-    <w:p>
-      <w:r>
-        <w:rPr>
-          <w:lang w:val="en-US"/>
-        </w:rPr>
-        <w:t>PS Src:\&gt; Copy-OrchUser * Dst:\</w:t>
-      </w:r>
-    </w:p>
-    <w:p>
-      <w:r>
-        <w:rPr>
-          <w:lang w:val="en-US"/>
-        </w:rPr>
-        <w:t>PS Src:\&gt; Copy-OrchMachine * Dst:\</w:t>
-      </w:r>
-    </w:p>
-    <w:p>
-      <w:r>
-        <w:rPr>
-          <w:lang w:val="en-US"/>
-        </w:rPr>
-        <w:t>PS Src:\&gt; Copy-OrchCalendar * Dst:\</w:t>
-      </w:r>
-    </w:p>
-    <w:p>
-      <w:r>
-        <w:rPr>
-          <w:lang w:val="en-US"/>
-        </w:rPr>
-        <w:t>PS Src:\&gt; Copy-OrchWebhook * Dst:\</w:t>
-      </w:r>
-    </w:p>
-    <w:p>
-      <w:r>
-        <w:t>(Manually start exploration in Orchestrator web for personal workspaces that need to be copied)</w:t>
-      </w:r>
-    </w:p>
-    <w:p>
-      <w:r>
-        <w:rPr>
-          <w:rFonts w:hint="eastAsia"/>
-          <w:lang w:val="en-US"/>
-        </w:rPr>
-        <w:t>PS Src:\&gt; Clear-OrchCache</w:t>
-      </w:r>
-    </w:p>
-    <w:p>
-      <w:r>
-        <w:rPr>
-          <w:rFonts w:hint="eastAsia"/>
-          <w:lang w:val="en-US"/>
-        </w:rPr>
-        <w:t>PS Src:\&gt; copy -Recurse * Dst:\</w:t>
-      </w:r>
-    </w:p>
-    <w:p>
-      <w:pPr>
-        <w:pStyle w:val="Heading3"/>
-      </w:pPr>
-      <w:bookmarkStart w:id="63" w:name="_Toc189667077"/>
-      <w:r>
-        <w:t>Important Considerations for Tenant Migration</w:t>
-      </w:r>
-      <w:bookmarkEnd w:id="63"/>
-    </w:p>
-    <w:p>
-      <w:r>
-        <w:rPr>
-          <w:lang w:val="en-US"/>
-        </w:rPr>
-        <w:t>When migrating a tenant, be especially careful not to confuse the drive names of the source and destination. It is advisable to rename the drive names to something unmistakable, such as Src and Dst, before proceeding with the work. Additionally, ensure that the scopes for the Src drive are set to Read-only to prevent accidental deletion of entities from the Src drive.</w:t>
-      </w:r>
-    </w:p>
-    <w:p>
-      <w:pPr>
-        <w:pStyle w:val="Heading1"/>
-      </w:pPr>
-      <w:bookmarkStart w:id="64" w:name="_Toc189667078"/>
-      <w:r>
-        <w:rPr>
-          <w:rFonts w:hint="eastAsia"/>
-        </w:rPr>
-        <w:t>Cmdlet Reference</w:t>
-      </w:r>
-      <w:bookmarkEnd w:id="64"/>
-    </w:p>
-    <w:p>
-      <w:r>
-        <w:rPr>
-          <w:rFonts w:hint="eastAsia"/>
-        </w:rPr>
-        <w:t xml:space="preserve">In this </w:t>
-      </w:r>
-      <w:r>
-        <w:t>document</w:t>
-      </w:r>
-      <w:r>
-        <w:rPr>
-          <w:rFonts w:hint="eastAsia"/>
-        </w:rPr>
-        <w:t>, the cmdlet names and parameters are listed as follows:</w:t>
+        <w:t>Libraries, packages, credential stores, roles, users and robots assigned to the tenant, machines, calendars, and webhooks</w:t>
+      </w:r>
+    </w:p>
+    <w:p>
+      <w:pPr>
+        <w:rPr>
+          <w:lang w:val="en-US"/>
+        </w:rPr>
+      </w:pPr>
+    </w:p>
+    <w:p>
+      <w:pPr>
+        <w:pStyle w:val="ListParagraph"/>
+        <w:numPr>
+          <w:ilvl w:val="0"/>
+          <w:numId w:val="44"/>
+        </w:numPr>
+        <w:rPr>
+          <w:lang w:val="en-US"/>
+        </w:rPr>
+      </w:pPr>
+      <w:r>
+        <w:rPr>
+          <w:lang w:val="en-US"/>
+        </w:rPr>
+        <w:t>Folder-level entities include:</w:t>
+      </w:r>
+    </w:p>
+    <w:p>
+      <w:pPr>
+        <w:pStyle w:val="ListParagraph"/>
+        <w:numPr>
+          <w:ilvl w:val="1"/>
+          <w:numId w:val="44"/>
+        </w:numPr>
+        <w:rPr>
+          <w:lang w:val="en-US"/>
+        </w:rPr>
+      </w:pPr>
+      <w:r>
+        <w:rPr>
+          <w:lang w:val="en-US"/>
+        </w:rPr>
+        <w:t xml:space="preserve">Folders, folder users, folder machines, storage buckets, packages in folder feeds, processes, assets, queues, triggers, API triggers, test sets, test schedules, test data queues and items, and action catalogs  </w:t>
+      </w:r>
+    </w:p>
+    <w:p>
+      <w:pPr>
+        <w:rPr>
+          <w:lang w:val="en-US"/>
+        </w:rPr>
+      </w:pPr>
+    </w:p>
+    <w:p>
+      <w:pPr>
+        <w:rPr>
+          <w:u w:val="single"/>
+          <w:lang w:val="en-US"/>
+        </w:rPr>
+      </w:pPr>
+      <w:r>
+        <w:rPr>
+          <w:u w:val="single"/>
+          <w:lang w:val="en-US"/>
+        </w:rPr>
+        <w:t>Below are example commands for migrating (copying) entities from Orch1: to Orch2:.</w:t>
+      </w:r>
+    </w:p>
+    <w:p>
+      <w:pPr>
+        <w:rPr>
+          <w:lang w:val="en-US"/>
+        </w:rPr>
+      </w:pPr>
+    </w:p>
+    <w:p>
+      <w:pPr>
+        <w:pStyle w:val="Heading4"/>
+        <w:rPr>
+          <w:lang w:val="en-US"/>
+        </w:rPr>
+      </w:pPr>
+      <w:r>
+        <w:rPr>
+          <w:lang w:val="en-US"/>
+        </w:rPr>
+        <w:t>Steps to Migrate Organization-Level Entities</w:t>
+      </w:r>
+    </w:p>
+    <w:p>
+      <w:pPr>
+        <w:rPr>
+          <w:lang w:val="en-US"/>
+        </w:rPr>
+      </w:pPr>
+      <w:r>
+        <w:rPr>
+          <w:lang w:val="en-US"/>
+        </w:rPr>
+        <w:t>You can copy them by running the following two cmdlets:</w:t>
       </w:r>
     </w:p>
     <w:tbl>
@@ -35087,6 +35130,1083 @@
           <w:p>
             <w:pPr>
               <w:rPr>
+                <w:lang w:val="en-US"/>
+              </w:rPr>
+            </w:pPr>
+            <w:r>
+              <w:rPr>
+                <w:lang w:val="en-US"/>
+              </w:rPr>
+              <w:t>PS Orch1:\&gt; Copy-OrchPmUser * Orch2: -WhatIf</w:t>
+            </w:r>
+          </w:p>
+          <w:p>
+            <w:pPr>
+              <w:rPr>
+                <w:lang w:val="en-US"/>
+              </w:rPr>
+            </w:pPr>
+            <w:r>
+              <w:rPr>
+                <w:lang w:val="en-US"/>
+              </w:rPr>
+              <w:t>PS Orch1:\&gt; Copy-OrchPmRobotAccount * Orch2: -WhatIf</w:t>
+            </w:r>
+          </w:p>
+        </w:tc>
+      </w:tr>
+    </w:tbl>
+    <w:p>
+      <w:pPr>
+        <w:rPr>
+          <w:lang w:val="en-US"/>
+        </w:rPr>
+      </w:pPr>
+    </w:p>
+    <w:p>
+      <w:pPr>
+        <w:pStyle w:val="ListParagraph"/>
+        <w:numPr>
+          <w:ilvl w:val="0"/>
+          <w:numId w:val="44"/>
+        </w:numPr>
+        <w:rPr>
+          <w:lang w:val="en-US"/>
+        </w:rPr>
+      </w:pPr>
+      <w:r>
+        <w:rPr>
+          <w:lang w:val="en-US"/>
+        </w:rPr>
+        <w:t>The -WhatIf switch parameter outputs logs without actually performing the copy. Once you have confirmed that there are no issues, remove -WhatIf and run the commands again.</w:t>
+      </w:r>
+    </w:p>
+    <w:p>
+      <w:pPr>
+        <w:pStyle w:val="ListParagraph"/>
+        <w:numPr>
+          <w:ilvl w:val="0"/>
+          <w:numId w:val="44"/>
+        </w:numPr>
+        <w:rPr>
+          <w:lang w:val="en-US"/>
+        </w:rPr>
+      </w:pPr>
+      <w:r>
+        <w:rPr>
+          <w:lang w:val="en-US"/>
+        </w:rPr>
+        <w:t>When copying specified users, Copy-OrchPmUser automatically adds them to the same organization group. If a group with the same name does not exist in the target organization, it will be created automatically. Therefore, it is not necessary to explicitly copy local groups in the organization.</w:t>
+      </w:r>
+    </w:p>
+    <w:p>
+      <w:pPr>
+        <w:pStyle w:val="ListParagraph"/>
+        <w:numPr>
+          <w:ilvl w:val="0"/>
+          <w:numId w:val="44"/>
+        </w:numPr>
+        <w:rPr>
+          <w:lang w:val="en-US"/>
+        </w:rPr>
+      </w:pPr>
+      <w:r>
+        <w:rPr>
+          <w:lang w:val="en-US"/>
+        </w:rPr>
+        <w:t>If your organization is integrated with Active Directory, copying local users is not required.</w:t>
+      </w:r>
+    </w:p>
+    <w:p>
+      <w:pPr>
+        <w:pStyle w:val="ListParagraph"/>
+        <w:numPr>
+          <w:ilvl w:val="0"/>
+          <w:numId w:val="44"/>
+        </w:numPr>
+        <w:rPr>
+          <w:lang w:val="en-US"/>
+        </w:rPr>
+      </w:pPr>
+      <w:r>
+        <w:rPr>
+          <w:lang w:val="en-US"/>
+        </w:rPr>
+        <w:t>However, if directory users are added to local organization groups, those groups must be migrated. You can do this as follows:</w:t>
+      </w:r>
+    </w:p>
+    <w:tbl>
+      <w:tblPr>
+        <w:tblStyle w:val="TableGrid"/>
+        <w:tblW w:w="0" w:type="auto"/>
+        <w:tblLook w:val="04A0" w:firstRow="1" w:lastRow="0" w:firstColumn="1" w:lastColumn="0" w:noHBand="0" w:noVBand="1"/>
+      </w:tblPr>
+      <w:tblGrid>
+        <w:gridCol w:w="8494"/>
+      </w:tblGrid>
+      <w:tr>
+        <w:tc>
+          <w:tcPr>
+            <w:tcW w:w="8494" w:type="dxa"/>
+          </w:tcPr>
+          <w:p>
+            <w:pPr>
+              <w:pStyle w:val="ListParagraph"/>
+              <w:numPr>
+                <w:ilvl w:val="0"/>
+                <w:numId w:val="44"/>
+              </w:numPr>
+              <w:rPr>
+                <w:lang w:val="en-US"/>
+              </w:rPr>
+            </w:pPr>
+            <w:r>
+              <w:rPr>
+                <w:lang w:val="en-US"/>
+              </w:rPr>
+              <w:t>PS Orch1:\&gt; Get-OrchPmGroupMember -ExportCsv c:\groups.csv</w:t>
+            </w:r>
+          </w:p>
+          <w:p>
+            <w:pPr>
+              <w:pStyle w:val="ListParagraph"/>
+              <w:numPr>
+                <w:ilvl w:val="0"/>
+                <w:numId w:val="44"/>
+              </w:numPr>
+              <w:rPr>
+                <w:lang w:val="en-US"/>
+              </w:rPr>
+            </w:pPr>
+            <w:r>
+              <w:rPr>
+                <w:lang w:val="en-US"/>
+              </w:rPr>
+              <w:t>PS Orch1:\&gt; Import-Csv c:\groups.csv | Add-OrchPmGroupMember -Path Orch2:</w:t>
+            </w:r>
+          </w:p>
+        </w:tc>
+      </w:tr>
+    </w:tbl>
+    <w:p>
+      <w:pPr>
+        <w:rPr>
+          <w:lang w:val="en-US"/>
+        </w:rPr>
+      </w:pPr>
+    </w:p>
+    <w:p>
+      <w:pPr>
+        <w:pStyle w:val="Heading4"/>
+        <w:rPr>
+          <w:lang w:val="en-US"/>
+        </w:rPr>
+      </w:pPr>
+      <w:r>
+        <w:rPr>
+          <w:lang w:val="en-US"/>
+        </w:rPr>
+        <w:t>Steps to Migrate Tenant-Level and Folder-Level Entities</w:t>
+      </w:r>
+    </w:p>
+    <w:p>
+      <w:pPr>
+        <w:rPr>
+          <w:lang w:val="en-US"/>
+        </w:rPr>
+      </w:pPr>
+      <w:r>
+        <w:rPr>
+          <w:lang w:val="en-US"/>
+        </w:rPr>
+        <w:t>You can copy both tenant-level and folder-level entities by running the following cmdlet:</w:t>
+      </w:r>
+    </w:p>
+    <w:tbl>
+      <w:tblPr>
+        <w:tblStyle w:val="TableGrid"/>
+        <w:tblW w:w="0" w:type="auto"/>
+        <w:tblLook w:val="04A0" w:firstRow="1" w:lastRow="0" w:firstColumn="1" w:lastColumn="0" w:noHBand="0" w:noVBand="1"/>
+      </w:tblPr>
+      <w:tblGrid>
+        <w:gridCol w:w="8494"/>
+      </w:tblGrid>
+      <w:tr>
+        <w:tc>
+          <w:tcPr>
+            <w:tcW w:w="8494" w:type="dxa"/>
+          </w:tcPr>
+          <w:p>
+            <w:pPr>
+              <w:rPr>
+                <w:lang w:val="en-US"/>
+              </w:rPr>
+            </w:pPr>
+            <w:r>
+              <w:rPr>
+                <w:lang w:val="en-US"/>
+              </w:rPr>
+              <w:t>PS Orch1:\&gt; copy . Orch2:\ -Recurse -WhatIf</w:t>
+            </w:r>
+          </w:p>
+        </w:tc>
+      </w:tr>
+    </w:tbl>
+    <w:p>
+      <w:pPr>
+        <w:rPr>
+          <w:lang w:val="en-US"/>
+        </w:rPr>
+      </w:pPr>
+    </w:p>
+    <w:p>
+      <w:pPr>
+        <w:pStyle w:val="ListParagraph"/>
+        <w:numPr>
+          <w:ilvl w:val="0"/>
+          <w:numId w:val="45"/>
+        </w:numPr>
+        <w:rPr>
+          <w:lang w:val="en-US"/>
+        </w:rPr>
+      </w:pPr>
+      <w:r>
+        <w:rPr>
+          <w:lang w:val="en-US"/>
+        </w:rPr>
+        <w:t>When copying the root folder to the root folder of another tenant, all tenant-level entities will be copied. This feature was introduced in UiPathOrch version 0.9.11.0.</w:t>
+      </w:r>
+    </w:p>
+    <w:p>
+      <w:pPr>
+        <w:pStyle w:val="ListParagraph"/>
+        <w:numPr>
+          <w:ilvl w:val="0"/>
+          <w:numId w:val="45"/>
+        </w:numPr>
+        <w:rPr>
+          <w:lang w:val="en-US"/>
+        </w:rPr>
+      </w:pPr>
+      <w:r>
+        <w:rPr>
+          <w:lang w:val="en-US"/>
+        </w:rPr>
+        <w:lastRenderedPageBreak/>
+        <w:t>When a folder is copied, all folder-level entities contained in that folder will also be copied.</w:t>
+      </w:r>
+    </w:p>
+    <w:p>
+      <w:pPr>
+        <w:pStyle w:val="ListParagraph"/>
+        <w:numPr>
+          <w:ilvl w:val="0"/>
+          <w:numId w:val="45"/>
+        </w:numPr>
+        <w:rPr>
+          <w:lang w:val="en-US"/>
+        </w:rPr>
+      </w:pPr>
+      <w:r>
+        <w:rPr>
+          <w:lang w:val="en-US"/>
+        </w:rPr>
+        <w:t>The -WhatIf switch parameter outputs logs without actually performing the copy. Once you have confirmed that there are no issues, remove -WhatIf and run the command again.</w:t>
+      </w:r>
+    </w:p>
+    <w:p>
+      <w:pPr>
+        <w:pStyle w:val="ListParagraph"/>
+        <w:numPr>
+          <w:ilvl w:val="0"/>
+          <w:numId w:val="45"/>
+        </w:numPr>
+        <w:rPr>
+          <w:lang w:val="en-US"/>
+        </w:rPr>
+      </w:pPr>
+      <w:r>
+        <w:rPr>
+          <w:lang w:val="en-US"/>
+        </w:rPr>
+        <w:t>Instead of -WhatIf, you can specify -Confirm to easily choose which entities to copy and which to skip.</w:t>
+      </w:r>
+    </w:p>
+    <w:p>
+      <w:pPr>
+        <w:pStyle w:val="ListParagraph"/>
+        <w:numPr>
+          <w:ilvl w:val="0"/>
+          <w:numId w:val="45"/>
+        </w:numPr>
+        <w:rPr>
+          <w:lang w:val="en-US"/>
+        </w:rPr>
+      </w:pPr>
+      <w:r>
+        <w:rPr>
+          <w:lang w:val="en-US"/>
+        </w:rPr>
+        <w:t>If you need to migrate personal workspaces, make sure that UiPathOrch can access the relevant personal workspaces in both the source and destination tenants. Start exploring personal workspaces in the Orchestrator web interface, then run the Clear-OrchCache cmdlet in the UiPathOrch PowerShell drive. Run the dir command and confirm that the personal workspace folders are displayed.  Since personal workspace discovery cannot be triggered via the Orchestrator Web API, it must be started manually. This can be a bit of a challenge if there are many users but hang in there!</w:t>
+      </w:r>
+    </w:p>
+    <w:p>
+      <w:pPr>
+        <w:pStyle w:val="ListParagraph"/>
+        <w:numPr>
+          <w:ilvl w:val="0"/>
+          <w:numId w:val="45"/>
+        </w:numPr>
+        <w:rPr>
+          <w:lang w:val="en-US"/>
+        </w:rPr>
+      </w:pPr>
+      <w:r>
+        <w:rPr>
+          <w:lang w:val="en-US"/>
+        </w:rPr>
+        <w:t>After creating users in the tenant, you can enable personal workspace folders for all of them at once by running the following command:</w:t>
+      </w:r>
+    </w:p>
+    <w:tbl>
+      <w:tblPr>
+        <w:tblStyle w:val="TableGrid"/>
+        <w:tblW w:w="0" w:type="auto"/>
+        <w:tblLook w:val="04A0" w:firstRow="1" w:lastRow="0" w:firstColumn="1" w:lastColumn="0" w:noHBand="0" w:noVBand="1"/>
+      </w:tblPr>
+      <w:tblGrid>
+        <w:gridCol w:w="8494"/>
+      </w:tblGrid>
+      <w:tr>
+        <w:tc>
+          <w:tcPr>
+            <w:tcW w:w="8494" w:type="dxa"/>
+          </w:tcPr>
+          <w:p>
+            <w:pPr>
+              <w:rPr>
+                <w:lang w:val="en-US"/>
+              </w:rPr>
+            </w:pPr>
+            <w:r>
+              <w:rPr>
+                <w:lang w:val="en-US"/>
+              </w:rPr>
+              <w:t>PS&gt; Enable-OrchPersonalWorkspace -Path Orch2: *</w:t>
+            </w:r>
+          </w:p>
+        </w:tc>
+      </w:tr>
+    </w:tbl>
+    <w:p>
+      <w:pPr>
+        <w:rPr>
+          <w:lang w:val="en-US"/>
+        </w:rPr>
+      </w:pPr>
+    </w:p>
+    <w:p>
+      <w:pPr>
+        <w:rPr>
+          <w:lang w:val="en-US"/>
+        </w:rPr>
+      </w:pPr>
+      <w:r>
+        <w:rPr>
+          <w:lang w:val="en-US"/>
+        </w:rPr>
+        <w:t>There are several variations in how to execute Copy-Item (alias: copy):</w:t>
+      </w:r>
+    </w:p>
+    <w:p>
+      <w:pPr>
+        <w:pStyle w:val="ListParagraph"/>
+        <w:numPr>
+          <w:ilvl w:val="0"/>
+          <w:numId w:val="50"/>
+        </w:numPr>
+        <w:rPr>
+          <w:lang w:val="en-US"/>
+        </w:rPr>
+      </w:pPr>
+      <w:r>
+        <w:rPr>
+          <w:lang w:val="en-US"/>
+        </w:rPr>
+        <w:t>Copy all tenant-level and folder-level entities:</w:t>
+      </w:r>
+    </w:p>
+    <w:tbl>
+      <w:tblPr>
+        <w:tblStyle w:val="TableGrid"/>
+        <w:tblW w:w="0" w:type="auto"/>
+        <w:tblLook w:val="04A0" w:firstRow="1" w:lastRow="0" w:firstColumn="1" w:lastColumn="0" w:noHBand="0" w:noVBand="1"/>
+      </w:tblPr>
+      <w:tblGrid>
+        <w:gridCol w:w="8494"/>
+      </w:tblGrid>
+      <w:tr>
+        <w:tc>
+          <w:tcPr>
+            <w:tcW w:w="8494" w:type="dxa"/>
+          </w:tcPr>
+          <w:p>
+            <w:pPr>
+              <w:rPr>
+                <w:lang w:val="en-US"/>
+              </w:rPr>
+            </w:pPr>
+            <w:r>
+              <w:rPr>
+                <w:lang w:val="en-US"/>
+              </w:rPr>
+              <w:t>PS&gt; copy Orch1:\ Orch2:\ -Recurse</w:t>
+            </w:r>
+          </w:p>
+        </w:tc>
+      </w:tr>
+    </w:tbl>
+    <w:p>
+      <w:pPr>
+        <w:rPr>
+          <w:lang w:val="en-US"/>
+        </w:rPr>
+      </w:pPr>
+    </w:p>
+    <w:p>
+      <w:pPr>
+        <w:pStyle w:val="ListParagraph"/>
+        <w:numPr>
+          <w:ilvl w:val="0"/>
+          <w:numId w:val="49"/>
+        </w:numPr>
+        <w:rPr>
+          <w:lang w:val="en-US"/>
+        </w:rPr>
+      </w:pPr>
+      <w:r>
+        <w:rPr>
+          <w:lang w:val="en-US"/>
+        </w:rPr>
+        <w:t>Copy a specific type of tenant-level entity and only selected folders:</w:t>
+      </w:r>
+    </w:p>
+    <w:tbl>
+      <w:tblPr>
+        <w:tblStyle w:val="TableGrid"/>
+        <w:tblW w:w="0" w:type="auto"/>
+        <w:tblLook w:val="04A0" w:firstRow="1" w:lastRow="0" w:firstColumn="1" w:lastColumn="0" w:noHBand="0" w:noVBand="1"/>
+      </w:tblPr>
+      <w:tblGrid>
+        <w:gridCol w:w="8494"/>
+      </w:tblGrid>
+      <w:tr>
+        <w:tc>
+          <w:tcPr>
+            <w:tcW w:w="8494" w:type="dxa"/>
+          </w:tcPr>
+          <w:p>
+            <w:pPr>
+              <w:rPr>
+                <w:lang w:val="en-US"/>
+              </w:rPr>
+            </w:pPr>
+            <w:r>
+              <w:rPr>
+                <w:lang w:val="en-US"/>
+              </w:rPr>
+              <w:t>PS&gt; copy Orch1:\ Orch2:\ -Recurse -Confirm</w:t>
+            </w:r>
+          </w:p>
+        </w:tc>
+      </w:tr>
+    </w:tbl>
+    <w:p>
+      <w:pPr>
+        <w:rPr>
+          <w:lang w:val="en-US"/>
+        </w:rPr>
+      </w:pPr>
+    </w:p>
+    <w:p>
+      <w:pPr>
+        <w:pStyle w:val="ListParagraph"/>
+        <w:numPr>
+          <w:ilvl w:val="0"/>
+          <w:numId w:val="48"/>
+        </w:numPr>
+        <w:rPr>
+          <w:lang w:val="en-US"/>
+        </w:rPr>
+      </w:pPr>
+      <w:r>
+        <w:rPr>
+          <w:lang w:val="en-US"/>
+        </w:rPr>
+        <w:t>Copy all tenant-level entities (excluding folders):</w:t>
+      </w:r>
+    </w:p>
+    <w:tbl>
+      <w:tblPr>
+        <w:tblStyle w:val="TableGrid"/>
+        <w:tblW w:w="0" w:type="auto"/>
+        <w:tblLook w:val="04A0" w:firstRow="1" w:lastRow="0" w:firstColumn="1" w:lastColumn="0" w:noHBand="0" w:noVBand="1"/>
+      </w:tblPr>
+      <w:tblGrid>
+        <w:gridCol w:w="8494"/>
+      </w:tblGrid>
+      <w:tr>
+        <w:tc>
+          <w:tcPr>
+            <w:tcW w:w="8494" w:type="dxa"/>
+          </w:tcPr>
+          <w:p>
+            <w:pPr>
+              <w:rPr>
+                <w:lang w:val="en-US"/>
+              </w:rPr>
+            </w:pPr>
+            <w:r>
+              <w:rPr>
+                <w:lang w:val="en-US"/>
+              </w:rPr>
+              <w:t>PS&gt; copy Orch1:\ Orch2:\</w:t>
+            </w:r>
+          </w:p>
+        </w:tc>
+      </w:tr>
+    </w:tbl>
+    <w:p>
+      <w:pPr>
+        <w:rPr>
+          <w:lang w:val="en-US"/>
+        </w:rPr>
+      </w:pPr>
+    </w:p>
+    <w:p>
+      <w:pPr>
+        <w:pStyle w:val="ListParagraph"/>
+        <w:numPr>
+          <w:ilvl w:val="0"/>
+          <w:numId w:val="47"/>
+        </w:numPr>
+        <w:rPr>
+          <w:lang w:val="en-US"/>
+        </w:rPr>
+      </w:pPr>
+      <w:r>
+        <w:rPr>
+          <w:lang w:val="en-US"/>
+        </w:rPr>
+        <w:t>Copy all folders (excluding tenant-level entities):</w:t>
+      </w:r>
+    </w:p>
+    <w:tbl>
+      <w:tblPr>
+        <w:tblStyle w:val="TableGrid"/>
+        <w:tblW w:w="0" w:type="auto"/>
+        <w:tblLook w:val="04A0" w:firstRow="1" w:lastRow="0" w:firstColumn="1" w:lastColumn="0" w:noHBand="0" w:noVBand="1"/>
+      </w:tblPr>
+      <w:tblGrid>
+        <w:gridCol w:w="8494"/>
+      </w:tblGrid>
+      <w:tr>
+        <w:tc>
+          <w:tcPr>
+            <w:tcW w:w="8494" w:type="dxa"/>
+          </w:tcPr>
+          <w:p>
+            <w:pPr>
+              <w:rPr>
+                <w:lang w:val="en-US"/>
+              </w:rPr>
+            </w:pPr>
+            <w:r>
+              <w:rPr>
+                <w:lang w:val="en-US"/>
+              </w:rPr>
+              <w:t>PS&gt; copy Orch1:\* Orch2:\ -Recurse</w:t>
+            </w:r>
+          </w:p>
+        </w:tc>
+      </w:tr>
+    </w:tbl>
+    <w:p>
+      <w:pPr>
+        <w:rPr>
+          <w:lang w:val="en-US"/>
+        </w:rPr>
+      </w:pPr>
+      <w:r>
+        <w:rPr>
+          <w:lang w:val="en-US"/>
+        </w:rPr>
+        <w:t>Note: Orch1:\* does not include Orch1:\ itself.</w:t>
+      </w:r>
+    </w:p>
+    <w:p>
+      <w:pPr>
+        <w:rPr>
+          <w:lang w:val="en-US"/>
+        </w:rPr>
+      </w:pPr>
+    </w:p>
+    <w:p>
+      <w:pPr>
+        <w:pStyle w:val="ListParagraph"/>
+        <w:numPr>
+          <w:ilvl w:val="0"/>
+          <w:numId w:val="46"/>
+        </w:numPr>
+        <w:rPr>
+          <w:lang w:val="en-US"/>
+        </w:rPr>
+      </w:pPr>
+      <w:r>
+        <w:rPr>
+          <w:lang w:val="en-US"/>
+        </w:rPr>
+        <w:t xml:space="preserve">Copy only all folders, without copying any tenant-level entities </w:t>
+      </w:r>
+      <w:r>
+        <w:rPr>
+          <w:rFonts w:hint="eastAsia"/>
+          <w:lang w:val="en-US"/>
+        </w:rPr>
+        <w:t>and</w:t>
+      </w:r>
+      <w:r>
+        <w:rPr>
+          <w:lang w:val="en-US"/>
+        </w:rPr>
+        <w:t xml:space="preserve"> the entities contained in the folders:</w:t>
+      </w:r>
+    </w:p>
+    <w:tbl>
+      <w:tblPr>
+        <w:tblStyle w:val="TableGrid"/>
+        <w:tblW w:w="0" w:type="auto"/>
+        <w:tblLook w:val="04A0" w:firstRow="1" w:lastRow="0" w:firstColumn="1" w:lastColumn="0" w:noHBand="0" w:noVBand="1"/>
+      </w:tblPr>
+      <w:tblGrid>
+        <w:gridCol w:w="8494"/>
+      </w:tblGrid>
+      <w:tr>
+        <w:tc>
+          <w:tcPr>
+            <w:tcW w:w="8494" w:type="dxa"/>
+          </w:tcPr>
+          <w:p>
+            <w:pPr>
+              <w:rPr>
+                <w:lang w:val="en-US"/>
+              </w:rPr>
+            </w:pPr>
+            <w:r>
+              <w:rPr>
+                <w:lang w:val="en-US"/>
+              </w:rPr>
+              <w:t>PS&gt; copy Orch1:\* Orch2:\ -Recurse -ExcludeEntities</w:t>
+            </w:r>
+          </w:p>
+        </w:tc>
+      </w:tr>
+    </w:tbl>
+    <w:p>
+      <w:pPr>
+        <w:rPr>
+          <w:lang w:val="en-US"/>
+        </w:rPr>
+      </w:pPr>
+    </w:p>
+    <w:p>
+      <w:pPr>
+        <w:rPr>
+          <w:lang w:val="en-US"/>
+        </w:rPr>
+      </w:pPr>
+      <w:r>
+        <w:rPr>
+          <w:lang w:val="en-US"/>
+        </w:rPr>
+        <w:t>If you want to copy only specific entities, please use the dedicated copy cmdlets provided for each type of entity.</w:t>
+      </w:r>
+      <w:r>
+        <w:rPr>
+          <w:rFonts w:hint="eastAsia"/>
+          <w:lang w:val="en-US"/>
+        </w:rPr>
+        <w:t xml:space="preserve"> </w:t>
+      </w:r>
+      <w:r>
+        <w:rPr>
+          <w:lang w:val="en-US"/>
+        </w:rPr>
+        <w:t xml:space="preserve">When migrating a tenant, it is important to copy each entity in the proper </w:t>
+      </w:r>
+      <w:r>
+        <w:rPr>
+          <w:lang w:val="en-US"/>
+        </w:rPr>
+        <w:lastRenderedPageBreak/>
+        <w:t>order. For example, copy packages before copying processes, as the process copy will fail if the package does not exist. You should copy all tenant entities before copying folders. It is recommended to execute each cmdlet in the following order.</w:t>
+      </w:r>
+    </w:p>
+    <w:p>
+      <w:pPr>
+        <w:rPr>
+          <w:lang w:val="en-US"/>
+        </w:rPr>
+      </w:pPr>
+    </w:p>
+    <w:p>
+      <w:r>
+        <w:t xml:space="preserve">PS </w:t>
+      </w:r>
+      <w:r>
+        <w:rPr>
+          <w:rFonts w:hint="eastAsia"/>
+        </w:rPr>
+        <w:t>Orch1</w:t>
+      </w:r>
+      <w:r>
+        <w:t>:\&gt; Copy-OrchLibrary * *</w:t>
+      </w:r>
+      <w:r>
+        <w:rPr>
+          <w:rFonts w:hint="eastAsia"/>
+        </w:rPr>
+        <w:t xml:space="preserve"> </w:t>
+      </w:r>
+      <w:r>
+        <w:rPr>
+          <w:rFonts w:hint="eastAsia"/>
+        </w:rPr>
+        <w:t>Orch2</w:t>
+      </w:r>
+      <w:r>
+        <w:t>:\</w:t>
+      </w:r>
+    </w:p>
+    <w:p>
+      <w:r>
+        <w:t>PS</w:t>
+      </w:r>
+      <w:r>
+        <w:rPr>
+          <w:rFonts w:hint="eastAsia"/>
+        </w:rPr>
+        <w:t xml:space="preserve"> Orch1</w:t>
+      </w:r>
+      <w:r>
+        <w:t>:\&gt; Copy-OrchPackage * *</w:t>
+      </w:r>
+      <w:r>
+        <w:rPr>
+          <w:rFonts w:hint="eastAsia"/>
+        </w:rPr>
+        <w:t xml:space="preserve"> </w:t>
+      </w:r>
+      <w:r>
+        <w:rPr>
+          <w:rFonts w:hint="eastAsia"/>
+        </w:rPr>
+        <w:t>Orch2</w:t>
+      </w:r>
+      <w:r>
+        <w:t>:\</w:t>
+      </w:r>
+    </w:p>
+    <w:p>
+      <w:r>
+        <w:t>PS</w:t>
+      </w:r>
+      <w:r>
+        <w:rPr>
+          <w:rFonts w:hint="eastAsia"/>
+        </w:rPr>
+        <w:t xml:space="preserve"> </w:t>
+      </w:r>
+      <w:r>
+        <w:rPr>
+          <w:rFonts w:hint="eastAsia"/>
+        </w:rPr>
+        <w:t>Orch1</w:t>
+      </w:r>
+      <w:r>
+        <w:t>:\&gt; Copy-OrchCredentialStore *</w:t>
+      </w:r>
+      <w:r>
+        <w:rPr>
+          <w:rFonts w:hint="eastAsia"/>
+        </w:rPr>
+        <w:t xml:space="preserve"> </w:t>
+      </w:r>
+      <w:r>
+        <w:rPr>
+          <w:rFonts w:hint="eastAsia"/>
+        </w:rPr>
+        <w:t>Orch2</w:t>
+      </w:r>
+      <w:r>
+        <w:t>:\</w:t>
+      </w:r>
+    </w:p>
+    <w:p>
+      <w:r>
+        <w:t>PS</w:t>
+      </w:r>
+      <w:r>
+        <w:rPr>
+          <w:rFonts w:hint="eastAsia"/>
+        </w:rPr>
+        <w:t xml:space="preserve"> </w:t>
+      </w:r>
+      <w:r>
+        <w:rPr>
+          <w:rFonts w:hint="eastAsia"/>
+        </w:rPr>
+        <w:t>Orch1</w:t>
+      </w:r>
+      <w:r>
+        <w:t>:\&gt; Copy-OrchRole *</w:t>
+      </w:r>
+      <w:r>
+        <w:rPr>
+          <w:rFonts w:hint="eastAsia"/>
+        </w:rPr>
+        <w:t xml:space="preserve"> </w:t>
+      </w:r>
+      <w:r>
+        <w:rPr>
+          <w:rFonts w:hint="eastAsia"/>
+        </w:rPr>
+        <w:t>Orch2</w:t>
+      </w:r>
+      <w:r>
+        <w:t>:\</w:t>
+      </w:r>
+    </w:p>
+    <w:p>
+      <w:r>
+        <w:t>PS</w:t>
+      </w:r>
+      <w:r>
+        <w:rPr>
+          <w:rFonts w:hint="eastAsia"/>
+        </w:rPr>
+        <w:t xml:space="preserve"> </w:t>
+      </w:r>
+      <w:r>
+        <w:rPr>
+          <w:rFonts w:hint="eastAsia"/>
+        </w:rPr>
+        <w:t>Orch1</w:t>
+      </w:r>
+      <w:r>
+        <w:t>:\&gt; Copy-OrchUser *</w:t>
+      </w:r>
+      <w:r>
+        <w:rPr>
+          <w:rFonts w:hint="eastAsia"/>
+        </w:rPr>
+        <w:t xml:space="preserve"> </w:t>
+      </w:r>
+      <w:r>
+        <w:rPr>
+          <w:rFonts w:hint="eastAsia"/>
+        </w:rPr>
+        <w:t>Orch2</w:t>
+      </w:r>
+      <w:r>
+        <w:t>:\</w:t>
+      </w:r>
+    </w:p>
+    <w:p>
+      <w:r>
+        <w:t>PS</w:t>
+      </w:r>
+      <w:r>
+        <w:rPr>
+          <w:rFonts w:hint="eastAsia"/>
+        </w:rPr>
+        <w:t xml:space="preserve"> </w:t>
+      </w:r>
+      <w:r>
+        <w:rPr>
+          <w:rFonts w:hint="eastAsia"/>
+        </w:rPr>
+        <w:t>Orch1</w:t>
+      </w:r>
+      <w:r>
+        <w:t>:\&gt; Copy-OrchMachine *</w:t>
+      </w:r>
+      <w:r>
+        <w:rPr>
+          <w:rFonts w:hint="eastAsia"/>
+        </w:rPr>
+        <w:t xml:space="preserve"> </w:t>
+      </w:r>
+      <w:r>
+        <w:rPr>
+          <w:rFonts w:hint="eastAsia"/>
+        </w:rPr>
+        <w:t>Orch2</w:t>
+      </w:r>
+      <w:r>
+        <w:t>:\</w:t>
+      </w:r>
+    </w:p>
+    <w:p>
+      <w:r>
+        <w:t>PS</w:t>
+      </w:r>
+      <w:r>
+        <w:rPr>
+          <w:rFonts w:hint="eastAsia"/>
+        </w:rPr>
+        <w:t xml:space="preserve"> </w:t>
+      </w:r>
+      <w:r>
+        <w:rPr>
+          <w:rFonts w:hint="eastAsia"/>
+        </w:rPr>
+        <w:t>Orch1</w:t>
+      </w:r>
+      <w:r>
+        <w:t>:\&gt; Copy-OrchCalendar *</w:t>
+      </w:r>
+      <w:r>
+        <w:rPr>
+          <w:rFonts w:hint="eastAsia"/>
+        </w:rPr>
+        <w:t xml:space="preserve"> </w:t>
+      </w:r>
+      <w:r>
+        <w:rPr>
+          <w:rFonts w:hint="eastAsia"/>
+        </w:rPr>
+        <w:t>Orch2</w:t>
+      </w:r>
+      <w:r>
+        <w:t>:\</w:t>
+      </w:r>
+    </w:p>
+    <w:p>
+      <w:r>
+        <w:t>PS</w:t>
+      </w:r>
+      <w:r>
+        <w:rPr>
+          <w:rFonts w:hint="eastAsia"/>
+        </w:rPr>
+        <w:t xml:space="preserve"> </w:t>
+      </w:r>
+      <w:r>
+        <w:rPr>
+          <w:rFonts w:hint="eastAsia"/>
+        </w:rPr>
+        <w:t>Orch1</w:t>
+      </w:r>
+      <w:r>
+        <w:t xml:space="preserve">:\&gt; Copy-OrchWebhook * </w:t>
+      </w:r>
+      <w:r>
+        <w:rPr>
+          <w:rFonts w:hint="eastAsia"/>
+        </w:rPr>
+        <w:t>Orch2</w:t>
+      </w:r>
+      <w:r>
+        <w:t>:\</w:t>
+      </w:r>
+    </w:p>
+    <w:p>
+      <w:r>
+        <w:t>(Manually start exploration in Orchestrator web for personal workspaces that need to be copied)</w:t>
+      </w:r>
+    </w:p>
+    <w:p>
+      <w:r>
+        <w:rPr>
+          <w:rFonts w:hint="eastAsia"/>
+        </w:rPr>
+        <w:t>PS Orch1:\&gt; Clear-OrchCache</w:t>
+      </w:r>
+    </w:p>
+    <w:p>
+      <w:r>
+        <w:rPr>
+          <w:rFonts w:hint="eastAsia"/>
+        </w:rPr>
+        <w:t>PS Orch1:\&gt; copy -Recurse * Orch2:\</w:t>
+      </w:r>
+    </w:p>
+    <w:p>
+      <w:pPr>
+        <w:pStyle w:val="Heading3"/>
+      </w:pPr>
+      <w:bookmarkStart w:id="63" w:name="_Toc189667077"/>
+      <w:r>
+        <w:t>Important Considerations for Tenant Migration</w:t>
+      </w:r>
+      <w:bookmarkEnd w:id="63"/>
+    </w:p>
+    <w:p>
+      <w:r>
+        <w:rPr>
+          <w:lang w:val="en-US"/>
+        </w:rPr>
+        <w:t>When migrating a tenant, be especially careful not to confuse the drive names of the source and destination. It is advisable to rename the drive names to something unmistakable, such as Src and Dst, before proceeding with the work. Additionally, ensure that the scopes for the Src drive are set to Read-only to prevent accidental deletion of entities from the Src drive.</w:t>
+      </w:r>
+    </w:p>
+    <w:p>
+      <w:pPr>
+        <w:pStyle w:val="Heading1"/>
+      </w:pPr>
+      <w:bookmarkStart w:id="64" w:name="_Toc189667078"/>
+      <w:r>
+        <w:rPr>
+          <w:rFonts w:hint="eastAsia"/>
+        </w:rPr>
+        <w:t>Cmdlet Reference</w:t>
+      </w:r>
+      <w:bookmarkEnd w:id="64"/>
+    </w:p>
+    <w:p>
+      <w:r>
+        <w:rPr>
+          <w:rFonts w:hint="eastAsia"/>
+        </w:rPr>
+        <w:t xml:space="preserve">In this </w:t>
+      </w:r>
+      <w:r>
+        <w:t>document</w:t>
+      </w:r>
+      <w:r>
+        <w:rPr>
+          <w:rFonts w:hint="eastAsia"/>
+        </w:rPr>
+        <w:t>, the cmdlet names and parameters are listed as follows:</w:t>
+      </w:r>
+    </w:p>
+    <w:tbl>
+      <w:tblPr>
+        <w:tblStyle w:val="TableGrid"/>
+        <w:tblW w:w="0" w:type="auto"/>
+        <w:tblLook w:val="04A0" w:firstRow="1" w:lastRow="0" w:firstColumn="1" w:lastColumn="0" w:noHBand="0" w:noVBand="1"/>
+      </w:tblPr>
+      <w:tblGrid>
+        <w:gridCol w:w="8494"/>
+      </w:tblGrid>
+      <w:tr>
+        <w:tc>
+          <w:tcPr>
+            <w:tcW w:w="8494" w:type="dxa"/>
+          </w:tcPr>
+          <w:p>
+            <w:pPr>
+              <w:rPr>
                 <w:b/>
                 <w:i/>
                 <w:lang w:val="en-US"/>
@@ -35216,7 +36336,15 @@
           <w:rFonts w:hint="eastAsia"/>
           <w:lang w:val="en-US"/>
         </w:rPr>
-        <w:t>You can specify multiple values here, separated by commas. &lt;uint&gt; is an unsigned integer.</w:t>
+        <w:t xml:space="preserve">You can specify multiple values here, </w:t>
+      </w:r>
+      <w:r>
+        <w:rPr>
+          <w:rFonts w:hint="eastAsia"/>
+          <w:lang w:val="en-US"/>
+        </w:rPr>
+        <w:lastRenderedPageBreak/>
+        <w:t>separated by commas. &lt;uint&gt; is an unsigned integer.</w:t>
       </w:r>
     </w:p>
     <w:p>
@@ -35269,15 +36397,7 @@
           <w:rFonts w:hint="eastAsia"/>
           <w:lang w:val="en-US"/>
         </w:rPr>
-        <w:t xml:space="preserve">OR.Folders is a high-level </w:t>
-      </w:r>
-      <w:r>
-        <w:rPr>
-          <w:rFonts w:hint="eastAsia"/>
-          <w:lang w:val="en-US"/>
-        </w:rPr>
-        <w:lastRenderedPageBreak/>
-        <w:t>permission that encompasses both read and write permissions. Note that at least OR.Folders.Read is required to run a</w:t>
+        <w:t>OR.Folders is a high-level permission that encompasses both read and write permissions. Note that at least OR.Folders.Read is required to run a</w:t>
       </w:r>
       <w:r>
         <w:rPr>
@@ -35659,6 +36779,7 @@
           <w:i/>
           <w:lang w:val="en-US"/>
         </w:rPr>
+        <w:lastRenderedPageBreak/>
         <w:t>Invoke-Item [-Path] &lt;string[]&gt;</w:t>
       </w:r>
     </w:p>
@@ -35746,7 +36867,6 @@
           <w:rFonts w:hint="eastAsia"/>
           <w:lang w:val="en-US"/>
         </w:rPr>
-        <w:lastRenderedPageBreak/>
         <w:t>Create folder</w:t>
       </w:r>
       <w:r>
@@ -36452,6 +37572,7 @@
         <w:rPr>
           <w:rFonts w:hint="eastAsia"/>
         </w:rPr>
+        <w:lastRenderedPageBreak/>
         <w:t>If you type / and then complete, folders directly under the root folder (regardless of the current folder) will be suggested as destinations.</w:t>
       </w:r>
     </w:p>
@@ -36497,7 +37618,6 @@
         <w:rPr>
           <w:rFonts w:hint="eastAsia"/>
         </w:rPr>
-        <w:lastRenderedPageBreak/>
         <w:t>View Folders</w:t>
       </w:r>
       <w:bookmarkEnd w:id="68"/>
@@ -37144,6 +38264,7 @@
         <w:rPr>
           <w:rFonts w:hint="eastAsia"/>
         </w:rPr>
+        <w:lastRenderedPageBreak/>
         <w:t>Make</w:t>
       </w:r>
       <w:r>
@@ -37247,7 +38368,6 @@
           <w:i/>
           <w:lang w:val="en-US"/>
         </w:rPr>
-        <w:lastRenderedPageBreak/>
         <w:t>mkdir hoge</w:t>
       </w:r>
     </w:p>
@@ -37598,6 +38718,7 @@
         <w:rPr>
           <w:rFonts w:hint="eastAsia"/>
         </w:rPr>
+        <w:lastRenderedPageBreak/>
         <w:t>Mov</w:t>
       </w:r>
       <w:r>
@@ -37666,7 +38787,6 @@
         <w:rPr>
           <w:lang w:val="en-US"/>
         </w:rPr>
-        <w:lastRenderedPageBreak/>
         <w:t xml:space="preserve">Move the hoge folder from the current </w:t>
       </w:r>
       <w:r>
@@ -38371,6 +39491,7 @@
         <w:rPr>
           <w:rFonts w:hint="eastAsia"/>
         </w:rPr>
+        <w:lastRenderedPageBreak/>
         <w:t>View Folders</w:t>
       </w:r>
       <w:r>
@@ -38438,7 +39559,6 @@
           <w:i/>
           <w:lang w:val="en-US"/>
         </w:rPr>
-        <w:lastRenderedPageBreak/>
         <w:t>Get-OrchFolder</w:t>
       </w:r>
       <w:r>
@@ -38918,7 +40038,15 @@
           <w:rFonts w:hint="eastAsia"/>
           <w:lang w:val="en-US"/>
         </w:rPr>
-        <w:t>a library in the tenant feed of the current Drive (tenant). The first parameter allows you to specify multiple library names, separated by commas and wildcards. In the next parameter, specify the version you want to</w:t>
+        <w:t xml:space="preserve">a library in the tenant feed of the current Drive (tenant). The first parameter </w:t>
+      </w:r>
+      <w:r>
+        <w:rPr>
+          <w:rFonts w:hint="eastAsia"/>
+          <w:lang w:val="en-US"/>
+        </w:rPr>
+        <w:lastRenderedPageBreak/>
+        <w:t>allows you to specify multiple library names, separated by commas and wildcards. In the next parameter, specify the version you want to</w:t>
       </w:r>
       <w:r>
         <w:rPr>
@@ -38992,7 +40120,6 @@
           <w:i/>
           <w:lang w:val="en-US"/>
         </w:rPr>
-        <w:lastRenderedPageBreak/>
         <w:t>Import-OrchLibrary [-Source] &lt;string[]&gt; [-Path &lt;string&gt;] [-WhatIf] [-Confirm]</w:t>
       </w:r>
     </w:p>
@@ -39489,7 +40616,14 @@
         <w:rPr>
           <w:rFonts w:hint="eastAsia"/>
         </w:rPr>
-        <w:t xml:space="preserve"> with e in the library feed of the current drive (tenant). </w:t>
+        <w:t xml:space="preserve"> with e in the library feed of the </w:t>
+      </w:r>
+      <w:r>
+        <w:rPr>
+          <w:rFonts w:hint="eastAsia"/>
+        </w:rPr>
+        <w:lastRenderedPageBreak/>
+        <w:t xml:space="preserve">current drive (tenant). </w:t>
       </w:r>
       <w:r>
         <w:t xml:space="preserve">Auto-completion feature is available when typing the </w:t>
@@ -39519,7 +40653,6 @@
         <w:rPr>
           <w:rFonts w:hint="eastAsia"/>
         </w:rPr>
-        <w:lastRenderedPageBreak/>
         <w:t>Remov</w:t>
       </w:r>
       <w:r>
@@ -40016,6 +41149,7 @@
         <w:ind w:left="440"/>
       </w:pPr>
       <w:r>
+        <w:lastRenderedPageBreak/>
         <w:t>Downloads all versions of the specified library and saves them to the current location on the C: drive.</w:t>
       </w:r>
     </w:p>
@@ -40039,7 +41173,6 @@
           <w:i/>
           <w:lang w:val="en-US"/>
         </w:rPr>
-        <w:lastRenderedPageBreak/>
         <w:t>Export-OrchLibrary &lt;</w:t>
       </w:r>
       <w:r>
@@ -40513,6 +41646,7 @@
           <w:i/>
           <w:lang w:val="en-US"/>
         </w:rPr>
+        <w:lastRenderedPageBreak/>
         <w:t>If you run Get-OrchPackage</w:t>
       </w:r>
       <w:r>
@@ -40535,7 +41669,6 @@
           <w:i/>
           <w:lang w:val="en-US"/>
         </w:rPr>
-        <w:lastRenderedPageBreak/>
         <w:t>If you run Get-OrchPackage</w:t>
       </w:r>
       <w:r>
@@ -40979,6 +42112,7 @@
         <w:rPr>
           <w:lang w:val="en-US"/>
         </w:rPr>
+        <w:lastRenderedPageBreak/>
         <w:t>Show</w:t>
       </w:r>
       <w:r>
@@ -41003,7 +42137,6 @@
         <w:rPr>
           <w:rFonts w:hint="eastAsia"/>
         </w:rPr>
-        <w:lastRenderedPageBreak/>
         <w:t>Remov</w:t>
       </w:r>
       <w:r>
@@ -41418,7 +42551,14 @@
         <w:rPr>
           <w:lang w:val="en-US"/>
         </w:rPr>
-        <w:t xml:space="preserve"> *.nupkg files located in subfolders of the folder specified in -Source (in this case, c:\pkg) to the feed of a modern folder with the same name. This </w:t>
+        <w:t xml:space="preserve"> *.nupkg files located in subfolders of the folder specified in -Source (in this case, c:\pkg) to the feed of a modern </w:t>
+      </w:r>
+      <w:r>
+        <w:rPr>
+          <w:lang w:val="en-US"/>
+        </w:rPr>
+        <w:lastRenderedPageBreak/>
+        <w:t xml:space="preserve">folder with the same name. This </w:t>
       </w:r>
       <w:r>
         <w:rPr>
@@ -41431,14 +42571,7 @@
         <w:rPr>
           <w:lang w:val="en-US"/>
         </w:rPr>
-        <w:t xml:space="preserve">assumes that folders with the same name as personal workspace folders or folders with a feed exist under c:\pkg. It is useful for </w:t>
-      </w:r>
-      <w:r>
-        <w:rPr>
-          <w:lang w:val="en-US"/>
-        </w:rPr>
-        <w:lastRenderedPageBreak/>
-        <w:t xml:space="preserve">migrating packages downloaded with </w:t>
+        <w:t xml:space="preserve">assumes that folders with the same name as personal workspace folders or folders with a feed exist under c:\pkg. It is useful for migrating packages downloaded with </w:t>
       </w:r>
       <w:r>
         <w:rPr>
@@ -41877,6 +43010,7 @@
           <w:rFonts w:hint="eastAsia"/>
           <w:lang w:val="en-US"/>
         </w:rPr>
+        <w:lastRenderedPageBreak/>
         <w:t>Required permissions: OR. Execution.Write</w:t>
       </w:r>
     </w:p>
@@ -41889,14 +43023,7 @@
         <w:rPr>
           <w:rFonts w:hint="eastAsia"/>
         </w:rPr>
-        <w:t xml:space="preserve">Updates the version of the process assigned to a folder. If no version is specified, update </w:t>
-      </w:r>
-      <w:r>
-        <w:rPr>
-          <w:rFonts w:hint="eastAsia"/>
-        </w:rPr>
-        <w:lastRenderedPageBreak/>
-        <w:t>to the latest version.</w:t>
+        <w:t>Updates the version of the process assigned to a folder. If no version is specified, update to the latest version.</w:t>
       </w:r>
     </w:p>
     <w:p>
@@ -64122,6 +65249,232 @@
     </w:lvl>
   </w:abstractNum>
   <w:abstractNum w:abstractNumId="10" w15:restartNumberingAfterBreak="0">
+    <w:nsid w:val="159E153C"/>
+    <w:multiLevelType w:val="hybridMultilevel"/>
+    <w:tmpl w:val="B156DCD6"/>
+    <w:lvl w:ilvl="0" w:tplc="04090001">
+      <w:start w:val="1"/>
+      <w:numFmt w:val="bullet"/>
+      <w:lvlText w:val=""/>
+      <w:lvlJc w:val="left"/>
+      <w:pPr>
+        <w:ind w:left="440" w:hanging="440"/>
+      </w:pPr>
+      <w:rPr>
+        <w:rFonts w:ascii="Wingdings" w:hAnsi="Wingdings" w:hint="default"/>
+      </w:rPr>
+    </w:lvl>
+    <w:lvl w:ilvl="1" w:tplc="0409000B" w:tentative="1">
+      <w:start w:val="1"/>
+      <w:numFmt w:val="bullet"/>
+      <w:lvlText w:val=""/>
+      <w:lvlJc w:val="left"/>
+      <w:pPr>
+        <w:ind w:left="880" w:hanging="440"/>
+      </w:pPr>
+      <w:rPr>
+        <w:rFonts w:ascii="Wingdings" w:hAnsi="Wingdings" w:hint="default"/>
+      </w:rPr>
+    </w:lvl>
+    <w:lvl w:ilvl="2" w:tplc="0409000D" w:tentative="1">
+      <w:start w:val="1"/>
+      <w:numFmt w:val="bullet"/>
+      <w:lvlText w:val=""/>
+      <w:lvlJc w:val="left"/>
+      <w:pPr>
+        <w:ind w:left="1320" w:hanging="440"/>
+      </w:pPr>
+      <w:rPr>
+        <w:rFonts w:ascii="Wingdings" w:hAnsi="Wingdings" w:hint="default"/>
+      </w:rPr>
+    </w:lvl>
+    <w:lvl w:ilvl="3" w:tplc="04090001" w:tentative="1">
+      <w:start w:val="1"/>
+      <w:numFmt w:val="bullet"/>
+      <w:lvlText w:val=""/>
+      <w:lvlJc w:val="left"/>
+      <w:pPr>
+        <w:ind w:left="1760" w:hanging="440"/>
+      </w:pPr>
+      <w:rPr>
+        <w:rFonts w:ascii="Wingdings" w:hAnsi="Wingdings" w:hint="default"/>
+      </w:rPr>
+    </w:lvl>
+    <w:lvl w:ilvl="4" w:tplc="0409000B" w:tentative="1">
+      <w:start w:val="1"/>
+      <w:numFmt w:val="bullet"/>
+      <w:lvlText w:val=""/>
+      <w:lvlJc w:val="left"/>
+      <w:pPr>
+        <w:ind w:left="2200" w:hanging="440"/>
+      </w:pPr>
+      <w:rPr>
+        <w:rFonts w:ascii="Wingdings" w:hAnsi="Wingdings" w:hint="default"/>
+      </w:rPr>
+    </w:lvl>
+    <w:lvl w:ilvl="5" w:tplc="0409000D" w:tentative="1">
+      <w:start w:val="1"/>
+      <w:numFmt w:val="bullet"/>
+      <w:lvlText w:val=""/>
+      <w:lvlJc w:val="left"/>
+      <w:pPr>
+        <w:ind w:left="2640" w:hanging="440"/>
+      </w:pPr>
+      <w:rPr>
+        <w:rFonts w:ascii="Wingdings" w:hAnsi="Wingdings" w:hint="default"/>
+      </w:rPr>
+    </w:lvl>
+    <w:lvl w:ilvl="6" w:tplc="04090001" w:tentative="1">
+      <w:start w:val="1"/>
+      <w:numFmt w:val="bullet"/>
+      <w:lvlText w:val=""/>
+      <w:lvlJc w:val="left"/>
+      <w:pPr>
+        <w:ind w:left="3080" w:hanging="440"/>
+      </w:pPr>
+      <w:rPr>
+        <w:rFonts w:ascii="Wingdings" w:hAnsi="Wingdings" w:hint="default"/>
+      </w:rPr>
+    </w:lvl>
+    <w:lvl w:ilvl="7" w:tplc="0409000B" w:tentative="1">
+      <w:start w:val="1"/>
+      <w:numFmt w:val="bullet"/>
+      <w:lvlText w:val=""/>
+      <w:lvlJc w:val="left"/>
+      <w:pPr>
+        <w:ind w:left="3520" w:hanging="440"/>
+      </w:pPr>
+      <w:rPr>
+        <w:rFonts w:ascii="Wingdings" w:hAnsi="Wingdings" w:hint="default"/>
+      </w:rPr>
+    </w:lvl>
+    <w:lvl w:ilvl="8" w:tplc="0409000D" w:tentative="1">
+      <w:start w:val="1"/>
+      <w:numFmt w:val="bullet"/>
+      <w:lvlText w:val=""/>
+      <w:lvlJc w:val="left"/>
+      <w:pPr>
+        <w:ind w:left="3960" w:hanging="440"/>
+      </w:pPr>
+      <w:rPr>
+        <w:rFonts w:ascii="Wingdings" w:hAnsi="Wingdings" w:hint="default"/>
+      </w:rPr>
+    </w:lvl>
+  </w:abstractNum>
+  <w:abstractNum w:abstractNumId="11" w15:restartNumberingAfterBreak="0">
+    <w:nsid w:val="15FA52DD"/>
+    <w:multiLevelType w:val="hybridMultilevel"/>
+    <w:tmpl w:val="87704FC4"/>
+    <w:lvl w:ilvl="0" w:tplc="04090001">
+      <w:start w:val="1"/>
+      <w:numFmt w:val="bullet"/>
+      <w:lvlText w:val=""/>
+      <w:lvlJc w:val="left"/>
+      <w:pPr>
+        <w:ind w:left="440" w:hanging="440"/>
+      </w:pPr>
+      <w:rPr>
+        <w:rFonts w:ascii="Wingdings" w:hAnsi="Wingdings" w:hint="default"/>
+      </w:rPr>
+    </w:lvl>
+    <w:lvl w:ilvl="1" w:tplc="0409000B">
+      <w:start w:val="1"/>
+      <w:numFmt w:val="bullet"/>
+      <w:lvlText w:val=""/>
+      <w:lvlJc w:val="left"/>
+      <w:pPr>
+        <w:ind w:left="880" w:hanging="440"/>
+      </w:pPr>
+      <w:rPr>
+        <w:rFonts w:ascii="Wingdings" w:hAnsi="Wingdings" w:hint="default"/>
+      </w:rPr>
+    </w:lvl>
+    <w:lvl w:ilvl="2" w:tplc="0409000D" w:tentative="1">
+      <w:start w:val="1"/>
+      <w:numFmt w:val="bullet"/>
+      <w:lvlText w:val=""/>
+      <w:lvlJc w:val="left"/>
+      <w:pPr>
+        <w:ind w:left="1320" w:hanging="440"/>
+      </w:pPr>
+      <w:rPr>
+        <w:rFonts w:ascii="Wingdings" w:hAnsi="Wingdings" w:hint="default"/>
+      </w:rPr>
+    </w:lvl>
+    <w:lvl w:ilvl="3" w:tplc="04090001" w:tentative="1">
+      <w:start w:val="1"/>
+      <w:numFmt w:val="bullet"/>
+      <w:lvlText w:val=""/>
+      <w:lvlJc w:val="left"/>
+      <w:pPr>
+        <w:ind w:left="1760" w:hanging="440"/>
+      </w:pPr>
+      <w:rPr>
+        <w:rFonts w:ascii="Wingdings" w:hAnsi="Wingdings" w:hint="default"/>
+      </w:rPr>
+    </w:lvl>
+    <w:lvl w:ilvl="4" w:tplc="0409000B" w:tentative="1">
+      <w:start w:val="1"/>
+      <w:numFmt w:val="bullet"/>
+      <w:lvlText w:val=""/>
+      <w:lvlJc w:val="left"/>
+      <w:pPr>
+        <w:ind w:left="2200" w:hanging="440"/>
+      </w:pPr>
+      <w:rPr>
+        <w:rFonts w:ascii="Wingdings" w:hAnsi="Wingdings" w:hint="default"/>
+      </w:rPr>
+    </w:lvl>
+    <w:lvl w:ilvl="5" w:tplc="0409000D" w:tentative="1">
+      <w:start w:val="1"/>
+      <w:numFmt w:val="bullet"/>
+      <w:lvlText w:val=""/>
+      <w:lvlJc w:val="left"/>
+      <w:pPr>
+        <w:ind w:left="2640" w:hanging="440"/>
+      </w:pPr>
+      <w:rPr>
+        <w:rFonts w:ascii="Wingdings" w:hAnsi="Wingdings" w:hint="default"/>
+      </w:rPr>
+    </w:lvl>
+    <w:lvl w:ilvl="6" w:tplc="04090001" w:tentative="1">
+      <w:start w:val="1"/>
+      <w:numFmt w:val="bullet"/>
+      <w:lvlText w:val=""/>
+      <w:lvlJc w:val="left"/>
+      <w:pPr>
+        <w:ind w:left="3080" w:hanging="440"/>
+      </w:pPr>
+      <w:rPr>
+        <w:rFonts w:ascii="Wingdings" w:hAnsi="Wingdings" w:hint="default"/>
+      </w:rPr>
+    </w:lvl>
+    <w:lvl w:ilvl="7" w:tplc="0409000B" w:tentative="1">
+      <w:start w:val="1"/>
+      <w:numFmt w:val="bullet"/>
+      <w:lvlText w:val=""/>
+      <w:lvlJc w:val="left"/>
+      <w:pPr>
+        <w:ind w:left="3520" w:hanging="440"/>
+      </w:pPr>
+      <w:rPr>
+        <w:rFonts w:ascii="Wingdings" w:hAnsi="Wingdings" w:hint="default"/>
+      </w:rPr>
+    </w:lvl>
+    <w:lvl w:ilvl="8" w:tplc="0409000D" w:tentative="1">
+      <w:start w:val="1"/>
+      <w:numFmt w:val="bullet"/>
+      <w:lvlText w:val=""/>
+      <w:lvlJc w:val="left"/>
+      <w:pPr>
+        <w:ind w:left="3960" w:hanging="440"/>
+      </w:pPr>
+      <w:rPr>
+        <w:rFonts w:ascii="Wingdings" w:hAnsi="Wingdings" w:hint="default"/>
+      </w:rPr>
+    </w:lvl>
+  </w:abstractNum>
+  <w:abstractNum w:abstractNumId="12" w15:restartNumberingAfterBreak="0">
     <w:nsid w:val="197724EE"/>
     <w:multiLevelType w:val="hybridMultilevel"/>
     <w:tmpl w:val="782C96A0"/>
@@ -64234,7 +65587,7 @@
       </w:rPr>
     </w:lvl>
   </w:abstractNum>
-  <w:abstractNum w:abstractNumId="11" w15:restartNumberingAfterBreak="0">
+  <w:abstractNum w:abstractNumId="13" w15:restartNumberingAfterBreak="0">
     <w:nsid w:val="1A5B3BEF"/>
     <w:multiLevelType w:val="hybridMultilevel"/>
     <w:tmpl w:val="90F69048"/>
@@ -64323,10 +65676,10 @@
       </w:pPr>
     </w:lvl>
   </w:abstractNum>
-  <w:abstractNum w:abstractNumId="12" w15:restartNumberingAfterBreak="0">
-    <w:nsid w:val="231A5C84"/>
+  <w:abstractNum w:abstractNumId="14" w15:restartNumberingAfterBreak="0">
+    <w:nsid w:val="2075695C"/>
     <w:multiLevelType w:val="hybridMultilevel"/>
-    <w:tmpl w:val="F4DE6D7A"/>
+    <w:tmpl w:val="827EA21A"/>
     <w:lvl w:ilvl="0" w:tplc="04090001">
       <w:start w:val="1"/>
       <w:numFmt w:val="bullet"/>
@@ -64436,7 +65789,120 @@
       </w:rPr>
     </w:lvl>
   </w:abstractNum>
-  <w:abstractNum w:abstractNumId="13" w15:restartNumberingAfterBreak="0">
+  <w:abstractNum w:abstractNumId="15" w15:restartNumberingAfterBreak="0">
+    <w:nsid w:val="231A5C84"/>
+    <w:multiLevelType w:val="hybridMultilevel"/>
+    <w:tmpl w:val="F4DE6D7A"/>
+    <w:lvl w:ilvl="0" w:tplc="04090001">
+      <w:start w:val="1"/>
+      <w:numFmt w:val="bullet"/>
+      <w:lvlText w:val=""/>
+      <w:lvlJc w:val="left"/>
+      <w:pPr>
+        <w:ind w:left="440" w:hanging="440"/>
+      </w:pPr>
+      <w:rPr>
+        <w:rFonts w:ascii="Wingdings" w:hAnsi="Wingdings" w:hint="default"/>
+      </w:rPr>
+    </w:lvl>
+    <w:lvl w:ilvl="1" w:tplc="0409000B" w:tentative="1">
+      <w:start w:val="1"/>
+      <w:numFmt w:val="bullet"/>
+      <w:lvlText w:val=""/>
+      <w:lvlJc w:val="left"/>
+      <w:pPr>
+        <w:ind w:left="880" w:hanging="440"/>
+      </w:pPr>
+      <w:rPr>
+        <w:rFonts w:ascii="Wingdings" w:hAnsi="Wingdings" w:hint="default"/>
+      </w:rPr>
+    </w:lvl>
+    <w:lvl w:ilvl="2" w:tplc="0409000D" w:tentative="1">
+      <w:start w:val="1"/>
+      <w:numFmt w:val="bullet"/>
+      <w:lvlText w:val=""/>
+      <w:lvlJc w:val="left"/>
+      <w:pPr>
+        <w:ind w:left="1320" w:hanging="440"/>
+      </w:pPr>
+      <w:rPr>
+        <w:rFonts w:ascii="Wingdings" w:hAnsi="Wingdings" w:hint="default"/>
+      </w:rPr>
+    </w:lvl>
+    <w:lvl w:ilvl="3" w:tplc="04090001" w:tentative="1">
+      <w:start w:val="1"/>
+      <w:numFmt w:val="bullet"/>
+      <w:lvlText w:val=""/>
+      <w:lvlJc w:val="left"/>
+      <w:pPr>
+        <w:ind w:left="1760" w:hanging="440"/>
+      </w:pPr>
+      <w:rPr>
+        <w:rFonts w:ascii="Wingdings" w:hAnsi="Wingdings" w:hint="default"/>
+      </w:rPr>
+    </w:lvl>
+    <w:lvl w:ilvl="4" w:tplc="0409000B" w:tentative="1">
+      <w:start w:val="1"/>
+      <w:numFmt w:val="bullet"/>
+      <w:lvlText w:val=""/>
+      <w:lvlJc w:val="left"/>
+      <w:pPr>
+        <w:ind w:left="2200" w:hanging="440"/>
+      </w:pPr>
+      <w:rPr>
+        <w:rFonts w:ascii="Wingdings" w:hAnsi="Wingdings" w:hint="default"/>
+      </w:rPr>
+    </w:lvl>
+    <w:lvl w:ilvl="5" w:tplc="0409000D" w:tentative="1">
+      <w:start w:val="1"/>
+      <w:numFmt w:val="bullet"/>
+      <w:lvlText w:val=""/>
+      <w:lvlJc w:val="left"/>
+      <w:pPr>
+        <w:ind w:left="2640" w:hanging="440"/>
+      </w:pPr>
+      <w:rPr>
+        <w:rFonts w:ascii="Wingdings" w:hAnsi="Wingdings" w:hint="default"/>
+      </w:rPr>
+    </w:lvl>
+    <w:lvl w:ilvl="6" w:tplc="04090001" w:tentative="1">
+      <w:start w:val="1"/>
+      <w:numFmt w:val="bullet"/>
+      <w:lvlText w:val=""/>
+      <w:lvlJc w:val="left"/>
+      <w:pPr>
+        <w:ind w:left="3080" w:hanging="440"/>
+      </w:pPr>
+      <w:rPr>
+        <w:rFonts w:ascii="Wingdings" w:hAnsi="Wingdings" w:hint="default"/>
+      </w:rPr>
+    </w:lvl>
+    <w:lvl w:ilvl="7" w:tplc="0409000B" w:tentative="1">
+      <w:start w:val="1"/>
+      <w:numFmt w:val="bullet"/>
+      <w:lvlText w:val=""/>
+      <w:lvlJc w:val="left"/>
+      <w:pPr>
+        <w:ind w:left="3520" w:hanging="440"/>
+      </w:pPr>
+      <w:rPr>
+        <w:rFonts w:ascii="Wingdings" w:hAnsi="Wingdings" w:hint="default"/>
+      </w:rPr>
+    </w:lvl>
+    <w:lvl w:ilvl="8" w:tplc="0409000D" w:tentative="1">
+      <w:start w:val="1"/>
+      <w:numFmt w:val="bullet"/>
+      <w:lvlText w:val=""/>
+      <w:lvlJc w:val="left"/>
+      <w:pPr>
+        <w:ind w:left="3960" w:hanging="440"/>
+      </w:pPr>
+      <w:rPr>
+        <w:rFonts w:ascii="Wingdings" w:hAnsi="Wingdings" w:hint="default"/>
+      </w:rPr>
+    </w:lvl>
+  </w:abstractNum>
+  <w:abstractNum w:abstractNumId="16" w15:restartNumberingAfterBreak="0">
     <w:nsid w:val="24AD338E"/>
     <w:multiLevelType w:val="hybridMultilevel"/>
     <w:tmpl w:val="6B168E94"/>
@@ -64549,10 +66015,10 @@
       </w:rPr>
     </w:lvl>
   </w:abstractNum>
-  <w:abstractNum w:abstractNumId="14" w15:restartNumberingAfterBreak="0">
-    <w:nsid w:val="2A716665"/>
+  <w:abstractNum w:abstractNumId="17" w15:restartNumberingAfterBreak="0">
+    <w:nsid w:val="27C85365"/>
     <w:multiLevelType w:val="hybridMultilevel"/>
-    <w:tmpl w:val="1FFE9BFA"/>
+    <w:tmpl w:val="06368D1E"/>
     <w:lvl w:ilvl="0" w:tplc="04090001">
       <w:start w:val="1"/>
       <w:numFmt w:val="bullet"/>
@@ -64662,10 +66128,10 @@
       </w:rPr>
     </w:lvl>
   </w:abstractNum>
-  <w:abstractNum w:abstractNumId="15" w15:restartNumberingAfterBreak="0">
-    <w:nsid w:val="2AD276A8"/>
+  <w:abstractNum w:abstractNumId="18" w15:restartNumberingAfterBreak="0">
+    <w:nsid w:val="2A716665"/>
     <w:multiLevelType w:val="hybridMultilevel"/>
-    <w:tmpl w:val="AB50A544"/>
+    <w:tmpl w:val="1FFE9BFA"/>
     <w:lvl w:ilvl="0" w:tplc="04090001">
       <w:start w:val="1"/>
       <w:numFmt w:val="bullet"/>
@@ -64775,7 +66241,120 @@
       </w:rPr>
     </w:lvl>
   </w:abstractNum>
-  <w:abstractNum w:abstractNumId="16" w15:restartNumberingAfterBreak="0">
+  <w:abstractNum w:abstractNumId="19" w15:restartNumberingAfterBreak="0">
+    <w:nsid w:val="2AD276A8"/>
+    <w:multiLevelType w:val="hybridMultilevel"/>
+    <w:tmpl w:val="AB50A544"/>
+    <w:lvl w:ilvl="0" w:tplc="04090001">
+      <w:start w:val="1"/>
+      <w:numFmt w:val="bullet"/>
+      <w:lvlText w:val=""/>
+      <w:lvlJc w:val="left"/>
+      <w:pPr>
+        <w:ind w:left="440" w:hanging="440"/>
+      </w:pPr>
+      <w:rPr>
+        <w:rFonts w:ascii="Wingdings" w:hAnsi="Wingdings" w:hint="default"/>
+      </w:rPr>
+    </w:lvl>
+    <w:lvl w:ilvl="1" w:tplc="0409000B" w:tentative="1">
+      <w:start w:val="1"/>
+      <w:numFmt w:val="bullet"/>
+      <w:lvlText w:val=""/>
+      <w:lvlJc w:val="left"/>
+      <w:pPr>
+        <w:ind w:left="880" w:hanging="440"/>
+      </w:pPr>
+      <w:rPr>
+        <w:rFonts w:ascii="Wingdings" w:hAnsi="Wingdings" w:hint="default"/>
+      </w:rPr>
+    </w:lvl>
+    <w:lvl w:ilvl="2" w:tplc="0409000D" w:tentative="1">
+      <w:start w:val="1"/>
+      <w:numFmt w:val="bullet"/>
+      <w:lvlText w:val=""/>
+      <w:lvlJc w:val="left"/>
+      <w:pPr>
+        <w:ind w:left="1320" w:hanging="440"/>
+      </w:pPr>
+      <w:rPr>
+        <w:rFonts w:ascii="Wingdings" w:hAnsi="Wingdings" w:hint="default"/>
+      </w:rPr>
+    </w:lvl>
+    <w:lvl w:ilvl="3" w:tplc="04090001" w:tentative="1">
+      <w:start w:val="1"/>
+      <w:numFmt w:val="bullet"/>
+      <w:lvlText w:val=""/>
+      <w:lvlJc w:val="left"/>
+      <w:pPr>
+        <w:ind w:left="1760" w:hanging="440"/>
+      </w:pPr>
+      <w:rPr>
+        <w:rFonts w:ascii="Wingdings" w:hAnsi="Wingdings" w:hint="default"/>
+      </w:rPr>
+    </w:lvl>
+    <w:lvl w:ilvl="4" w:tplc="0409000B" w:tentative="1">
+      <w:start w:val="1"/>
+      <w:numFmt w:val="bullet"/>
+      <w:lvlText w:val=""/>
+      <w:lvlJc w:val="left"/>
+      <w:pPr>
+        <w:ind w:left="2200" w:hanging="440"/>
+      </w:pPr>
+      <w:rPr>
+        <w:rFonts w:ascii="Wingdings" w:hAnsi="Wingdings" w:hint="default"/>
+      </w:rPr>
+    </w:lvl>
+    <w:lvl w:ilvl="5" w:tplc="0409000D" w:tentative="1">
+      <w:start w:val="1"/>
+      <w:numFmt w:val="bullet"/>
+      <w:lvlText w:val=""/>
+      <w:lvlJc w:val="left"/>
+      <w:pPr>
+        <w:ind w:left="2640" w:hanging="440"/>
+      </w:pPr>
+      <w:rPr>
+        <w:rFonts w:ascii="Wingdings" w:hAnsi="Wingdings" w:hint="default"/>
+      </w:rPr>
+    </w:lvl>
+    <w:lvl w:ilvl="6" w:tplc="04090001" w:tentative="1">
+      <w:start w:val="1"/>
+      <w:numFmt w:val="bullet"/>
+      <w:lvlText w:val=""/>
+      <w:lvlJc w:val="left"/>
+      <w:pPr>
+        <w:ind w:left="3080" w:hanging="440"/>
+      </w:pPr>
+      <w:rPr>
+        <w:rFonts w:ascii="Wingdings" w:hAnsi="Wingdings" w:hint="default"/>
+      </w:rPr>
+    </w:lvl>
+    <w:lvl w:ilvl="7" w:tplc="0409000B" w:tentative="1">
+      <w:start w:val="1"/>
+      <w:numFmt w:val="bullet"/>
+      <w:lvlText w:val=""/>
+      <w:lvlJc w:val="left"/>
+      <w:pPr>
+        <w:ind w:left="3520" w:hanging="440"/>
+      </w:pPr>
+      <w:rPr>
+        <w:rFonts w:ascii="Wingdings" w:hAnsi="Wingdings" w:hint="default"/>
+      </w:rPr>
+    </w:lvl>
+    <w:lvl w:ilvl="8" w:tplc="0409000D" w:tentative="1">
+      <w:start w:val="1"/>
+      <w:numFmt w:val="bullet"/>
+      <w:lvlText w:val=""/>
+      <w:lvlJc w:val="left"/>
+      <w:pPr>
+        <w:ind w:left="3960" w:hanging="440"/>
+      </w:pPr>
+      <w:rPr>
+        <w:rFonts w:ascii="Wingdings" w:hAnsi="Wingdings" w:hint="default"/>
+      </w:rPr>
+    </w:lvl>
+  </w:abstractNum>
+  <w:abstractNum w:abstractNumId="20" w15:restartNumberingAfterBreak="0">
     <w:nsid w:val="2B5D59B4"/>
     <w:multiLevelType w:val="hybridMultilevel"/>
     <w:tmpl w:val="12188FFE"/>
@@ -64888,7 +66467,7 @@
       </w:rPr>
     </w:lvl>
   </w:abstractNum>
-  <w:abstractNum w:abstractNumId="17" w15:restartNumberingAfterBreak="0">
+  <w:abstractNum w:abstractNumId="21" w15:restartNumberingAfterBreak="0">
     <w:nsid w:val="2C1015FA"/>
     <w:multiLevelType w:val="hybridMultilevel"/>
     <w:tmpl w:val="ACE0B3C4"/>
@@ -65001,7 +66580,7 @@
       </w:rPr>
     </w:lvl>
   </w:abstractNum>
-  <w:abstractNum w:abstractNumId="18" w15:restartNumberingAfterBreak="0">
+  <w:abstractNum w:abstractNumId="22" w15:restartNumberingAfterBreak="0">
     <w:nsid w:val="2D292BD6"/>
     <w:multiLevelType w:val="hybridMultilevel"/>
     <w:tmpl w:val="B8FAF406"/>
@@ -65114,7 +66693,7 @@
       </w:rPr>
     </w:lvl>
   </w:abstractNum>
-  <w:abstractNum w:abstractNumId="19" w15:restartNumberingAfterBreak="0">
+  <w:abstractNum w:abstractNumId="23" w15:restartNumberingAfterBreak="0">
     <w:nsid w:val="338E0AA3"/>
     <w:multiLevelType w:val="hybridMultilevel"/>
     <w:tmpl w:val="7C067492"/>
@@ -65227,7 +66806,7 @@
       </w:rPr>
     </w:lvl>
   </w:abstractNum>
-  <w:abstractNum w:abstractNumId="20" w15:restartNumberingAfterBreak="0">
+  <w:abstractNum w:abstractNumId="24" w15:restartNumberingAfterBreak="0">
     <w:nsid w:val="354B3D0A"/>
     <w:multiLevelType w:val="hybridMultilevel"/>
     <w:tmpl w:val="1160D23E"/>
@@ -65340,7 +66919,7 @@
       </w:rPr>
     </w:lvl>
   </w:abstractNum>
-  <w:abstractNum w:abstractNumId="21" w15:restartNumberingAfterBreak="0">
+  <w:abstractNum w:abstractNumId="25" w15:restartNumberingAfterBreak="0">
     <w:nsid w:val="35BC1F39"/>
     <w:multiLevelType w:val="hybridMultilevel"/>
     <w:tmpl w:val="21982148"/>
@@ -65453,7 +67032,7 @@
       </w:rPr>
     </w:lvl>
   </w:abstractNum>
-  <w:abstractNum w:abstractNumId="22" w15:restartNumberingAfterBreak="0">
+  <w:abstractNum w:abstractNumId="26" w15:restartNumberingAfterBreak="0">
     <w:nsid w:val="3FF3081E"/>
     <w:multiLevelType w:val="hybridMultilevel"/>
     <w:tmpl w:val="E4E4C2DE"/>
@@ -65566,7 +67145,7 @@
       </w:rPr>
     </w:lvl>
   </w:abstractNum>
-  <w:abstractNum w:abstractNumId="23" w15:restartNumberingAfterBreak="0">
+  <w:abstractNum w:abstractNumId="27" w15:restartNumberingAfterBreak="0">
     <w:nsid w:val="40454DC3"/>
     <w:multiLevelType w:val="hybridMultilevel"/>
     <w:tmpl w:val="E2F0BC90"/>
@@ -65679,7 +67258,120 @@
       </w:rPr>
     </w:lvl>
   </w:abstractNum>
-  <w:abstractNum w:abstractNumId="24" w15:restartNumberingAfterBreak="0">
+  <w:abstractNum w:abstractNumId="28" w15:restartNumberingAfterBreak="0">
+    <w:nsid w:val="44453C4F"/>
+    <w:multiLevelType w:val="hybridMultilevel"/>
+    <w:tmpl w:val="BBC4D3E8"/>
+    <w:lvl w:ilvl="0" w:tplc="04090001">
+      <w:start w:val="1"/>
+      <w:numFmt w:val="bullet"/>
+      <w:lvlText w:val=""/>
+      <w:lvlJc w:val="left"/>
+      <w:pPr>
+        <w:ind w:left="440" w:hanging="440"/>
+      </w:pPr>
+      <w:rPr>
+        <w:rFonts w:ascii="Wingdings" w:hAnsi="Wingdings" w:hint="default"/>
+      </w:rPr>
+    </w:lvl>
+    <w:lvl w:ilvl="1" w:tplc="0409000B" w:tentative="1">
+      <w:start w:val="1"/>
+      <w:numFmt w:val="bullet"/>
+      <w:lvlText w:val=""/>
+      <w:lvlJc w:val="left"/>
+      <w:pPr>
+        <w:ind w:left="880" w:hanging="440"/>
+      </w:pPr>
+      <w:rPr>
+        <w:rFonts w:ascii="Wingdings" w:hAnsi="Wingdings" w:hint="default"/>
+      </w:rPr>
+    </w:lvl>
+    <w:lvl w:ilvl="2" w:tplc="0409000D" w:tentative="1">
+      <w:start w:val="1"/>
+      <w:numFmt w:val="bullet"/>
+      <w:lvlText w:val=""/>
+      <w:lvlJc w:val="left"/>
+      <w:pPr>
+        <w:ind w:left="1320" w:hanging="440"/>
+      </w:pPr>
+      <w:rPr>
+        <w:rFonts w:ascii="Wingdings" w:hAnsi="Wingdings" w:hint="default"/>
+      </w:rPr>
+    </w:lvl>
+    <w:lvl w:ilvl="3" w:tplc="04090001" w:tentative="1">
+      <w:start w:val="1"/>
+      <w:numFmt w:val="bullet"/>
+      <w:lvlText w:val=""/>
+      <w:lvlJc w:val="left"/>
+      <w:pPr>
+        <w:ind w:left="1760" w:hanging="440"/>
+      </w:pPr>
+      <w:rPr>
+        <w:rFonts w:ascii="Wingdings" w:hAnsi="Wingdings" w:hint="default"/>
+      </w:rPr>
+    </w:lvl>
+    <w:lvl w:ilvl="4" w:tplc="0409000B" w:tentative="1">
+      <w:start w:val="1"/>
+      <w:numFmt w:val="bullet"/>
+      <w:lvlText w:val=""/>
+      <w:lvlJc w:val="left"/>
+      <w:pPr>
+        <w:ind w:left="2200" w:hanging="440"/>
+      </w:pPr>
+      <w:rPr>
+        <w:rFonts w:ascii="Wingdings" w:hAnsi="Wingdings" w:hint="default"/>
+      </w:rPr>
+    </w:lvl>
+    <w:lvl w:ilvl="5" w:tplc="0409000D" w:tentative="1">
+      <w:start w:val="1"/>
+      <w:numFmt w:val="bullet"/>
+      <w:lvlText w:val=""/>
+      <w:lvlJc w:val="left"/>
+      <w:pPr>
+        <w:ind w:left="2640" w:hanging="440"/>
+      </w:pPr>
+      <w:rPr>
+        <w:rFonts w:ascii="Wingdings" w:hAnsi="Wingdings" w:hint="default"/>
+      </w:rPr>
+    </w:lvl>
+    <w:lvl w:ilvl="6" w:tplc="04090001" w:tentative="1">
+      <w:start w:val="1"/>
+      <w:numFmt w:val="bullet"/>
+      <w:lvlText w:val=""/>
+      <w:lvlJc w:val="left"/>
+      <w:pPr>
+        <w:ind w:left="3080" w:hanging="440"/>
+      </w:pPr>
+      <w:rPr>
+        <w:rFonts w:ascii="Wingdings" w:hAnsi="Wingdings" w:hint="default"/>
+      </w:rPr>
+    </w:lvl>
+    <w:lvl w:ilvl="7" w:tplc="0409000B" w:tentative="1">
+      <w:start w:val="1"/>
+      <w:numFmt w:val="bullet"/>
+      <w:lvlText w:val=""/>
+      <w:lvlJc w:val="left"/>
+      <w:pPr>
+        <w:ind w:left="3520" w:hanging="440"/>
+      </w:pPr>
+      <w:rPr>
+        <w:rFonts w:ascii="Wingdings" w:hAnsi="Wingdings" w:hint="default"/>
+      </w:rPr>
+    </w:lvl>
+    <w:lvl w:ilvl="8" w:tplc="0409000D" w:tentative="1">
+      <w:start w:val="1"/>
+      <w:numFmt w:val="bullet"/>
+      <w:lvlText w:val=""/>
+      <w:lvlJc w:val="left"/>
+      <w:pPr>
+        <w:ind w:left="3960" w:hanging="440"/>
+      </w:pPr>
+      <w:rPr>
+        <w:rFonts w:ascii="Wingdings" w:hAnsi="Wingdings" w:hint="default"/>
+      </w:rPr>
+    </w:lvl>
+  </w:abstractNum>
+  <w:abstractNum w:abstractNumId="29" w15:restartNumberingAfterBreak="0">
     <w:nsid w:val="4AF85F14"/>
     <w:multiLevelType w:val="hybridMultilevel"/>
     <w:tmpl w:val="A6A0E088"/>
@@ -65792,7 +67484,7 @@
       </w:rPr>
     </w:lvl>
   </w:abstractNum>
-  <w:abstractNum w:abstractNumId="25" w15:restartNumberingAfterBreak="0">
+  <w:abstractNum w:abstractNumId="30" w15:restartNumberingAfterBreak="0">
     <w:nsid w:val="50D134E3"/>
     <w:multiLevelType w:val="hybridMultilevel"/>
     <w:tmpl w:val="622CC940"/>
@@ -65905,7 +67597,7 @@
       </w:rPr>
     </w:lvl>
   </w:abstractNum>
-  <w:abstractNum w:abstractNumId="26" w15:restartNumberingAfterBreak="0">
+  <w:abstractNum w:abstractNumId="31" w15:restartNumberingAfterBreak="0">
     <w:nsid w:val="52F24CD8"/>
     <w:multiLevelType w:val="hybridMultilevel"/>
     <w:tmpl w:val="69346EAC"/>
@@ -66018,7 +67710,7 @@
       </w:rPr>
     </w:lvl>
   </w:abstractNum>
-  <w:abstractNum w:abstractNumId="27" w15:restartNumberingAfterBreak="0">
+  <w:abstractNum w:abstractNumId="32" w15:restartNumberingAfterBreak="0">
     <w:nsid w:val="543A7159"/>
     <w:multiLevelType w:val="hybridMultilevel"/>
     <w:tmpl w:val="3F783612"/>
@@ -66107,7 +67799,7 @@
       </w:pPr>
     </w:lvl>
   </w:abstractNum>
-  <w:abstractNum w:abstractNumId="28" w15:restartNumberingAfterBreak="0">
+  <w:abstractNum w:abstractNumId="33" w15:restartNumberingAfterBreak="0">
     <w:nsid w:val="54C4347D"/>
     <w:multiLevelType w:val="hybridMultilevel"/>
     <w:tmpl w:val="DB0E4F0E"/>
@@ -66220,7 +67912,7 @@
       </w:rPr>
     </w:lvl>
   </w:abstractNum>
-  <w:abstractNum w:abstractNumId="29" w15:restartNumberingAfterBreak="0">
+  <w:abstractNum w:abstractNumId="34" w15:restartNumberingAfterBreak="0">
     <w:nsid w:val="57E0028E"/>
     <w:multiLevelType w:val="hybridMultilevel"/>
     <w:tmpl w:val="41D4D3E4"/>
@@ -66333,7 +68025,7 @@
       </w:rPr>
     </w:lvl>
   </w:abstractNum>
-  <w:abstractNum w:abstractNumId="30" w15:restartNumberingAfterBreak="0">
+  <w:abstractNum w:abstractNumId="35" w15:restartNumberingAfterBreak="0">
     <w:nsid w:val="5B580983"/>
     <w:multiLevelType w:val="multilevel"/>
     <w:tmpl w:val="3B12AAA0"/>
@@ -66446,7 +68138,120 @@
       </w:rPr>
     </w:lvl>
   </w:abstractNum>
-  <w:abstractNum w:abstractNumId="31" w15:restartNumberingAfterBreak="0">
+  <w:abstractNum w:abstractNumId="36" w15:restartNumberingAfterBreak="0">
+    <w:nsid w:val="5B9E76F6"/>
+    <w:multiLevelType w:val="hybridMultilevel"/>
+    <w:tmpl w:val="229C291A"/>
+    <w:lvl w:ilvl="0" w:tplc="04090001">
+      <w:start w:val="1"/>
+      <w:numFmt w:val="bullet"/>
+      <w:lvlText w:val=""/>
+      <w:lvlJc w:val="left"/>
+      <w:pPr>
+        <w:ind w:left="440" w:hanging="440"/>
+      </w:pPr>
+      <w:rPr>
+        <w:rFonts w:ascii="Wingdings" w:hAnsi="Wingdings" w:hint="default"/>
+      </w:rPr>
+    </w:lvl>
+    <w:lvl w:ilvl="1" w:tplc="0409000B" w:tentative="1">
+      <w:start w:val="1"/>
+      <w:numFmt w:val="bullet"/>
+      <w:lvlText w:val=""/>
+      <w:lvlJc w:val="left"/>
+      <w:pPr>
+        <w:ind w:left="880" w:hanging="440"/>
+      </w:pPr>
+      <w:rPr>
+        <w:rFonts w:ascii="Wingdings" w:hAnsi="Wingdings" w:hint="default"/>
+      </w:rPr>
+    </w:lvl>
+    <w:lvl w:ilvl="2" w:tplc="0409000D" w:tentative="1">
+      <w:start w:val="1"/>
+      <w:numFmt w:val="bullet"/>
+      <w:lvlText w:val=""/>
+      <w:lvlJc w:val="left"/>
+      <w:pPr>
+        <w:ind w:left="1320" w:hanging="440"/>
+      </w:pPr>
+      <w:rPr>
+        <w:rFonts w:ascii="Wingdings" w:hAnsi="Wingdings" w:hint="default"/>
+      </w:rPr>
+    </w:lvl>
+    <w:lvl w:ilvl="3" w:tplc="04090001" w:tentative="1">
+      <w:start w:val="1"/>
+      <w:numFmt w:val="bullet"/>
+      <w:lvlText w:val=""/>
+      <w:lvlJc w:val="left"/>
+      <w:pPr>
+        <w:ind w:left="1760" w:hanging="440"/>
+      </w:pPr>
+      <w:rPr>
+        <w:rFonts w:ascii="Wingdings" w:hAnsi="Wingdings" w:hint="default"/>
+      </w:rPr>
+    </w:lvl>
+    <w:lvl w:ilvl="4" w:tplc="0409000B" w:tentative="1">
+      <w:start w:val="1"/>
+      <w:numFmt w:val="bullet"/>
+      <w:lvlText w:val=""/>
+      <w:lvlJc w:val="left"/>
+      <w:pPr>
+        <w:ind w:left="2200" w:hanging="440"/>
+      </w:pPr>
+      <w:rPr>
+        <w:rFonts w:ascii="Wingdings" w:hAnsi="Wingdings" w:hint="default"/>
+      </w:rPr>
+    </w:lvl>
+    <w:lvl w:ilvl="5" w:tplc="0409000D" w:tentative="1">
+      <w:start w:val="1"/>
+      <w:numFmt w:val="bullet"/>
+      <w:lvlText w:val=""/>
+      <w:lvlJc w:val="left"/>
+      <w:pPr>
+        <w:ind w:left="2640" w:hanging="440"/>
+      </w:pPr>
+      <w:rPr>
+        <w:rFonts w:ascii="Wingdings" w:hAnsi="Wingdings" w:hint="default"/>
+      </w:rPr>
+    </w:lvl>
+    <w:lvl w:ilvl="6" w:tplc="04090001" w:tentative="1">
+      <w:start w:val="1"/>
+      <w:numFmt w:val="bullet"/>
+      <w:lvlText w:val=""/>
+      <w:lvlJc w:val="left"/>
+      <w:pPr>
+        <w:ind w:left="3080" w:hanging="440"/>
+      </w:pPr>
+      <w:rPr>
+        <w:rFonts w:ascii="Wingdings" w:hAnsi="Wingdings" w:hint="default"/>
+      </w:rPr>
+    </w:lvl>
+    <w:lvl w:ilvl="7" w:tplc="0409000B" w:tentative="1">
+      <w:start w:val="1"/>
+      <w:numFmt w:val="bullet"/>
+      <w:lvlText w:val=""/>
+      <w:lvlJc w:val="left"/>
+      <w:pPr>
+        <w:ind w:left="3520" w:hanging="440"/>
+      </w:pPr>
+      <w:rPr>
+        <w:rFonts w:ascii="Wingdings" w:hAnsi="Wingdings" w:hint="default"/>
+      </w:rPr>
+    </w:lvl>
+    <w:lvl w:ilvl="8" w:tplc="0409000D" w:tentative="1">
+      <w:start w:val="1"/>
+      <w:numFmt w:val="bullet"/>
+      <w:lvlText w:val=""/>
+      <w:lvlJc w:val="left"/>
+      <w:pPr>
+        <w:ind w:left="3960" w:hanging="440"/>
+      </w:pPr>
+      <w:rPr>
+        <w:rFonts w:ascii="Wingdings" w:hAnsi="Wingdings" w:hint="default"/>
+      </w:rPr>
+    </w:lvl>
+  </w:abstractNum>
+  <w:abstractNum w:abstractNumId="37" w15:restartNumberingAfterBreak="0">
     <w:nsid w:val="5F4F15CF"/>
     <w:multiLevelType w:val="hybridMultilevel"/>
     <w:tmpl w:val="30801020"/>
@@ -66559,7 +68364,7 @@
       </w:rPr>
     </w:lvl>
   </w:abstractNum>
-  <w:abstractNum w:abstractNumId="32" w15:restartNumberingAfterBreak="0">
+  <w:abstractNum w:abstractNumId="38" w15:restartNumberingAfterBreak="0">
     <w:nsid w:val="60CC4774"/>
     <w:multiLevelType w:val="hybridMultilevel"/>
     <w:tmpl w:val="248EC5E6"/>
@@ -66672,7 +68477,7 @@
       </w:rPr>
     </w:lvl>
   </w:abstractNum>
-  <w:abstractNum w:abstractNumId="33" w15:restartNumberingAfterBreak="0">
+  <w:abstractNum w:abstractNumId="39" w15:restartNumberingAfterBreak="0">
     <w:nsid w:val="65BA5B64"/>
     <w:multiLevelType w:val="hybridMultilevel"/>
     <w:tmpl w:val="96F83DD6"/>
@@ -66785,7 +68590,7 @@
       </w:rPr>
     </w:lvl>
   </w:abstractNum>
-  <w:abstractNum w:abstractNumId="34" w15:restartNumberingAfterBreak="0">
+  <w:abstractNum w:abstractNumId="40" w15:restartNumberingAfterBreak="0">
     <w:nsid w:val="66F87D55"/>
     <w:multiLevelType w:val="hybridMultilevel"/>
     <w:tmpl w:val="3D94A016"/>
@@ -66898,7 +68703,7 @@
       </w:rPr>
     </w:lvl>
   </w:abstractNum>
-  <w:abstractNum w:abstractNumId="35" w15:restartNumberingAfterBreak="0">
+  <w:abstractNum w:abstractNumId="41" w15:restartNumberingAfterBreak="0">
     <w:nsid w:val="679C0BA5"/>
     <w:multiLevelType w:val="hybridMultilevel"/>
     <w:tmpl w:val="CF941786"/>
@@ -67011,7 +68816,7 @@
       </w:rPr>
     </w:lvl>
   </w:abstractNum>
-  <w:abstractNum w:abstractNumId="36" w15:restartNumberingAfterBreak="0">
+  <w:abstractNum w:abstractNumId="42" w15:restartNumberingAfterBreak="0">
     <w:nsid w:val="6F4865A2"/>
     <w:multiLevelType w:val="hybridMultilevel"/>
     <w:tmpl w:val="8BAE2F80"/>
@@ -67124,7 +68929,7 @@
       </w:rPr>
     </w:lvl>
   </w:abstractNum>
-  <w:abstractNum w:abstractNumId="37" w15:restartNumberingAfterBreak="0">
+  <w:abstractNum w:abstractNumId="43" w15:restartNumberingAfterBreak="0">
     <w:nsid w:val="71256007"/>
     <w:multiLevelType w:val="hybridMultilevel"/>
     <w:tmpl w:val="5B2879D0"/>
@@ -67237,10 +69042,10 @@
       </w:rPr>
     </w:lvl>
   </w:abstractNum>
-  <w:abstractNum w:abstractNumId="38" w15:restartNumberingAfterBreak="0">
-    <w:nsid w:val="79701F7E"/>
+  <w:abstractNum w:abstractNumId="44" w15:restartNumberingAfterBreak="0">
+    <w:nsid w:val="75760662"/>
     <w:multiLevelType w:val="hybridMultilevel"/>
-    <w:tmpl w:val="A8E03892"/>
+    <w:tmpl w:val="3B0A54E4"/>
     <w:lvl w:ilvl="0" w:tplc="04090001">
       <w:start w:val="1"/>
       <w:numFmt w:val="bullet"/>
@@ -67350,7 +69155,120 @@
       </w:rPr>
     </w:lvl>
   </w:abstractNum>
-  <w:abstractNum w:abstractNumId="39" w15:restartNumberingAfterBreak="0">
+  <w:abstractNum w:abstractNumId="45" w15:restartNumberingAfterBreak="0">
+    <w:nsid w:val="79701F7E"/>
+    <w:multiLevelType w:val="hybridMultilevel"/>
+    <w:tmpl w:val="C88C30A2"/>
+    <w:lvl w:ilvl="0" w:tplc="04090001">
+      <w:start w:val="1"/>
+      <w:numFmt w:val="bullet"/>
+      <w:lvlText w:val=""/>
+      <w:lvlJc w:val="left"/>
+      <w:pPr>
+        <w:ind w:left="440" w:hanging="440"/>
+      </w:pPr>
+      <w:rPr>
+        <w:rFonts w:ascii="Wingdings" w:hAnsi="Wingdings" w:hint="default"/>
+      </w:rPr>
+    </w:lvl>
+    <w:lvl w:ilvl="1" w:tplc="0409000B">
+      <w:start w:val="1"/>
+      <w:numFmt w:val="bullet"/>
+      <w:lvlText w:val=""/>
+      <w:lvlJc w:val="left"/>
+      <w:pPr>
+        <w:ind w:left="880" w:hanging="440"/>
+      </w:pPr>
+      <w:rPr>
+        <w:rFonts w:ascii="Wingdings" w:hAnsi="Wingdings" w:hint="default"/>
+      </w:rPr>
+    </w:lvl>
+    <w:lvl w:ilvl="2" w:tplc="0409000D" w:tentative="1">
+      <w:start w:val="1"/>
+      <w:numFmt w:val="bullet"/>
+      <w:lvlText w:val=""/>
+      <w:lvlJc w:val="left"/>
+      <w:pPr>
+        <w:ind w:left="1320" w:hanging="440"/>
+      </w:pPr>
+      <w:rPr>
+        <w:rFonts w:ascii="Wingdings" w:hAnsi="Wingdings" w:hint="default"/>
+      </w:rPr>
+    </w:lvl>
+    <w:lvl w:ilvl="3" w:tplc="04090001" w:tentative="1">
+      <w:start w:val="1"/>
+      <w:numFmt w:val="bullet"/>
+      <w:lvlText w:val=""/>
+      <w:lvlJc w:val="left"/>
+      <w:pPr>
+        <w:ind w:left="1760" w:hanging="440"/>
+      </w:pPr>
+      <w:rPr>
+        <w:rFonts w:ascii="Wingdings" w:hAnsi="Wingdings" w:hint="default"/>
+      </w:rPr>
+    </w:lvl>
+    <w:lvl w:ilvl="4" w:tplc="0409000B" w:tentative="1">
+      <w:start w:val="1"/>
+      <w:numFmt w:val="bullet"/>
+      <w:lvlText w:val=""/>
+      <w:lvlJc w:val="left"/>
+      <w:pPr>
+        <w:ind w:left="2200" w:hanging="440"/>
+      </w:pPr>
+      <w:rPr>
+        <w:rFonts w:ascii="Wingdings" w:hAnsi="Wingdings" w:hint="default"/>
+      </w:rPr>
+    </w:lvl>
+    <w:lvl w:ilvl="5" w:tplc="0409000D" w:tentative="1">
+      <w:start w:val="1"/>
+      <w:numFmt w:val="bullet"/>
+      <w:lvlText w:val=""/>
+      <w:lvlJc w:val="left"/>
+      <w:pPr>
+        <w:ind w:left="2640" w:hanging="440"/>
+      </w:pPr>
+      <w:rPr>
+        <w:rFonts w:ascii="Wingdings" w:hAnsi="Wingdings" w:hint="default"/>
+      </w:rPr>
+    </w:lvl>
+    <w:lvl w:ilvl="6" w:tplc="04090001" w:tentative="1">
+      <w:start w:val="1"/>
+      <w:numFmt w:val="bullet"/>
+      <w:lvlText w:val=""/>
+      <w:lvlJc w:val="left"/>
+      <w:pPr>
+        <w:ind w:left="3080" w:hanging="440"/>
+      </w:pPr>
+      <w:rPr>
+        <w:rFonts w:ascii="Wingdings" w:hAnsi="Wingdings" w:hint="default"/>
+      </w:rPr>
+    </w:lvl>
+    <w:lvl w:ilvl="7" w:tplc="0409000B" w:tentative="1">
+      <w:start w:val="1"/>
+      <w:numFmt w:val="bullet"/>
+      <w:lvlText w:val=""/>
+      <w:lvlJc w:val="left"/>
+      <w:pPr>
+        <w:ind w:left="3520" w:hanging="440"/>
+      </w:pPr>
+      <w:rPr>
+        <w:rFonts w:ascii="Wingdings" w:hAnsi="Wingdings" w:hint="default"/>
+      </w:rPr>
+    </w:lvl>
+    <w:lvl w:ilvl="8" w:tplc="0409000D" w:tentative="1">
+      <w:start w:val="1"/>
+      <w:numFmt w:val="bullet"/>
+      <w:lvlText w:val=""/>
+      <w:lvlJc w:val="left"/>
+      <w:pPr>
+        <w:ind w:left="3960" w:hanging="440"/>
+      </w:pPr>
+      <w:rPr>
+        <w:rFonts w:ascii="Wingdings" w:hAnsi="Wingdings" w:hint="default"/>
+      </w:rPr>
+    </w:lvl>
+  </w:abstractNum>
+  <w:abstractNum w:abstractNumId="46" w15:restartNumberingAfterBreak="0">
     <w:nsid w:val="79A62139"/>
     <w:multiLevelType w:val="hybridMultilevel"/>
     <w:tmpl w:val="8A30DF38"/>
@@ -67463,7 +69381,7 @@
       </w:rPr>
     </w:lvl>
   </w:abstractNum>
-  <w:abstractNum w:abstractNumId="40" w15:restartNumberingAfterBreak="0">
+  <w:abstractNum w:abstractNumId="47" w15:restartNumberingAfterBreak="0">
     <w:nsid w:val="79D23BC7"/>
     <w:multiLevelType w:val="multilevel"/>
     <w:tmpl w:val="022C95D2"/>
@@ -67576,7 +69494,7 @@
       </w:rPr>
     </w:lvl>
   </w:abstractNum>
-  <w:abstractNum w:abstractNumId="41" w15:restartNumberingAfterBreak="0">
+  <w:abstractNum w:abstractNumId="48" w15:restartNumberingAfterBreak="0">
     <w:nsid w:val="7B123758"/>
     <w:multiLevelType w:val="hybridMultilevel"/>
     <w:tmpl w:val="5EAC73B6"/>
@@ -67690,52 +69608,52 @@
     </w:lvl>
   </w:abstractNum>
   <w:num w:numId="1" w16cid:durableId="391125638">
-    <w:abstractNumId w:val="25"/>
+    <w:abstractNumId w:val="30"/>
   </w:num>
   <w:num w:numId="2" w16cid:durableId="1151481162">
-    <w:abstractNumId w:val="26"/>
+    <w:abstractNumId w:val="31"/>
   </w:num>
   <w:num w:numId="3" w16cid:durableId="311982467">
-    <w:abstractNumId w:val="37"/>
+    <w:abstractNumId w:val="43"/>
   </w:num>
   <w:num w:numId="4" w16cid:durableId="374743674">
-    <w:abstractNumId w:val="29"/>
+    <w:abstractNumId w:val="34"/>
   </w:num>
   <w:num w:numId="5" w16cid:durableId="603732970">
     <w:abstractNumId w:val="4"/>
   </w:num>
   <w:num w:numId="6" w16cid:durableId="58142154">
-    <w:abstractNumId w:val="24"/>
+    <w:abstractNumId w:val="29"/>
   </w:num>
   <w:num w:numId="7" w16cid:durableId="172260730">
-    <w:abstractNumId w:val="16"/>
+    <w:abstractNumId w:val="20"/>
   </w:num>
   <w:num w:numId="8" w16cid:durableId="862086293">
-    <w:abstractNumId w:val="18"/>
+    <w:abstractNumId w:val="22"/>
   </w:num>
   <w:num w:numId="9" w16cid:durableId="1235239712">
-    <w:abstractNumId w:val="21"/>
+    <w:abstractNumId w:val="25"/>
   </w:num>
   <w:num w:numId="10" w16cid:durableId="1408191237">
     <w:abstractNumId w:val="5"/>
   </w:num>
   <w:num w:numId="11" w16cid:durableId="831485542">
-    <w:abstractNumId w:val="17"/>
+    <w:abstractNumId w:val="21"/>
   </w:num>
   <w:num w:numId="12" w16cid:durableId="1141850990">
-    <w:abstractNumId w:val="28"/>
+    <w:abstractNumId w:val="33"/>
   </w:num>
   <w:num w:numId="13" w16cid:durableId="1530794624">
-    <w:abstractNumId w:val="23"/>
+    <w:abstractNumId w:val="27"/>
   </w:num>
   <w:num w:numId="14" w16cid:durableId="1548878643">
-    <w:abstractNumId w:val="20"/>
+    <w:abstractNumId w:val="24"/>
   </w:num>
   <w:num w:numId="15" w16cid:durableId="414016293">
-    <w:abstractNumId w:val="39"/>
+    <w:abstractNumId w:val="46"/>
   </w:num>
   <w:num w:numId="16" w16cid:durableId="1492212693">
-    <w:abstractNumId w:val="36"/>
+    <w:abstractNumId w:val="42"/>
   </w:num>
   <w:num w:numId="17" w16cid:durableId="167716925">
     <w:abstractNumId w:val="6"/>
@@ -67744,16 +69662,16 @@
     <w:abstractNumId w:val="0"/>
   </w:num>
   <w:num w:numId="19" w16cid:durableId="2115400246">
-    <w:abstractNumId w:val="27"/>
+    <w:abstractNumId w:val="32"/>
   </w:num>
   <w:num w:numId="20" w16cid:durableId="972055287">
-    <w:abstractNumId w:val="40"/>
+    <w:abstractNumId w:val="47"/>
   </w:num>
   <w:num w:numId="21" w16cid:durableId="6685956">
-    <w:abstractNumId w:val="30"/>
+    <w:abstractNumId w:val="35"/>
   </w:num>
   <w:num w:numId="22" w16cid:durableId="255678480">
-    <w:abstractNumId w:val="11"/>
+    <w:abstractNumId w:val="13"/>
   </w:num>
   <w:num w:numId="23" w16cid:durableId="1607078095">
     <w:abstractNumId w:val="8"/>
@@ -67762,61 +69680,82 @@
     <w:abstractNumId w:val="3"/>
   </w:num>
   <w:num w:numId="25" w16cid:durableId="307245620">
-    <w:abstractNumId w:val="19"/>
+    <w:abstractNumId w:val="23"/>
   </w:num>
   <w:num w:numId="26" w16cid:durableId="986785887">
-    <w:abstractNumId w:val="32"/>
+    <w:abstractNumId w:val="38"/>
   </w:num>
   <w:num w:numId="27" w16cid:durableId="1593975025">
     <w:abstractNumId w:val="1"/>
   </w:num>
   <w:num w:numId="28" w16cid:durableId="577637763">
-    <w:abstractNumId w:val="31"/>
+    <w:abstractNumId w:val="37"/>
   </w:num>
   <w:num w:numId="29" w16cid:durableId="448207555">
-    <w:abstractNumId w:val="13"/>
+    <w:abstractNumId w:val="16"/>
   </w:num>
   <w:num w:numId="30" w16cid:durableId="1470173419">
-    <w:abstractNumId w:val="10"/>
+    <w:abstractNumId w:val="12"/>
   </w:num>
   <w:num w:numId="31" w16cid:durableId="1265725269">
-    <w:abstractNumId w:val="41"/>
+    <w:abstractNumId w:val="48"/>
   </w:num>
   <w:num w:numId="32" w16cid:durableId="938368102">
-    <w:abstractNumId w:val="22"/>
+    <w:abstractNumId w:val="26"/>
   </w:num>
   <w:num w:numId="33" w16cid:durableId="1433278895">
     <w:abstractNumId w:val="7"/>
   </w:num>
   <w:num w:numId="34" w16cid:durableId="1617758244">
-    <w:abstractNumId w:val="38"/>
+    <w:abstractNumId w:val="45"/>
   </w:num>
   <w:num w:numId="35" w16cid:durableId="421726832">
-    <w:abstractNumId w:val="15"/>
+    <w:abstractNumId w:val="19"/>
   </w:num>
   <w:num w:numId="36" w16cid:durableId="269318656">
-    <w:abstractNumId w:val="41"/>
+    <w:abstractNumId w:val="48"/>
   </w:num>
   <w:num w:numId="37" w16cid:durableId="2090417366">
-    <w:abstractNumId w:val="14"/>
+    <w:abstractNumId w:val="18"/>
   </w:num>
   <w:num w:numId="38" w16cid:durableId="527988359">
-    <w:abstractNumId w:val="33"/>
+    <w:abstractNumId w:val="39"/>
   </w:num>
   <w:num w:numId="39" w16cid:durableId="505943997">
-    <w:abstractNumId w:val="35"/>
+    <w:abstractNumId w:val="41"/>
   </w:num>
   <w:num w:numId="40" w16cid:durableId="1132862866">
     <w:abstractNumId w:val="9"/>
   </w:num>
   <w:num w:numId="41" w16cid:durableId="548691551">
-    <w:abstractNumId w:val="12"/>
+    <w:abstractNumId w:val="15"/>
   </w:num>
   <w:num w:numId="42" w16cid:durableId="1527331085">
-    <w:abstractNumId w:val="34"/>
+    <w:abstractNumId w:val="40"/>
   </w:num>
   <w:num w:numId="43" w16cid:durableId="463279975">
     <w:abstractNumId w:val="2"/>
+  </w:num>
+  <w:num w:numId="44" w16cid:durableId="1263805619">
+    <w:abstractNumId w:val="11"/>
+  </w:num>
+  <w:num w:numId="45" w16cid:durableId="1310673562">
+    <w:abstractNumId w:val="17"/>
+  </w:num>
+  <w:num w:numId="46" w16cid:durableId="1005013678">
+    <w:abstractNumId w:val="28"/>
+  </w:num>
+  <w:num w:numId="47" w16cid:durableId="99879339">
+    <w:abstractNumId w:val="10"/>
+  </w:num>
+  <w:num w:numId="48" w16cid:durableId="362250204">
+    <w:abstractNumId w:val="44"/>
+  </w:num>
+  <w:num w:numId="49" w16cid:durableId="1785343991">
+    <w:abstractNumId w:val="36"/>
+  </w:num>
+  <w:num w:numId="50" w16cid:durableId="1082338157">
+    <w:abstractNumId w:val="14"/>
   </w:num>
 </w:numbering>
 </file>

--- a/DocsSource/UiPathOrch Manual.docx
+++ b/DocsSource/UiPathOrch Manual.docx
@@ -4042,7 +4042,7 @@
                 <w:noProof/>
                 <w:webHidden/>
               </w:rPr>
-              <w:t>40</w:t>
+              <w:t>39</w:t>
             </w:r>
             <w:r>
               <w:rPr>
@@ -4971,7 +4971,7 @@
                 <w:noProof/>
                 <w:webHidden/>
               </w:rPr>
-              <w:t>49</w:t>
+              <w:t>48</w:t>
             </w:r>
             <w:r>
               <w:rPr>
@@ -5113,7 +5113,7 @@
                 <w:noProof/>
                 <w:webHidden/>
               </w:rPr>
-              <w:t>50</w:t>
+              <w:t>49</w:t>
             </w:r>
             <w:r>
               <w:rPr>
@@ -5326,7 +5326,7 @@
                 <w:noProof/>
                 <w:webHidden/>
               </w:rPr>
-              <w:t>51</w:t>
+              <w:t>50</w:t>
             </w:r>
             <w:r>
               <w:rPr>
@@ -31889,7 +31889,7 @@
                 <w:i/>
                 <w:lang w:val="en-US"/>
               </w:rPr>
-              <w:t>Get-Orch</w:t>
+              <w:t>Get-</w:t>
             </w:r>
             <w:r>
               <w:rPr>
@@ -31960,7 +31960,7 @@
                 <w:i/>
                 <w:lang w:val="en-US"/>
               </w:rPr>
-              <w:t>Remove-Orch</w:t>
+              <w:t>Remove-</w:t>
             </w:r>
             <w:r>
               <w:rPr>
@@ -32031,7 +32031,7 @@
                 <w:i/>
                 <w:lang w:val="en-US"/>
               </w:rPr>
-              <w:t>Get-Orch</w:t>
+              <w:t>Get-</w:t>
             </w:r>
             <w:r>
               <w:rPr>
@@ -32102,7 +32102,7 @@
                 <w:i/>
                 <w:lang w:val="en-US"/>
               </w:rPr>
-              <w:t>Set-Orch</w:t>
+              <w:t>Set-</w:t>
             </w:r>
             <w:r>
               <w:rPr>
@@ -32173,7 +32173,7 @@
                 <w:i/>
                 <w:lang w:val="en-US"/>
               </w:rPr>
-              <w:t>Copy-Orch</w:t>
+              <w:t>Copy-</w:t>
             </w:r>
             <w:r>
               <w:rPr>
@@ -32253,7 +32253,7 @@
                 <w:i/>
                 <w:lang w:val="en-US"/>
               </w:rPr>
-              <w:t>Remove-Orch</w:t>
+              <w:t>Remove-</w:t>
             </w:r>
             <w:r>
               <w:rPr>
@@ -32324,7 +32324,7 @@
                 <w:i/>
                 <w:lang w:val="en-US"/>
               </w:rPr>
-              <w:t>Get-Orch</w:t>
+              <w:t>Get-</w:t>
             </w:r>
             <w:r>
               <w:rPr>
@@ -32403,7 +32403,7 @@
                 <w:i/>
                 <w:lang w:val="en-US"/>
               </w:rPr>
-              <w:t>-OrchPmGroup</w:t>
+              <w:t>-PmGroup</w:t>
             </w:r>
           </w:p>
         </w:tc>
@@ -32464,7 +32464,7 @@
                 <w:i/>
                 <w:lang w:val="en-US"/>
               </w:rPr>
-              <w:t>Remove-Orch</w:t>
+              <w:t>Remove-</w:t>
             </w:r>
             <w:r>
               <w:rPr>
@@ -32534,7 +32534,7 @@
                 <w:i/>
                 <w:lang w:val="en-US"/>
               </w:rPr>
-              <w:t>Add-Orch</w:t>
+              <w:t>Add-</w:t>
             </w:r>
             <w:r>
               <w:rPr>
@@ -32618,7 +32618,7 @@
                 <w:i/>
                 <w:lang w:val="en-US"/>
               </w:rPr>
-              <w:t>Remove-Orch</w:t>
+              <w:t>Remove-</w:t>
             </w:r>
             <w:r>
               <w:rPr>
@@ -32702,7 +32702,7 @@
                 <w:i/>
                 <w:lang w:val="en-US"/>
               </w:rPr>
-              <w:t>Get-Orch</w:t>
+              <w:t>Get-</w:t>
             </w:r>
             <w:r>
               <w:rPr>
@@ -32771,7 +32771,7 @@
                 <w:i/>
                 <w:lang w:val="en-US"/>
               </w:rPr>
-              <w:t>Get-Orch</w:t>
+              <w:t>Get-</w:t>
             </w:r>
             <w:r>
               <w:rPr>
@@ -32828,16 +32828,7 @@
                 <w:b/>
                 <w:bCs/>
               </w:rPr>
-              <w:t>Document Understan</w:t>
-            </w:r>
-            <w:r>
-              <w:rPr>
-                <w:rFonts w:hint="eastAsia"/>
-                <w:b/>
-                <w:bCs/>
-              </w:rPr>
-              <w:lastRenderedPageBreak/>
-              <w:t>ding</w:t>
+              <w:t>Document Understanding</w:t>
             </w:r>
           </w:p>
         </w:tc>
@@ -32860,7 +32851,6 @@
                 <w:iCs/>
                 <w:lang w:val="en-US"/>
               </w:rPr>
-              <w:lastRenderedPageBreak/>
               <w:t>Get-DuProject</w:t>
             </w:r>
           </w:p>
@@ -33796,25 +33786,7 @@
                 <w:szCs w:val="18"/>
                 <w:lang w:val="en-US"/>
               </w:rPr>
-              <w:t>-</w:t>
-            </w:r>
-            <w:r>
-              <w:rPr>
-                <w:rFonts w:hint="eastAsia"/>
-                <w:sz w:val="18"/>
-                <w:szCs w:val="18"/>
-                <w:lang w:val="en-US"/>
-              </w:rPr>
-              <w:t>Orch</w:t>
-            </w:r>
-            <w:r>
-              <w:rPr>
-                <w:rFonts w:hint="eastAsia"/>
-                <w:sz w:val="18"/>
-                <w:szCs w:val="18"/>
-                <w:lang w:val="en-US"/>
-              </w:rPr>
-              <w:t>PmGroup</w:t>
+              <w:t>-PmGroup</w:t>
             </w:r>
           </w:p>
         </w:tc>
@@ -33893,7 +33865,7 @@
                 <w:szCs w:val="18"/>
                 <w:lang w:val="en-US"/>
               </w:rPr>
-              <w:t>OrchPmRobotAccount</w:t>
+              <w:t>PmRobotAccount</w:t>
             </w:r>
           </w:p>
         </w:tc>
@@ -33930,7 +33902,6 @@
         <w:rPr>
           <w:lang w:val="en-US"/>
         </w:rPr>
-        <w:lastRenderedPageBreak/>
         <w:t>Import</w:t>
       </w:r>
       <w:r>
@@ -34388,14 +34359,7 @@
         <w:rPr>
           <w:lang w:val="en-US"/>
         </w:rPr>
-        <w:t xml:space="preserve">The following command copies the calendar with the specified name from the Orch1: drive </w:t>
-      </w:r>
-      <w:r>
-        <w:rPr>
-          <w:lang w:val="en-US"/>
-        </w:rPr>
-        <w:lastRenderedPageBreak/>
-        <w:t>to the Orch2: drive.</w:t>
+        <w:t>The following command copies the calendar with the specified name from the Orch1: drive to the Orch2: drive.</w:t>
       </w:r>
     </w:p>
     <w:tbl>
@@ -34472,6 +34436,7 @@
               <w:rPr>
                 <w:lang w:val="en-US"/>
               </w:rPr>
+              <w:lastRenderedPageBreak/>
               <w:t>PS Orch1:\&gt; Copy-OrchCalendar * Orch2:</w:t>
             </w:r>
           </w:p>
@@ -34713,7 +34678,6 @@
         <w:rPr>
           <w:lang w:val="en-US"/>
         </w:rPr>
-        <w:lastRenderedPageBreak/>
         <w:t>The following command copies all folders from the Orch1: tenant to the Orch2: tenant:</w:t>
       </w:r>
     </w:p>
@@ -35010,7 +34974,6 @@
         <w:rPr>
           <w:lang w:val="en-US"/>
         </w:rPr>
-        <w:lastRenderedPageBreak/>
         <w:t>Libraries, packages, credential stores, roles, users and robots assigned to the tenant, machines, calendars, and webhooks</w:t>
       </w:r>
     </w:p>
@@ -35054,7 +35017,14 @@
         <w:rPr>
           <w:lang w:val="en-US"/>
         </w:rPr>
-        <w:t xml:space="preserve">Folders, folder users, folder machines, storage buckets, packages in folder feeds, processes, assets, queues, triggers, API triggers, test sets, test schedules, test data queues and items, and action catalogs  </w:t>
+        <w:t xml:space="preserve">Folders, folder users, folder machines, storage buckets, packages in folder feeds, </w:t>
+      </w:r>
+      <w:r>
+        <w:rPr>
+          <w:lang w:val="en-US"/>
+        </w:rPr>
+        <w:lastRenderedPageBreak/>
+        <w:t xml:space="preserve">processes, assets, queues, triggers, API triggers, test sets, test schedules, test data queues and items, and action catalogs  </w:t>
       </w:r>
     </w:p>
     <w:p>
@@ -35137,7 +35107,7 @@
               <w:rPr>
                 <w:lang w:val="en-US"/>
               </w:rPr>
-              <w:t>PS Orch1:\&gt; Copy-OrchPmUser * Orch2: -WhatIf</w:t>
+              <w:t>PS Orch1:\&gt; Copy-PmUser * Orch2: -WhatIf</w:t>
             </w:r>
           </w:p>
           <w:p>
@@ -35150,19 +35120,13 @@
               <w:rPr>
                 <w:lang w:val="en-US"/>
               </w:rPr>
-              <w:t>PS Orch1:\&gt; Copy-OrchPmRobotAccount * Orch2: -WhatIf</w:t>
+              <w:t>PS Orch1:\&gt; Copy-PmRobotAccount * Orch2: -WhatIf</w:t>
             </w:r>
           </w:p>
         </w:tc>
       </w:tr>
     </w:tbl>
-    <w:p>
-      <w:pPr>
-        <w:rPr>
-          <w:lang w:val="en-US"/>
-        </w:rPr>
-      </w:pPr>
-    </w:p>
+    <w:p/>
     <w:p>
       <w:pPr>
         <w:pStyle w:val="ListParagraph"/>
@@ -35196,7 +35160,7 @@
         <w:rPr>
           <w:lang w:val="en-US"/>
         </w:rPr>
-        <w:t>When copying specified users, Copy-OrchPmUser automatically adds them to the same organization group. If a group with the same name does not exist in the target organization, it will be created automatically. Therefore, it is not necessary to explicitly copy local groups in the organization.</w:t>
+        <w:t>When copying specified users, Copy-PmUser automatically adds them to the same organization group. If a group with the same name does not exist in the target organization, it will be created automatically. Therefore, it is not necessary to explicitly copy local groups in the organization.</w:t>
       </w:r>
     </w:p>
     <w:p>
@@ -35264,7 +35228,7 @@
               <w:rPr>
                 <w:lang w:val="en-US"/>
               </w:rPr>
-              <w:t>PS Orch1:\&gt; Get-OrchPmGroupMember -ExportCsv c:\groups.csv</w:t>
+              <w:t>PS Orch1:\&gt; Get-PmGroupMember -ExportCsv c:\groups.csv</w:t>
             </w:r>
           </w:p>
           <w:p>
@@ -35282,7 +35246,7 @@
               <w:rPr>
                 <w:lang w:val="en-US"/>
               </w:rPr>
-              <w:t>PS Orch1:\&gt; Import-Csv c:\groups.csv | Add-OrchPmGroupMember -Path Orch2:</w:t>
+              <w:t>PS Orch1:\&gt; Import-Csv c:\groups.csv | Add-PmGroupMember -Path Orch2:</w:t>
             </w:r>
           </w:p>
         </w:tc>
@@ -35392,7 +35356,6 @@
         <w:rPr>
           <w:lang w:val="en-US"/>
         </w:rPr>
-        <w:lastRenderedPageBreak/>
         <w:t>When a folder is copied, all folder-level entities contained in that folder will also be copied.</w:t>
       </w:r>
     </w:p>
@@ -35447,6 +35410,7 @@
         <w:rPr>
           <w:lang w:val="en-US"/>
         </w:rPr>
+        <w:lastRenderedPageBreak/>
         <w:t>If you need to migrate personal workspaces, make sure that UiPathOrch can access the relevant personal workspaces in both the source and destination tenants. Start exploring personal workspaces in the Orchestrator web interface, then run the Clear-OrchCache cmdlet in the UiPathOrch PowerShell drive. Run the dir command and confirm that the personal workspace folders are displayed.  Since personal workspace discovery cannot be triggered via the Orchestrator Web API, it must be started manually. This can be a bit of a challenge if there are many users but hang in there!</w:t>
       </w:r>
     </w:p>
@@ -35842,54 +35806,48 @@
         <w:rPr>
           <w:lang w:val="en-US"/>
         </w:rPr>
-        <w:t xml:space="preserve">When migrating a tenant, it is important to copy each entity in the proper </w:t>
-      </w:r>
-      <w:r>
-        <w:rPr>
-          <w:lang w:val="en-US"/>
-        </w:rPr>
+        <w:t>When migrating a tenant, it is important to copy each entity in the proper order. For example, copy packages before copying processes, as the process copy will fail if the package does not exist. You should copy all tenant entities before copying folders. It is recommended to execute each cmdlet in the following order.</w:t>
+      </w:r>
+    </w:p>
+    <w:p>
+      <w:pPr>
+        <w:rPr>
+          <w:lang w:val="en-US"/>
+        </w:rPr>
+      </w:pPr>
+    </w:p>
+    <w:p>
+      <w:r>
+        <w:t xml:space="preserve">PS </w:t>
+      </w:r>
+      <w:r>
+        <w:rPr>
+          <w:rFonts w:hint="eastAsia"/>
+        </w:rPr>
+        <w:t>Orch1</w:t>
+      </w:r>
+      <w:r>
+        <w:t>:\&gt; Copy-OrchLibrary * *</w:t>
+      </w:r>
+      <w:r>
+        <w:rPr>
+          <w:rFonts w:hint="eastAsia"/>
+        </w:rPr>
+        <w:t xml:space="preserve"> </w:t>
+      </w:r>
+      <w:r>
+        <w:rPr>
+          <w:rFonts w:hint="eastAsia"/>
+        </w:rPr>
+        <w:t>Orch2</w:t>
+      </w:r>
+      <w:r>
+        <w:t>:\</w:t>
+      </w:r>
+    </w:p>
+    <w:p>
+      <w:r>
         <w:lastRenderedPageBreak/>
-        <w:t>order. For example, copy packages before copying processes, as the process copy will fail if the package does not exist. You should copy all tenant entities before copying folders. It is recommended to execute each cmdlet in the following order.</w:t>
-      </w:r>
-    </w:p>
-    <w:p>
-      <w:pPr>
-        <w:rPr>
-          <w:lang w:val="en-US"/>
-        </w:rPr>
-      </w:pPr>
-    </w:p>
-    <w:p>
-      <w:r>
-        <w:t xml:space="preserve">PS </w:t>
-      </w:r>
-      <w:r>
-        <w:rPr>
-          <w:rFonts w:hint="eastAsia"/>
-        </w:rPr>
-        <w:t>Orch1</w:t>
-      </w:r>
-      <w:r>
-        <w:t>:\&gt; Copy-OrchLibrary * *</w:t>
-      </w:r>
-      <w:r>
-        <w:rPr>
-          <w:rFonts w:hint="eastAsia"/>
-        </w:rPr>
-        <w:t xml:space="preserve"> </w:t>
-      </w:r>
-      <w:r>
-        <w:rPr>
-          <w:rFonts w:hint="eastAsia"/>
-        </w:rPr>
-        <w:t>Orch2</w:t>
-      </w:r>
-      <w:r>
-        <w:t>:\</w:t>
-      </w:r>
-    </w:p>
-    <w:p>
-      <w:r>
         <w:t>PS</w:t>
       </w:r>
       <w:r>
@@ -36336,15 +36294,7 @@
           <w:rFonts w:hint="eastAsia"/>
           <w:lang w:val="en-US"/>
         </w:rPr>
-        <w:t xml:space="preserve">You can specify multiple values here, </w:t>
-      </w:r>
-      <w:r>
-        <w:rPr>
-          <w:rFonts w:hint="eastAsia"/>
-          <w:lang w:val="en-US"/>
-        </w:rPr>
-        <w:lastRenderedPageBreak/>
-        <w:t>separated by commas. &lt;uint&gt; is an unsigned integer.</w:t>
+        <w:t>You can specify multiple values here, separated by commas. &lt;uint&gt; is an unsigned integer.</w:t>
       </w:r>
     </w:p>
     <w:p>
@@ -36384,7 +36334,15 @@
           <w:rFonts w:hint="eastAsia"/>
           <w:lang w:val="en-US"/>
         </w:rPr>
-        <w:t>The required permissions are those that must be specified in the configuration file to run the cmdlet. For example, OR.Folders.Read is permission to read folders in Orchestrator, and OR.Folders.Write is the permission to write folders.</w:t>
+        <w:t xml:space="preserve">The required permissions are those that must be specified in the configuration file to run </w:t>
+      </w:r>
+      <w:r>
+        <w:rPr>
+          <w:rFonts w:hint="eastAsia"/>
+          <w:lang w:val="en-US"/>
+        </w:rPr>
+        <w:lastRenderedPageBreak/>
+        <w:t>the cmdlet. For example, OR.Folders.Read is permission to read folders in Orchestrator, and OR.Folders.Write is the permission to write folders.</w:t>
       </w:r>
       <w:r>
         <w:rPr>
@@ -36779,7 +36737,6 @@
           <w:i/>
           <w:lang w:val="en-US"/>
         </w:rPr>
-        <w:lastRenderedPageBreak/>
         <w:t>Invoke-Item [-Path] &lt;string[]&gt;</w:t>
       </w:r>
     </w:p>
@@ -36838,7 +36795,16 @@
           <w:i/>
           <w:lang w:val="en-US"/>
         </w:rPr>
-        <w:t>New-Item [-Path] &lt;string[]&gt; [-WhatIf] [-Confirm] [-Description &lt;string&gt;] [-FeedType &lt;OrchAPISession+FolderFeedType&gt;]</w:t>
+        <w:t>New-Item [-Path] &lt;string[]&gt; [-WhatIf] [-Confirm] [-Description &lt;string&gt;] [-</w:t>
+      </w:r>
+      <w:r>
+        <w:rPr>
+          <w:b/>
+          <w:i/>
+          <w:lang w:val="en-US"/>
+        </w:rPr>
+        <w:lastRenderedPageBreak/>
+        <w:t>FeedType &lt;OrchAPISession+FolderFeedType&gt;]</w:t>
       </w:r>
     </w:p>
     <w:p>
@@ -37572,7 +37538,6 @@
         <w:rPr>
           <w:rFonts w:hint="eastAsia"/>
         </w:rPr>
-        <w:lastRenderedPageBreak/>
         <w:t>If you type / and then complete, folders directly under the root folder (regardless of the current folder) will be suggested as destinations.</w:t>
       </w:r>
     </w:p>
@@ -37618,6 +37583,7 @@
         <w:rPr>
           <w:rFonts w:hint="eastAsia"/>
         </w:rPr>
+        <w:lastRenderedPageBreak/>
         <w:t>View Folders</w:t>
       </w:r>
       <w:bookmarkEnd w:id="68"/>
@@ -38264,7 +38230,6 @@
         <w:rPr>
           <w:rFonts w:hint="eastAsia"/>
         </w:rPr>
-        <w:lastRenderedPageBreak/>
         <w:t>Make</w:t>
       </w:r>
       <w:r>
@@ -38368,6 +38333,7 @@
           <w:i/>
           <w:lang w:val="en-US"/>
         </w:rPr>
+        <w:lastRenderedPageBreak/>
         <w:t>mkdir hoge</w:t>
       </w:r>
     </w:p>
@@ -38718,7 +38684,6 @@
         <w:rPr>
           <w:rFonts w:hint="eastAsia"/>
         </w:rPr>
-        <w:lastRenderedPageBreak/>
         <w:t>Mov</w:t>
       </w:r>
       <w:r>
@@ -38787,6 +38752,7 @@
         <w:rPr>
           <w:lang w:val="en-US"/>
         </w:rPr>
+        <w:lastRenderedPageBreak/>
         <w:t xml:space="preserve">Move the hoge folder from the current </w:t>
       </w:r>
       <w:r>
@@ -39491,7 +39457,6 @@
         <w:rPr>
           <w:rFonts w:hint="eastAsia"/>
         </w:rPr>
-        <w:lastRenderedPageBreak/>
         <w:t>View Folders</w:t>
       </w:r>
       <w:r>
@@ -39559,6 +39524,7 @@
           <w:i/>
           <w:lang w:val="en-US"/>
         </w:rPr>
+        <w:lastRenderedPageBreak/>
         <w:t>Get-OrchFolder</w:t>
       </w:r>
       <w:r>
@@ -40038,15 +40004,7 @@
           <w:rFonts w:hint="eastAsia"/>
           <w:lang w:val="en-US"/>
         </w:rPr>
-        <w:t xml:space="preserve">a library in the tenant feed of the current Drive (tenant). The first parameter </w:t>
-      </w:r>
-      <w:r>
-        <w:rPr>
-          <w:rFonts w:hint="eastAsia"/>
-          <w:lang w:val="en-US"/>
-        </w:rPr>
-        <w:lastRenderedPageBreak/>
-        <w:t>allows you to specify multiple library names, separated by commas and wildcards. In the next parameter, specify the version you want to</w:t>
+        <w:t>a library in the tenant feed of the current Drive (tenant). The first parameter allows you to specify multiple library names, separated by commas and wildcards. In the next parameter, specify the version you want to</w:t>
       </w:r>
       <w:r>
         <w:rPr>
@@ -40120,6 +40078,7 @@
           <w:i/>
           <w:lang w:val="en-US"/>
         </w:rPr>
+        <w:lastRenderedPageBreak/>
         <w:t>Import-OrchLibrary [-Source] &lt;string[]&gt; [-Path &lt;string&gt;] [-WhatIf] [-Confirm]</w:t>
       </w:r>
     </w:p>
@@ -40616,43 +40575,37 @@
         <w:rPr>
           <w:rFonts w:hint="eastAsia"/>
         </w:rPr>
-        <w:t xml:space="preserve"> with e in the library feed of the </w:t>
-      </w:r>
+        <w:t xml:space="preserve"> with e in the library feed of the current drive (tenant). </w:t>
+      </w:r>
+      <w:r>
+        <w:t xml:space="preserve">Auto-completion feature is available when typing the </w:t>
+      </w:r>
+      <w:r>
+        <w:t xml:space="preserve">package </w:t>
+      </w:r>
+      <w:r>
+        <w:t>names.</w:t>
+      </w:r>
+      <w:r>
+        <w:t xml:space="preserve"> </w:t>
+      </w:r>
+      <w:r>
+        <w:rPr>
+          <w:rFonts w:hint="eastAsia"/>
+        </w:rPr>
+        <w:t>You can also specify multiple package names, separated by commas.</w:t>
+      </w:r>
+    </w:p>
+    <w:p>
+      <w:pPr>
+        <w:pStyle w:val="Heading3"/>
+      </w:pPr>
+      <w:bookmarkStart w:id="79" w:name="_Toc189667092"/>
       <w:r>
         <w:rPr>
           <w:rFonts w:hint="eastAsia"/>
         </w:rPr>
         <w:lastRenderedPageBreak/>
-        <w:t xml:space="preserve">current drive (tenant). </w:t>
-      </w:r>
-      <w:r>
-        <w:t xml:space="preserve">Auto-completion feature is available when typing the </w:t>
-      </w:r>
-      <w:r>
-        <w:t xml:space="preserve">package </w:t>
-      </w:r>
-      <w:r>
-        <w:t>names.</w:t>
-      </w:r>
-      <w:r>
-        <w:t xml:space="preserve"> </w:t>
-      </w:r>
-      <w:r>
-        <w:rPr>
-          <w:rFonts w:hint="eastAsia"/>
-        </w:rPr>
-        <w:t>You can also specify multiple package names, separated by commas.</w:t>
-      </w:r>
-    </w:p>
-    <w:p>
-      <w:pPr>
-        <w:pStyle w:val="Heading3"/>
-      </w:pPr>
-      <w:bookmarkStart w:id="79" w:name="_Toc189667092"/>
-      <w:r>
-        <w:rPr>
-          <w:rFonts w:hint="eastAsia"/>
-        </w:rPr>
         <w:t>Remov</w:t>
       </w:r>
       <w:r>
@@ -41149,7 +41102,6 @@
         <w:ind w:left="440"/>
       </w:pPr>
       <w:r>
-        <w:lastRenderedPageBreak/>
         <w:t>Downloads all versions of the specified library and saves them to the current location on the C: drive.</w:t>
       </w:r>
     </w:p>
@@ -41173,6 +41125,7 @@
           <w:i/>
           <w:lang w:val="en-US"/>
         </w:rPr>
+        <w:lastRenderedPageBreak/>
         <w:t>Export-OrchLibrary &lt;</w:t>
       </w:r>
       <w:r>
@@ -41646,29 +41599,29 @@
           <w:i/>
           <w:lang w:val="en-US"/>
         </w:rPr>
+        <w:t>If you run Get-OrchPackage</w:t>
+      </w:r>
+      <w:r>
+        <w:rPr>
+          <w:rFonts w:hint="eastAsia"/>
+          <w:lang w:val="en-US"/>
+        </w:rPr>
+        <w:t xml:space="preserve"> in the root folder or in a folder that does not have a folder feed , you will see the packages in that tenant feed.</w:t>
+      </w:r>
+    </w:p>
+    <w:p>
+      <w:pPr>
+        <w:pStyle w:val="ListParagraph"/>
+        <w:ind w:left="440"/>
+      </w:pPr>
+      <w:r>
+        <w:rPr>
+          <w:rFonts w:hint="eastAsia"/>
+          <w:b/>
+          <w:i/>
+          <w:lang w:val="en-US"/>
+        </w:rPr>
         <w:lastRenderedPageBreak/>
-        <w:t>If you run Get-OrchPackage</w:t>
-      </w:r>
-      <w:r>
-        <w:rPr>
-          <w:rFonts w:hint="eastAsia"/>
-          <w:lang w:val="en-US"/>
-        </w:rPr>
-        <w:t xml:space="preserve"> in the root folder or in a folder that does not have a folder feed , you will see the packages in that tenant feed.</w:t>
-      </w:r>
-    </w:p>
-    <w:p>
-      <w:pPr>
-        <w:pStyle w:val="ListParagraph"/>
-        <w:ind w:left="440"/>
-      </w:pPr>
-      <w:r>
-        <w:rPr>
-          <w:rFonts w:hint="eastAsia"/>
-          <w:b/>
-          <w:i/>
-          <w:lang w:val="en-US"/>
-        </w:rPr>
         <w:t>If you run Get-OrchPackage</w:t>
       </w:r>
       <w:r>
@@ -42112,31 +42065,31 @@
         <w:rPr>
           <w:lang w:val="en-US"/>
         </w:rPr>
+        <w:t>Show</w:t>
+      </w:r>
+      <w:r>
+        <w:rPr>
+          <w:lang w:val="en-US"/>
+        </w:rPr>
+        <w:t xml:space="preserve"> all versions of packages in all feeds on the Orch1: drive and Orch2: drive. </w:t>
+      </w:r>
+      <w:r>
+        <w:rPr>
+          <w:lang w:val="en-US"/>
+        </w:rPr>
+        <w:t>Auto-completion feature is available when typing the drive names.</w:t>
+      </w:r>
+    </w:p>
+    <w:p>
+      <w:pPr>
+        <w:pStyle w:val="Heading3"/>
+      </w:pPr>
+      <w:bookmarkStart w:id="87" w:name="_Toc189667100"/>
+      <w:r>
+        <w:rPr>
+          <w:rFonts w:hint="eastAsia"/>
+        </w:rPr>
         <w:lastRenderedPageBreak/>
-        <w:t>Show</w:t>
-      </w:r>
-      <w:r>
-        <w:rPr>
-          <w:lang w:val="en-US"/>
-        </w:rPr>
-        <w:t xml:space="preserve"> all versions of packages in all feeds on the Orch1: drive and Orch2: drive. </w:t>
-      </w:r>
-      <w:r>
-        <w:rPr>
-          <w:lang w:val="en-US"/>
-        </w:rPr>
-        <w:t>Auto-completion feature is available when typing the drive names.</w:t>
-      </w:r>
-    </w:p>
-    <w:p>
-      <w:pPr>
-        <w:pStyle w:val="Heading3"/>
-      </w:pPr>
-      <w:bookmarkStart w:id="87" w:name="_Toc189667100"/>
-      <w:r>
-        <w:rPr>
-          <w:rFonts w:hint="eastAsia"/>
-        </w:rPr>
         <w:t>Remov</w:t>
       </w:r>
       <w:r>
@@ -42551,27 +42504,27 @@
         <w:rPr>
           <w:lang w:val="en-US"/>
         </w:rPr>
-        <w:t xml:space="preserve"> *.nupkg files located in subfolders of the folder specified in -Source (in this case, c:\pkg) to the feed of a modern </w:t>
+        <w:t xml:space="preserve"> *.nupkg files located in subfolders of the folder specified in -Source (in this case, c:\pkg) to the feed of a modern folder with the same name. This </w:t>
+      </w:r>
+      <w:r>
+        <w:rPr>
+          <w:rFonts w:hint="eastAsia"/>
+          <w:lang w:val="en-US"/>
+        </w:rPr>
+        <w:t xml:space="preserve">parameter </w:t>
+      </w:r>
+      <w:r>
+        <w:rPr>
+          <w:lang w:val="en-US"/>
+        </w:rPr>
+        <w:t xml:space="preserve">assumes that folders with the same name as personal workspace folders or folders with a feed exist under c:\pkg. It is useful for </w:t>
       </w:r>
       <w:r>
         <w:rPr>
           <w:lang w:val="en-US"/>
         </w:rPr>
         <w:lastRenderedPageBreak/>
-        <w:t xml:space="preserve">folder with the same name. This </w:t>
-      </w:r>
-      <w:r>
-        <w:rPr>
-          <w:rFonts w:hint="eastAsia"/>
-          <w:lang w:val="en-US"/>
-        </w:rPr>
-        <w:t xml:space="preserve">parameter </w:t>
-      </w:r>
-      <w:r>
-        <w:rPr>
-          <w:lang w:val="en-US"/>
-        </w:rPr>
-        <w:t xml:space="preserve">assumes that folders with the same name as personal workspace folders or folders with a feed exist under c:\pkg. It is useful for migrating packages downloaded with </w:t>
+        <w:t xml:space="preserve">migrating packages downloaded with </w:t>
       </w:r>
       <w:r>
         <w:rPr>
@@ -43010,20 +42963,26 @@
           <w:rFonts w:hint="eastAsia"/>
           <w:lang w:val="en-US"/>
         </w:rPr>
+        <w:t>Required permissions: OR. Execution.Write</w:t>
+      </w:r>
+    </w:p>
+    <w:p>
+      <w:pPr>
+        <w:pStyle w:val="ListParagraph"/>
+        <w:ind w:left="440"/>
+      </w:pPr>
+      <w:r>
+        <w:rPr>
+          <w:rFonts w:hint="eastAsia"/>
+        </w:rPr>
+        <w:t xml:space="preserve">Updates the version of the process assigned to a folder. If no version is specified, update </w:t>
+      </w:r>
+      <w:r>
+        <w:rPr>
+          <w:rFonts w:hint="eastAsia"/>
+        </w:rPr>
         <w:lastRenderedPageBreak/>
-        <w:t>Required permissions: OR. Execution.Write</w:t>
-      </w:r>
-    </w:p>
-    <w:p>
-      <w:pPr>
-        <w:pStyle w:val="ListParagraph"/>
-        <w:ind w:left="440"/>
-      </w:pPr>
-      <w:r>
-        <w:rPr>
-          <w:rFonts w:hint="eastAsia"/>
-        </w:rPr>
-        <w:t>Updates the version of the process assigned to a folder. If no version is specified, update to the latest version.</w:t>
+        <w:t>to the latest version.</w:t>
       </w:r>
     </w:p>
     <w:p>
